--- a/non-website/Laporan Akhir KP/2203040182 - Dhika Ramadhan Saputra - Laporan KP - Revisi 2 (final acc).docx
+++ b/non-website/Laporan Akhir KP/2203040182 - Dhika Ramadhan Saputra - Laporan KP - Revisi 2 (final acc).docx
@@ -5,10 +5,16 @@
     <w:p>
       <w:pPr>
         <w:pStyle w:val="Heading1"/>
+        <w:rPr>
+          <w:rFonts w:cs="Times New Roman"/>
+        </w:rPr>
       </w:pPr>
       <w:bookmarkStart w:id="0" w:name="_Toc200619131"/>
       <w:bookmarkStart w:id="1" w:name="_Toc200619275"/>
       <w:r>
+        <w:rPr>
+          <w:rFonts w:cs="Times New Roman"/>
+        </w:rPr>
         <w:t>LAPORAN KERJA PRAKTIK</w:t>
       </w:r>
       <w:bookmarkEnd w:id="0"/>
@@ -27,6 +33,7 @@
       <w:r>
         <w:rPr>
           <w:rStyle w:val="Heading1Char"/>
+          <w:rFonts w:cs="Times New Roman"/>
         </w:rPr>
         <w:t>VISUALISASI TREN PENERIMAAN MAHASISWA BARU 2014-2024 SERTA IMPLIKASINYA TERHADAP STRATEGI MARKETING UMP MENGGUNAKAN TABLEAU PUBLIC</w:t>
       </w:r>
@@ -350,6 +357,7 @@
         <w:pStyle w:val="Heading2"/>
         <w:spacing w:line="240" w:lineRule="auto"/>
         <w:rPr>
+          <w:rFonts w:cs="Times New Roman"/>
           <w:sz w:val="28"/>
           <w:szCs w:val="36"/>
         </w:rPr>
@@ -357,6 +365,7 @@
       <w:bookmarkStart w:id="4" w:name="_Toc200619277"/>
       <w:r>
         <w:rPr>
+          <w:rFonts w:cs="Times New Roman"/>
           <w:sz w:val="28"/>
           <w:szCs w:val="36"/>
         </w:rPr>
@@ -927,15 +936,7 @@
                 <w:sz w:val="22"/>
                 <w:szCs w:val="22"/>
               </w:rPr>
-              <w:t xml:space="preserve"> </w:t>
-            </w:r>
-            <w:r>
-              <w:rPr>
-                <w:rFonts w:ascii="Times New Roman" w:hAnsi="Times New Roman" w:cs="Times New Roman"/>
-                <w:sz w:val="22"/>
-                <w:szCs w:val="22"/>
-              </w:rPr>
-              <w:t>2160823</w:t>
+              <w:t xml:space="preserve"> 2160823</w:t>
             </w:r>
           </w:p>
         </w:tc>
@@ -944,12 +945,15 @@
     <w:p>
       <w:pPr>
         <w:rPr>
-          <w:rFonts w:ascii="Times New Roman" w:eastAsiaTheme="majorEastAsia" w:hAnsi="Times New Roman" w:cstheme="majorBidi"/>
+          <w:rFonts w:ascii="Times New Roman" w:eastAsiaTheme="majorEastAsia" w:hAnsi="Times New Roman" w:cs="Times New Roman"/>
           <w:b/>
           <w:szCs w:val="32"/>
         </w:rPr>
       </w:pPr>
       <w:r>
+        <w:rPr>
+          <w:rFonts w:ascii="Times New Roman" w:hAnsi="Times New Roman" w:cs="Times New Roman"/>
+        </w:rPr>
         <w:br w:type="page"/>
       </w:r>
     </w:p>
@@ -958,7 +962,7 @@
         <w:pStyle w:val="Heading2"/>
         <w:spacing w:line="240" w:lineRule="auto"/>
         <w:rPr>
-          <w:rFonts w:eastAsia="Times New Roman"/>
+          <w:rFonts w:eastAsia="Times New Roman" w:cs="Times New Roman"/>
         </w:rPr>
       </w:pPr>
       <w:bookmarkStart w:id="5" w:name="_heading=h.gjdgxs"/>
@@ -966,7 +970,7 @@
       <w:bookmarkEnd w:id="5"/>
       <w:r>
         <w:rPr>
-          <w:rFonts w:eastAsia="Times New Roman"/>
+          <w:rFonts w:eastAsia="Times New Roman" w:cs="Times New Roman"/>
           <w:sz w:val="28"/>
           <w:szCs w:val="36"/>
         </w:rPr>
@@ -1080,7 +1084,7 @@
       </w:r>
       <w:r>
         <w:rPr>
-          <w:rFonts w:ascii="Calibri" w:eastAsia="Calibri" w:hAnsi="Calibri" w:cs="Calibri"/>
+          <w:rFonts w:ascii="Times New Roman" w:eastAsia="Calibri" w:hAnsi="Times New Roman" w:cs="Times New Roman"/>
           <w:noProof/>
           <w:sz w:val="22"/>
           <w:szCs w:val="22"/>
@@ -1790,24 +1794,21 @@
           <w:sz w:val="22"/>
           <w:szCs w:val="22"/>
         </w:rPr>
-        <w:t xml:space="preserve"> </w:t>
-      </w:r>
-      <w:r>
-        <w:rPr>
-          <w:rFonts w:ascii="Times New Roman" w:eastAsia="Times New Roman" w:hAnsi="Times New Roman" w:cs="Times New Roman"/>
-          <w:color w:val="000000"/>
-          <w:sz w:val="22"/>
-          <w:szCs w:val="22"/>
-        </w:rPr>
-        <w:t>2160518</w:t>
+        <w:t xml:space="preserve"> 2160518</w:t>
       </w:r>
     </w:p>
     <w:p>
       <w:pPr>
         <w:pStyle w:val="Heading2"/>
+        <w:rPr>
+          <w:rFonts w:cs="Times New Roman"/>
+        </w:rPr>
       </w:pPr>
       <w:bookmarkStart w:id="7" w:name="_Toc200619279"/>
       <w:r>
+        <w:rPr>
+          <w:rFonts w:cs="Times New Roman"/>
+        </w:rPr>
         <w:lastRenderedPageBreak/>
         <w:t>HALAMAN PERSEMBAHAN</w:t>
       </w:r>
@@ -1877,15 +1878,24 @@
         <w:t>Semoga karya ini dapat memberikan manfaat dan menjadi amal jariyah bagi semua pihak yang membaca dan menggunakan hasilnya.</w:t>
       </w:r>
       <w:r>
+        <w:rPr>
+          <w:rFonts w:ascii="Times New Roman" w:hAnsi="Times New Roman" w:cs="Times New Roman"/>
+        </w:rPr>
         <w:br w:type="page"/>
       </w:r>
     </w:p>
     <w:p>
       <w:pPr>
         <w:pStyle w:val="Heading2"/>
+        <w:rPr>
+          <w:rFonts w:cs="Times New Roman"/>
+        </w:rPr>
       </w:pPr>
       <w:bookmarkStart w:id="8" w:name="_Toc200619280"/>
       <w:r>
+        <w:rPr>
+          <w:rFonts w:cs="Times New Roman"/>
+        </w:rPr>
         <w:lastRenderedPageBreak/>
         <w:t>KATA PENGANTAR</w:t>
       </w:r>
@@ -2037,9 +2047,15 @@
       <w:pPr>
         <w:pStyle w:val="Heading2"/>
         <w:spacing w:line="720" w:lineRule="auto"/>
+        <w:rPr>
+          <w:rFonts w:cs="Times New Roman"/>
+        </w:rPr>
       </w:pPr>
       <w:bookmarkStart w:id="9" w:name="_Toc200619281"/>
       <w:r>
+        <w:rPr>
+          <w:rFonts w:cs="Times New Roman"/>
+        </w:rPr>
         <w:lastRenderedPageBreak/>
         <w:t>DAFTAR ISI</w:t>
       </w:r>
@@ -2047,6 +2063,9 @@
     </w:p>
     <w:sdt>
       <w:sdtPr>
+        <w:rPr>
+          <w:rFonts w:ascii="Times New Roman" w:hAnsi="Times New Roman" w:cs="Times New Roman"/>
+        </w:rPr>
         <w:id w:val="-1675486267"/>
         <w:docPartObj>
           <w:docPartGallery w:val="Table of Contents"/>
@@ -2055,7 +2074,6 @@
       </w:sdtPr>
       <w:sdtEndPr>
         <w:rPr>
-          <w:rFonts w:ascii="Times New Roman" w:hAnsi="Times New Roman" w:cs="Times New Roman"/>
           <w:b/>
           <w:bCs/>
           <w:noProof/>
@@ -3694,9 +3712,15 @@
     <w:p>
       <w:pPr>
         <w:pStyle w:val="Heading2"/>
+        <w:rPr>
+          <w:rFonts w:cs="Times New Roman"/>
+        </w:rPr>
       </w:pPr>
       <w:bookmarkStart w:id="10" w:name="_Toc200619282"/>
       <w:r>
+        <w:rPr>
+          <w:rFonts w:cs="Times New Roman"/>
+        </w:rPr>
         <w:t>DAFTAR GAMBAR</w:t>
       </w:r>
       <w:bookmarkEnd w:id="10"/>
@@ -4093,23 +4117,7 @@
             <w:rFonts w:ascii="Times New Roman" w:hAnsi="Times New Roman" w:cs="Times New Roman"/>
             <w:noProof/>
           </w:rPr>
-          <w:t>Gambar 3. 3 cuplikan sintaks penggabung</w:t>
-        </w:r>
-        <w:r>
-          <w:rPr>
-            <w:rStyle w:val="Hyperlink"/>
-            <w:rFonts w:ascii="Times New Roman" w:hAnsi="Times New Roman" w:cs="Times New Roman"/>
-            <w:noProof/>
-          </w:rPr>
-          <w:t>a</w:t>
-        </w:r>
-        <w:r>
-          <w:rPr>
-            <w:rStyle w:val="Hyperlink"/>
-            <w:rFonts w:ascii="Times New Roman" w:hAnsi="Times New Roman" w:cs="Times New Roman"/>
-            <w:noProof/>
-          </w:rPr>
-          <w:t>n dataset</w:t>
+          <w:t>Gambar 3. 3 cuplikan sintaks penggabungan dataset</w:t>
         </w:r>
         <w:r>
           <w:rPr>
@@ -8040,9 +8048,15 @@
     <w:p>
       <w:pPr>
         <w:pStyle w:val="Heading2"/>
+        <w:rPr>
+          <w:rFonts w:cs="Times New Roman"/>
+        </w:rPr>
       </w:pPr>
       <w:bookmarkStart w:id="11" w:name="_Toc200619283"/>
       <w:r>
+        <w:rPr>
+          <w:rFonts w:cs="Times New Roman"/>
+        </w:rPr>
         <w:lastRenderedPageBreak/>
         <w:t>ABSTRAK</w:t>
       </w:r>
@@ -8339,13 +8353,22 @@
     <w:p>
       <w:pPr>
         <w:pStyle w:val="Heading2"/>
+        <w:rPr>
+          <w:rFonts w:cs="Times New Roman"/>
+        </w:rPr>
       </w:pPr>
       <w:bookmarkStart w:id="12" w:name="_Toc200619284"/>
       <w:r>
+        <w:rPr>
+          <w:rFonts w:cs="Times New Roman"/>
+        </w:rPr>
         <w:lastRenderedPageBreak/>
         <w:t>BAB I</w:t>
       </w:r>
       <w:r>
+        <w:rPr>
+          <w:rFonts w:cs="Times New Roman"/>
+        </w:rPr>
         <w:br/>
         <w:t>GAMBARAN UMUM PROYEK</w:t>
       </w:r>
@@ -8354,9 +8377,15 @@
     <w:p>
       <w:pPr>
         <w:pStyle w:val="Heading3"/>
+        <w:rPr>
+          <w:rFonts w:cs="Times New Roman"/>
+        </w:rPr>
       </w:pPr>
       <w:bookmarkStart w:id="13" w:name="_Toc200619285"/>
       <w:r>
+        <w:rPr>
+          <w:rFonts w:cs="Times New Roman"/>
+        </w:rPr>
         <w:t>A. Deskripsi Proyek</w:t>
       </w:r>
       <w:bookmarkEnd w:id="13"/>
@@ -8447,19 +8476,7 @@
           <w:rFonts w:ascii="Times New Roman" w:hAnsi="Times New Roman" w:cs="Times New Roman"/>
         </w:rPr>
         <w:lastRenderedPageBreak/>
-        <w:t>universitas melalui visualisasi data yang intuitif dan mendalam.</w:t>
-      </w:r>
-      <w:r>
-        <w:rPr>
-          <w:rFonts w:ascii="Times New Roman" w:hAnsi="Times New Roman" w:cs="Times New Roman"/>
-        </w:rPr>
-        <w:t xml:space="preserve"> </w:t>
-      </w:r>
-      <w:r>
-        <w:rPr>
-          <w:rFonts w:ascii="Times New Roman" w:hAnsi="Times New Roman" w:cs="Times New Roman"/>
-        </w:rPr>
-        <w:t xml:space="preserve">Selain itu, penelitian oleh </w:t>
+        <w:t xml:space="preserve">universitas melalui visualisasi data yang intuitif dan mendalam. Selain itu, penelitian oleh </w:t>
       </w:r>
       <w:sdt>
         <w:sdtPr>
@@ -8487,25 +8504,13 @@
         <w:rPr>
           <w:rFonts w:ascii="Times New Roman" w:hAnsi="Times New Roman" w:cs="Times New Roman"/>
         </w:rPr>
-        <w:t xml:space="preserve"> menunjukkan bahwa dashboard visualisasi memberikan kemudahan bagi stakeholder dalam membaca data PMB dan mendukung proses pengambilan keputusan strategis pada institusi pendidikan tinggi</w:t>
-      </w:r>
-      <w:r>
-        <w:rPr>
-          <w:rFonts w:ascii="Times New Roman" w:hAnsi="Times New Roman" w:cs="Times New Roman"/>
-        </w:rPr>
-        <w:t>.</w:t>
-      </w:r>
-      <w:r>
-        <w:rPr>
-          <w:rFonts w:ascii="Times New Roman" w:hAnsi="Times New Roman" w:cs="Times New Roman"/>
-        </w:rPr>
-        <w:t xml:space="preserve"> </w:t>
-      </w:r>
-      <w:r>
-        <w:rPr>
-          <w:rFonts w:ascii="Times New Roman" w:hAnsi="Times New Roman" w:cs="Times New Roman"/>
-        </w:rPr>
-        <w:t>Sejalan dengan hal tersebut, studi oleh</w:t>
+        <w:t xml:space="preserve"> menunjukkan bahwa dashboard visualisasi memberikan kemudahan bagi stakeholder dalam membaca data PMB dan mendukung proses pengambilan keputusan strategis pada institusi pendidikan tinggi.</w:t>
+      </w:r>
+      <w:r>
+        <w:rPr>
+          <w:rFonts w:ascii="Times New Roman" w:hAnsi="Times New Roman" w:cs="Times New Roman"/>
+        </w:rPr>
+        <w:t xml:space="preserve"> Sejalan dengan hal tersebut, studi oleh</w:t>
       </w:r>
       <w:r>
         <w:rPr>
@@ -8688,9 +8693,15 @@
     <w:p>
       <w:pPr>
         <w:pStyle w:val="Heading3"/>
+        <w:rPr>
+          <w:rFonts w:cs="Times New Roman"/>
+        </w:rPr>
       </w:pPr>
       <w:bookmarkStart w:id="14" w:name="_Toc200619286"/>
       <w:r>
+        <w:rPr>
+          <w:rFonts w:cs="Times New Roman"/>
+        </w:rPr>
         <w:lastRenderedPageBreak/>
         <w:t>B. Ruang Lingkup</w:t>
       </w:r>
@@ -8951,19 +8962,7 @@
         <w:rPr>
           <w:rFonts w:ascii="Times New Roman" w:hAnsi="Times New Roman" w:cs="Times New Roman"/>
         </w:rPr>
-        <w:t>Visualisasi</w:t>
-      </w:r>
-      <w:r>
-        <w:rPr>
-          <w:rFonts w:ascii="Times New Roman" w:hAnsi="Times New Roman" w:cs="Times New Roman"/>
-        </w:rPr>
-        <w:t xml:space="preserve"> </w:t>
-      </w:r>
-      <w:r>
-        <w:rPr>
-          <w:rFonts w:ascii="Times New Roman" w:hAnsi="Times New Roman" w:cs="Times New Roman"/>
-        </w:rPr>
-        <w:t>menggunakan data internal UMP</w:t>
+        <w:t>Visualisasi menggunakan data internal UMP</w:t>
       </w:r>
       <w:r>
         <w:rPr>
@@ -9090,9 +9089,15 @@
     <w:p>
       <w:pPr>
         <w:pStyle w:val="Heading3"/>
+        <w:rPr>
+          <w:rFonts w:cs="Times New Roman"/>
+        </w:rPr>
       </w:pPr>
       <w:bookmarkStart w:id="15" w:name="_Toc200619287"/>
       <w:r>
+        <w:rPr>
+          <w:rFonts w:cs="Times New Roman"/>
+        </w:rPr>
         <w:t>C. Tahapan Pelaksanaan</w:t>
       </w:r>
       <w:bookmarkEnd w:id="15"/>
@@ -9130,6 +9135,9 @@
         <w:keepNext/>
         <w:spacing w:line="480" w:lineRule="auto"/>
         <w:jc w:val="center"/>
+        <w:rPr>
+          <w:rFonts w:ascii="Times New Roman" w:hAnsi="Times New Roman" w:cs="Times New Roman"/>
+        </w:rPr>
       </w:pPr>
       <w:r>
         <w:rPr>
@@ -9184,22 +9192,55 @@
         <w:pStyle w:val="Caption"/>
         <w:spacing w:line="480" w:lineRule="auto"/>
         <w:jc w:val="center"/>
+        <w:rPr>
+          <w:rFonts w:ascii="Times New Roman" w:hAnsi="Times New Roman" w:cs="Times New Roman"/>
+        </w:rPr>
       </w:pPr>
       <w:bookmarkStart w:id="16" w:name="_Toc200446284"/>
       <w:bookmarkStart w:id="17" w:name="_Toc200618642"/>
       <w:bookmarkStart w:id="18" w:name="_Toc208147252"/>
       <w:r>
+        <w:rPr>
+          <w:rFonts w:ascii="Times New Roman" w:hAnsi="Times New Roman" w:cs="Times New Roman"/>
+        </w:rPr>
         <w:t xml:space="preserve">Gambar 1. </w:t>
       </w:r>
-      <w:fldSimple w:instr=" SEQ Gambar_1. \* ARABIC ">
-        <w:r>
-          <w:rPr>
-            <w:noProof/>
-          </w:rPr>
-          <w:t>1</w:t>
-        </w:r>
-      </w:fldSimple>
-      <w:r>
+      <w:r>
+        <w:rPr>
+          <w:rFonts w:ascii="Times New Roman" w:hAnsi="Times New Roman" w:cs="Times New Roman"/>
+        </w:rPr>
+        <w:fldChar w:fldCharType="begin"/>
+      </w:r>
+      <w:r>
+        <w:rPr>
+          <w:rFonts w:ascii="Times New Roman" w:hAnsi="Times New Roman" w:cs="Times New Roman"/>
+        </w:rPr>
+        <w:instrText xml:space="preserve"> SEQ Gambar_1. \* ARABIC </w:instrText>
+      </w:r>
+      <w:r>
+        <w:rPr>
+          <w:rFonts w:ascii="Times New Roman" w:hAnsi="Times New Roman" w:cs="Times New Roman"/>
+        </w:rPr>
+        <w:fldChar w:fldCharType="separate"/>
+      </w:r>
+      <w:r>
+        <w:rPr>
+          <w:rFonts w:ascii="Times New Roman" w:hAnsi="Times New Roman" w:cs="Times New Roman"/>
+          <w:noProof/>
+        </w:rPr>
+        <w:t>1</w:t>
+      </w:r>
+      <w:r>
+        <w:rPr>
+          <w:rFonts w:ascii="Times New Roman" w:hAnsi="Times New Roman" w:cs="Times New Roman"/>
+          <w:noProof/>
+        </w:rPr>
+        <w:fldChar w:fldCharType="end"/>
+      </w:r>
+      <w:r>
+        <w:rPr>
+          <w:rFonts w:ascii="Times New Roman" w:hAnsi="Times New Roman" w:cs="Times New Roman"/>
+        </w:rPr>
         <w:t xml:space="preserve"> tahapan pelaksanaan</w:t>
       </w:r>
       <w:bookmarkEnd w:id="16"/>
@@ -9960,13 +10001,22 @@
     <w:p>
       <w:pPr>
         <w:pStyle w:val="Heading3"/>
+        <w:rPr>
+          <w:rFonts w:cs="Times New Roman"/>
+        </w:rPr>
       </w:pPr>
       <w:bookmarkStart w:id="19" w:name="_Toc200619288"/>
       <w:r>
+        <w:rPr>
+          <w:rFonts w:cs="Times New Roman"/>
+        </w:rPr>
         <w:lastRenderedPageBreak/>
         <w:t xml:space="preserve">D. </w:t>
       </w:r>
       <w:r>
+        <w:rPr>
+          <w:rFonts w:cs="Times New Roman"/>
+        </w:rPr>
         <w:t>Jadwal Pelaksanaan</w:t>
       </w:r>
       <w:bookmarkEnd w:id="19"/>
@@ -9997,19 +10047,52 @@
         <w:pStyle w:val="Caption"/>
         <w:keepNext/>
         <w:jc w:val="center"/>
-      </w:pPr>
-      <w:r>
+        <w:rPr>
+          <w:rFonts w:ascii="Times New Roman" w:hAnsi="Times New Roman" w:cs="Times New Roman"/>
+        </w:rPr>
+      </w:pPr>
+      <w:r>
+        <w:rPr>
+          <w:rFonts w:ascii="Times New Roman" w:hAnsi="Times New Roman" w:cs="Times New Roman"/>
+        </w:rPr>
         <w:t xml:space="preserve">Tabel 1. </w:t>
       </w:r>
-      <w:fldSimple w:instr=" SEQ Tabel_1. \* ARABIC ">
-        <w:r>
-          <w:rPr>
-            <w:noProof/>
-          </w:rPr>
-          <w:t>1</w:t>
-        </w:r>
-      </w:fldSimple>
-      <w:r>
+      <w:r>
+        <w:rPr>
+          <w:rFonts w:ascii="Times New Roman" w:hAnsi="Times New Roman" w:cs="Times New Roman"/>
+        </w:rPr>
+        <w:fldChar w:fldCharType="begin"/>
+      </w:r>
+      <w:r>
+        <w:rPr>
+          <w:rFonts w:ascii="Times New Roman" w:hAnsi="Times New Roman" w:cs="Times New Roman"/>
+        </w:rPr>
+        <w:instrText xml:space="preserve"> SEQ Tabel_1. \* ARABIC </w:instrText>
+      </w:r>
+      <w:r>
+        <w:rPr>
+          <w:rFonts w:ascii="Times New Roman" w:hAnsi="Times New Roman" w:cs="Times New Roman"/>
+        </w:rPr>
+        <w:fldChar w:fldCharType="separate"/>
+      </w:r>
+      <w:r>
+        <w:rPr>
+          <w:rFonts w:ascii="Times New Roman" w:hAnsi="Times New Roman" w:cs="Times New Roman"/>
+          <w:noProof/>
+        </w:rPr>
+        <w:t>1</w:t>
+      </w:r>
+      <w:r>
+        <w:rPr>
+          <w:rFonts w:ascii="Times New Roman" w:hAnsi="Times New Roman" w:cs="Times New Roman"/>
+          <w:noProof/>
+        </w:rPr>
+        <w:fldChar w:fldCharType="end"/>
+      </w:r>
+      <w:r>
+        <w:rPr>
+          <w:rFonts w:ascii="Times New Roman" w:hAnsi="Times New Roman" w:cs="Times New Roman"/>
+        </w:rPr>
         <w:t xml:space="preserve"> jadwal pelaksanaan</w:t>
       </w:r>
     </w:p>
@@ -11925,7 +12008,19 @@
         <w:rPr>
           <w:rFonts w:ascii="Times New Roman" w:hAnsi="Times New Roman" w:cs="Times New Roman"/>
         </w:rPr>
-        <w:t xml:space="preserve">Jadwal pelaksanaan proyek Kerja Praktik ini dirancang untuk mencerminkan urutan tahapan kerja secara realistis dan sistematis dalam kurun waktu Maret hingga Juni 2025. Proyek terdiri dari empat tahapan utama, yaitu pengumpulan data, </w:t>
+        <w:t>Jadwal pelaksanaan proyek Kerja Praktik ini</w:t>
+      </w:r>
+      <w:r>
+        <w:rPr>
+          <w:rFonts w:ascii="Times New Roman" w:hAnsi="Times New Roman" w:cs="Times New Roman"/>
+        </w:rPr>
+        <w:t xml:space="preserve"> </w:t>
+      </w:r>
+      <w:r>
+        <w:rPr>
+          <w:rFonts w:ascii="Times New Roman" w:hAnsi="Times New Roman" w:cs="Times New Roman"/>
+        </w:rPr>
+        <w:t xml:space="preserve">mencerminkan urutan tahapan kerja secara realistis dan sistematis dalam kurun waktu Maret hingga Juni 2025. Proyek terdiri dari empat tahapan utama, yaitu pengumpulan data, </w:t>
       </w:r>
       <w:r>
         <w:rPr>
@@ -12134,13 +12229,22 @@
     <w:p>
       <w:pPr>
         <w:pStyle w:val="Heading2"/>
+        <w:rPr>
+          <w:rFonts w:cs="Times New Roman"/>
+        </w:rPr>
       </w:pPr>
       <w:bookmarkStart w:id="20" w:name="_Toc200619289"/>
       <w:r>
+        <w:rPr>
+          <w:rFonts w:cs="Times New Roman"/>
+        </w:rPr>
         <w:lastRenderedPageBreak/>
         <w:t>BAB II</w:t>
       </w:r>
       <w:r>
+        <w:rPr>
+          <w:rFonts w:cs="Times New Roman"/>
+        </w:rPr>
         <w:br/>
         <w:t>INSTANSI MITRA</w:t>
       </w:r>
@@ -12149,9 +12253,15 @@
     <w:p>
       <w:pPr>
         <w:pStyle w:val="Heading3"/>
+        <w:rPr>
+          <w:rFonts w:cs="Times New Roman"/>
+        </w:rPr>
       </w:pPr>
       <w:bookmarkStart w:id="21" w:name="_Toc200619290"/>
       <w:r>
+        <w:rPr>
+          <w:rFonts w:cs="Times New Roman"/>
+        </w:rPr>
         <w:t>A. Profil Instansi Mitra</w:t>
       </w:r>
       <w:bookmarkEnd w:id="21"/>
@@ -12191,15 +12301,27 @@
         <w:rPr>
           <w:rFonts w:ascii="Times New Roman" w:hAnsi="Times New Roman" w:cs="Times New Roman"/>
         </w:rPr>
-        <w:t>Sebagai garda terdepan dalam menarik minat calon mahasiswa, BPA UMP secara aktif melakukan sosialisasi dan promosi ke sekolah-sekolah, mengikuti pameran pendidikan, serta memanfaatkan media sosial dan website resmi universitas. Selain itu, BPA UMP juga berperan penting dalam pengelolaan data pendaftar, mulai dari proses pendaftaran, seleksi, hingga pengumuman hasil seleksi mahasiswa baru.</w:t>
+        <w:t>BPA UMP merupakan</w:t>
+      </w:r>
+      <w:r>
+        <w:rPr>
+          <w:rFonts w:ascii="Times New Roman" w:hAnsi="Times New Roman" w:cs="Times New Roman"/>
+        </w:rPr>
+        <w:t xml:space="preserve"> garda terdepan dalam menarik minat calon mahasiswa, BPA UMP secara aktif melakukan sosialisasi dan promosi ke sekolah-sekolah, mengikuti pameran pendidikan, serta memanfaatkan media sosial dan website resmi universitas. Selain itu, BPA UMP juga berperan penting dalam pengelolaan data pendaftar, mulai dari proses pendaftaran, seleksi, hingga pengumuman hasil seleksi mahasiswa baru.</w:t>
       </w:r>
     </w:p>
     <w:p>
       <w:pPr>
         <w:pStyle w:val="Heading3"/>
+        <w:rPr>
+          <w:rFonts w:cs="Times New Roman"/>
+        </w:rPr>
       </w:pPr>
       <w:bookmarkStart w:id="22" w:name="_Toc200619291"/>
       <w:r>
+        <w:rPr>
+          <w:rFonts w:cs="Times New Roman"/>
+        </w:rPr>
         <w:t>B. Struktur Organisasi Mitra</w:t>
       </w:r>
       <w:bookmarkEnd w:id="22"/>
@@ -12241,7 +12363,13 @@
         <w:rPr>
           <w:rFonts w:ascii="Times New Roman" w:hAnsi="Times New Roman" w:cs="Times New Roman"/>
         </w:rPr>
-        <w:t>truktur organisasi BPA UMP dapat digambarkan sebagai berikut</w:t>
+        <w:t>truktur organisasi BPA UMP dapat digambarkan</w:t>
+      </w:r>
+      <w:r>
+        <w:rPr>
+          <w:rFonts w:ascii="Times New Roman" w:hAnsi="Times New Roman" w:cs="Times New Roman"/>
+        </w:rPr>
+        <w:t xml:space="preserve"> pada Gambar 2.1</w:t>
       </w:r>
       <w:r>
         <w:rPr>
@@ -12255,6 +12383,9 @@
         <w:keepNext/>
         <w:spacing w:line="480" w:lineRule="auto"/>
         <w:jc w:val="center"/>
+        <w:rPr>
+          <w:rFonts w:ascii="Times New Roman" w:hAnsi="Times New Roman" w:cs="Times New Roman"/>
+        </w:rPr>
       </w:pPr>
       <w:r>
         <w:rPr>
@@ -12318,17 +12449,47 @@
       <w:bookmarkStart w:id="24" w:name="_Toc200618648"/>
       <w:bookmarkStart w:id="25" w:name="_Toc208147272"/>
       <w:r>
+        <w:rPr>
+          <w:rFonts w:ascii="Times New Roman" w:hAnsi="Times New Roman" w:cs="Times New Roman"/>
+        </w:rPr>
         <w:t xml:space="preserve">Gambar 2. </w:t>
       </w:r>
-      <w:fldSimple w:instr=" SEQ Gambar_2. \* ARABIC ">
-        <w:r>
-          <w:rPr>
-            <w:noProof/>
-          </w:rPr>
-          <w:t>1</w:t>
-        </w:r>
-      </w:fldSimple>
-      <w:r>
+      <w:r>
+        <w:rPr>
+          <w:rFonts w:ascii="Times New Roman" w:hAnsi="Times New Roman" w:cs="Times New Roman"/>
+        </w:rPr>
+        <w:fldChar w:fldCharType="begin"/>
+      </w:r>
+      <w:r>
+        <w:rPr>
+          <w:rFonts w:ascii="Times New Roman" w:hAnsi="Times New Roman" w:cs="Times New Roman"/>
+        </w:rPr>
+        <w:instrText xml:space="preserve"> SEQ Gambar_2. \* ARABIC </w:instrText>
+      </w:r>
+      <w:r>
+        <w:rPr>
+          <w:rFonts w:ascii="Times New Roman" w:hAnsi="Times New Roman" w:cs="Times New Roman"/>
+        </w:rPr>
+        <w:fldChar w:fldCharType="separate"/>
+      </w:r>
+      <w:r>
+        <w:rPr>
+          <w:rFonts w:ascii="Times New Roman" w:hAnsi="Times New Roman" w:cs="Times New Roman"/>
+          <w:noProof/>
+        </w:rPr>
+        <w:t>1</w:t>
+      </w:r>
+      <w:r>
+        <w:rPr>
+          <w:rFonts w:ascii="Times New Roman" w:hAnsi="Times New Roman" w:cs="Times New Roman"/>
+          <w:noProof/>
+        </w:rPr>
+        <w:fldChar w:fldCharType="end"/>
+      </w:r>
+      <w:r>
+        <w:rPr>
+          <w:rFonts w:ascii="Times New Roman" w:hAnsi="Times New Roman" w:cs="Times New Roman"/>
+        </w:rPr>
         <w:t xml:space="preserve"> struktur umum organisasi mitra</w:t>
       </w:r>
       <w:bookmarkEnd w:id="23"/>
@@ -12338,15 +12499,27 @@
     <w:p>
       <w:pPr>
         <w:pStyle w:val="Heading3"/>
+        <w:rPr>
+          <w:rFonts w:cs="Times New Roman"/>
+        </w:rPr>
       </w:pPr>
       <w:bookmarkStart w:id="26" w:name="_Toc200619292"/>
       <w:r>
+        <w:rPr>
+          <w:rFonts w:cs="Times New Roman"/>
+        </w:rPr>
         <w:t xml:space="preserve">C. </w:t>
       </w:r>
       <w:r>
+        <w:rPr>
+          <w:rFonts w:cs="Times New Roman"/>
+        </w:rPr>
         <w:t>Lokasi Instansi Mitr</w:t>
       </w:r>
       <w:r>
+        <w:rPr>
+          <w:rFonts w:cs="Times New Roman"/>
+        </w:rPr>
         <w:t>a</w:t>
       </w:r>
       <w:bookmarkEnd w:id="26"/>
@@ -12390,13 +12563,7 @@
         <w:rPr>
           <w:rFonts w:ascii="Times New Roman" w:hAnsi="Times New Roman" w:cs="Times New Roman"/>
         </w:rPr>
-        <w:t>Universitas Muhammadiyah Purwokerto</w:t>
-      </w:r>
-      <w:r>
-        <w:rPr>
-          <w:rFonts w:ascii="Times New Roman" w:hAnsi="Times New Roman" w:cs="Times New Roman"/>
-        </w:rPr>
-        <w:t xml:space="preserve">: </w:t>
+        <w:t xml:space="preserve">Universitas Muhammadiyah Purwokerto: </w:t>
       </w:r>
       <w:r>
         <w:rPr>
@@ -12452,13 +12619,7 @@
         <w:rPr>
           <w:rFonts w:ascii="Times New Roman" w:hAnsi="Times New Roman" w:cs="Times New Roman"/>
         </w:rPr>
-        <w:t xml:space="preserve">Telepon: </w:t>
-      </w:r>
-      <w:r>
-        <w:rPr>
-          <w:rFonts w:ascii="Times New Roman" w:hAnsi="Times New Roman" w:cs="Times New Roman"/>
-        </w:rPr>
-        <w:t>(0281) 636751, 630463, 634424</w:t>
+        <w:t>Telepon: (0281) 636751, 630463, 634424</w:t>
       </w:r>
     </w:p>
     <w:p>
@@ -12521,13 +12682,22 @@
     <w:p>
       <w:pPr>
         <w:pStyle w:val="Heading2"/>
+        <w:rPr>
+          <w:rFonts w:cs="Times New Roman"/>
+        </w:rPr>
       </w:pPr>
       <w:bookmarkStart w:id="27" w:name="_Toc200619293"/>
       <w:r>
+        <w:rPr>
+          <w:rFonts w:cs="Times New Roman"/>
+        </w:rPr>
         <w:lastRenderedPageBreak/>
         <w:t>BAB III</w:t>
       </w:r>
       <w:r>
+        <w:rPr>
+          <w:rFonts w:cs="Times New Roman"/>
+        </w:rPr>
         <w:br/>
         <w:t>PELAKSANAAN PROYEK</w:t>
       </w:r>
@@ -12536,9 +12706,15 @@
     <w:p>
       <w:pPr>
         <w:pStyle w:val="Heading3"/>
+        <w:rPr>
+          <w:rFonts w:cs="Times New Roman"/>
+        </w:rPr>
       </w:pPr>
       <w:bookmarkStart w:id="28" w:name="_Toc200619294"/>
       <w:r>
+        <w:rPr>
+          <w:rFonts w:cs="Times New Roman"/>
+        </w:rPr>
         <w:t>A. Hasil Tahapan Pelaksanaan</w:t>
       </w:r>
       <w:bookmarkEnd w:id="28"/>
@@ -12546,8 +12722,14 @@
     <w:p>
       <w:pPr>
         <w:pStyle w:val="Heading4"/>
-      </w:pPr>
-      <w:r>
+        <w:rPr>
+          <w:rFonts w:cs="Times New Roman"/>
+        </w:rPr>
+      </w:pPr>
+      <w:r>
+        <w:rPr>
+          <w:rFonts w:cs="Times New Roman"/>
+        </w:rPr>
         <w:t>Pengumpulan Data</w:t>
       </w:r>
     </w:p>
@@ -12565,13 +12747,7 @@
         <w:rPr>
           <w:rFonts w:ascii="Times New Roman" w:hAnsi="Times New Roman" w:cs="Times New Roman"/>
         </w:rPr>
-        <w:t xml:space="preserve">Pengumpulan data merupakan tahapan awal yang sangat penting dalam proses analisis </w:t>
-      </w:r>
-      <w:r>
-        <w:rPr>
-          <w:rFonts w:ascii="Times New Roman" w:hAnsi="Times New Roman" w:cs="Times New Roman"/>
-        </w:rPr>
-        <w:t>data</w:t>
+        <w:t>Pengumpulan data merupakan tahapan awal yang sangat penting dalam proses analisis data</w:t>
       </w:r>
       <w:r>
         <w:rPr>
@@ -12594,7 +12770,7 @@
         <w:sdtContent>
           <w:r>
             <w:rPr>
-              <w:rFonts w:eastAsia="Times New Roman"/>
+              <w:rFonts w:ascii="Times New Roman" w:eastAsia="Times New Roman" w:hAnsi="Times New Roman" w:cs="Times New Roman"/>
               <w:color w:val="000000"/>
             </w:rPr>
             <w:t>(Rosita &amp; Tannar, 2024)</w:t>
@@ -12623,13 +12799,7 @@
         <w:rPr>
           <w:rFonts w:ascii="Times New Roman" w:hAnsi="Times New Roman" w:cs="Times New Roman"/>
         </w:rPr>
-        <w:t>ada</w:t>
-      </w:r>
-      <w:r>
-        <w:rPr>
-          <w:rFonts w:ascii="Times New Roman" w:hAnsi="Times New Roman" w:cs="Times New Roman"/>
-        </w:rPr>
-        <w:t xml:space="preserve"> proyek ini, p</w:t>
+        <w:t>ada proyek ini, p</w:t>
       </w:r>
       <w:r>
         <w:rPr>
@@ -12724,6 +12894,9 @@
         <w:keepNext/>
         <w:spacing w:line="480" w:lineRule="auto"/>
         <w:jc w:val="center"/>
+        <w:rPr>
+          <w:rFonts w:ascii="Times New Roman" w:hAnsi="Times New Roman" w:cs="Times New Roman"/>
+        </w:rPr>
       </w:pPr>
       <w:r>
         <w:rPr>
@@ -12787,22 +12960,55 @@
         <w:pStyle w:val="Caption"/>
         <w:spacing w:line="480" w:lineRule="auto"/>
         <w:jc w:val="center"/>
+        <w:rPr>
+          <w:rFonts w:ascii="Times New Roman" w:hAnsi="Times New Roman" w:cs="Times New Roman"/>
+        </w:rPr>
       </w:pPr>
       <w:bookmarkStart w:id="29" w:name="_Toc200446296"/>
       <w:bookmarkStart w:id="30" w:name="_Toc200618658"/>
       <w:bookmarkStart w:id="31" w:name="_Toc208147360"/>
       <w:r>
+        <w:rPr>
+          <w:rFonts w:ascii="Times New Roman" w:hAnsi="Times New Roman" w:cs="Times New Roman"/>
+        </w:rPr>
         <w:t xml:space="preserve">Gambar 3. </w:t>
       </w:r>
-      <w:fldSimple w:instr=" SEQ Gambar_3. \* ARABIC ">
-        <w:r>
-          <w:rPr>
-            <w:noProof/>
-          </w:rPr>
-          <w:t>1</w:t>
-        </w:r>
-      </w:fldSimple>
-      <w:r>
+      <w:r>
+        <w:rPr>
+          <w:rFonts w:ascii="Times New Roman" w:hAnsi="Times New Roman" w:cs="Times New Roman"/>
+        </w:rPr>
+        <w:fldChar w:fldCharType="begin"/>
+      </w:r>
+      <w:r>
+        <w:rPr>
+          <w:rFonts w:ascii="Times New Roman" w:hAnsi="Times New Roman" w:cs="Times New Roman"/>
+        </w:rPr>
+        <w:instrText xml:space="preserve"> SEQ Gambar_3. \* ARABIC </w:instrText>
+      </w:r>
+      <w:r>
+        <w:rPr>
+          <w:rFonts w:ascii="Times New Roman" w:hAnsi="Times New Roman" w:cs="Times New Roman"/>
+        </w:rPr>
+        <w:fldChar w:fldCharType="separate"/>
+      </w:r>
+      <w:r>
+        <w:rPr>
+          <w:rFonts w:ascii="Times New Roman" w:hAnsi="Times New Roman" w:cs="Times New Roman"/>
+          <w:noProof/>
+        </w:rPr>
+        <w:t>1</w:t>
+      </w:r>
+      <w:r>
+        <w:rPr>
+          <w:rFonts w:ascii="Times New Roman" w:hAnsi="Times New Roman" w:cs="Times New Roman"/>
+          <w:noProof/>
+        </w:rPr>
+        <w:fldChar w:fldCharType="end"/>
+      </w:r>
+      <w:r>
+        <w:rPr>
+          <w:rFonts w:ascii="Times New Roman" w:hAnsi="Times New Roman" w:cs="Times New Roman"/>
+        </w:rPr>
         <w:t xml:space="preserve"> dokumentasi penerimaan data via Whatsapp</w:t>
       </w:r>
       <w:bookmarkEnd w:id="29"/>
@@ -12815,6 +13021,9 @@
         <w:keepNext/>
         <w:spacing w:line="480" w:lineRule="auto"/>
         <w:jc w:val="center"/>
+        <w:rPr>
+          <w:rFonts w:ascii="Times New Roman" w:hAnsi="Times New Roman" w:cs="Times New Roman"/>
+        </w:rPr>
       </w:pPr>
       <w:r>
         <w:rPr>
@@ -12823,7 +13032,7 @@
         </w:rPr>
         <w:lastRenderedPageBreak/>
         <w:drawing>
-          <wp:inline distT="0" distB="0" distL="0" distR="0" wp14:anchorId="75188C27" wp14:editId="0D74E530">
+          <wp:inline distT="0" distB="0" distL="0" distR="0" wp14:anchorId="75188C27" wp14:editId="68F02856">
             <wp:extent cx="5004000" cy="1844909"/>
             <wp:effectExtent l="19050" t="19050" r="25400" b="22225"/>
             <wp:docPr id="783286403" name="Picture 4"/>
@@ -12887,21 +13096,48 @@
       <w:bookmarkStart w:id="33" w:name="_Toc200618659"/>
       <w:bookmarkStart w:id="34" w:name="_Toc208147361"/>
       <w:r>
+        <w:rPr>
+          <w:rFonts w:ascii="Times New Roman" w:hAnsi="Times New Roman" w:cs="Times New Roman"/>
+        </w:rPr>
         <w:t xml:space="preserve">Gambar 3. </w:t>
       </w:r>
-      <w:fldSimple w:instr=" SEQ Gambar_3. \* ARABIC ">
-        <w:r>
-          <w:rPr>
-            <w:noProof/>
-          </w:rPr>
-          <w:t>2</w:t>
-        </w:r>
-      </w:fldSimple>
-      <w:r>
-        <w:t xml:space="preserve"> s</w:t>
-      </w:r>
-      <w:r>
-        <w:t>ampel kolom dan data mentah tahun 2024 (dengan sensor)</w:t>
+      <w:r>
+        <w:rPr>
+          <w:rFonts w:ascii="Times New Roman" w:hAnsi="Times New Roman" w:cs="Times New Roman"/>
+        </w:rPr>
+        <w:fldChar w:fldCharType="begin"/>
+      </w:r>
+      <w:r>
+        <w:rPr>
+          <w:rFonts w:ascii="Times New Roman" w:hAnsi="Times New Roman" w:cs="Times New Roman"/>
+        </w:rPr>
+        <w:instrText xml:space="preserve"> SEQ Gambar_3. \* ARABIC </w:instrText>
+      </w:r>
+      <w:r>
+        <w:rPr>
+          <w:rFonts w:ascii="Times New Roman" w:hAnsi="Times New Roman" w:cs="Times New Roman"/>
+        </w:rPr>
+        <w:fldChar w:fldCharType="separate"/>
+      </w:r>
+      <w:r>
+        <w:rPr>
+          <w:rFonts w:ascii="Times New Roman" w:hAnsi="Times New Roman" w:cs="Times New Roman"/>
+          <w:noProof/>
+        </w:rPr>
+        <w:t>2</w:t>
+      </w:r>
+      <w:r>
+        <w:rPr>
+          <w:rFonts w:ascii="Times New Roman" w:hAnsi="Times New Roman" w:cs="Times New Roman"/>
+          <w:noProof/>
+        </w:rPr>
+        <w:fldChar w:fldCharType="end"/>
+      </w:r>
+      <w:r>
+        <w:rPr>
+          <w:rFonts w:ascii="Times New Roman" w:hAnsi="Times New Roman" w:cs="Times New Roman"/>
+        </w:rPr>
+        <w:t xml:space="preserve"> sampel kolom dan data mentah tahun 2024 (dengan sensor)</w:t>
       </w:r>
       <w:bookmarkEnd w:id="32"/>
       <w:bookmarkEnd w:id="33"/>
@@ -12911,12 +13147,14 @@
       <w:pPr>
         <w:pStyle w:val="Heading4"/>
         <w:rPr>
+          <w:rFonts w:cs="Times New Roman"/>
           <w:i/>
           <w:iCs w:val="0"/>
         </w:rPr>
       </w:pPr>
       <w:r>
         <w:rPr>
+          <w:rFonts w:cs="Times New Roman"/>
           <w:i/>
           <w:iCs w:val="0"/>
         </w:rPr>
@@ -13035,12 +13273,19 @@
     <w:p>
       <w:pPr>
         <w:pStyle w:val="Heading5"/>
-      </w:pPr>
-      <w:r>
+        <w:rPr>
+          <w:rFonts w:cs="Times New Roman"/>
+        </w:rPr>
+      </w:pPr>
+      <w:r>
+        <w:rPr>
+          <w:rFonts w:cs="Times New Roman"/>
+        </w:rPr>
         <w:t xml:space="preserve">Penggabungan </w:t>
       </w:r>
       <w:r>
         <w:rPr>
+          <w:rFonts w:cs="Times New Roman"/>
           <w:i/>
           <w:iCs/>
         </w:rPr>
@@ -13081,13 +13326,7 @@
         <w:rPr>
           <w:rFonts w:ascii="Times New Roman" w:hAnsi="Times New Roman" w:cs="Times New Roman"/>
         </w:rPr>
-        <w:t xml:space="preserve"> merepresentasikan variabel tertentu dan setiap baris mewakili anggota tertentu dari dataset yang di</w:t>
-      </w:r>
-      <w:r>
-        <w:rPr>
-          <w:rFonts w:ascii="Times New Roman" w:hAnsi="Times New Roman" w:cs="Times New Roman"/>
-        </w:rPr>
-        <w:t>maksud</w:t>
+        <w:t xml:space="preserve"> merepresentasikan variabel tertentu dan setiap baris mewakili anggota tertentu dari dataset yang dimaksud</w:t>
       </w:r>
       <w:r>
         <w:rPr>
@@ -13214,6 +13453,9 @@
         <w:keepNext/>
         <w:spacing w:line="480" w:lineRule="auto"/>
         <w:jc w:val="center"/>
+        <w:rPr>
+          <w:rFonts w:ascii="Times New Roman" w:hAnsi="Times New Roman" w:cs="Times New Roman"/>
+        </w:rPr>
       </w:pPr>
       <w:r>
         <w:rPr>
@@ -13222,7 +13464,7 @@
         </w:rPr>
         <w:lastRenderedPageBreak/>
         <w:drawing>
-          <wp:inline distT="0" distB="0" distL="0" distR="0" wp14:anchorId="02EBA956" wp14:editId="5C1785CD">
+          <wp:inline distT="0" distB="0" distL="0" distR="0" wp14:anchorId="02EBA956" wp14:editId="31E9946F">
             <wp:extent cx="3888000" cy="2160000"/>
             <wp:effectExtent l="19050" t="19050" r="17780" b="12065"/>
             <wp:docPr id="102117401" name="Picture 5"/>
@@ -13285,21 +13527,48 @@
       <w:bookmarkStart w:id="36" w:name="_Toc200618660"/>
       <w:bookmarkStart w:id="37" w:name="_Toc208147362"/>
       <w:r>
+        <w:rPr>
+          <w:rFonts w:ascii="Times New Roman" w:hAnsi="Times New Roman" w:cs="Times New Roman"/>
+        </w:rPr>
         <w:t xml:space="preserve">Gambar 3. </w:t>
       </w:r>
-      <w:fldSimple w:instr=" SEQ Gambar_3. \* ARABIC ">
-        <w:r>
-          <w:rPr>
-            <w:noProof/>
-          </w:rPr>
-          <w:t>3</w:t>
-        </w:r>
-      </w:fldSimple>
-      <w:r>
-        <w:t xml:space="preserve"> c</w:t>
-      </w:r>
-      <w:r>
-        <w:t>uplikan sintaks penggabungan dataset</w:t>
+      <w:r>
+        <w:rPr>
+          <w:rFonts w:ascii="Times New Roman" w:hAnsi="Times New Roman" w:cs="Times New Roman"/>
+        </w:rPr>
+        <w:fldChar w:fldCharType="begin"/>
+      </w:r>
+      <w:r>
+        <w:rPr>
+          <w:rFonts w:ascii="Times New Roman" w:hAnsi="Times New Roman" w:cs="Times New Roman"/>
+        </w:rPr>
+        <w:instrText xml:space="preserve"> SEQ Gambar_3. \* ARABIC </w:instrText>
+      </w:r>
+      <w:r>
+        <w:rPr>
+          <w:rFonts w:ascii="Times New Roman" w:hAnsi="Times New Roman" w:cs="Times New Roman"/>
+        </w:rPr>
+        <w:fldChar w:fldCharType="separate"/>
+      </w:r>
+      <w:r>
+        <w:rPr>
+          <w:rFonts w:ascii="Times New Roman" w:hAnsi="Times New Roman" w:cs="Times New Roman"/>
+          <w:noProof/>
+        </w:rPr>
+        <w:t>3</w:t>
+      </w:r>
+      <w:r>
+        <w:rPr>
+          <w:rFonts w:ascii="Times New Roman" w:hAnsi="Times New Roman" w:cs="Times New Roman"/>
+          <w:noProof/>
+        </w:rPr>
+        <w:fldChar w:fldCharType="end"/>
+      </w:r>
+      <w:r>
+        <w:rPr>
+          <w:rFonts w:ascii="Times New Roman" w:hAnsi="Times New Roman" w:cs="Times New Roman"/>
+        </w:rPr>
+        <w:t xml:space="preserve"> cuplikan sintaks penggabungan dataset</w:t>
       </w:r>
       <w:bookmarkEnd w:id="35"/>
       <w:bookmarkEnd w:id="36"/>
@@ -13311,6 +13580,9 @@
         <w:keepNext/>
         <w:spacing w:line="480" w:lineRule="auto"/>
         <w:jc w:val="center"/>
+        <w:rPr>
+          <w:rFonts w:ascii="Times New Roman" w:hAnsi="Times New Roman" w:cs="Times New Roman"/>
+        </w:rPr>
       </w:pPr>
       <w:r>
         <w:rPr>
@@ -13382,21 +13654,48 @@
       <w:bookmarkStart w:id="39" w:name="_Toc200618661"/>
       <w:bookmarkStart w:id="40" w:name="_Toc208147363"/>
       <w:r>
+        <w:rPr>
+          <w:rFonts w:ascii="Times New Roman" w:hAnsi="Times New Roman" w:cs="Times New Roman"/>
+        </w:rPr>
         <w:t xml:space="preserve">Gambar 3. </w:t>
       </w:r>
-      <w:fldSimple w:instr=" SEQ Gambar_3. \* ARABIC ">
-        <w:r>
-          <w:rPr>
-            <w:noProof/>
-          </w:rPr>
-          <w:t>4</w:t>
-        </w:r>
-      </w:fldSimple>
-      <w:r>
-        <w:t xml:space="preserve"> b</w:t>
-      </w:r>
-      <w:r>
-        <w:t>erkas sebelum &amp; sesudah penggabungan</w:t>
+      <w:r>
+        <w:rPr>
+          <w:rFonts w:ascii="Times New Roman" w:hAnsi="Times New Roman" w:cs="Times New Roman"/>
+        </w:rPr>
+        <w:fldChar w:fldCharType="begin"/>
+      </w:r>
+      <w:r>
+        <w:rPr>
+          <w:rFonts w:ascii="Times New Roman" w:hAnsi="Times New Roman" w:cs="Times New Roman"/>
+        </w:rPr>
+        <w:instrText xml:space="preserve"> SEQ Gambar_3. \* ARABIC </w:instrText>
+      </w:r>
+      <w:r>
+        <w:rPr>
+          <w:rFonts w:ascii="Times New Roman" w:hAnsi="Times New Roman" w:cs="Times New Roman"/>
+        </w:rPr>
+        <w:fldChar w:fldCharType="separate"/>
+      </w:r>
+      <w:r>
+        <w:rPr>
+          <w:rFonts w:ascii="Times New Roman" w:hAnsi="Times New Roman" w:cs="Times New Roman"/>
+          <w:noProof/>
+        </w:rPr>
+        <w:t>4</w:t>
+      </w:r>
+      <w:r>
+        <w:rPr>
+          <w:rFonts w:ascii="Times New Roman" w:hAnsi="Times New Roman" w:cs="Times New Roman"/>
+          <w:noProof/>
+        </w:rPr>
+        <w:fldChar w:fldCharType="end"/>
+      </w:r>
+      <w:r>
+        <w:rPr>
+          <w:rFonts w:ascii="Times New Roman" w:hAnsi="Times New Roman" w:cs="Times New Roman"/>
+        </w:rPr>
+        <w:t xml:space="preserve"> berkas sebelum &amp; sesudah penggabungan</w:t>
       </w:r>
       <w:bookmarkEnd w:id="38"/>
       <w:bookmarkEnd w:id="39"/>
@@ -13405,8 +13704,14 @@
     <w:p>
       <w:pPr>
         <w:pStyle w:val="Heading5"/>
-      </w:pPr>
-      <w:r>
+        <w:rPr>
+          <w:rFonts w:cs="Times New Roman"/>
+        </w:rPr>
+      </w:pPr>
+      <w:r>
+        <w:rPr>
+          <w:rFonts w:cs="Times New Roman"/>
+        </w:rPr>
         <w:t>Pemilihan Kolom</w:t>
       </w:r>
     </w:p>
@@ -13568,6 +13873,9 @@
         <w:keepNext/>
         <w:spacing w:line="480" w:lineRule="auto"/>
         <w:jc w:val="center"/>
+        <w:rPr>
+          <w:rFonts w:ascii="Times New Roman" w:hAnsi="Times New Roman" w:cs="Times New Roman"/>
+        </w:rPr>
       </w:pPr>
       <w:r>
         <w:rPr>
@@ -13639,21 +13947,48 @@
       <w:bookmarkStart w:id="42" w:name="_Toc200618662"/>
       <w:bookmarkStart w:id="43" w:name="_Toc208147364"/>
       <w:r>
+        <w:rPr>
+          <w:rFonts w:ascii="Times New Roman" w:hAnsi="Times New Roman" w:cs="Times New Roman"/>
+        </w:rPr>
         <w:t xml:space="preserve">Gambar 3. </w:t>
       </w:r>
-      <w:fldSimple w:instr=" SEQ Gambar_3. \* ARABIC ">
-        <w:r>
-          <w:rPr>
-            <w:noProof/>
-          </w:rPr>
-          <w:t>5</w:t>
-        </w:r>
-      </w:fldSimple>
-      <w:r>
-        <w:t xml:space="preserve"> b</w:t>
-      </w:r>
-      <w:r>
-        <w:t>rainstorming pemilihan kolom menggunakan Notepad</w:t>
+      <w:r>
+        <w:rPr>
+          <w:rFonts w:ascii="Times New Roman" w:hAnsi="Times New Roman" w:cs="Times New Roman"/>
+        </w:rPr>
+        <w:fldChar w:fldCharType="begin"/>
+      </w:r>
+      <w:r>
+        <w:rPr>
+          <w:rFonts w:ascii="Times New Roman" w:hAnsi="Times New Roman" w:cs="Times New Roman"/>
+        </w:rPr>
+        <w:instrText xml:space="preserve"> SEQ Gambar_3. \* ARABIC </w:instrText>
+      </w:r>
+      <w:r>
+        <w:rPr>
+          <w:rFonts w:ascii="Times New Roman" w:hAnsi="Times New Roman" w:cs="Times New Roman"/>
+        </w:rPr>
+        <w:fldChar w:fldCharType="separate"/>
+      </w:r>
+      <w:r>
+        <w:rPr>
+          <w:rFonts w:ascii="Times New Roman" w:hAnsi="Times New Roman" w:cs="Times New Roman"/>
+          <w:noProof/>
+        </w:rPr>
+        <w:t>5</w:t>
+      </w:r>
+      <w:r>
+        <w:rPr>
+          <w:rFonts w:ascii="Times New Roman" w:hAnsi="Times New Roman" w:cs="Times New Roman"/>
+          <w:noProof/>
+        </w:rPr>
+        <w:fldChar w:fldCharType="end"/>
+      </w:r>
+      <w:r>
+        <w:rPr>
+          <w:rFonts w:ascii="Times New Roman" w:hAnsi="Times New Roman" w:cs="Times New Roman"/>
+        </w:rPr>
+        <w:t xml:space="preserve"> brainstorming pemilihan kolom menggunakan Notepad</w:t>
       </w:r>
       <w:bookmarkEnd w:id="41"/>
       <w:bookmarkEnd w:id="42"/>
@@ -13665,6 +14000,9 @@
         <w:keepNext/>
         <w:spacing w:line="480" w:lineRule="auto"/>
         <w:jc w:val="center"/>
+        <w:rPr>
+          <w:rFonts w:ascii="Times New Roman" w:hAnsi="Times New Roman" w:cs="Times New Roman"/>
+        </w:rPr>
       </w:pPr>
       <w:r>
         <w:rPr>
@@ -13736,21 +14074,48 @@
       <w:bookmarkStart w:id="45" w:name="_Toc200618663"/>
       <w:bookmarkStart w:id="46" w:name="_Toc208147365"/>
       <w:r>
+        <w:rPr>
+          <w:rFonts w:ascii="Times New Roman" w:hAnsi="Times New Roman" w:cs="Times New Roman"/>
+        </w:rPr>
         <w:t xml:space="preserve">Gambar 3. </w:t>
       </w:r>
-      <w:fldSimple w:instr=" SEQ Gambar_3. \* ARABIC ">
-        <w:r>
-          <w:rPr>
-            <w:noProof/>
-          </w:rPr>
-          <w:t>6</w:t>
-        </w:r>
-      </w:fldSimple>
-      <w:r>
-        <w:t xml:space="preserve"> s</w:t>
-      </w:r>
-      <w:r>
-        <w:t>intaks realisasi brainstorming</w:t>
+      <w:r>
+        <w:rPr>
+          <w:rFonts w:ascii="Times New Roman" w:hAnsi="Times New Roman" w:cs="Times New Roman"/>
+        </w:rPr>
+        <w:fldChar w:fldCharType="begin"/>
+      </w:r>
+      <w:r>
+        <w:rPr>
+          <w:rFonts w:ascii="Times New Roman" w:hAnsi="Times New Roman" w:cs="Times New Roman"/>
+        </w:rPr>
+        <w:instrText xml:space="preserve"> SEQ Gambar_3. \* ARABIC </w:instrText>
+      </w:r>
+      <w:r>
+        <w:rPr>
+          <w:rFonts w:ascii="Times New Roman" w:hAnsi="Times New Roman" w:cs="Times New Roman"/>
+        </w:rPr>
+        <w:fldChar w:fldCharType="separate"/>
+      </w:r>
+      <w:r>
+        <w:rPr>
+          <w:rFonts w:ascii="Times New Roman" w:hAnsi="Times New Roman" w:cs="Times New Roman"/>
+          <w:noProof/>
+        </w:rPr>
+        <w:t>6</w:t>
+      </w:r>
+      <w:r>
+        <w:rPr>
+          <w:rFonts w:ascii="Times New Roman" w:hAnsi="Times New Roman" w:cs="Times New Roman"/>
+          <w:noProof/>
+        </w:rPr>
+        <w:fldChar w:fldCharType="end"/>
+      </w:r>
+      <w:r>
+        <w:rPr>
+          <w:rFonts w:ascii="Times New Roman" w:hAnsi="Times New Roman" w:cs="Times New Roman"/>
+        </w:rPr>
+        <w:t xml:space="preserve"> sintaks realisasi brainstorming</w:t>
       </w:r>
       <w:bookmarkEnd w:id="44"/>
       <w:bookmarkEnd w:id="45"/>
@@ -13762,6 +14127,9 @@
         <w:keepNext/>
         <w:spacing w:line="480" w:lineRule="auto"/>
         <w:jc w:val="center"/>
+        <w:rPr>
+          <w:rFonts w:ascii="Times New Roman" w:hAnsi="Times New Roman" w:cs="Times New Roman"/>
+        </w:rPr>
       </w:pPr>
       <w:r>
         <w:rPr>
@@ -13834,21 +14202,48 @@
       <w:bookmarkStart w:id="48" w:name="_Toc200618664"/>
       <w:bookmarkStart w:id="49" w:name="_Toc208147366"/>
       <w:r>
+        <w:rPr>
+          <w:rFonts w:ascii="Times New Roman" w:hAnsi="Times New Roman" w:cs="Times New Roman"/>
+        </w:rPr>
         <w:t xml:space="preserve">Gambar 3. </w:t>
       </w:r>
-      <w:fldSimple w:instr=" SEQ Gambar_3. \* ARABIC ">
-        <w:r>
-          <w:rPr>
-            <w:noProof/>
-          </w:rPr>
-          <w:t>7</w:t>
-        </w:r>
-      </w:fldSimple>
-      <w:r>
-        <w:t xml:space="preserve"> h</w:t>
-      </w:r>
-      <w:r>
-        <w:t>asil realisasi brainstorming pemilihan kolom</w:t>
+      <w:r>
+        <w:rPr>
+          <w:rFonts w:ascii="Times New Roman" w:hAnsi="Times New Roman" w:cs="Times New Roman"/>
+        </w:rPr>
+        <w:fldChar w:fldCharType="begin"/>
+      </w:r>
+      <w:r>
+        <w:rPr>
+          <w:rFonts w:ascii="Times New Roman" w:hAnsi="Times New Roman" w:cs="Times New Roman"/>
+        </w:rPr>
+        <w:instrText xml:space="preserve"> SEQ Gambar_3. \* ARABIC </w:instrText>
+      </w:r>
+      <w:r>
+        <w:rPr>
+          <w:rFonts w:ascii="Times New Roman" w:hAnsi="Times New Roman" w:cs="Times New Roman"/>
+        </w:rPr>
+        <w:fldChar w:fldCharType="separate"/>
+      </w:r>
+      <w:r>
+        <w:rPr>
+          <w:rFonts w:ascii="Times New Roman" w:hAnsi="Times New Roman" w:cs="Times New Roman"/>
+          <w:noProof/>
+        </w:rPr>
+        <w:t>7</w:t>
+      </w:r>
+      <w:r>
+        <w:rPr>
+          <w:rFonts w:ascii="Times New Roman" w:hAnsi="Times New Roman" w:cs="Times New Roman"/>
+          <w:noProof/>
+        </w:rPr>
+        <w:fldChar w:fldCharType="end"/>
+      </w:r>
+      <w:r>
+        <w:rPr>
+          <w:rFonts w:ascii="Times New Roman" w:hAnsi="Times New Roman" w:cs="Times New Roman"/>
+        </w:rPr>
+        <w:t xml:space="preserve"> hasil realisasi brainstorming pemilihan kolom</w:t>
       </w:r>
       <w:bookmarkEnd w:id="47"/>
       <w:bookmarkEnd w:id="48"/>
@@ -13857,8 +14252,14 @@
     <w:p>
       <w:pPr>
         <w:pStyle w:val="Heading5"/>
-      </w:pPr>
-      <w:r>
+        <w:rPr>
+          <w:rFonts w:cs="Times New Roman"/>
+        </w:rPr>
+      </w:pPr>
+      <w:r>
+        <w:rPr>
+          <w:rFonts w:cs="Times New Roman"/>
+        </w:rPr>
         <w:t>Validasi Data</w:t>
       </w:r>
     </w:p>
@@ -13985,7 +14386,19 @@
         <w:rPr>
           <w:rFonts w:ascii="Times New Roman" w:hAnsi="Times New Roman" w:cs="Times New Roman"/>
         </w:rPr>
-        <w:t xml:space="preserve"> Berikut ini adalah dokumentasi dari tahap ini</w:t>
+        <w:t xml:space="preserve"> </w:t>
+      </w:r>
+      <w:r>
+        <w:rPr>
+          <w:rFonts w:ascii="Times New Roman" w:hAnsi="Times New Roman" w:cs="Times New Roman"/>
+        </w:rPr>
+        <w:t xml:space="preserve">Gambar 3.8 </w:t>
+      </w:r>
+      <w:r>
+        <w:rPr>
+          <w:rFonts w:ascii="Times New Roman" w:hAnsi="Times New Roman" w:cs="Times New Roman"/>
+        </w:rPr>
+        <w:t>adalah dokumentasi dari tahap ini</w:t>
       </w:r>
       <w:r>
         <w:rPr>
@@ -14001,6 +14414,9 @@
         <w:spacing w:line="480" w:lineRule="auto"/>
         <w:ind w:left="1440"/>
         <w:jc w:val="center"/>
+        <w:rPr>
+          <w:rFonts w:ascii="Times New Roman" w:hAnsi="Times New Roman" w:cs="Times New Roman"/>
+        </w:rPr>
       </w:pPr>
       <w:r>
         <w:rPr>
@@ -14074,21 +14490,48 @@
       <w:bookmarkStart w:id="51" w:name="_Toc200618665"/>
       <w:bookmarkStart w:id="52" w:name="_Toc208147367"/>
       <w:r>
+        <w:rPr>
+          <w:rFonts w:ascii="Times New Roman" w:hAnsi="Times New Roman" w:cs="Times New Roman"/>
+        </w:rPr>
         <w:t xml:space="preserve">Gambar 3. </w:t>
       </w:r>
-      <w:fldSimple w:instr=" SEQ Gambar_3. \* ARABIC ">
-        <w:r>
-          <w:rPr>
-            <w:noProof/>
-          </w:rPr>
-          <w:t>8</w:t>
-        </w:r>
-      </w:fldSimple>
-      <w:r>
-        <w:t xml:space="preserve"> </w:t>
-      </w:r>
-      <w:r>
-        <w:t>Struktrur dataset (data mentah)</w:t>
+      <w:r>
+        <w:rPr>
+          <w:rFonts w:ascii="Times New Roman" w:hAnsi="Times New Roman" w:cs="Times New Roman"/>
+        </w:rPr>
+        <w:fldChar w:fldCharType="begin"/>
+      </w:r>
+      <w:r>
+        <w:rPr>
+          <w:rFonts w:ascii="Times New Roman" w:hAnsi="Times New Roman" w:cs="Times New Roman"/>
+        </w:rPr>
+        <w:instrText xml:space="preserve"> SEQ Gambar_3. \* ARABIC </w:instrText>
+      </w:r>
+      <w:r>
+        <w:rPr>
+          <w:rFonts w:ascii="Times New Roman" w:hAnsi="Times New Roman" w:cs="Times New Roman"/>
+        </w:rPr>
+        <w:fldChar w:fldCharType="separate"/>
+      </w:r>
+      <w:r>
+        <w:rPr>
+          <w:rFonts w:ascii="Times New Roman" w:hAnsi="Times New Roman" w:cs="Times New Roman"/>
+          <w:noProof/>
+        </w:rPr>
+        <w:t>8</w:t>
+      </w:r>
+      <w:r>
+        <w:rPr>
+          <w:rFonts w:ascii="Times New Roman" w:hAnsi="Times New Roman" w:cs="Times New Roman"/>
+          <w:noProof/>
+        </w:rPr>
+        <w:fldChar w:fldCharType="end"/>
+      </w:r>
+      <w:r>
+        <w:rPr>
+          <w:rFonts w:ascii="Times New Roman" w:hAnsi="Times New Roman" w:cs="Times New Roman"/>
+        </w:rPr>
+        <w:t xml:space="preserve"> Struktrur dataset (data mentah)</w:t>
       </w:r>
       <w:bookmarkEnd w:id="50"/>
       <w:bookmarkEnd w:id="51"/>
@@ -14179,13 +14622,7 @@
           <w:rFonts w:ascii="Times New Roman" w:hAnsi="Times New Roman" w:cs="Times New Roman"/>
         </w:rPr>
         <w:lastRenderedPageBreak/>
-        <w:t xml:space="preserve">proses pengumpulan atau </w:t>
-      </w:r>
-      <w:r>
-        <w:rPr>
-          <w:rFonts w:ascii="Times New Roman" w:hAnsi="Times New Roman" w:cs="Times New Roman"/>
-        </w:rPr>
-        <w:t>entri data</w:t>
+        <w:t>proses pengumpulan atau entri data</w:t>
       </w:r>
       <w:r>
         <w:rPr>
@@ -14208,7 +14645,7 @@
         <w:sdtContent>
           <w:r>
             <w:rPr>
-              <w:rFonts w:eastAsia="Times New Roman"/>
+              <w:rFonts w:ascii="Times New Roman" w:eastAsia="Times New Roman" w:hAnsi="Times New Roman" w:cs="Times New Roman"/>
               <w:color w:val="000000"/>
             </w:rPr>
             <w:t>(Hanifah &amp; Nasution, 2025)</w:t>
@@ -14219,31 +14656,25 @@
         <w:rPr>
           <w:rFonts w:ascii="Times New Roman" w:hAnsi="Times New Roman" w:cs="Times New Roman"/>
         </w:rPr>
-        <w:t>.</w:t>
-      </w:r>
-      <w:r>
-        <w:rPr>
-          <w:rFonts w:ascii="Times New Roman" w:hAnsi="Times New Roman" w:cs="Times New Roman"/>
-        </w:rPr>
-        <w:t xml:space="preserve"> </w:t>
-      </w:r>
-      <w:r>
-        <w:rPr>
-          <w:rFonts w:ascii="Times New Roman" w:hAnsi="Times New Roman" w:cs="Times New Roman"/>
-        </w:rPr>
-        <w:t xml:space="preserve">Tujuan dari proses ini adalah untuk mengetahui </w:t>
-      </w:r>
-      <w:r>
-        <w:rPr>
-          <w:rFonts w:ascii="Times New Roman" w:hAnsi="Times New Roman" w:cs="Times New Roman"/>
-        </w:rPr>
-        <w:t>ada</w:t>
-      </w:r>
-      <w:r>
-        <w:rPr>
-          <w:rFonts w:ascii="Times New Roman" w:hAnsi="Times New Roman" w:cs="Times New Roman"/>
-        </w:rPr>
-        <w:t xml:space="preserve"> tidaknya data yang terduplikasi (100% mirip). Berikut ini adalah dokumentasi dari proses ini:</w:t>
+        <w:t xml:space="preserve">. </w:t>
+      </w:r>
+      <w:r>
+        <w:rPr>
+          <w:rFonts w:ascii="Times New Roman" w:hAnsi="Times New Roman" w:cs="Times New Roman"/>
+        </w:rPr>
+        <w:t xml:space="preserve">Tujuan dari proses ini adalah untuk mengetahui ada tidaknya data yang terduplikasi (100% mirip). </w:t>
+      </w:r>
+      <w:r>
+        <w:rPr>
+          <w:rFonts w:ascii="Times New Roman" w:hAnsi="Times New Roman" w:cs="Times New Roman"/>
+        </w:rPr>
+        <w:t>Gambar 3.9 dan Gambar 3.10</w:t>
+      </w:r>
+      <w:r>
+        <w:rPr>
+          <w:rFonts w:ascii="Times New Roman" w:hAnsi="Times New Roman" w:cs="Times New Roman"/>
+        </w:rPr>
+        <w:t xml:space="preserve"> adalah dokumentasi dari proses ini:</w:t>
       </w:r>
     </w:p>
     <w:p>
@@ -14253,6 +14684,9 @@
         <w:spacing w:line="480" w:lineRule="auto"/>
         <w:ind w:left="1440"/>
         <w:jc w:val="center"/>
+        <w:rPr>
+          <w:rFonts w:ascii="Times New Roman" w:hAnsi="Times New Roman" w:cs="Times New Roman"/>
+        </w:rPr>
       </w:pPr>
       <w:r>
         <w:rPr>
@@ -14324,21 +14758,48 @@
       <w:bookmarkStart w:id="54" w:name="_Toc200618666"/>
       <w:bookmarkStart w:id="55" w:name="_Toc208147368"/>
       <w:r>
+        <w:rPr>
+          <w:rFonts w:ascii="Times New Roman" w:hAnsi="Times New Roman" w:cs="Times New Roman"/>
+        </w:rPr>
         <w:t xml:space="preserve">Gambar 3. </w:t>
       </w:r>
-      <w:fldSimple w:instr=" SEQ Gambar_3. \* ARABIC ">
-        <w:r>
-          <w:rPr>
-            <w:noProof/>
-          </w:rPr>
-          <w:t>9</w:t>
-        </w:r>
-      </w:fldSimple>
-      <w:r>
-        <w:t xml:space="preserve"> m</w:t>
-      </w:r>
-      <w:r>
-        <w:t>enghitung jumlah data duplikat</w:t>
+      <w:r>
+        <w:rPr>
+          <w:rFonts w:ascii="Times New Roman" w:hAnsi="Times New Roman" w:cs="Times New Roman"/>
+        </w:rPr>
+        <w:fldChar w:fldCharType="begin"/>
+      </w:r>
+      <w:r>
+        <w:rPr>
+          <w:rFonts w:ascii="Times New Roman" w:hAnsi="Times New Roman" w:cs="Times New Roman"/>
+        </w:rPr>
+        <w:instrText xml:space="preserve"> SEQ Gambar_3. \* ARABIC </w:instrText>
+      </w:r>
+      <w:r>
+        <w:rPr>
+          <w:rFonts w:ascii="Times New Roman" w:hAnsi="Times New Roman" w:cs="Times New Roman"/>
+        </w:rPr>
+        <w:fldChar w:fldCharType="separate"/>
+      </w:r>
+      <w:r>
+        <w:rPr>
+          <w:rFonts w:ascii="Times New Roman" w:hAnsi="Times New Roman" w:cs="Times New Roman"/>
+          <w:noProof/>
+        </w:rPr>
+        <w:t>9</w:t>
+      </w:r>
+      <w:r>
+        <w:rPr>
+          <w:rFonts w:ascii="Times New Roman" w:hAnsi="Times New Roman" w:cs="Times New Roman"/>
+          <w:noProof/>
+        </w:rPr>
+        <w:fldChar w:fldCharType="end"/>
+      </w:r>
+      <w:r>
+        <w:rPr>
+          <w:rFonts w:ascii="Times New Roman" w:hAnsi="Times New Roman" w:cs="Times New Roman"/>
+        </w:rPr>
+        <w:t xml:space="preserve"> menghitung jumlah data duplikat</w:t>
       </w:r>
       <w:bookmarkEnd w:id="53"/>
       <w:bookmarkEnd w:id="54"/>
@@ -14351,6 +14812,9 @@
         <w:spacing w:line="480" w:lineRule="auto"/>
         <w:ind w:left="1440"/>
         <w:jc w:val="center"/>
+        <w:rPr>
+          <w:rFonts w:ascii="Times New Roman" w:hAnsi="Times New Roman" w:cs="Times New Roman"/>
+        </w:rPr>
       </w:pPr>
       <w:r>
         <w:rPr>
@@ -14422,21 +14886,48 @@
       <w:bookmarkStart w:id="57" w:name="_Toc200618667"/>
       <w:bookmarkStart w:id="58" w:name="_Toc208147369"/>
       <w:r>
+        <w:rPr>
+          <w:rFonts w:ascii="Times New Roman" w:hAnsi="Times New Roman" w:cs="Times New Roman"/>
+        </w:rPr>
         <w:t xml:space="preserve">Gambar 3. </w:t>
       </w:r>
-      <w:fldSimple w:instr=" SEQ Gambar_3. \* ARABIC ">
-        <w:r>
-          <w:rPr>
-            <w:noProof/>
-          </w:rPr>
-          <w:t>10</w:t>
-        </w:r>
-      </w:fldSimple>
-      <w:r>
-        <w:t xml:space="preserve"> s</w:t>
-      </w:r>
-      <w:r>
-        <w:t>ampel data duplikat</w:t>
+      <w:r>
+        <w:rPr>
+          <w:rFonts w:ascii="Times New Roman" w:hAnsi="Times New Roman" w:cs="Times New Roman"/>
+        </w:rPr>
+        <w:fldChar w:fldCharType="begin"/>
+      </w:r>
+      <w:r>
+        <w:rPr>
+          <w:rFonts w:ascii="Times New Roman" w:hAnsi="Times New Roman" w:cs="Times New Roman"/>
+        </w:rPr>
+        <w:instrText xml:space="preserve"> SEQ Gambar_3. \* ARABIC </w:instrText>
+      </w:r>
+      <w:r>
+        <w:rPr>
+          <w:rFonts w:ascii="Times New Roman" w:hAnsi="Times New Roman" w:cs="Times New Roman"/>
+        </w:rPr>
+        <w:fldChar w:fldCharType="separate"/>
+      </w:r>
+      <w:r>
+        <w:rPr>
+          <w:rFonts w:ascii="Times New Roman" w:hAnsi="Times New Roman" w:cs="Times New Roman"/>
+          <w:noProof/>
+        </w:rPr>
+        <w:t>10</w:t>
+      </w:r>
+      <w:r>
+        <w:rPr>
+          <w:rFonts w:ascii="Times New Roman" w:hAnsi="Times New Roman" w:cs="Times New Roman"/>
+          <w:noProof/>
+        </w:rPr>
+        <w:fldChar w:fldCharType="end"/>
+      </w:r>
+      <w:r>
+        <w:rPr>
+          <w:rFonts w:ascii="Times New Roman" w:hAnsi="Times New Roman" w:cs="Times New Roman"/>
+        </w:rPr>
+        <w:t xml:space="preserve"> sampel data duplikat</w:t>
       </w:r>
       <w:bookmarkEnd w:id="56"/>
       <w:bookmarkEnd w:id="57"/>
@@ -14660,7 +15151,7 @@
         <w:sdtContent>
           <w:r>
             <w:rPr>
-              <w:rFonts w:eastAsia="Times New Roman"/>
+              <w:rFonts w:ascii="Times New Roman" w:eastAsia="Times New Roman" w:hAnsi="Times New Roman" w:cs="Times New Roman"/>
               <w:color w:val="000000"/>
             </w:rPr>
             <w:t>(Sudrajat &amp; Cholid, 2023)</w:t>
@@ -14683,13 +15174,7 @@
         <w:rPr>
           <w:rFonts w:ascii="Times New Roman" w:hAnsi="Times New Roman" w:cs="Times New Roman"/>
         </w:rPr>
-        <w:t>Tujuan</w:t>
-      </w:r>
-      <w:r>
-        <w:rPr>
-          <w:rFonts w:ascii="Times New Roman" w:hAnsi="Times New Roman" w:cs="Times New Roman"/>
-        </w:rPr>
-        <w:t xml:space="preserve"> dari proses ini adalah untuk mengetahui bagian mana saja yang terdapat </w:t>
+        <w:t xml:space="preserve">Tujuan dari proses ini adalah untuk mengetahui bagian mana saja yang terdapat </w:t>
       </w:r>
       <w:r>
         <w:rPr>
@@ -14703,7 +15188,19 @@
         <w:rPr>
           <w:rFonts w:ascii="Times New Roman" w:hAnsi="Times New Roman" w:cs="Times New Roman"/>
         </w:rPr>
-        <w:t>. Berikut ini adalah dokumentasi dari proses ini</w:t>
+        <w:t xml:space="preserve">. </w:t>
+      </w:r>
+      <w:r>
+        <w:rPr>
+          <w:rFonts w:ascii="Times New Roman" w:hAnsi="Times New Roman" w:cs="Times New Roman"/>
+        </w:rPr>
+        <w:t xml:space="preserve">Gambar 3.11 </w:t>
+      </w:r>
+      <w:r>
+        <w:rPr>
+          <w:rFonts w:ascii="Times New Roman" w:hAnsi="Times New Roman" w:cs="Times New Roman"/>
+        </w:rPr>
+        <w:t>adalah dokumentasi dari proses ini</w:t>
       </w:r>
       <w:r>
         <w:rPr>
@@ -14719,6 +15216,9 @@
         <w:spacing w:line="480" w:lineRule="auto"/>
         <w:ind w:left="1440"/>
         <w:jc w:val="center"/>
+        <w:rPr>
+          <w:rFonts w:ascii="Times New Roman" w:hAnsi="Times New Roman" w:cs="Times New Roman"/>
+        </w:rPr>
       </w:pPr>
       <w:r>
         <w:rPr>
@@ -14790,21 +15290,48 @@
       <w:bookmarkStart w:id="60" w:name="_Toc200618668"/>
       <w:bookmarkStart w:id="61" w:name="_Toc208147370"/>
       <w:r>
+        <w:rPr>
+          <w:rFonts w:ascii="Times New Roman" w:hAnsi="Times New Roman" w:cs="Times New Roman"/>
+        </w:rPr>
         <w:t xml:space="preserve">Gambar 3. </w:t>
       </w:r>
-      <w:fldSimple w:instr=" SEQ Gambar_3. \* ARABIC ">
-        <w:r>
-          <w:rPr>
-            <w:noProof/>
-          </w:rPr>
-          <w:t>11</w:t>
-        </w:r>
-      </w:fldSimple>
-      <w:r>
-        <w:t xml:space="preserve"> s</w:t>
-      </w:r>
-      <w:r>
-        <w:t>intaks dan hasil pengecekan missing/null values</w:t>
+      <w:r>
+        <w:rPr>
+          <w:rFonts w:ascii="Times New Roman" w:hAnsi="Times New Roman" w:cs="Times New Roman"/>
+        </w:rPr>
+        <w:fldChar w:fldCharType="begin"/>
+      </w:r>
+      <w:r>
+        <w:rPr>
+          <w:rFonts w:ascii="Times New Roman" w:hAnsi="Times New Roman" w:cs="Times New Roman"/>
+        </w:rPr>
+        <w:instrText xml:space="preserve"> SEQ Gambar_3. \* ARABIC </w:instrText>
+      </w:r>
+      <w:r>
+        <w:rPr>
+          <w:rFonts w:ascii="Times New Roman" w:hAnsi="Times New Roman" w:cs="Times New Roman"/>
+        </w:rPr>
+        <w:fldChar w:fldCharType="separate"/>
+      </w:r>
+      <w:r>
+        <w:rPr>
+          <w:rFonts w:ascii="Times New Roman" w:hAnsi="Times New Roman" w:cs="Times New Roman"/>
+          <w:noProof/>
+        </w:rPr>
+        <w:t>11</w:t>
+      </w:r>
+      <w:r>
+        <w:rPr>
+          <w:rFonts w:ascii="Times New Roman" w:hAnsi="Times New Roman" w:cs="Times New Roman"/>
+          <w:noProof/>
+        </w:rPr>
+        <w:fldChar w:fldCharType="end"/>
+      </w:r>
+      <w:r>
+        <w:rPr>
+          <w:rFonts w:ascii="Times New Roman" w:hAnsi="Times New Roman" w:cs="Times New Roman"/>
+        </w:rPr>
+        <w:t xml:space="preserve"> sintaks dan hasil pengecekan missing/null values</w:t>
       </w:r>
       <w:bookmarkEnd w:id="59"/>
       <w:bookmarkEnd w:id="60"/>
@@ -14950,19 +15477,7 @@
         <w:rPr>
           <w:rFonts w:ascii="Times New Roman" w:hAnsi="Times New Roman" w:cs="Times New Roman"/>
         </w:rPr>
-        <w:t xml:space="preserve">Kolom ‘PILIHAN PRODI 2’ = </w:t>
-      </w:r>
-      <w:r>
-        <w:rPr>
-          <w:rFonts w:ascii="Times New Roman" w:hAnsi="Times New Roman" w:cs="Times New Roman"/>
-        </w:rPr>
-        <w:t>20233</w:t>
-      </w:r>
-      <w:r>
-        <w:rPr>
-          <w:rFonts w:ascii="Times New Roman" w:hAnsi="Times New Roman" w:cs="Times New Roman"/>
-        </w:rPr>
-        <w:t xml:space="preserve"> </w:t>
+        <w:t xml:space="preserve">Kolom ‘PILIHAN PRODI 2’ = 20233 </w:t>
       </w:r>
       <w:r>
         <w:rPr>
@@ -14987,19 +15502,7 @@
         <w:rPr>
           <w:rFonts w:ascii="Times New Roman" w:hAnsi="Times New Roman" w:cs="Times New Roman"/>
         </w:rPr>
-        <w:t xml:space="preserve">Kolom ‘FAKULTAS PRODI 2’ = </w:t>
-      </w:r>
-      <w:r>
-        <w:rPr>
-          <w:rFonts w:ascii="Times New Roman" w:hAnsi="Times New Roman" w:cs="Times New Roman"/>
-        </w:rPr>
-        <w:t>20233</w:t>
-      </w:r>
-      <w:r>
-        <w:rPr>
-          <w:rFonts w:ascii="Times New Roman" w:hAnsi="Times New Roman" w:cs="Times New Roman"/>
-        </w:rPr>
-        <w:t xml:space="preserve"> </w:t>
+        <w:t xml:space="preserve">Kolom ‘FAKULTAS PRODI 2’ = 20233 </w:t>
       </w:r>
       <w:r>
         <w:rPr>
@@ -15024,19 +15527,7 @@
         <w:rPr>
           <w:rFonts w:ascii="Times New Roman" w:hAnsi="Times New Roman" w:cs="Times New Roman"/>
         </w:rPr>
-        <w:t xml:space="preserve">Kolom ‘DITERIMA PRODI’ = </w:t>
-      </w:r>
-      <w:r>
-        <w:rPr>
-          <w:rFonts w:ascii="Times New Roman" w:hAnsi="Times New Roman" w:cs="Times New Roman"/>
-        </w:rPr>
-        <w:t>7537</w:t>
-      </w:r>
-      <w:r>
-        <w:rPr>
-          <w:rFonts w:ascii="Times New Roman" w:hAnsi="Times New Roman" w:cs="Times New Roman"/>
-        </w:rPr>
-        <w:t xml:space="preserve"> </w:t>
+        <w:t xml:space="preserve">Kolom ‘DITERIMA PRODI’ = 7537 </w:t>
       </w:r>
       <w:r>
         <w:rPr>
@@ -15061,19 +15552,7 @@
         <w:rPr>
           <w:rFonts w:ascii="Times New Roman" w:hAnsi="Times New Roman" w:cs="Times New Roman"/>
         </w:rPr>
-        <w:t xml:space="preserve">Kolom ‘FAKULTAS DITERMA’ = </w:t>
-      </w:r>
-      <w:r>
-        <w:rPr>
-          <w:rFonts w:ascii="Times New Roman" w:hAnsi="Times New Roman" w:cs="Times New Roman"/>
-        </w:rPr>
-        <w:t>7537</w:t>
-      </w:r>
-      <w:r>
-        <w:rPr>
-          <w:rFonts w:ascii="Times New Roman" w:hAnsi="Times New Roman" w:cs="Times New Roman"/>
-        </w:rPr>
-        <w:t xml:space="preserve"> data</w:t>
+        <w:t>Kolom ‘FAKULTAS DITERMA’ = 7537 data</w:t>
       </w:r>
     </w:p>
     <w:p>
@@ -15092,19 +15571,7 @@
         <w:rPr>
           <w:rFonts w:ascii="Times New Roman" w:hAnsi="Times New Roman" w:cs="Times New Roman"/>
         </w:rPr>
-        <w:t xml:space="preserve">Kolom ‘USIA’ = </w:t>
-      </w:r>
-      <w:r>
-        <w:rPr>
-          <w:rFonts w:ascii="Times New Roman" w:hAnsi="Times New Roman" w:cs="Times New Roman"/>
-        </w:rPr>
-        <w:t>27684</w:t>
-      </w:r>
-      <w:r>
-        <w:rPr>
-          <w:rFonts w:ascii="Times New Roman" w:hAnsi="Times New Roman" w:cs="Times New Roman"/>
-        </w:rPr>
-        <w:t xml:space="preserve"> data</w:t>
+        <w:t>Kolom ‘USIA’ = 27684 data</w:t>
       </w:r>
     </w:p>
     <w:p>
@@ -15123,19 +15590,7 @@
         <w:rPr>
           <w:rFonts w:ascii="Times New Roman" w:hAnsi="Times New Roman" w:cs="Times New Roman"/>
         </w:rPr>
-        <w:t xml:space="preserve">Kolom ‘ASAL SLTA’ = </w:t>
-      </w:r>
-      <w:r>
-        <w:rPr>
-          <w:rFonts w:ascii="Times New Roman" w:hAnsi="Times New Roman" w:cs="Times New Roman"/>
-        </w:rPr>
-        <w:t>33779</w:t>
-      </w:r>
-      <w:r>
-        <w:rPr>
-          <w:rFonts w:ascii="Times New Roman" w:hAnsi="Times New Roman" w:cs="Times New Roman"/>
-        </w:rPr>
-        <w:t xml:space="preserve"> data</w:t>
+        <w:t>Kolom ‘ASAL SLTA’ = 33779 data</w:t>
       </w:r>
     </w:p>
     <w:p>
@@ -15155,19 +15610,7 @@
           <w:rFonts w:ascii="Times New Roman" w:hAnsi="Times New Roman" w:cs="Times New Roman"/>
         </w:rPr>
         <w:lastRenderedPageBreak/>
-        <w:t xml:space="preserve">Kolom ‘JURUSAN’ = </w:t>
-      </w:r>
-      <w:r>
-        <w:rPr>
-          <w:rFonts w:ascii="Times New Roman" w:hAnsi="Times New Roman" w:cs="Times New Roman"/>
-        </w:rPr>
-        <w:t>27897</w:t>
-      </w:r>
-      <w:r>
-        <w:rPr>
-          <w:rFonts w:ascii="Times New Roman" w:hAnsi="Times New Roman" w:cs="Times New Roman"/>
-        </w:rPr>
-        <w:t xml:space="preserve"> data</w:t>
+        <w:t>Kolom ‘JURUSAN’ = 27897 data</w:t>
       </w:r>
     </w:p>
     <w:p>
@@ -15186,19 +15629,7 @@
         <w:rPr>
           <w:rFonts w:ascii="Times New Roman" w:hAnsi="Times New Roman" w:cs="Times New Roman"/>
         </w:rPr>
-        <w:t xml:space="preserve">Kolom ‘ALAMAT DOMISILI’ = </w:t>
-      </w:r>
-      <w:r>
-        <w:rPr>
-          <w:rFonts w:ascii="Times New Roman" w:hAnsi="Times New Roman" w:cs="Times New Roman"/>
-        </w:rPr>
-        <w:t>29172</w:t>
-      </w:r>
-      <w:r>
-        <w:rPr>
-          <w:rFonts w:ascii="Times New Roman" w:hAnsi="Times New Roman" w:cs="Times New Roman"/>
-        </w:rPr>
-        <w:t xml:space="preserve"> data</w:t>
+        <w:t>Kolom ‘ALAMAT DOMISILI’ = 29172 data</w:t>
       </w:r>
     </w:p>
     <w:p>
@@ -15217,19 +15648,7 @@
         <w:rPr>
           <w:rFonts w:ascii="Times New Roman" w:hAnsi="Times New Roman" w:cs="Times New Roman"/>
         </w:rPr>
-        <w:t xml:space="preserve">Kolom ‘PEND. AYAH’ = </w:t>
-      </w:r>
-      <w:r>
-        <w:rPr>
-          <w:rFonts w:ascii="Times New Roman" w:hAnsi="Times New Roman" w:cs="Times New Roman"/>
-        </w:rPr>
-        <w:t>33854</w:t>
-      </w:r>
-      <w:r>
-        <w:rPr>
-          <w:rFonts w:ascii="Times New Roman" w:hAnsi="Times New Roman" w:cs="Times New Roman"/>
-        </w:rPr>
-        <w:t xml:space="preserve"> data</w:t>
+        <w:t>Kolom ‘PEND. AYAH’ = 33854 data</w:t>
       </w:r>
     </w:p>
     <w:p>
@@ -15248,19 +15667,7 @@
         <w:rPr>
           <w:rFonts w:ascii="Times New Roman" w:hAnsi="Times New Roman" w:cs="Times New Roman"/>
         </w:rPr>
-        <w:t xml:space="preserve">Kolom ‘PEND. IBU’ = </w:t>
-      </w:r>
-      <w:r>
-        <w:rPr>
-          <w:rFonts w:ascii="Times New Roman" w:hAnsi="Times New Roman" w:cs="Times New Roman"/>
-        </w:rPr>
-        <w:t>33854</w:t>
-      </w:r>
-      <w:r>
-        <w:rPr>
-          <w:rFonts w:ascii="Times New Roman" w:hAnsi="Times New Roman" w:cs="Times New Roman"/>
-        </w:rPr>
-        <w:t xml:space="preserve"> data</w:t>
+        <w:t>Kolom ‘PEND. IBU’ = 33854 data</w:t>
       </w:r>
     </w:p>
     <w:p>
@@ -15279,13 +15686,7 @@
         <w:rPr>
           <w:rFonts w:ascii="Times New Roman" w:hAnsi="Times New Roman" w:cs="Times New Roman"/>
         </w:rPr>
-        <w:t xml:space="preserve">Kolom ‘PEKERJAAN IBU’ = </w:t>
-      </w:r>
-      <w:r>
-        <w:rPr>
-          <w:rFonts w:ascii="Times New Roman" w:hAnsi="Times New Roman" w:cs="Times New Roman"/>
-        </w:rPr>
-        <w:t>33854</w:t>
+        <w:t>Kolom ‘PEKERJAAN IBU’ = 33854</w:t>
       </w:r>
     </w:p>
     <w:p>
@@ -15304,13 +15705,7 @@
         <w:rPr>
           <w:rFonts w:ascii="Times New Roman" w:hAnsi="Times New Roman" w:cs="Times New Roman"/>
         </w:rPr>
-        <w:t xml:space="preserve">Kolom ‘ALAMAT ORANG TUA’ = </w:t>
-      </w:r>
-      <w:r>
-        <w:rPr>
-          <w:rFonts w:ascii="Times New Roman" w:hAnsi="Times New Roman" w:cs="Times New Roman"/>
-        </w:rPr>
-        <w:t>29673</w:t>
+        <w:t>Kolom ‘ALAMAT ORANG TUA’ = 29673</w:t>
       </w:r>
     </w:p>
     <w:p>
@@ -15347,13 +15742,7 @@
         <w:rPr>
           <w:rFonts w:ascii="Times New Roman" w:hAnsi="Times New Roman" w:cs="Times New Roman"/>
         </w:rPr>
-        <w:t xml:space="preserve">adalah pola penyebaran yang merupakan gambaran kondisi </w:t>
-      </w:r>
-      <w:r>
-        <w:rPr>
-          <w:rFonts w:ascii="Times New Roman" w:hAnsi="Times New Roman" w:cs="Times New Roman"/>
-        </w:rPr>
-        <w:t>sekelompok data</w:t>
+        <w:t>adalah pola penyebaran yang merupakan gambaran kondisi sekelompok data</w:t>
       </w:r>
       <w:r>
         <w:rPr>
@@ -15376,7 +15765,7 @@
         <w:sdtContent>
           <w:r>
             <w:rPr>
-              <w:rFonts w:eastAsia="Times New Roman"/>
+              <w:rFonts w:ascii="Times New Roman" w:eastAsia="Times New Roman" w:hAnsi="Times New Roman" w:cs="Times New Roman"/>
               <w:color w:val="000000"/>
             </w:rPr>
             <w:t>(Turyadi &amp; Kusnandar, n.d.)</w:t>
@@ -15395,54 +15784,6 @@
         </w:rPr>
         <w:t>Analisis sederhana terhadap distribusi data ini dilakukan dengan tujuan untuk mengidentifikasi pola-pola umum yang muncul sekaligus mendeteksi berbagai anomali yang mungkin ada, termasuk menemukan data yang tidak wajar atau outlier yang berpotensi mempengaruhi akurasi dan keandalan hasil visualisasi pada tahapan selanjutnya. Peninjauan menyeluruh terhadap pola distribusi ini sangat krusial untuk memastikan bahwa kualitas data yang digunakan tetap terjaga, serta interpretasi yang dihasilkan dari data tersebut benar dan dapat dipercaya. Melalui proses ini, dilakukan pengamatan yang cermat terhadap sebaran, konsistensi, dan kelengkapan data, sehingga informasi yang diperoleh mampu mencerminkan kondisi nyata dengan akurasi tinggi dan dapat diandalkan untuk pengambilan keputusan.</w:t>
       </w:r>
-      <w:r>
-        <w:rPr>
-          <w:rFonts w:ascii="Times New Roman" w:hAnsi="Times New Roman" w:cs="Times New Roman"/>
-        </w:rPr>
-        <w:t xml:space="preserve"> </w:t>
-      </w:r>
-      <w:r>
-        <w:rPr>
-          <w:rFonts w:ascii="Times New Roman" w:hAnsi="Times New Roman" w:cs="Times New Roman"/>
-        </w:rPr>
-        <w:t>Gambar 3.12 sampai gambar 3.24</w:t>
-      </w:r>
-      <w:r>
-        <w:rPr>
-          <w:rFonts w:ascii="Times New Roman" w:hAnsi="Times New Roman" w:cs="Times New Roman"/>
-        </w:rPr>
-        <w:t xml:space="preserve"> adalah </w:t>
-      </w:r>
-      <w:r>
-        <w:rPr>
-          <w:rFonts w:ascii="Times New Roman" w:hAnsi="Times New Roman" w:cs="Times New Roman"/>
-        </w:rPr>
-        <w:t xml:space="preserve">hasil </w:t>
-      </w:r>
-      <w:r>
-        <w:rPr>
-          <w:rFonts w:ascii="Times New Roman" w:hAnsi="Times New Roman" w:cs="Times New Roman"/>
-        </w:rPr>
-        <w:t xml:space="preserve">dokumentasi </w:t>
-      </w:r>
-      <w:r>
-        <w:rPr>
-          <w:rFonts w:ascii="Times New Roman" w:hAnsi="Times New Roman" w:cs="Times New Roman"/>
-        </w:rPr>
-        <w:t>dari</w:t>
-      </w:r>
-      <w:r>
-        <w:rPr>
-          <w:rFonts w:ascii="Times New Roman" w:hAnsi="Times New Roman" w:cs="Times New Roman"/>
-        </w:rPr>
-        <w:t xml:space="preserve"> proses ini</w:t>
-      </w:r>
-      <w:r>
-        <w:rPr>
-          <w:rFonts w:ascii="Times New Roman" w:hAnsi="Times New Roman" w:cs="Times New Roman"/>
-        </w:rPr>
-        <w:t>:</w:t>
-      </w:r>
     </w:p>
     <w:p>
       <w:pPr>
@@ -15464,9 +15805,13 @@
         <w:keepNext/>
         <w:spacing w:line="480" w:lineRule="auto"/>
         <w:jc w:val="center"/>
-      </w:pPr>
-      <w:r>
-        <w:rPr>
+        <w:rPr>
+          <w:rFonts w:ascii="Times New Roman" w:hAnsi="Times New Roman" w:cs="Times New Roman"/>
+        </w:rPr>
+      </w:pPr>
+      <w:r>
+        <w:rPr>
+          <w:rFonts w:ascii="Times New Roman" w:hAnsi="Times New Roman" w:cs="Times New Roman"/>
           <w:noProof/>
         </w:rPr>
         <w:drawing>
@@ -15529,17 +15874,47 @@
       </w:pPr>
       <w:bookmarkStart w:id="62" w:name="_Toc208147371"/>
       <w:r>
+        <w:rPr>
+          <w:rFonts w:ascii="Times New Roman" w:hAnsi="Times New Roman" w:cs="Times New Roman"/>
+        </w:rPr>
         <w:t xml:space="preserve">Gambar 3. </w:t>
       </w:r>
-      <w:fldSimple w:instr=" SEQ Gambar_3. \* ARABIC ">
-        <w:r>
-          <w:rPr>
-            <w:noProof/>
-          </w:rPr>
-          <w:t>12</w:t>
-        </w:r>
-      </w:fldSimple>
-      <w:r>
+      <w:r>
+        <w:rPr>
+          <w:rFonts w:ascii="Times New Roman" w:hAnsi="Times New Roman" w:cs="Times New Roman"/>
+        </w:rPr>
+        <w:fldChar w:fldCharType="begin"/>
+      </w:r>
+      <w:r>
+        <w:rPr>
+          <w:rFonts w:ascii="Times New Roman" w:hAnsi="Times New Roman" w:cs="Times New Roman"/>
+        </w:rPr>
+        <w:instrText xml:space="preserve"> SEQ Gambar_3. \* ARABIC </w:instrText>
+      </w:r>
+      <w:r>
+        <w:rPr>
+          <w:rFonts w:ascii="Times New Roman" w:hAnsi="Times New Roman" w:cs="Times New Roman"/>
+        </w:rPr>
+        <w:fldChar w:fldCharType="separate"/>
+      </w:r>
+      <w:r>
+        <w:rPr>
+          <w:rFonts w:ascii="Times New Roman" w:hAnsi="Times New Roman" w:cs="Times New Roman"/>
+          <w:noProof/>
+        </w:rPr>
+        <w:t>12</w:t>
+      </w:r>
+      <w:r>
+        <w:rPr>
+          <w:rFonts w:ascii="Times New Roman" w:hAnsi="Times New Roman" w:cs="Times New Roman"/>
+          <w:noProof/>
+        </w:rPr>
+        <w:fldChar w:fldCharType="end"/>
+      </w:r>
+      <w:r>
+        <w:rPr>
+          <w:rFonts w:ascii="Times New Roman" w:hAnsi="Times New Roman" w:cs="Times New Roman"/>
+        </w:rPr>
         <w:t xml:space="preserve"> distribusi jalur pendaftaran</w:t>
       </w:r>
       <w:bookmarkEnd w:id="62"/>
@@ -15558,7 +15933,19 @@
         <w:rPr>
           <w:rFonts w:ascii="Times New Roman" w:hAnsi="Times New Roman" w:cs="Times New Roman"/>
         </w:rPr>
-        <w:t xml:space="preserve">Distribusi data pada kolom Jalur Pendaftaran memperlihatkan pola sebaran yang normal dan stabil tanpa adanya indikasi nilai anomali yang signifikan. Berdasarkan hasil visualisasi yang telah dilakukan, dapat diamati bahwa beberapa jalur pendaftaran utama seperti CBT, Nilai Rapor, dan Nilai SNBT mendominasi dengan jumlah pendaftar yang jauh lebih banyak jika dibandingkan dengan jalur-jalur pendaftaran lainnya. Hal ini sangat masuk akal dan sesuai dengan harapan, mengingat ketiga jalur tersebut memang merupakan jalur utama yang secara resmi digunakan oleh Universitas Muhammadiyah Purwokerto (UMP) dalam proses penerimaan mahasiswa baru. Di sisi lain, terdapat </w:t>
+        <w:t xml:space="preserve">Distribusi data pada </w:t>
+      </w:r>
+      <w:r>
+        <w:rPr>
+          <w:rFonts w:ascii="Times New Roman" w:hAnsi="Times New Roman" w:cs="Times New Roman"/>
+        </w:rPr>
+        <w:t>Gambar 3.12</w:t>
+      </w:r>
+      <w:r>
+        <w:rPr>
+          <w:rFonts w:ascii="Times New Roman" w:hAnsi="Times New Roman" w:cs="Times New Roman"/>
+        </w:rPr>
+        <w:t xml:space="preserve"> memperlihatkan pola sebaran yang normal dan stabil tanpa adanya indikasi nilai anomali yang signifikan. Berdasarkan hasil visualisasi yang telah dilakukan, dapat diamati bahwa beberapa jalur pendaftaran utama seperti CBT, Nilai Rapor, dan Nilai SNBT mendominasi dengan jumlah pendaftar yang jauh lebih banyak jika dibandingkan dengan jalur-jalur pendaftaran lainnya. Hal ini sangat masuk akal dan sesuai dengan harapan, mengingat ketiga jalur tersebut memang merupakan jalur utama yang secara resmi digunakan oleh Universitas Muhammadiyah Purwokerto (UMP) dalam proses penerimaan mahasiswa baru. Di sisi lain, terdapat </w:t>
       </w:r>
       <w:r>
         <w:rPr>
@@ -15583,6 +15970,9 @@
         <w:spacing w:line="480" w:lineRule="auto"/>
         <w:ind w:left="2160"/>
         <w:jc w:val="both"/>
+        <w:rPr>
+          <w:rFonts w:ascii="Times New Roman" w:hAnsi="Times New Roman" w:cs="Times New Roman"/>
+        </w:rPr>
       </w:pPr>
       <w:r>
         <w:rPr>
@@ -15649,21 +16039,48 @@
       </w:pPr>
       <w:bookmarkStart w:id="63" w:name="_Toc208147372"/>
       <w:r>
+        <w:rPr>
+          <w:rFonts w:ascii="Times New Roman" w:hAnsi="Times New Roman" w:cs="Times New Roman"/>
+        </w:rPr>
         <w:t xml:space="preserve">Gambar 3. </w:t>
       </w:r>
-      <w:fldSimple w:instr=" SEQ Gambar_3. \* ARABIC ">
-        <w:r>
-          <w:rPr>
-            <w:noProof/>
-          </w:rPr>
-          <w:t>13</w:t>
-        </w:r>
-      </w:fldSimple>
-      <w:r>
-        <w:t xml:space="preserve"> distribusi </w:t>
-      </w:r>
-      <w:r>
-        <w:t>tahun</w:t>
+      <w:r>
+        <w:rPr>
+          <w:rFonts w:ascii="Times New Roman" w:hAnsi="Times New Roman" w:cs="Times New Roman"/>
+        </w:rPr>
+        <w:fldChar w:fldCharType="begin"/>
+      </w:r>
+      <w:r>
+        <w:rPr>
+          <w:rFonts w:ascii="Times New Roman" w:hAnsi="Times New Roman" w:cs="Times New Roman"/>
+        </w:rPr>
+        <w:instrText xml:space="preserve"> SEQ Gambar_3. \* ARABIC </w:instrText>
+      </w:r>
+      <w:r>
+        <w:rPr>
+          <w:rFonts w:ascii="Times New Roman" w:hAnsi="Times New Roman" w:cs="Times New Roman"/>
+        </w:rPr>
+        <w:fldChar w:fldCharType="separate"/>
+      </w:r>
+      <w:r>
+        <w:rPr>
+          <w:rFonts w:ascii="Times New Roman" w:hAnsi="Times New Roman" w:cs="Times New Roman"/>
+          <w:noProof/>
+        </w:rPr>
+        <w:t>13</w:t>
+      </w:r>
+      <w:r>
+        <w:rPr>
+          <w:rFonts w:ascii="Times New Roman" w:hAnsi="Times New Roman" w:cs="Times New Roman"/>
+          <w:noProof/>
+        </w:rPr>
+        <w:fldChar w:fldCharType="end"/>
+      </w:r>
+      <w:r>
+        <w:rPr>
+          <w:rFonts w:ascii="Times New Roman" w:hAnsi="Times New Roman" w:cs="Times New Roman"/>
+        </w:rPr>
+        <w:t xml:space="preserve"> distribusi tahun</w:t>
       </w:r>
       <w:bookmarkEnd w:id="63"/>
     </w:p>
@@ -15682,7 +16099,19 @@
           <w:rFonts w:ascii="Times New Roman" w:hAnsi="Times New Roman" w:cs="Times New Roman"/>
         </w:rPr>
         <w:lastRenderedPageBreak/>
-        <w:t>Dari segi proses validasi yang dilakukan, distribusi data pada kolom TAHUN menunjukkan hasil yang sangat baik dan konsisten, di mana tidak ditemukan adanya nilai-nilai tahun yang berada di luar rentang logis yang telah ditetapkan, seperti misalnya nilai tahun sebelum tahun 2014 atau setelah tahun 2024. Selain itu, pemeriksaan juga menegaskan bahwa tidak ada duplikasi dalam penamaan tahun maupun format yang tidak konsisten yang bisa mengganggu kualitas data. Dengan kondisi seperti ini, dapat disimpulkan bahwa distribusi data pada kolom TAHUN tersebut memiliki validitas yang tinggi dan memenuhi standar kualitas data yang diperlukan, sehingga data tersebut sangat layak dan dapat diandalkan untuk digunakan dalam proses visualisasi tren penerimaan mahasiswa baru secara lebih mendalam dan komprehensif di tahap selanjutnya.</w:t>
+        <w:t>Dari segi proses validasi yang dilakukan, distribusi data pada</w:t>
+      </w:r>
+      <w:r>
+        <w:rPr>
+          <w:rFonts w:ascii="Times New Roman" w:hAnsi="Times New Roman" w:cs="Times New Roman"/>
+        </w:rPr>
+        <w:t xml:space="preserve"> Gambar 3.13</w:t>
+      </w:r>
+      <w:r>
+        <w:rPr>
+          <w:rFonts w:ascii="Times New Roman" w:hAnsi="Times New Roman" w:cs="Times New Roman"/>
+        </w:rPr>
+        <w:t xml:space="preserve"> menunjukkan hasil yang sangat baik dan konsisten, di mana tidak ditemukan adanya nilai-nilai tahun yang berada di luar rentang logis yang telah ditetapkan, seperti misalnya nilai tahun sebelum tahun 2014 atau setelah tahun 2024. Selain itu, pemeriksaan juga menegaskan bahwa tidak ada duplikasi dalam penamaan tahun maupun format yang tidak konsisten yang bisa mengganggu kualitas data. Dengan kondisi seperti ini, dapat disimpulkan bahwa distribusi data pada kolom TAHUN tersebut memiliki validitas yang tinggi dan memenuhi standar kualitas data yang diperlukan, sehingga data tersebut sangat layak dan dapat diandalkan untuk digunakan dalam proses visualisasi tren penerimaan mahasiswa baru secara lebih mendalam dan komprehensif di tahap selanjutnya.</w:t>
       </w:r>
     </w:p>
     <w:p>
@@ -15707,14 +16136,26 @@
         <w:rPr>
           <w:rFonts w:ascii="Times New Roman" w:hAnsi="Times New Roman" w:cs="Times New Roman"/>
         </w:rPr>
-        <w:t xml:space="preserve">Distribusi data pada kolom Prodi Pilihan 1 menunjukkan keberagaman pilihan program studi dari para pendaftar mahasiswa baru, mencerminkan variasi minat yang cukup luas. Program studi seperti Farmasi, Manajemen S1, dan Pendidikan Dokter menempati posisi teratas dalam jumlah pendaftar, menunjukkan daya tarik yang tinggi pada bidang tersebut. Pilihan ini kemungkinan didorong oleh </w:t>
+        <w:t xml:space="preserve">Distribusi data pada </w:t>
+      </w:r>
+      <w:r>
+        <w:rPr>
+          <w:rFonts w:ascii="Times New Roman" w:hAnsi="Times New Roman" w:cs="Times New Roman"/>
+        </w:rPr>
+        <w:t>Gambar 3.14</w:t>
+      </w:r>
+      <w:r>
+        <w:rPr>
+          <w:rFonts w:ascii="Times New Roman" w:hAnsi="Times New Roman" w:cs="Times New Roman"/>
+        </w:rPr>
+        <w:t xml:space="preserve"> menunjukkan keberagaman pilihan program studi dari para pendaftar mahasiswa baru, mencerminkan variasi minat yang cukup luas. Program studi seperti Farmasi, Manajemen S1, dan Pendidikan Dokter menempati posisi teratas dalam jumlah pendaftar, menunjukkan daya tarik yang tinggi pada bidang tersebut. Pilihan ini kemungkinan didorong oleh kebutuhan </w:t>
       </w:r>
       <w:r>
         <w:rPr>
           <w:rFonts w:ascii="Times New Roman" w:hAnsi="Times New Roman" w:cs="Times New Roman"/>
         </w:rPr>
         <w:lastRenderedPageBreak/>
-        <w:t>kebutuhan pasar kerja, reputasi program, dan prospek karir yang menarik. Di sisi lain, beberapa program studi seperti PPG Pendidikan Biologi, PPG Pekerjaan Sosial, dan Program Pertukaran Mahasiswa memiliki jumlah peminat yang lebih rendah, mencerminkan preferensi yang beragam di kalangan pendaftar.</w:t>
+        <w:t>pasar kerja, reputasi program, dan prospek karir yang menarik. Di sisi lain, beberapa program studi seperti PPG Pendidikan Biologi, PPG Pekerjaan Sosial, dan Program Pertukaran Mahasiswa memiliki jumlah peminat yang lebih rendah, mencerminkan preferensi yang beragam di kalangan pendaftar.</w:t>
       </w:r>
     </w:p>
     <w:p>
@@ -15739,9 +16180,13 @@
         <w:keepNext/>
         <w:spacing w:line="480" w:lineRule="auto"/>
         <w:jc w:val="center"/>
-      </w:pPr>
-      <w:r>
-        <w:rPr>
+        <w:rPr>
+          <w:rFonts w:ascii="Times New Roman" w:hAnsi="Times New Roman" w:cs="Times New Roman"/>
+        </w:rPr>
+      </w:pPr>
+      <w:r>
+        <w:rPr>
+          <w:rFonts w:ascii="Times New Roman" w:hAnsi="Times New Roman" w:cs="Times New Roman"/>
           <w:noProof/>
         </w:rPr>
         <w:lastRenderedPageBreak/>
@@ -15806,21 +16251,48 @@
       </w:pPr>
       <w:bookmarkStart w:id="64" w:name="_Toc208147373"/>
       <w:r>
+        <w:rPr>
+          <w:rFonts w:ascii="Times New Roman" w:hAnsi="Times New Roman" w:cs="Times New Roman"/>
+        </w:rPr>
         <w:t xml:space="preserve">Gambar 3. </w:t>
       </w:r>
-      <w:fldSimple w:instr=" SEQ Gambar_3. \* ARABIC ">
-        <w:r>
-          <w:rPr>
-            <w:noProof/>
-          </w:rPr>
-          <w:t>14</w:t>
-        </w:r>
-      </w:fldSimple>
-      <w:r>
-        <w:t xml:space="preserve"> distribusi </w:t>
-      </w:r>
-      <w:r>
-        <w:t>prodi pilihan 1</w:t>
+      <w:r>
+        <w:rPr>
+          <w:rFonts w:ascii="Times New Roman" w:hAnsi="Times New Roman" w:cs="Times New Roman"/>
+        </w:rPr>
+        <w:fldChar w:fldCharType="begin"/>
+      </w:r>
+      <w:r>
+        <w:rPr>
+          <w:rFonts w:ascii="Times New Roman" w:hAnsi="Times New Roman" w:cs="Times New Roman"/>
+        </w:rPr>
+        <w:instrText xml:space="preserve"> SEQ Gambar_3. \* ARABIC </w:instrText>
+      </w:r>
+      <w:r>
+        <w:rPr>
+          <w:rFonts w:ascii="Times New Roman" w:hAnsi="Times New Roman" w:cs="Times New Roman"/>
+        </w:rPr>
+        <w:fldChar w:fldCharType="separate"/>
+      </w:r>
+      <w:r>
+        <w:rPr>
+          <w:rFonts w:ascii="Times New Roman" w:hAnsi="Times New Roman" w:cs="Times New Roman"/>
+          <w:noProof/>
+        </w:rPr>
+        <w:t>14</w:t>
+      </w:r>
+      <w:r>
+        <w:rPr>
+          <w:rFonts w:ascii="Times New Roman" w:hAnsi="Times New Roman" w:cs="Times New Roman"/>
+          <w:noProof/>
+        </w:rPr>
+        <w:fldChar w:fldCharType="end"/>
+      </w:r>
+      <w:r>
+        <w:rPr>
+          <w:rFonts w:ascii="Times New Roman" w:hAnsi="Times New Roman" w:cs="Times New Roman"/>
+        </w:rPr>
+        <w:t xml:space="preserve"> distribusi prodi pilihan 1</w:t>
       </w:r>
       <w:bookmarkEnd w:id="64"/>
     </w:p>
@@ -15846,14 +16318,26 @@
         <w:rPr>
           <w:rFonts w:ascii="Times New Roman" w:hAnsi="Times New Roman" w:cs="Times New Roman"/>
         </w:rPr>
-        <w:t xml:space="preserve">Distribusi pada kolom Fakultas Prodi Pilihan 1 menunjukkan bahwa sebagian besar pendaftar memilih program studi yang berada di bawah naungan Fakultas Farmasi, Fakultas Keguruan dan Ilmu Pendidikan, serta </w:t>
+        <w:t xml:space="preserve">Distribusi pada </w:t>
+      </w:r>
+      <w:r>
+        <w:rPr>
+          <w:rFonts w:ascii="Times New Roman" w:hAnsi="Times New Roman" w:cs="Times New Roman"/>
+        </w:rPr>
+        <w:t>Gambar 3.15</w:t>
+      </w:r>
+      <w:r>
+        <w:rPr>
+          <w:rFonts w:ascii="Times New Roman" w:hAnsi="Times New Roman" w:cs="Times New Roman"/>
+        </w:rPr>
+        <w:t xml:space="preserve"> menunjukkan bahwa sebagian besar pendaftar memilih program studi yang berada di bawah naungan Fakultas Farmasi, Fakultas Keguruan dan Ilmu Pendidikan, serta Fakultas Ekonomi dan Bisnis. Hal ini </w:t>
       </w:r>
       <w:r>
         <w:rPr>
           <w:rFonts w:ascii="Times New Roman" w:hAnsi="Times New Roman" w:cs="Times New Roman"/>
         </w:rPr>
         <w:lastRenderedPageBreak/>
-        <w:t>Fakultas Ekonomi dan Bisnis. Hal ini selaras dengan temuan pada kolom Prodi Pilihan 1, di mana Farmasi dan Manajemen merupakan dua dari program studi dengan jumlah pendaftar tertinggi.</w:t>
+        <w:t>selaras dengan temuan pada kolom Prodi Pilihan 1, di mana Farmasi dan Manajemen merupakan dua dari program studi dengan jumlah pendaftar tertinggi.</w:t>
       </w:r>
     </w:p>
     <w:p>
@@ -15878,9 +16362,13 @@
         <w:keepNext/>
         <w:spacing w:line="480" w:lineRule="auto"/>
         <w:jc w:val="center"/>
-      </w:pPr>
-      <w:r>
-        <w:rPr>
+        <w:rPr>
+          <w:rFonts w:ascii="Times New Roman" w:hAnsi="Times New Roman" w:cs="Times New Roman"/>
+        </w:rPr>
+      </w:pPr>
+      <w:r>
+        <w:rPr>
+          <w:rFonts w:ascii="Times New Roman" w:hAnsi="Times New Roman" w:cs="Times New Roman"/>
           <w:noProof/>
         </w:rPr>
         <w:drawing>
@@ -15944,21 +16432,48 @@
       </w:pPr>
       <w:bookmarkStart w:id="65" w:name="_Toc208147374"/>
       <w:r>
+        <w:rPr>
+          <w:rFonts w:ascii="Times New Roman" w:hAnsi="Times New Roman" w:cs="Times New Roman"/>
+        </w:rPr>
         <w:t xml:space="preserve">Gambar 3. </w:t>
       </w:r>
-      <w:fldSimple w:instr=" SEQ Gambar_3. \* ARABIC ">
-        <w:r>
-          <w:rPr>
-            <w:noProof/>
-          </w:rPr>
-          <w:t>15</w:t>
-        </w:r>
-      </w:fldSimple>
-      <w:r>
-        <w:t xml:space="preserve"> distribusi</w:t>
-      </w:r>
-      <w:r>
-        <w:t xml:space="preserve"> fakultas prodi pilihan 1</w:t>
+      <w:r>
+        <w:rPr>
+          <w:rFonts w:ascii="Times New Roman" w:hAnsi="Times New Roman" w:cs="Times New Roman"/>
+        </w:rPr>
+        <w:fldChar w:fldCharType="begin"/>
+      </w:r>
+      <w:r>
+        <w:rPr>
+          <w:rFonts w:ascii="Times New Roman" w:hAnsi="Times New Roman" w:cs="Times New Roman"/>
+        </w:rPr>
+        <w:instrText xml:space="preserve"> SEQ Gambar_3. \* ARABIC </w:instrText>
+      </w:r>
+      <w:r>
+        <w:rPr>
+          <w:rFonts w:ascii="Times New Roman" w:hAnsi="Times New Roman" w:cs="Times New Roman"/>
+        </w:rPr>
+        <w:fldChar w:fldCharType="separate"/>
+      </w:r>
+      <w:r>
+        <w:rPr>
+          <w:rFonts w:ascii="Times New Roman" w:hAnsi="Times New Roman" w:cs="Times New Roman"/>
+          <w:noProof/>
+        </w:rPr>
+        <w:t>15</w:t>
+      </w:r>
+      <w:r>
+        <w:rPr>
+          <w:rFonts w:ascii="Times New Roman" w:hAnsi="Times New Roman" w:cs="Times New Roman"/>
+          <w:noProof/>
+        </w:rPr>
+        <w:fldChar w:fldCharType="end"/>
+      </w:r>
+      <w:r>
+        <w:rPr>
+          <w:rFonts w:ascii="Times New Roman" w:hAnsi="Times New Roman" w:cs="Times New Roman"/>
+        </w:rPr>
+        <w:t xml:space="preserve"> distribusi fakultas prodi pilihan 1</w:t>
       </w:r>
       <w:bookmarkEnd w:id="65"/>
     </w:p>
@@ -15975,9 +16490,13 @@
         <w:keepNext/>
         <w:spacing w:line="480" w:lineRule="auto"/>
         <w:jc w:val="center"/>
-      </w:pPr>
-      <w:r>
-        <w:rPr>
+        <w:rPr>
+          <w:rFonts w:ascii="Times New Roman" w:hAnsi="Times New Roman" w:cs="Times New Roman"/>
+        </w:rPr>
+      </w:pPr>
+      <w:r>
+        <w:rPr>
+          <w:rFonts w:ascii="Times New Roman" w:hAnsi="Times New Roman" w:cs="Times New Roman"/>
           <w:noProof/>
         </w:rPr>
         <w:lastRenderedPageBreak/>
@@ -16041,21 +16560,48 @@
       </w:pPr>
       <w:bookmarkStart w:id="66" w:name="_Toc208147375"/>
       <w:r>
+        <w:rPr>
+          <w:rFonts w:ascii="Times New Roman" w:hAnsi="Times New Roman" w:cs="Times New Roman"/>
+        </w:rPr>
         <w:t xml:space="preserve">Gambar 3. </w:t>
       </w:r>
-      <w:fldSimple w:instr=" SEQ Gambar_3. \* ARABIC ">
-        <w:r>
-          <w:rPr>
-            <w:noProof/>
-          </w:rPr>
-          <w:t>16</w:t>
-        </w:r>
-      </w:fldSimple>
-      <w:r>
-        <w:t xml:space="preserve"> distribusi </w:t>
-      </w:r>
-      <w:r>
-        <w:t>prodi pilihan 2</w:t>
+      <w:r>
+        <w:rPr>
+          <w:rFonts w:ascii="Times New Roman" w:hAnsi="Times New Roman" w:cs="Times New Roman"/>
+        </w:rPr>
+        <w:fldChar w:fldCharType="begin"/>
+      </w:r>
+      <w:r>
+        <w:rPr>
+          <w:rFonts w:ascii="Times New Roman" w:hAnsi="Times New Roman" w:cs="Times New Roman"/>
+        </w:rPr>
+        <w:instrText xml:space="preserve"> SEQ Gambar_3. \* ARABIC </w:instrText>
+      </w:r>
+      <w:r>
+        <w:rPr>
+          <w:rFonts w:ascii="Times New Roman" w:hAnsi="Times New Roman" w:cs="Times New Roman"/>
+        </w:rPr>
+        <w:fldChar w:fldCharType="separate"/>
+      </w:r>
+      <w:r>
+        <w:rPr>
+          <w:rFonts w:ascii="Times New Roman" w:hAnsi="Times New Roman" w:cs="Times New Roman"/>
+          <w:noProof/>
+        </w:rPr>
+        <w:t>16</w:t>
+      </w:r>
+      <w:r>
+        <w:rPr>
+          <w:rFonts w:ascii="Times New Roman" w:hAnsi="Times New Roman" w:cs="Times New Roman"/>
+          <w:noProof/>
+        </w:rPr>
+        <w:fldChar w:fldCharType="end"/>
+      </w:r>
+      <w:r>
+        <w:rPr>
+          <w:rFonts w:ascii="Times New Roman" w:hAnsi="Times New Roman" w:cs="Times New Roman"/>
+        </w:rPr>
+        <w:t xml:space="preserve"> distribusi prodi pilihan 2</w:t>
       </w:r>
       <w:bookmarkEnd w:id="66"/>
     </w:p>
@@ -16073,7 +16619,19 @@
         <w:rPr>
           <w:rFonts w:ascii="Times New Roman" w:hAnsi="Times New Roman" w:cs="Times New Roman"/>
         </w:rPr>
-        <w:t xml:space="preserve">Distribusi pada kolom Prodi Pilihan 2 menunjukkan bahwa program studi seperti Manajemen S1, Psikologi, dan Keperawatan S1 menjadi pilihan kedua yang paling banyak dipilih oleh pendaftar. Selain itu, prodi seperti Akuntansi S1, Ilmu Hukum, dan Teknik Informatika juga menunjukkan </w:t>
+        <w:t xml:space="preserve">Distribusi pada </w:t>
+      </w:r>
+      <w:r>
+        <w:rPr>
+          <w:rFonts w:ascii="Times New Roman" w:hAnsi="Times New Roman" w:cs="Times New Roman"/>
+        </w:rPr>
+        <w:t>Gambar 3.16</w:t>
+      </w:r>
+      <w:r>
+        <w:rPr>
+          <w:rFonts w:ascii="Times New Roman" w:hAnsi="Times New Roman" w:cs="Times New Roman"/>
+        </w:rPr>
+        <w:t xml:space="preserve"> menunjukkan bahwa program studi seperti Manajemen S1, Psikologi, dan Keperawatan S1 menjadi pilihan kedua yang paling banyak dipilih oleh pendaftar. Selain itu, prodi seperti Akuntansi S1, Ilmu Hukum, dan Teknik Informatika juga menunjukkan </w:t>
       </w:r>
       <w:r>
         <w:rPr>
@@ -16113,9 +16671,13 @@
         <w:keepNext/>
         <w:spacing w:line="480" w:lineRule="auto"/>
         <w:jc w:val="center"/>
-      </w:pPr>
-      <w:r>
-        <w:rPr>
+        <w:rPr>
+          <w:rFonts w:ascii="Times New Roman" w:hAnsi="Times New Roman" w:cs="Times New Roman"/>
+        </w:rPr>
+      </w:pPr>
+      <w:r>
+        <w:rPr>
+          <w:rFonts w:ascii="Times New Roman" w:hAnsi="Times New Roman" w:cs="Times New Roman"/>
           <w:noProof/>
         </w:rPr>
         <w:drawing>
@@ -16178,21 +16740,48 @@
       </w:pPr>
       <w:bookmarkStart w:id="67" w:name="_Toc208147376"/>
       <w:r>
+        <w:rPr>
+          <w:rFonts w:ascii="Times New Roman" w:hAnsi="Times New Roman" w:cs="Times New Roman"/>
+        </w:rPr>
         <w:t xml:space="preserve">Gambar 3. </w:t>
       </w:r>
-      <w:fldSimple w:instr=" SEQ Gambar_3. \* ARABIC ">
-        <w:r>
-          <w:rPr>
-            <w:noProof/>
-          </w:rPr>
-          <w:t>17</w:t>
-        </w:r>
-      </w:fldSimple>
-      <w:r>
-        <w:t xml:space="preserve"> distribusi </w:t>
-      </w:r>
-      <w:r>
-        <w:t>fakultas prodi pilihan 2</w:t>
+      <w:r>
+        <w:rPr>
+          <w:rFonts w:ascii="Times New Roman" w:hAnsi="Times New Roman" w:cs="Times New Roman"/>
+        </w:rPr>
+        <w:fldChar w:fldCharType="begin"/>
+      </w:r>
+      <w:r>
+        <w:rPr>
+          <w:rFonts w:ascii="Times New Roman" w:hAnsi="Times New Roman" w:cs="Times New Roman"/>
+        </w:rPr>
+        <w:instrText xml:space="preserve"> SEQ Gambar_3. \* ARABIC </w:instrText>
+      </w:r>
+      <w:r>
+        <w:rPr>
+          <w:rFonts w:ascii="Times New Roman" w:hAnsi="Times New Roman" w:cs="Times New Roman"/>
+        </w:rPr>
+        <w:fldChar w:fldCharType="separate"/>
+      </w:r>
+      <w:r>
+        <w:rPr>
+          <w:rFonts w:ascii="Times New Roman" w:hAnsi="Times New Roman" w:cs="Times New Roman"/>
+          <w:noProof/>
+        </w:rPr>
+        <w:t>17</w:t>
+      </w:r>
+      <w:r>
+        <w:rPr>
+          <w:rFonts w:ascii="Times New Roman" w:hAnsi="Times New Roman" w:cs="Times New Roman"/>
+          <w:noProof/>
+        </w:rPr>
+        <w:fldChar w:fldCharType="end"/>
+      </w:r>
+      <w:r>
+        <w:rPr>
+          <w:rFonts w:ascii="Times New Roman" w:hAnsi="Times New Roman" w:cs="Times New Roman"/>
+        </w:rPr>
+        <w:t xml:space="preserve"> distribusi fakultas prodi pilihan 2</w:t>
       </w:r>
       <w:bookmarkEnd w:id="67"/>
     </w:p>
@@ -16210,14 +16799,26 @@
         <w:rPr>
           <w:rFonts w:ascii="Times New Roman" w:hAnsi="Times New Roman" w:cs="Times New Roman"/>
         </w:rPr>
-        <w:t xml:space="preserve">Distribusi pada kolom Fakultas Prodi Pilihan 2 menunjukkan bahwa program studi pilihan kedua sebagian besar berada di bawah Fakultas Ilmu Kesehatan, Fakultas </w:t>
+        <w:t>Distribusi pada</w:t>
+      </w:r>
+      <w:r>
+        <w:rPr>
+          <w:rFonts w:ascii="Times New Roman" w:hAnsi="Times New Roman" w:cs="Times New Roman"/>
+        </w:rPr>
+        <w:t xml:space="preserve"> Gambar 3.17</w:t>
+      </w:r>
+      <w:r>
+        <w:rPr>
+          <w:rFonts w:ascii="Times New Roman" w:hAnsi="Times New Roman" w:cs="Times New Roman"/>
+        </w:rPr>
+        <w:t xml:space="preserve"> menunjukkan bahwa program studi pilihan kedua sebagian besar berada di bawah Fakultas Ilmu Kesehatan, Fakultas Ekonomi dan Bisnis, </w:t>
       </w:r>
       <w:r>
         <w:rPr>
           <w:rFonts w:ascii="Times New Roman" w:hAnsi="Times New Roman" w:cs="Times New Roman"/>
         </w:rPr>
         <w:lastRenderedPageBreak/>
-        <w:t>Ekonomi dan Bisnis, serta Fakultas Keguruan dan Ilmu Pendidikan. Hal ini menggambarkan minat yang masih tinggi terhadap bidang kesehatan, ekonomi, dan pendidikan meskipun tidak dijadikan pilihan utama.</w:t>
+        <w:t>serta Fakultas Keguruan dan Ilmu Pendidikan. Hal ini menggambarkan minat yang masih tinggi terhadap bidang kesehatan, ekonomi, dan pendidikan meskipun tidak dijadikan pilihan utama.</w:t>
       </w:r>
     </w:p>
     <w:p>
@@ -16259,7 +16860,19 @@
         <w:rPr>
           <w:rFonts w:ascii="Times New Roman" w:hAnsi="Times New Roman" w:cs="Times New Roman"/>
         </w:rPr>
-        <w:t xml:space="preserve">Distribusi pada kolom Prodi Diterima memperlihatkan program studi yang paling banyak menerima mahasiswa baru di UMP. </w:t>
+        <w:t xml:space="preserve">Distribusi pada </w:t>
+      </w:r>
+      <w:r>
+        <w:rPr>
+          <w:rFonts w:ascii="Times New Roman" w:hAnsi="Times New Roman" w:cs="Times New Roman"/>
+        </w:rPr>
+        <w:t>Gambar 3.18</w:t>
+      </w:r>
+      <w:r>
+        <w:rPr>
+          <w:rFonts w:ascii="Times New Roman" w:hAnsi="Times New Roman" w:cs="Times New Roman"/>
+        </w:rPr>
+        <w:t xml:space="preserve"> memperlihatkan program studi yang paling banyak menerima mahasiswa baru di UMP. </w:t>
       </w:r>
       <w:r>
         <w:rPr>
@@ -16303,9 +16916,13 @@
         <w:keepNext/>
         <w:spacing w:line="480" w:lineRule="auto"/>
         <w:jc w:val="center"/>
-      </w:pPr>
-      <w:r>
-        <w:rPr>
+        <w:rPr>
+          <w:rFonts w:ascii="Times New Roman" w:hAnsi="Times New Roman" w:cs="Times New Roman"/>
+        </w:rPr>
+      </w:pPr>
+      <w:r>
+        <w:rPr>
+          <w:rFonts w:ascii="Times New Roman" w:hAnsi="Times New Roman" w:cs="Times New Roman"/>
           <w:noProof/>
         </w:rPr>
         <w:drawing>
@@ -16363,24 +16980,54 @@
         <w:pStyle w:val="Caption"/>
         <w:spacing w:line="480" w:lineRule="auto"/>
         <w:jc w:val="center"/>
+        <w:rPr>
+          <w:rFonts w:ascii="Times New Roman" w:hAnsi="Times New Roman" w:cs="Times New Roman"/>
+        </w:rPr>
       </w:pPr>
       <w:bookmarkStart w:id="68" w:name="_Toc208147377"/>
       <w:r>
+        <w:rPr>
+          <w:rFonts w:ascii="Times New Roman" w:hAnsi="Times New Roman" w:cs="Times New Roman"/>
+        </w:rPr>
         <w:t xml:space="preserve">Gambar 3. </w:t>
       </w:r>
-      <w:fldSimple w:instr=" SEQ Gambar_3. \* ARABIC ">
-        <w:r>
-          <w:rPr>
-            <w:noProof/>
-          </w:rPr>
-          <w:t>18</w:t>
-        </w:r>
-      </w:fldSimple>
-      <w:r>
-        <w:t xml:space="preserve"> distribusi </w:t>
-      </w:r>
-      <w:r>
-        <w:t>prodi diterima</w:t>
+      <w:r>
+        <w:rPr>
+          <w:rFonts w:ascii="Times New Roman" w:hAnsi="Times New Roman" w:cs="Times New Roman"/>
+        </w:rPr>
+        <w:fldChar w:fldCharType="begin"/>
+      </w:r>
+      <w:r>
+        <w:rPr>
+          <w:rFonts w:ascii="Times New Roman" w:hAnsi="Times New Roman" w:cs="Times New Roman"/>
+        </w:rPr>
+        <w:instrText xml:space="preserve"> SEQ Gambar_3. \* ARABIC </w:instrText>
+      </w:r>
+      <w:r>
+        <w:rPr>
+          <w:rFonts w:ascii="Times New Roman" w:hAnsi="Times New Roman" w:cs="Times New Roman"/>
+        </w:rPr>
+        <w:fldChar w:fldCharType="separate"/>
+      </w:r>
+      <w:r>
+        <w:rPr>
+          <w:rFonts w:ascii="Times New Roman" w:hAnsi="Times New Roman" w:cs="Times New Roman"/>
+          <w:noProof/>
+        </w:rPr>
+        <w:t>18</w:t>
+      </w:r>
+      <w:r>
+        <w:rPr>
+          <w:rFonts w:ascii="Times New Roman" w:hAnsi="Times New Roman" w:cs="Times New Roman"/>
+          <w:noProof/>
+        </w:rPr>
+        <w:fldChar w:fldCharType="end"/>
+      </w:r>
+      <w:r>
+        <w:rPr>
+          <w:rFonts w:ascii="Times New Roman" w:hAnsi="Times New Roman" w:cs="Times New Roman"/>
+        </w:rPr>
+        <w:t xml:space="preserve"> distribusi prodi diterima</w:t>
       </w:r>
       <w:bookmarkEnd w:id="68"/>
     </w:p>
@@ -16398,9 +17045,13 @@
         <w:keepNext/>
         <w:spacing w:line="480" w:lineRule="auto"/>
         <w:jc w:val="center"/>
-      </w:pPr>
-      <w:r>
-        <w:rPr>
+        <w:rPr>
+          <w:rFonts w:ascii="Times New Roman" w:hAnsi="Times New Roman" w:cs="Times New Roman"/>
+        </w:rPr>
+      </w:pPr>
+      <w:r>
+        <w:rPr>
+          <w:rFonts w:ascii="Times New Roman" w:hAnsi="Times New Roman" w:cs="Times New Roman"/>
           <w:noProof/>
         </w:rPr>
         <w:drawing>
@@ -16463,21 +17114,48 @@
       </w:pPr>
       <w:bookmarkStart w:id="69" w:name="_Toc208147378"/>
       <w:r>
+        <w:rPr>
+          <w:rFonts w:ascii="Times New Roman" w:hAnsi="Times New Roman" w:cs="Times New Roman"/>
+        </w:rPr>
         <w:t xml:space="preserve">Gambar 3. </w:t>
       </w:r>
-      <w:fldSimple w:instr=" SEQ Gambar_3. \* ARABIC ">
-        <w:r>
-          <w:rPr>
-            <w:noProof/>
-          </w:rPr>
-          <w:t>19</w:t>
-        </w:r>
-      </w:fldSimple>
-      <w:r>
-        <w:t xml:space="preserve"> distribusi </w:t>
-      </w:r>
-      <w:r>
-        <w:t>fakultas prodi diterima</w:t>
+      <w:r>
+        <w:rPr>
+          <w:rFonts w:ascii="Times New Roman" w:hAnsi="Times New Roman" w:cs="Times New Roman"/>
+        </w:rPr>
+        <w:fldChar w:fldCharType="begin"/>
+      </w:r>
+      <w:r>
+        <w:rPr>
+          <w:rFonts w:ascii="Times New Roman" w:hAnsi="Times New Roman" w:cs="Times New Roman"/>
+        </w:rPr>
+        <w:instrText xml:space="preserve"> SEQ Gambar_3. \* ARABIC </w:instrText>
+      </w:r>
+      <w:r>
+        <w:rPr>
+          <w:rFonts w:ascii="Times New Roman" w:hAnsi="Times New Roman" w:cs="Times New Roman"/>
+        </w:rPr>
+        <w:fldChar w:fldCharType="separate"/>
+      </w:r>
+      <w:r>
+        <w:rPr>
+          <w:rFonts w:ascii="Times New Roman" w:hAnsi="Times New Roman" w:cs="Times New Roman"/>
+          <w:noProof/>
+        </w:rPr>
+        <w:t>19</w:t>
+      </w:r>
+      <w:r>
+        <w:rPr>
+          <w:rFonts w:ascii="Times New Roman" w:hAnsi="Times New Roman" w:cs="Times New Roman"/>
+          <w:noProof/>
+        </w:rPr>
+        <w:fldChar w:fldCharType="end"/>
+      </w:r>
+      <w:r>
+        <w:rPr>
+          <w:rFonts w:ascii="Times New Roman" w:hAnsi="Times New Roman" w:cs="Times New Roman"/>
+        </w:rPr>
+        <w:t xml:space="preserve"> distribusi fakultas prodi diterima</w:t>
       </w:r>
       <w:bookmarkEnd w:id="69"/>
     </w:p>
@@ -16495,7 +17173,19 @@
         <w:rPr>
           <w:rFonts w:ascii="Times New Roman" w:hAnsi="Times New Roman" w:cs="Times New Roman"/>
         </w:rPr>
-        <w:t xml:space="preserve">Distribusi pada kolom Fakultas Prodi Diterima menunjukkan bahwa sebagian besar mahasiswa baru diterima di bawah naungan Fakultas </w:t>
+        <w:t xml:space="preserve">Distribusi pada </w:t>
+      </w:r>
+      <w:r>
+        <w:rPr>
+          <w:rFonts w:ascii="Times New Roman" w:hAnsi="Times New Roman" w:cs="Times New Roman"/>
+        </w:rPr>
+        <w:t>Gambar 3.19</w:t>
+      </w:r>
+      <w:r>
+        <w:rPr>
+          <w:rFonts w:ascii="Times New Roman" w:hAnsi="Times New Roman" w:cs="Times New Roman"/>
+        </w:rPr>
+        <w:t xml:space="preserve"> menunjukkan bahwa sebagian besar mahasiswa baru diterima di bawah naungan Fakultas </w:t>
       </w:r>
       <w:r>
         <w:rPr>
@@ -16567,7 +17257,6 @@
         <w:pStyle w:val="Heading8"/>
       </w:pPr>
       <w:r>
-        <w:lastRenderedPageBreak/>
         <w:t>Usia</w:t>
       </w:r>
     </w:p>
@@ -16576,11 +17265,16 @@
         <w:keepNext/>
         <w:spacing w:line="480" w:lineRule="auto"/>
         <w:jc w:val="center"/>
-      </w:pPr>
-      <w:r>
-        <w:rPr>
+        <w:rPr>
+          <w:rFonts w:ascii="Times New Roman" w:hAnsi="Times New Roman" w:cs="Times New Roman"/>
+        </w:rPr>
+      </w:pPr>
+      <w:r>
+        <w:rPr>
+          <w:rFonts w:ascii="Times New Roman" w:hAnsi="Times New Roman" w:cs="Times New Roman"/>
           <w:noProof/>
         </w:rPr>
+        <w:lastRenderedPageBreak/>
         <w:drawing>
           <wp:inline distT="0" distB="0" distL="0" distR="0" wp14:anchorId="39AE5A25" wp14:editId="70C50E36">
             <wp:extent cx="4680000" cy="3490848"/>
@@ -16641,21 +17335,48 @@
       </w:pPr>
       <w:bookmarkStart w:id="70" w:name="_Toc208147379"/>
       <w:r>
+        <w:rPr>
+          <w:rFonts w:ascii="Times New Roman" w:hAnsi="Times New Roman" w:cs="Times New Roman"/>
+        </w:rPr>
         <w:t xml:space="preserve">Gambar 3. </w:t>
       </w:r>
-      <w:fldSimple w:instr=" SEQ Gambar_3. \* ARABIC ">
-        <w:r>
-          <w:rPr>
-            <w:noProof/>
-          </w:rPr>
-          <w:t>20</w:t>
-        </w:r>
-      </w:fldSimple>
-      <w:r>
-        <w:t xml:space="preserve"> distribusi </w:t>
-      </w:r>
-      <w:r>
-        <w:t>usia</w:t>
+      <w:r>
+        <w:rPr>
+          <w:rFonts w:ascii="Times New Roman" w:hAnsi="Times New Roman" w:cs="Times New Roman"/>
+        </w:rPr>
+        <w:fldChar w:fldCharType="begin"/>
+      </w:r>
+      <w:r>
+        <w:rPr>
+          <w:rFonts w:ascii="Times New Roman" w:hAnsi="Times New Roman" w:cs="Times New Roman"/>
+        </w:rPr>
+        <w:instrText xml:space="preserve"> SEQ Gambar_3. \* ARABIC </w:instrText>
+      </w:r>
+      <w:r>
+        <w:rPr>
+          <w:rFonts w:ascii="Times New Roman" w:hAnsi="Times New Roman" w:cs="Times New Roman"/>
+        </w:rPr>
+        <w:fldChar w:fldCharType="separate"/>
+      </w:r>
+      <w:r>
+        <w:rPr>
+          <w:rFonts w:ascii="Times New Roman" w:hAnsi="Times New Roman" w:cs="Times New Roman"/>
+          <w:noProof/>
+        </w:rPr>
+        <w:t>20</w:t>
+      </w:r>
+      <w:r>
+        <w:rPr>
+          <w:rFonts w:ascii="Times New Roman" w:hAnsi="Times New Roman" w:cs="Times New Roman"/>
+          <w:noProof/>
+        </w:rPr>
+        <w:fldChar w:fldCharType="end"/>
+      </w:r>
+      <w:r>
+        <w:rPr>
+          <w:rFonts w:ascii="Times New Roman" w:hAnsi="Times New Roman" w:cs="Times New Roman"/>
+        </w:rPr>
+        <w:t xml:space="preserve"> distribusi usia</w:t>
       </w:r>
       <w:bookmarkEnd w:id="70"/>
     </w:p>
@@ -16673,7 +17394,19 @@
         <w:rPr>
           <w:rFonts w:ascii="Times New Roman" w:hAnsi="Times New Roman" w:cs="Times New Roman"/>
         </w:rPr>
-        <w:t xml:space="preserve">Distribusi pada kolom Usia memperlihatkan rentang usia mahasiswa baru yang cukup beragam. Sebagian besar nilai berada dalam rentang yang wajar untuk kategori pendaftar pendidikan tinggi. Namun, dari hasil visualisasi ditemukan beberapa nilai usia yang tidak wajar, seperti usia yang mendekati 120 tahun serta usia </w:t>
+        <w:t xml:space="preserve">Distribusi pada </w:t>
+      </w:r>
+      <w:r>
+        <w:rPr>
+          <w:rFonts w:ascii="Times New Roman" w:hAnsi="Times New Roman" w:cs="Times New Roman"/>
+        </w:rPr>
+        <w:t>Gambar 3.20</w:t>
+      </w:r>
+      <w:r>
+        <w:rPr>
+          <w:rFonts w:ascii="Times New Roman" w:hAnsi="Times New Roman" w:cs="Times New Roman"/>
+        </w:rPr>
+        <w:t xml:space="preserve"> memperlihatkan rentang usia mahasiswa baru yang cukup beragam. Sebagian besar nilai berada dalam rentang yang wajar untuk kategori pendaftar pendidikan tinggi. Namun, dari hasil visualisasi ditemukan beberapa nilai usia yang tidak wajar, seperti usia yang mendekati 120 tahun serta usia </w:t>
       </w:r>
       <w:r>
         <w:rPr>
@@ -16702,14 +17435,14 @@
         <w:rPr>
           <w:rFonts w:ascii="Times New Roman" w:hAnsi="Times New Roman" w:cs="Times New Roman"/>
         </w:rPr>
-        <w:t xml:space="preserve">Nilai-nilai tersebut menunjukkan adanya entri data yang keliru atau tidak terisi dengan benar, sehingga dikategorikan sebagai anomali. Kasus ini perlu ditangani </w:t>
+        <w:t xml:space="preserve">Nilai-nilai tersebut menunjukkan adanya entri data yang keliru atau tidak terisi dengan benar, sehingga dikategorikan sebagai anomali. Kasus ini perlu ditangani pada tahap problem solving agar tidak memengaruhi </w:t>
       </w:r>
       <w:r>
         <w:rPr>
           <w:rFonts w:ascii="Times New Roman" w:hAnsi="Times New Roman" w:cs="Times New Roman"/>
         </w:rPr>
         <w:lastRenderedPageBreak/>
-        <w:t>pada tahap problem solving agar tidak memengaruhi interpretasi visualisasi dan tidak menimbulkan kesalahan pemahaman terhadap kondisi demografis mahasiswa baru.</w:t>
+        <w:t>interpretasi visualisasi dan tidak menimbulkan kesalahan pemahaman terhadap kondisi demografis mahasiswa baru.</w:t>
       </w:r>
     </w:p>
     <w:p>
@@ -16725,9 +17458,13 @@
         <w:keepNext/>
         <w:spacing w:line="480" w:lineRule="auto"/>
         <w:jc w:val="center"/>
-      </w:pPr>
-      <w:r>
-        <w:rPr>
+        <w:rPr>
+          <w:rFonts w:ascii="Times New Roman" w:hAnsi="Times New Roman" w:cs="Times New Roman"/>
+        </w:rPr>
+      </w:pPr>
+      <w:r>
+        <w:rPr>
+          <w:rFonts w:ascii="Times New Roman" w:hAnsi="Times New Roman" w:cs="Times New Roman"/>
           <w:noProof/>
         </w:rPr>
         <w:drawing>
@@ -16790,21 +17527,48 @@
       </w:pPr>
       <w:bookmarkStart w:id="71" w:name="_Toc208147380"/>
       <w:r>
+        <w:rPr>
+          <w:rFonts w:ascii="Times New Roman" w:hAnsi="Times New Roman" w:cs="Times New Roman"/>
+        </w:rPr>
         <w:t xml:space="preserve">Gambar 3. </w:t>
       </w:r>
-      <w:fldSimple w:instr=" SEQ Gambar_3. \* ARABIC ">
-        <w:r>
-          <w:rPr>
-            <w:noProof/>
-          </w:rPr>
-          <w:t>21</w:t>
-        </w:r>
-      </w:fldSimple>
-      <w:r>
-        <w:t xml:space="preserve"> distribusi </w:t>
-      </w:r>
-      <w:r>
-        <w:t>jurusan SLTA</w:t>
+      <w:r>
+        <w:rPr>
+          <w:rFonts w:ascii="Times New Roman" w:hAnsi="Times New Roman" w:cs="Times New Roman"/>
+        </w:rPr>
+        <w:fldChar w:fldCharType="begin"/>
+      </w:r>
+      <w:r>
+        <w:rPr>
+          <w:rFonts w:ascii="Times New Roman" w:hAnsi="Times New Roman" w:cs="Times New Roman"/>
+        </w:rPr>
+        <w:instrText xml:space="preserve"> SEQ Gambar_3. \* ARABIC </w:instrText>
+      </w:r>
+      <w:r>
+        <w:rPr>
+          <w:rFonts w:ascii="Times New Roman" w:hAnsi="Times New Roman" w:cs="Times New Roman"/>
+        </w:rPr>
+        <w:fldChar w:fldCharType="separate"/>
+      </w:r>
+      <w:r>
+        <w:rPr>
+          <w:rFonts w:ascii="Times New Roman" w:hAnsi="Times New Roman" w:cs="Times New Roman"/>
+          <w:noProof/>
+        </w:rPr>
+        <w:t>21</w:t>
+      </w:r>
+      <w:r>
+        <w:rPr>
+          <w:rFonts w:ascii="Times New Roman" w:hAnsi="Times New Roman" w:cs="Times New Roman"/>
+          <w:noProof/>
+        </w:rPr>
+        <w:fldChar w:fldCharType="end"/>
+      </w:r>
+      <w:r>
+        <w:rPr>
+          <w:rFonts w:ascii="Times New Roman" w:hAnsi="Times New Roman" w:cs="Times New Roman"/>
+        </w:rPr>
+        <w:t xml:space="preserve"> distribusi jurusan SLTA</w:t>
       </w:r>
       <w:bookmarkEnd w:id="71"/>
     </w:p>
@@ -16822,7 +17586,19 @@
         <w:rPr>
           <w:rFonts w:ascii="Times New Roman" w:hAnsi="Times New Roman" w:cs="Times New Roman"/>
         </w:rPr>
-        <w:t>Distribusi pada kolom Jurusan SLTA menunjukkan kategori jurusan asal pendaftar selama berada di jenjang</w:t>
+        <w:t xml:space="preserve">Distribusi pada </w:t>
+      </w:r>
+      <w:r>
+        <w:rPr>
+          <w:rFonts w:ascii="Times New Roman" w:hAnsi="Times New Roman" w:cs="Times New Roman"/>
+        </w:rPr>
+        <w:t>Gambar 3.21</w:t>
+      </w:r>
+      <w:r>
+        <w:rPr>
+          <w:rFonts w:ascii="Times New Roman" w:hAnsi="Times New Roman" w:cs="Times New Roman"/>
+        </w:rPr>
+        <w:t xml:space="preserve"> menunjukkan kategori jurusan asal pendaftar selama berada di jenjang</w:t>
       </w:r>
       <w:r>
         <w:rPr>
@@ -16859,14 +17635,26 @@
         <w:rPr>
           <w:rFonts w:ascii="Times New Roman" w:hAnsi="Times New Roman" w:cs="Times New Roman"/>
         </w:rPr>
-        <w:t xml:space="preserve">Distribusi pada kolom Pendidikan Ayah menunjukkan tingkat pendidikan terakhir yang ditempuh </w:t>
+        <w:t xml:space="preserve">Distribusi pada </w:t>
+      </w:r>
+      <w:r>
+        <w:rPr>
+          <w:rFonts w:ascii="Times New Roman" w:hAnsi="Times New Roman" w:cs="Times New Roman"/>
+        </w:rPr>
+        <w:t>Gambar 3.22</w:t>
+      </w:r>
+      <w:r>
+        <w:rPr>
+          <w:rFonts w:ascii="Times New Roman" w:hAnsi="Times New Roman" w:cs="Times New Roman"/>
+        </w:rPr>
+        <w:t xml:space="preserve"> menunjukkan tingkat pendidikan terakhir yang ditempuh oleh orang tua pendaftar (ayah). Berdasarkan visualisasi, seluruh nilai yang muncul </w:t>
       </w:r>
       <w:r>
         <w:rPr>
           <w:rFonts w:ascii="Times New Roman" w:hAnsi="Times New Roman" w:cs="Times New Roman"/>
         </w:rPr>
         <w:lastRenderedPageBreak/>
-        <w:t>oleh orang tua pendaftar (ayah). Berdasarkan visualisasi, seluruh nilai yang muncul tergolong umum dan sesuai dengan jenjang pendidikan formal yang berlaku di Indonesia, seperti SD, SMP, SMA, D3, S1, S2</w:t>
+        <w:t>tergolong umum dan sesuai dengan jenjang pendidikan formal yang berlaku di Indonesia, seperti SD, SMP, SMA, D3, S1, S2</w:t>
       </w:r>
       <w:r>
         <w:rPr>
@@ -16892,9 +17680,13 @@
         <w:keepNext/>
         <w:spacing w:line="480" w:lineRule="auto"/>
         <w:jc w:val="center"/>
-      </w:pPr>
-      <w:r>
-        <w:rPr>
+        <w:rPr>
+          <w:rFonts w:ascii="Times New Roman" w:hAnsi="Times New Roman" w:cs="Times New Roman"/>
+        </w:rPr>
+      </w:pPr>
+      <w:r>
+        <w:rPr>
+          <w:rFonts w:ascii="Times New Roman" w:hAnsi="Times New Roman" w:cs="Times New Roman"/>
           <w:noProof/>
         </w:rPr>
         <w:drawing>
@@ -16958,21 +17750,48 @@
       </w:pPr>
       <w:bookmarkStart w:id="72" w:name="_Toc208147381"/>
       <w:r>
+        <w:rPr>
+          <w:rFonts w:ascii="Times New Roman" w:hAnsi="Times New Roman" w:cs="Times New Roman"/>
+        </w:rPr>
         <w:t xml:space="preserve">Gambar 3. </w:t>
       </w:r>
-      <w:fldSimple w:instr=" SEQ Gambar_3. \* ARABIC ">
-        <w:r>
-          <w:rPr>
-            <w:noProof/>
-          </w:rPr>
-          <w:t>22</w:t>
-        </w:r>
-      </w:fldSimple>
-      <w:r>
-        <w:t xml:space="preserve"> distribusi </w:t>
-      </w:r>
-      <w:r>
-        <w:t>pendidikan ayah</w:t>
+      <w:r>
+        <w:rPr>
+          <w:rFonts w:ascii="Times New Roman" w:hAnsi="Times New Roman" w:cs="Times New Roman"/>
+        </w:rPr>
+        <w:fldChar w:fldCharType="begin"/>
+      </w:r>
+      <w:r>
+        <w:rPr>
+          <w:rFonts w:ascii="Times New Roman" w:hAnsi="Times New Roman" w:cs="Times New Roman"/>
+        </w:rPr>
+        <w:instrText xml:space="preserve"> SEQ Gambar_3. \* ARABIC </w:instrText>
+      </w:r>
+      <w:r>
+        <w:rPr>
+          <w:rFonts w:ascii="Times New Roman" w:hAnsi="Times New Roman" w:cs="Times New Roman"/>
+        </w:rPr>
+        <w:fldChar w:fldCharType="separate"/>
+      </w:r>
+      <w:r>
+        <w:rPr>
+          <w:rFonts w:ascii="Times New Roman" w:hAnsi="Times New Roman" w:cs="Times New Roman"/>
+          <w:noProof/>
+        </w:rPr>
+        <w:t>22</w:t>
+      </w:r>
+      <w:r>
+        <w:rPr>
+          <w:rFonts w:ascii="Times New Roman" w:hAnsi="Times New Roman" w:cs="Times New Roman"/>
+          <w:noProof/>
+        </w:rPr>
+        <w:fldChar w:fldCharType="end"/>
+      </w:r>
+      <w:r>
+        <w:rPr>
+          <w:rFonts w:ascii="Times New Roman" w:hAnsi="Times New Roman" w:cs="Times New Roman"/>
+        </w:rPr>
+        <w:t xml:space="preserve"> distribusi pendidikan ayah</w:t>
       </w:r>
       <w:bookmarkEnd w:id="72"/>
     </w:p>
@@ -16998,14 +17817,26 @@
         <w:rPr>
           <w:rFonts w:ascii="Times New Roman" w:hAnsi="Times New Roman" w:cs="Times New Roman"/>
         </w:rPr>
-        <w:t xml:space="preserve">Distribusi pada kolom Pendidikan Ibu merepresentasikan jenjang pendidikan terakhir yang ditempuh oleh ibu dari masing-masing pendaftar. Hasil visualisasi menunjukkan bahwa seluruh nilai yang muncul </w:t>
+        <w:t xml:space="preserve">Distribusi pada </w:t>
+      </w:r>
+      <w:r>
+        <w:rPr>
+          <w:rFonts w:ascii="Times New Roman" w:hAnsi="Times New Roman" w:cs="Times New Roman"/>
+        </w:rPr>
+        <w:t>Gambar 3.23</w:t>
+      </w:r>
+      <w:r>
+        <w:rPr>
+          <w:rFonts w:ascii="Times New Roman" w:hAnsi="Times New Roman" w:cs="Times New Roman"/>
+        </w:rPr>
+        <w:t xml:space="preserve"> merepresentasikan jenjang pendidikan terakhir yang ditempuh oleh ibu dari masing-masing pendaftar. Hasil visualisasi menunjukkan bahwa seluruh nilai yang muncul sesuai dengan jenjang pendidikan formal yang umum di Indonesia, seperti SD, </w:t>
       </w:r>
       <w:r>
         <w:rPr>
           <w:rFonts w:ascii="Times New Roman" w:hAnsi="Times New Roman" w:cs="Times New Roman"/>
         </w:rPr>
         <w:lastRenderedPageBreak/>
-        <w:t>sesuai dengan jenjang pendidikan formal yang umum di Indonesia, seperti SD, SMP, SMA, D3, S1,</w:t>
+        <w:t>SMP, SMA, D3, S1,</w:t>
       </w:r>
       <w:r>
         <w:rPr>
@@ -17037,9 +17868,13 @@
         <w:keepNext/>
         <w:spacing w:line="480" w:lineRule="auto"/>
         <w:jc w:val="center"/>
-      </w:pPr>
-      <w:r>
-        <w:rPr>
+        <w:rPr>
+          <w:rFonts w:ascii="Times New Roman" w:hAnsi="Times New Roman" w:cs="Times New Roman"/>
+        </w:rPr>
+      </w:pPr>
+      <w:r>
+        <w:rPr>
+          <w:rFonts w:ascii="Times New Roman" w:hAnsi="Times New Roman" w:cs="Times New Roman"/>
           <w:noProof/>
         </w:rPr>
         <w:drawing>
@@ -17103,21 +17938,48 @@
       </w:pPr>
       <w:bookmarkStart w:id="73" w:name="_Toc208147382"/>
       <w:r>
+        <w:rPr>
+          <w:rFonts w:ascii="Times New Roman" w:hAnsi="Times New Roman" w:cs="Times New Roman"/>
+        </w:rPr>
         <w:t xml:space="preserve">Gambar 3. </w:t>
       </w:r>
-      <w:fldSimple w:instr=" SEQ Gambar_3. \* ARABIC ">
-        <w:r>
-          <w:rPr>
-            <w:noProof/>
-          </w:rPr>
-          <w:t>23</w:t>
-        </w:r>
-      </w:fldSimple>
-      <w:r>
-        <w:t xml:space="preserve"> distribusi </w:t>
-      </w:r>
-      <w:r>
-        <w:t>pendidikan ibu</w:t>
+      <w:r>
+        <w:rPr>
+          <w:rFonts w:ascii="Times New Roman" w:hAnsi="Times New Roman" w:cs="Times New Roman"/>
+        </w:rPr>
+        <w:fldChar w:fldCharType="begin"/>
+      </w:r>
+      <w:r>
+        <w:rPr>
+          <w:rFonts w:ascii="Times New Roman" w:hAnsi="Times New Roman" w:cs="Times New Roman"/>
+        </w:rPr>
+        <w:instrText xml:space="preserve"> SEQ Gambar_3. \* ARABIC </w:instrText>
+      </w:r>
+      <w:r>
+        <w:rPr>
+          <w:rFonts w:ascii="Times New Roman" w:hAnsi="Times New Roman" w:cs="Times New Roman"/>
+        </w:rPr>
+        <w:fldChar w:fldCharType="separate"/>
+      </w:r>
+      <w:r>
+        <w:rPr>
+          <w:rFonts w:ascii="Times New Roman" w:hAnsi="Times New Roman" w:cs="Times New Roman"/>
+          <w:noProof/>
+        </w:rPr>
+        <w:t>23</w:t>
+      </w:r>
+      <w:r>
+        <w:rPr>
+          <w:rFonts w:ascii="Times New Roman" w:hAnsi="Times New Roman" w:cs="Times New Roman"/>
+          <w:noProof/>
+        </w:rPr>
+        <w:fldChar w:fldCharType="end"/>
+      </w:r>
+      <w:r>
+        <w:rPr>
+          <w:rFonts w:ascii="Times New Roman" w:hAnsi="Times New Roman" w:cs="Times New Roman"/>
+        </w:rPr>
+        <w:t xml:space="preserve"> distribusi pendidikan ibu</w:t>
       </w:r>
       <w:bookmarkEnd w:id="73"/>
     </w:p>
@@ -17143,7 +18005,19 @@
         <w:rPr>
           <w:rFonts w:ascii="Times New Roman" w:hAnsi="Times New Roman" w:cs="Times New Roman"/>
         </w:rPr>
-        <w:t xml:space="preserve">Distribusi pada kolom Pekerjaan Orang Tua (Ibu) menunjukkan variasi pekerjaan yang dijalani oleh ibu dari para pendaftar. Berdasarkan hasil visualisasi, seluruh nilai yang muncul merupakan jenis pekerjaan yang wajar dan umum ditemukan di masyarakat, seperti </w:t>
+        <w:t xml:space="preserve">Distribusi pada </w:t>
+      </w:r>
+      <w:r>
+        <w:rPr>
+          <w:rFonts w:ascii="Times New Roman" w:hAnsi="Times New Roman" w:cs="Times New Roman"/>
+        </w:rPr>
+        <w:t>Gambar 3.24</w:t>
+      </w:r>
+      <w:r>
+        <w:rPr>
+          <w:rFonts w:ascii="Times New Roman" w:hAnsi="Times New Roman" w:cs="Times New Roman"/>
+        </w:rPr>
+        <w:t xml:space="preserve"> menunjukkan variasi pekerjaan yang dijalani oleh ibu dari para pendaftar. Berdasarkan hasil visualisasi, seluruh nilai yang muncul merupakan jenis pekerjaan yang wajar dan umum ditemukan di masyarakat, seperti </w:t>
       </w:r>
       <w:r>
         <w:rPr>
@@ -17155,32 +18029,38 @@
         <w:rPr>
           <w:rFonts w:ascii="Times New Roman" w:hAnsi="Times New Roman" w:cs="Times New Roman"/>
         </w:rPr>
+        <w:t>PNS/TNI/</w:t>
+      </w:r>
+      <w:r>
+        <w:rPr>
+          <w:rFonts w:ascii="Times New Roman" w:hAnsi="Times New Roman" w:cs="Times New Roman"/>
+        </w:rPr>
+        <w:t>Polri</w:t>
+      </w:r>
+      <w:r>
+        <w:rPr>
+          <w:rFonts w:ascii="Times New Roman" w:hAnsi="Times New Roman" w:cs="Times New Roman"/>
+        </w:rPr>
+        <w:t xml:space="preserve">, </w:t>
+      </w:r>
+      <w:r>
+        <w:rPr>
+          <w:rFonts w:ascii="Times New Roman" w:hAnsi="Times New Roman" w:cs="Times New Roman"/>
+        </w:rPr>
+        <w:t>karyawan swasta</w:t>
+      </w:r>
+      <w:r>
+        <w:rPr>
+          <w:rFonts w:ascii="Times New Roman" w:hAnsi="Times New Roman" w:cs="Times New Roman"/>
+        </w:rPr>
+        <w:t xml:space="preserve">, dan profesi lainnya. Tidak terdapat nilai yang janggal, kosong, atau tidak relevan. Oleh karena itu, </w:t>
+      </w:r>
+      <w:r>
+        <w:rPr>
+          <w:rFonts w:ascii="Times New Roman" w:hAnsi="Times New Roman" w:cs="Times New Roman"/>
+        </w:rPr>
         <w:lastRenderedPageBreak/>
-        <w:t>PNS/TNI/</w:t>
-      </w:r>
-      <w:r>
-        <w:rPr>
-          <w:rFonts w:ascii="Times New Roman" w:hAnsi="Times New Roman" w:cs="Times New Roman"/>
-        </w:rPr>
-        <w:t>Polri</w:t>
-      </w:r>
-      <w:r>
-        <w:rPr>
-          <w:rFonts w:ascii="Times New Roman" w:hAnsi="Times New Roman" w:cs="Times New Roman"/>
-        </w:rPr>
-        <w:t xml:space="preserve">, </w:t>
-      </w:r>
-      <w:r>
-        <w:rPr>
-          <w:rFonts w:ascii="Times New Roman" w:hAnsi="Times New Roman" w:cs="Times New Roman"/>
-        </w:rPr>
-        <w:t>karyawan swasta</w:t>
-      </w:r>
-      <w:r>
-        <w:rPr>
-          <w:rFonts w:ascii="Times New Roman" w:hAnsi="Times New Roman" w:cs="Times New Roman"/>
-        </w:rPr>
-        <w:t>, dan profesi lainnya. Tidak terdapat nilai yang janggal, kosong, atau tidak relevan. Oleh karena itu, data pada kolom ini dapat dinyatakan aman dan valid untuk digunakan dalam proses visualisasi lebih lanjut.</w:t>
+        <w:t>data pada kolom ini dapat dinyatakan aman dan valid untuk digunakan dalam proses visualisasi lebih lanjut.</w:t>
       </w:r>
     </w:p>
     <w:p>
@@ -17188,9 +18068,13 @@
         <w:keepNext/>
         <w:spacing w:line="480" w:lineRule="auto"/>
         <w:jc w:val="center"/>
-      </w:pPr>
-      <w:r>
-        <w:rPr>
+        <w:rPr>
+          <w:rFonts w:ascii="Times New Roman" w:hAnsi="Times New Roman" w:cs="Times New Roman"/>
+        </w:rPr>
+      </w:pPr>
+      <w:r>
+        <w:rPr>
+          <w:rFonts w:ascii="Times New Roman" w:hAnsi="Times New Roman" w:cs="Times New Roman"/>
           <w:noProof/>
         </w:rPr>
         <w:drawing>
@@ -17254,21 +18138,48 @@
       </w:pPr>
       <w:bookmarkStart w:id="74" w:name="_Toc208147383"/>
       <w:r>
+        <w:rPr>
+          <w:rFonts w:ascii="Times New Roman" w:hAnsi="Times New Roman" w:cs="Times New Roman"/>
+        </w:rPr>
         <w:t xml:space="preserve">Gambar 3. </w:t>
       </w:r>
-      <w:fldSimple w:instr=" SEQ Gambar_3. \* ARABIC ">
-        <w:r>
-          <w:rPr>
-            <w:noProof/>
-          </w:rPr>
-          <w:t>24</w:t>
-        </w:r>
-      </w:fldSimple>
-      <w:r>
-        <w:t xml:space="preserve"> distribusi </w:t>
-      </w:r>
-      <w:r>
-        <w:t>pekerjaan orang tua (ibu)</w:t>
+      <w:r>
+        <w:rPr>
+          <w:rFonts w:ascii="Times New Roman" w:hAnsi="Times New Roman" w:cs="Times New Roman"/>
+        </w:rPr>
+        <w:fldChar w:fldCharType="begin"/>
+      </w:r>
+      <w:r>
+        <w:rPr>
+          <w:rFonts w:ascii="Times New Roman" w:hAnsi="Times New Roman" w:cs="Times New Roman"/>
+        </w:rPr>
+        <w:instrText xml:space="preserve"> SEQ Gambar_3. \* ARABIC </w:instrText>
+      </w:r>
+      <w:r>
+        <w:rPr>
+          <w:rFonts w:ascii="Times New Roman" w:hAnsi="Times New Roman" w:cs="Times New Roman"/>
+        </w:rPr>
+        <w:fldChar w:fldCharType="separate"/>
+      </w:r>
+      <w:r>
+        <w:rPr>
+          <w:rFonts w:ascii="Times New Roman" w:hAnsi="Times New Roman" w:cs="Times New Roman"/>
+          <w:noProof/>
+        </w:rPr>
+        <w:t>24</w:t>
+      </w:r>
+      <w:r>
+        <w:rPr>
+          <w:rFonts w:ascii="Times New Roman" w:hAnsi="Times New Roman" w:cs="Times New Roman"/>
+          <w:noProof/>
+        </w:rPr>
+        <w:fldChar w:fldCharType="end"/>
+      </w:r>
+      <w:r>
+        <w:rPr>
+          <w:rFonts w:ascii="Times New Roman" w:hAnsi="Times New Roman" w:cs="Times New Roman"/>
+        </w:rPr>
+        <w:t xml:space="preserve"> distribusi pekerjaan orang tua (ibu)</w:t>
       </w:r>
       <w:bookmarkEnd w:id="74"/>
     </w:p>
@@ -17276,12 +18187,14 @@
       <w:pPr>
         <w:pStyle w:val="Heading5"/>
         <w:rPr>
+          <w:rFonts w:cs="Times New Roman"/>
           <w:i/>
           <w:iCs/>
         </w:rPr>
       </w:pPr>
       <w:r>
         <w:rPr>
+          <w:rFonts w:cs="Times New Roman"/>
           <w:i/>
           <w:iCs/>
         </w:rPr>
@@ -17470,6 +18383,12 @@
         </w:rPr>
         <w:t>.</w:t>
       </w:r>
+      <w:r>
+        <w:rPr>
+          <w:rFonts w:ascii="Times New Roman" w:hAnsi="Times New Roman" w:cs="Times New Roman"/>
+        </w:rPr>
+        <w:t xml:space="preserve"> Gambar 3.25 adalah dokumentasinya.</w:t>
+      </w:r>
     </w:p>
     <w:p>
       <w:pPr>
@@ -17478,6 +18397,9 @@
         <w:spacing w:line="480" w:lineRule="auto"/>
         <w:ind w:left="1440"/>
         <w:jc w:val="center"/>
+        <w:rPr>
+          <w:rFonts w:ascii="Times New Roman" w:hAnsi="Times New Roman" w:cs="Times New Roman"/>
+        </w:rPr>
       </w:pPr>
       <w:r>
         <w:rPr>
@@ -17549,21 +18471,48 @@
       <w:bookmarkStart w:id="76" w:name="_Toc200618682"/>
       <w:bookmarkStart w:id="77" w:name="_Toc208147384"/>
       <w:r>
+        <w:rPr>
+          <w:rFonts w:ascii="Times New Roman" w:hAnsi="Times New Roman" w:cs="Times New Roman"/>
+        </w:rPr>
         <w:t xml:space="preserve">Gambar 3. </w:t>
       </w:r>
-      <w:fldSimple w:instr=" SEQ Gambar_3. \* ARABIC ">
-        <w:r>
-          <w:rPr>
-            <w:noProof/>
-          </w:rPr>
-          <w:t>25</w:t>
-        </w:r>
-      </w:fldSimple>
-      <w:r>
-        <w:t xml:space="preserve"> v</w:t>
-      </w:r>
-      <w:r>
-        <w:t>alidasi ulang struktur data</w:t>
+      <w:r>
+        <w:rPr>
+          <w:rFonts w:ascii="Times New Roman" w:hAnsi="Times New Roman" w:cs="Times New Roman"/>
+        </w:rPr>
+        <w:fldChar w:fldCharType="begin"/>
+      </w:r>
+      <w:r>
+        <w:rPr>
+          <w:rFonts w:ascii="Times New Roman" w:hAnsi="Times New Roman" w:cs="Times New Roman"/>
+        </w:rPr>
+        <w:instrText xml:space="preserve"> SEQ Gambar_3. \* ARABIC </w:instrText>
+      </w:r>
+      <w:r>
+        <w:rPr>
+          <w:rFonts w:ascii="Times New Roman" w:hAnsi="Times New Roman" w:cs="Times New Roman"/>
+        </w:rPr>
+        <w:fldChar w:fldCharType="separate"/>
+      </w:r>
+      <w:r>
+        <w:rPr>
+          <w:rFonts w:ascii="Times New Roman" w:hAnsi="Times New Roman" w:cs="Times New Roman"/>
+          <w:noProof/>
+        </w:rPr>
+        <w:t>25</w:t>
+      </w:r>
+      <w:r>
+        <w:rPr>
+          <w:rFonts w:ascii="Times New Roman" w:hAnsi="Times New Roman" w:cs="Times New Roman"/>
+          <w:noProof/>
+        </w:rPr>
+        <w:fldChar w:fldCharType="end"/>
+      </w:r>
+      <w:r>
+        <w:rPr>
+          <w:rFonts w:ascii="Times New Roman" w:hAnsi="Times New Roman" w:cs="Times New Roman"/>
+        </w:rPr>
+        <w:t xml:space="preserve"> validasi ulang struktur data</w:t>
       </w:r>
       <w:bookmarkEnd w:id="75"/>
       <w:bookmarkEnd w:id="76"/>
@@ -17615,13 +18564,13 @@
         <w:rPr>
           <w:rFonts w:ascii="Times New Roman" w:hAnsi="Times New Roman" w:cs="Times New Roman"/>
         </w:rPr>
-        <w:t>Berikut</w:t>
-      </w:r>
-      <w:r>
-        <w:rPr>
-          <w:rFonts w:ascii="Times New Roman" w:hAnsi="Times New Roman" w:cs="Times New Roman"/>
-        </w:rPr>
-        <w:t xml:space="preserve"> ini adalah hasil duplikasi data setelah divalidasi ulang</w:t>
+        <w:t>Gambar 3.26</w:t>
+      </w:r>
+      <w:r>
+        <w:rPr>
+          <w:rFonts w:ascii="Times New Roman" w:hAnsi="Times New Roman" w:cs="Times New Roman"/>
+        </w:rPr>
+        <w:t xml:space="preserve"> adalah hasil duplikasi data setelah divalidasi ulang</w:t>
       </w:r>
       <w:r>
         <w:rPr>
@@ -17637,6 +18586,9 @@
         <w:spacing w:line="480" w:lineRule="auto"/>
         <w:ind w:left="1440"/>
         <w:jc w:val="center"/>
+        <w:rPr>
+          <w:rFonts w:ascii="Times New Roman" w:hAnsi="Times New Roman" w:cs="Times New Roman"/>
+        </w:rPr>
       </w:pPr>
       <w:r>
         <w:rPr>
@@ -17709,21 +18661,48 @@
       <w:bookmarkStart w:id="79" w:name="_Toc200618683"/>
       <w:bookmarkStart w:id="80" w:name="_Toc208147385"/>
       <w:r>
+        <w:rPr>
+          <w:rFonts w:ascii="Times New Roman" w:hAnsi="Times New Roman" w:cs="Times New Roman"/>
+        </w:rPr>
         <w:t xml:space="preserve">Gambar 3. </w:t>
       </w:r>
-      <w:fldSimple w:instr=" SEQ Gambar_3. \* ARABIC ">
-        <w:r>
-          <w:rPr>
-            <w:noProof/>
-          </w:rPr>
-          <w:t>26</w:t>
-        </w:r>
-      </w:fldSimple>
-      <w:r>
-        <w:t xml:space="preserve"> v</w:t>
-      </w:r>
-      <w:r>
-        <w:t>alidasi ulang duplikasi data</w:t>
+      <w:r>
+        <w:rPr>
+          <w:rFonts w:ascii="Times New Roman" w:hAnsi="Times New Roman" w:cs="Times New Roman"/>
+        </w:rPr>
+        <w:fldChar w:fldCharType="begin"/>
+      </w:r>
+      <w:r>
+        <w:rPr>
+          <w:rFonts w:ascii="Times New Roman" w:hAnsi="Times New Roman" w:cs="Times New Roman"/>
+        </w:rPr>
+        <w:instrText xml:space="preserve"> SEQ Gambar_3. \* ARABIC </w:instrText>
+      </w:r>
+      <w:r>
+        <w:rPr>
+          <w:rFonts w:ascii="Times New Roman" w:hAnsi="Times New Roman" w:cs="Times New Roman"/>
+        </w:rPr>
+        <w:fldChar w:fldCharType="separate"/>
+      </w:r>
+      <w:r>
+        <w:rPr>
+          <w:rFonts w:ascii="Times New Roman" w:hAnsi="Times New Roman" w:cs="Times New Roman"/>
+          <w:noProof/>
+        </w:rPr>
+        <w:t>26</w:t>
+      </w:r>
+      <w:r>
+        <w:rPr>
+          <w:rFonts w:ascii="Times New Roman" w:hAnsi="Times New Roman" w:cs="Times New Roman"/>
+          <w:noProof/>
+        </w:rPr>
+        <w:fldChar w:fldCharType="end"/>
+      </w:r>
+      <w:r>
+        <w:rPr>
+          <w:rFonts w:ascii="Times New Roman" w:hAnsi="Times New Roman" w:cs="Times New Roman"/>
+        </w:rPr>
+        <w:t xml:space="preserve"> validasi ulang duplikasi data</w:t>
       </w:r>
       <w:bookmarkEnd w:id="78"/>
       <w:bookmarkEnd w:id="79"/>
@@ -17829,25 +18808,7 @@
         <w:rPr>
           <w:rFonts w:ascii="Times New Roman" w:hAnsi="Times New Roman" w:cs="Times New Roman"/>
         </w:rPr>
-        <w:t xml:space="preserve"> </w:t>
-      </w:r>
-      <w:r>
-        <w:rPr>
-          <w:rFonts w:ascii="Times New Roman" w:hAnsi="Times New Roman" w:cs="Times New Roman"/>
-        </w:rPr>
-        <w:t>yang mengisi nilai kosong dengan nilai statistik tertentu seperti rata-rata atau median</w:t>
-      </w:r>
-      <w:r>
-        <w:rPr>
-          <w:rFonts w:ascii="Times New Roman" w:hAnsi="Times New Roman" w:cs="Times New Roman"/>
-        </w:rPr>
-        <w:t xml:space="preserve"> </w:t>
-      </w:r>
-      <w:r>
-        <w:rPr>
-          <w:rFonts w:ascii="Times New Roman" w:hAnsi="Times New Roman" w:cs="Times New Roman"/>
-        </w:rPr>
-        <w:t xml:space="preserve">dan </w:t>
+        <w:t xml:space="preserve"> yang mengisi nilai kosong dengan nilai statistik tertentu seperti rata-rata atau median dan </w:t>
       </w:r>
       <w:r>
         <w:rPr>
@@ -17903,6 +18864,9 @@
         <w:spacing w:line="480" w:lineRule="auto"/>
         <w:ind w:left="1440"/>
         <w:jc w:val="center"/>
+        <w:rPr>
+          <w:rFonts w:ascii="Times New Roman" w:hAnsi="Times New Roman" w:cs="Times New Roman"/>
+        </w:rPr>
       </w:pPr>
       <w:r>
         <w:rPr>
@@ -17975,21 +18939,48 @@
       <w:bookmarkStart w:id="82" w:name="_Toc200618684"/>
       <w:bookmarkStart w:id="83" w:name="_Toc208147386"/>
       <w:r>
+        <w:rPr>
+          <w:rFonts w:ascii="Times New Roman" w:hAnsi="Times New Roman" w:cs="Times New Roman"/>
+        </w:rPr>
         <w:t xml:space="preserve">Gambar 3. </w:t>
       </w:r>
-      <w:fldSimple w:instr=" SEQ Gambar_3. \* ARABIC ">
-        <w:r>
-          <w:rPr>
-            <w:noProof/>
-          </w:rPr>
-          <w:t>27</w:t>
-        </w:r>
-      </w:fldSimple>
-      <w:r>
-        <w:t xml:space="preserve"> </w:t>
-      </w:r>
-      <w:r>
-        <w:t>validasi ulang missing/null values</w:t>
+      <w:r>
+        <w:rPr>
+          <w:rFonts w:ascii="Times New Roman" w:hAnsi="Times New Roman" w:cs="Times New Roman"/>
+        </w:rPr>
+        <w:fldChar w:fldCharType="begin"/>
+      </w:r>
+      <w:r>
+        <w:rPr>
+          <w:rFonts w:ascii="Times New Roman" w:hAnsi="Times New Roman" w:cs="Times New Roman"/>
+        </w:rPr>
+        <w:instrText xml:space="preserve"> SEQ Gambar_3. \* ARABIC </w:instrText>
+      </w:r>
+      <w:r>
+        <w:rPr>
+          <w:rFonts w:ascii="Times New Roman" w:hAnsi="Times New Roman" w:cs="Times New Roman"/>
+        </w:rPr>
+        <w:fldChar w:fldCharType="separate"/>
+      </w:r>
+      <w:r>
+        <w:rPr>
+          <w:rFonts w:ascii="Times New Roman" w:hAnsi="Times New Roman" w:cs="Times New Roman"/>
+          <w:noProof/>
+        </w:rPr>
+        <w:t>27</w:t>
+      </w:r>
+      <w:r>
+        <w:rPr>
+          <w:rFonts w:ascii="Times New Roman" w:hAnsi="Times New Roman" w:cs="Times New Roman"/>
+          <w:noProof/>
+        </w:rPr>
+        <w:fldChar w:fldCharType="end"/>
+      </w:r>
+      <w:r>
+        <w:rPr>
+          <w:rFonts w:ascii="Times New Roman" w:hAnsi="Times New Roman" w:cs="Times New Roman"/>
+        </w:rPr>
+        <w:t xml:space="preserve"> validasi ulang missing/null values</w:t>
       </w:r>
       <w:bookmarkEnd w:id="81"/>
       <w:bookmarkEnd w:id="82"/>
@@ -18002,6 +18993,9 @@
         <w:spacing w:line="480" w:lineRule="auto"/>
         <w:ind w:left="1440"/>
         <w:jc w:val="center"/>
+        <w:rPr>
+          <w:rFonts w:ascii="Times New Roman" w:hAnsi="Times New Roman" w:cs="Times New Roman"/>
+        </w:rPr>
       </w:pPr>
       <w:r>
         <w:rPr>
@@ -18074,21 +19068,48 @@
       <w:bookmarkStart w:id="85" w:name="_Toc200618685"/>
       <w:bookmarkStart w:id="86" w:name="_Toc208147387"/>
       <w:r>
+        <w:rPr>
+          <w:rFonts w:ascii="Times New Roman" w:hAnsi="Times New Roman" w:cs="Times New Roman"/>
+        </w:rPr>
         <w:t xml:space="preserve">Gambar 3. </w:t>
       </w:r>
-      <w:fldSimple w:instr=" SEQ Gambar_3. \* ARABIC ">
-        <w:r>
-          <w:rPr>
-            <w:noProof/>
-          </w:rPr>
-          <w:t>28</w:t>
-        </w:r>
-      </w:fldSimple>
-      <w:r>
-        <w:t xml:space="preserve"> </w:t>
-      </w:r>
-      <w:r>
-        <w:t>contoh data missing yang di isi dengan teknik imputation</w:t>
+      <w:r>
+        <w:rPr>
+          <w:rFonts w:ascii="Times New Roman" w:hAnsi="Times New Roman" w:cs="Times New Roman"/>
+        </w:rPr>
+        <w:fldChar w:fldCharType="begin"/>
+      </w:r>
+      <w:r>
+        <w:rPr>
+          <w:rFonts w:ascii="Times New Roman" w:hAnsi="Times New Roman" w:cs="Times New Roman"/>
+        </w:rPr>
+        <w:instrText xml:space="preserve"> SEQ Gambar_3. \* ARABIC </w:instrText>
+      </w:r>
+      <w:r>
+        <w:rPr>
+          <w:rFonts w:ascii="Times New Roman" w:hAnsi="Times New Roman" w:cs="Times New Roman"/>
+        </w:rPr>
+        <w:fldChar w:fldCharType="separate"/>
+      </w:r>
+      <w:r>
+        <w:rPr>
+          <w:rFonts w:ascii="Times New Roman" w:hAnsi="Times New Roman" w:cs="Times New Roman"/>
+          <w:noProof/>
+        </w:rPr>
+        <w:t>28</w:t>
+      </w:r>
+      <w:r>
+        <w:rPr>
+          <w:rFonts w:ascii="Times New Roman" w:hAnsi="Times New Roman" w:cs="Times New Roman"/>
+          <w:noProof/>
+        </w:rPr>
+        <w:fldChar w:fldCharType="end"/>
+      </w:r>
+      <w:r>
+        <w:rPr>
+          <w:rFonts w:ascii="Times New Roman" w:hAnsi="Times New Roman" w:cs="Times New Roman"/>
+        </w:rPr>
+        <w:t xml:space="preserve"> contoh data missing yang di isi dengan teknik imputation</w:t>
       </w:r>
       <w:bookmarkEnd w:id="84"/>
       <w:bookmarkEnd w:id="85"/>
@@ -18171,9 +19192,13 @@
         <w:keepNext/>
         <w:spacing w:line="480" w:lineRule="auto"/>
         <w:jc w:val="center"/>
-      </w:pPr>
-      <w:r>
-        <w:rPr>
+        <w:rPr>
+          <w:rFonts w:ascii="Times New Roman" w:hAnsi="Times New Roman" w:cs="Times New Roman"/>
+        </w:rPr>
+      </w:pPr>
+      <w:r>
+        <w:rPr>
+          <w:rFonts w:ascii="Times New Roman" w:hAnsi="Times New Roman" w:cs="Times New Roman"/>
           <w:noProof/>
         </w:rPr>
         <w:drawing>
@@ -18229,20 +19254,53 @@
       <w:pPr>
         <w:pStyle w:val="Caption"/>
         <w:jc w:val="center"/>
+        <w:rPr>
+          <w:rFonts w:ascii="Times New Roman" w:hAnsi="Times New Roman" w:cs="Times New Roman"/>
+        </w:rPr>
       </w:pPr>
       <w:bookmarkStart w:id="87" w:name="_Toc208147388"/>
       <w:r>
+        <w:rPr>
+          <w:rFonts w:ascii="Times New Roman" w:hAnsi="Times New Roman" w:cs="Times New Roman"/>
+        </w:rPr>
         <w:t xml:space="preserve">Gambar 3. </w:t>
       </w:r>
-      <w:fldSimple w:instr=" SEQ Gambar_3. \* ARABIC ">
-        <w:r>
-          <w:rPr>
-            <w:noProof/>
-          </w:rPr>
-          <w:t>29</w:t>
-        </w:r>
-      </w:fldSimple>
-      <w:r>
+      <w:r>
+        <w:rPr>
+          <w:rFonts w:ascii="Times New Roman" w:hAnsi="Times New Roman" w:cs="Times New Roman"/>
+        </w:rPr>
+        <w:fldChar w:fldCharType="begin"/>
+      </w:r>
+      <w:r>
+        <w:rPr>
+          <w:rFonts w:ascii="Times New Roman" w:hAnsi="Times New Roman" w:cs="Times New Roman"/>
+        </w:rPr>
+        <w:instrText xml:space="preserve"> SEQ Gambar_3. \* ARABIC </w:instrText>
+      </w:r>
+      <w:r>
+        <w:rPr>
+          <w:rFonts w:ascii="Times New Roman" w:hAnsi="Times New Roman" w:cs="Times New Roman"/>
+        </w:rPr>
+        <w:fldChar w:fldCharType="separate"/>
+      </w:r>
+      <w:r>
+        <w:rPr>
+          <w:rFonts w:ascii="Times New Roman" w:hAnsi="Times New Roman" w:cs="Times New Roman"/>
+          <w:noProof/>
+        </w:rPr>
+        <w:t>29</w:t>
+      </w:r>
+      <w:r>
+        <w:rPr>
+          <w:rFonts w:ascii="Times New Roman" w:hAnsi="Times New Roman" w:cs="Times New Roman"/>
+          <w:noProof/>
+        </w:rPr>
+        <w:fldChar w:fldCharType="end"/>
+      </w:r>
+      <w:r>
+        <w:rPr>
+          <w:rFonts w:ascii="Times New Roman" w:hAnsi="Times New Roman" w:cs="Times New Roman"/>
+        </w:rPr>
         <w:t xml:space="preserve"> validasi ulang prodi pilihan 1</w:t>
       </w:r>
       <w:bookmarkEnd w:id="87"/>
@@ -18287,6 +19345,18 @@
         </w:rPr>
         <w:t>Sebagai langkah perbaikan, nilai anomali tersebut telah diganti menggunakan metode label imputation, yaitu dengan mengganti nilai “-” menjadi “Data Hilang/Tidak Mengisi”. Perubahan ini bertujuan untuk tetap mempertahankan data dalam visualisasi tanpa menghilangkannya, sekaligus memberikan informasi yang lebih deskriptif terhadap kondisi aslinya. Hasil distribusi setelah perbaikan dapat dilihat pada visualisasi berikut, di mana entri “Data Hilang/Tidak Mengisi” telah muncul sebagai kategori tersendiri.</w:t>
       </w:r>
+      <w:r>
+        <w:rPr>
+          <w:rFonts w:ascii="Times New Roman" w:hAnsi="Times New Roman" w:cs="Times New Roman"/>
+        </w:rPr>
+        <w:t xml:space="preserve"> Hal ini terdokumentasi pada Gambar 3.29</w:t>
+      </w:r>
+      <w:r>
+        <w:rPr>
+          <w:rFonts w:ascii="Times New Roman" w:hAnsi="Times New Roman" w:cs="Times New Roman"/>
+        </w:rPr>
+        <w:t>.</w:t>
+      </w:r>
     </w:p>
     <w:p>
       <w:pPr>
@@ -18301,9 +19371,13 @@
         <w:keepNext/>
         <w:spacing w:line="480" w:lineRule="auto"/>
         <w:jc w:val="center"/>
-      </w:pPr>
-      <w:r>
-        <w:rPr>
+        <w:rPr>
+          <w:rFonts w:ascii="Times New Roman" w:hAnsi="Times New Roman" w:cs="Times New Roman"/>
+        </w:rPr>
+      </w:pPr>
+      <w:r>
+        <w:rPr>
+          <w:rFonts w:ascii="Times New Roman" w:hAnsi="Times New Roman" w:cs="Times New Roman"/>
           <w:noProof/>
         </w:rPr>
         <w:drawing>
@@ -18359,24 +19433,54 @@
       <w:pPr>
         <w:pStyle w:val="Caption"/>
         <w:jc w:val="center"/>
+        <w:rPr>
+          <w:rFonts w:ascii="Times New Roman" w:hAnsi="Times New Roman" w:cs="Times New Roman"/>
+        </w:rPr>
       </w:pPr>
       <w:bookmarkStart w:id="88" w:name="_Toc208147389"/>
       <w:r>
+        <w:rPr>
+          <w:rFonts w:ascii="Times New Roman" w:hAnsi="Times New Roman" w:cs="Times New Roman"/>
+        </w:rPr>
         <w:t xml:space="preserve">Gambar 3. </w:t>
       </w:r>
-      <w:fldSimple w:instr=" SEQ Gambar_3. \* ARABIC ">
-        <w:r>
-          <w:rPr>
-            <w:noProof/>
-          </w:rPr>
-          <w:t>30</w:t>
-        </w:r>
-      </w:fldSimple>
-      <w:r>
-        <w:t xml:space="preserve"> validasi ulang </w:t>
-      </w:r>
-      <w:r>
-        <w:t>fakultas prodi pilihan 1</w:t>
+      <w:r>
+        <w:rPr>
+          <w:rFonts w:ascii="Times New Roman" w:hAnsi="Times New Roman" w:cs="Times New Roman"/>
+        </w:rPr>
+        <w:fldChar w:fldCharType="begin"/>
+      </w:r>
+      <w:r>
+        <w:rPr>
+          <w:rFonts w:ascii="Times New Roman" w:hAnsi="Times New Roman" w:cs="Times New Roman"/>
+        </w:rPr>
+        <w:instrText xml:space="preserve"> SEQ Gambar_3. \* ARABIC </w:instrText>
+      </w:r>
+      <w:r>
+        <w:rPr>
+          <w:rFonts w:ascii="Times New Roman" w:hAnsi="Times New Roman" w:cs="Times New Roman"/>
+        </w:rPr>
+        <w:fldChar w:fldCharType="separate"/>
+      </w:r>
+      <w:r>
+        <w:rPr>
+          <w:rFonts w:ascii="Times New Roman" w:hAnsi="Times New Roman" w:cs="Times New Roman"/>
+          <w:noProof/>
+        </w:rPr>
+        <w:t>30</w:t>
+      </w:r>
+      <w:r>
+        <w:rPr>
+          <w:rFonts w:ascii="Times New Roman" w:hAnsi="Times New Roman" w:cs="Times New Roman"/>
+          <w:noProof/>
+        </w:rPr>
+        <w:fldChar w:fldCharType="end"/>
+      </w:r>
+      <w:r>
+        <w:rPr>
+          <w:rFonts w:ascii="Times New Roman" w:hAnsi="Times New Roman" w:cs="Times New Roman"/>
+        </w:rPr>
+        <w:t xml:space="preserve"> validasi ulang fakultas prodi pilihan 1</w:t>
       </w:r>
       <w:bookmarkEnd w:id="88"/>
     </w:p>
@@ -18394,6 +19498,7 @@
         <w:rPr>
           <w:rFonts w:ascii="Times New Roman" w:hAnsi="Times New Roman" w:cs="Times New Roman"/>
         </w:rPr>
+        <w:lastRenderedPageBreak/>
         <w:t xml:space="preserve">Pada tahap validasi sebelumnya, ditemukan adanya nilai anomali berupa karakter “-” dalam kolom </w:t>
       </w:r>
       <w:r>
@@ -18406,7 +19511,6 @@
         <w:rPr>
           <w:rFonts w:ascii="Times New Roman" w:hAnsi="Times New Roman" w:cs="Times New Roman"/>
         </w:rPr>
-        <w:lastRenderedPageBreak/>
         <w:t xml:space="preserve">Prodi Pilihan 1. Nilai ini tidak merepresentasikan nama </w:t>
       </w:r>
       <w:r>
@@ -18438,6 +19542,18 @@
         </w:rPr>
         <w:t>Sebagai langkah perbaikan, nilai anomali tersebut telah diganti menggunakan metode label imputation, yaitu dengan mengganti nilai “-” menjadi “Data Hilang/Tidak Mengisi”. Perubahan ini bertujuan untuk tetap mempertahankan data dalam visualisasi tanpa menghilangkannya, sekaligus memberikan informasi yang lebih deskriptif terhadap kondisi aslinya. Hasil distribusi setelah perbaikan dapat dilihat pada visualisasi berikut, di mana entri “Data Hilang/Tidak Mengisi” telah muncul sebagai kategori tersendiri.</w:t>
       </w:r>
+      <w:r>
+        <w:rPr>
+          <w:rFonts w:ascii="Times New Roman" w:hAnsi="Times New Roman" w:cs="Times New Roman"/>
+        </w:rPr>
+        <w:t xml:space="preserve"> Hal ini terdokumentasi pada Gambar 3.30</w:t>
+      </w:r>
+      <w:r>
+        <w:rPr>
+          <w:rFonts w:ascii="Times New Roman" w:hAnsi="Times New Roman" w:cs="Times New Roman"/>
+        </w:rPr>
+        <w:t>.</w:t>
+      </w:r>
     </w:p>
     <w:p>
       <w:pPr>
@@ -18461,14 +19577,20 @@
         <w:rPr>
           <w:rFonts w:ascii="Times New Roman" w:hAnsi="Times New Roman" w:cs="Times New Roman"/>
         </w:rPr>
-        <w:t xml:space="preserve">Pada tahap validasi sebelumnya, ditemukan adanya nilai anomali berupa karakter “-” dalam kolom Prodi Pilihan 2. Nilai ini tidak merepresentasikan nama program studi yang sah dan dapat mengganggu hasil visualisasi jika tidak ditangani. Untuk mengatasi masalah ini, dilakukan perbaikan dengan menggunakan metode label imputation. Nilai “-” tersebut diganti menjadi “Data Hilang/Tidak Mengisi” agar data tetap dipertahankan dalam visualisasi tanpa harus dihapus, sekaligus memberikan gambaran yang </w:t>
+        <w:t xml:space="preserve">Pada tahap validasi sebelumnya, ditemukan adanya nilai anomali berupa karakter “-” dalam kolom Prodi Pilihan 2. Nilai ini tidak merepresentasikan nama program studi yang sah dan dapat mengganggu hasil visualisasi jika tidak ditangani. Untuk mengatasi masalah ini, dilakukan perbaikan dengan menggunakan metode label imputation. </w:t>
       </w:r>
       <w:r>
         <w:rPr>
           <w:rFonts w:ascii="Times New Roman" w:hAnsi="Times New Roman" w:cs="Times New Roman"/>
         </w:rPr>
         <w:lastRenderedPageBreak/>
-        <w:t>lebih jelas dan deskriptif mengenai kondisi asli data tersebut. Hasil distribusi setelah perbaikan menunjukkan bahwa entri “Data Hilang/Tidak Mengisi” muncul sebagai kategori tersendiri, yang membantu menjaga integritas dan kualitas visualisasi data.</w:t>
+        <w:t>Nilai “-” tersebut diganti menjadi “Data Hilang/Tidak Mengisi” agar data tetap dipertahankan dalam visualisasi tanpa harus dihapus, sekaligus memberikan gambaran yang lebih jelas dan deskriptif mengenai kondisi asli data tersebut. Hasil distribusi setelah perbaikan menunjukkan bahwa entri “Data Hilang/Tidak Mengisi” muncul sebagai kategori tersendiri, yang membantu menjaga integritas dan kualitas visualisasi data.</w:t>
+      </w:r>
+      <w:r>
+        <w:rPr>
+          <w:rFonts w:ascii="Times New Roman" w:hAnsi="Times New Roman" w:cs="Times New Roman"/>
+        </w:rPr>
+        <w:t xml:space="preserve"> Hal ini terdokumentasi pada Gambar 3.31.</w:t>
       </w:r>
     </w:p>
     <w:p>
@@ -18476,15 +19598,19 @@
         <w:keepNext/>
         <w:spacing w:line="480" w:lineRule="auto"/>
         <w:jc w:val="center"/>
-      </w:pPr>
-      <w:r>
-        <w:rPr>
+        <w:rPr>
+          <w:rFonts w:ascii="Times New Roman" w:hAnsi="Times New Roman" w:cs="Times New Roman"/>
+        </w:rPr>
+      </w:pPr>
+      <w:r>
+        <w:rPr>
+          <w:rFonts w:ascii="Times New Roman" w:hAnsi="Times New Roman" w:cs="Times New Roman"/>
           <w:noProof/>
         </w:rPr>
         <w:drawing>
-          <wp:inline distT="0" distB="0" distL="0" distR="0" wp14:anchorId="2E33B11D" wp14:editId="101E6574">
-            <wp:extent cx="5400000" cy="5820158"/>
-            <wp:effectExtent l="0" t="0" r="0" b="0"/>
+          <wp:inline distT="0" distB="0" distL="0" distR="0" wp14:anchorId="2E33B11D" wp14:editId="3318782A">
+            <wp:extent cx="4475759" cy="4824000"/>
+            <wp:effectExtent l="0" t="0" r="1270" b="0"/>
             <wp:docPr id="147966725" name="Picture 9"/>
             <wp:cNvGraphicFramePr>
               <a:graphicFrameLocks xmlns:a="http://schemas.openxmlformats.org/drawingml/2006/main" noChangeAspect="1"/>
@@ -18499,7 +19625,7 @@
                     </pic:cNvPicPr>
                   </pic:nvPicPr>
                   <pic:blipFill>
-                    <a:blip r:embed="rId46">
+                    <a:blip r:embed="rId46" cstate="print">
                       <a:extLst>
                         <a:ext uri="{28A0092B-C50C-407E-A947-70E740481C1C}">
                           <a14:useLocalDpi xmlns:a14="http://schemas.microsoft.com/office/drawing/2010/main" val="0"/>
@@ -18513,7 +19639,7 @@
                   <pic:spPr bwMode="auto">
                     <a:xfrm>
                       <a:off x="0" y="0"/>
-                      <a:ext cx="5400000" cy="5820158"/>
+                      <a:ext cx="4475759" cy="4824000"/>
                     </a:xfrm>
                     <a:prstGeom prst="rect">
                       <a:avLst/>
@@ -18535,37 +19661,54 @@
         <w:pStyle w:val="Caption"/>
         <w:spacing w:line="480" w:lineRule="auto"/>
         <w:jc w:val="center"/>
+        <w:rPr>
+          <w:rFonts w:ascii="Times New Roman" w:hAnsi="Times New Roman" w:cs="Times New Roman"/>
+        </w:rPr>
       </w:pPr>
       <w:bookmarkStart w:id="89" w:name="_Toc208147390"/>
       <w:r>
+        <w:rPr>
+          <w:rFonts w:ascii="Times New Roman" w:hAnsi="Times New Roman" w:cs="Times New Roman"/>
+        </w:rPr>
         <w:t xml:space="preserve">Gambar 3. </w:t>
       </w:r>
       <w:r>
+        <w:rPr>
+          <w:rFonts w:ascii="Times New Roman" w:hAnsi="Times New Roman" w:cs="Times New Roman"/>
+        </w:rPr>
         <w:fldChar w:fldCharType="begin"/>
       </w:r>
       <w:r>
+        <w:rPr>
+          <w:rFonts w:ascii="Times New Roman" w:hAnsi="Times New Roman" w:cs="Times New Roman"/>
+        </w:rPr>
         <w:instrText xml:space="preserve"> SEQ Gambar_3. \* ARABIC </w:instrText>
       </w:r>
       <w:r>
+        <w:rPr>
+          <w:rFonts w:ascii="Times New Roman" w:hAnsi="Times New Roman" w:cs="Times New Roman"/>
+        </w:rPr>
         <w:fldChar w:fldCharType="separate"/>
       </w:r>
       <w:r>
         <w:rPr>
+          <w:rFonts w:ascii="Times New Roman" w:hAnsi="Times New Roman" w:cs="Times New Roman"/>
           <w:noProof/>
         </w:rPr>
         <w:t>31</w:t>
       </w:r>
       <w:r>
         <w:rPr>
+          <w:rFonts w:ascii="Times New Roman" w:hAnsi="Times New Roman" w:cs="Times New Roman"/>
           <w:noProof/>
         </w:rPr>
         <w:fldChar w:fldCharType="end"/>
       </w:r>
       <w:r>
-        <w:t xml:space="preserve"> validasi ulang </w:t>
-      </w:r>
-      <w:r>
-        <w:t>prodi pilihan 2</w:t>
+        <w:rPr>
+          <w:rFonts w:ascii="Times New Roman" w:hAnsi="Times New Roman" w:cs="Times New Roman"/>
+        </w:rPr>
+        <w:t xml:space="preserve"> validasi ulang prodi pilihan 2</w:t>
       </w:r>
       <w:bookmarkEnd w:id="89"/>
     </w:p>
@@ -18606,15 +19749,31 @@
         </w:rPr>
         <w:t>Langkah ini bertujuan untuk mempertahankan data dalam visualisasi agar tidak hilang sekaligus memberikan informasi yang lebih jelas dan deskriptif mengenai kondisi data asli.</w:t>
       </w:r>
+      <w:r>
+        <w:rPr>
+          <w:rFonts w:ascii="Times New Roman" w:hAnsi="Times New Roman" w:cs="Times New Roman"/>
+        </w:rPr>
+        <w:t xml:space="preserve"> Hal ini terdokumentasi pada Gambar 3.32</w:t>
+      </w:r>
+      <w:r>
+        <w:rPr>
+          <w:rFonts w:ascii="Times New Roman" w:hAnsi="Times New Roman" w:cs="Times New Roman"/>
+        </w:rPr>
+        <w:t>.</w:t>
+      </w:r>
     </w:p>
     <w:p>
       <w:pPr>
         <w:keepNext/>
         <w:spacing w:line="480" w:lineRule="auto"/>
         <w:jc w:val="center"/>
-      </w:pPr>
-      <w:r>
-        <w:rPr>
+        <w:rPr>
+          <w:rFonts w:ascii="Times New Roman" w:hAnsi="Times New Roman" w:cs="Times New Roman"/>
+        </w:rPr>
+      </w:pPr>
+      <w:r>
+        <w:rPr>
+          <w:rFonts w:ascii="Times New Roman" w:hAnsi="Times New Roman" w:cs="Times New Roman"/>
           <w:noProof/>
         </w:rPr>
         <w:drawing>
@@ -18671,37 +19830,54 @@
         <w:pStyle w:val="Caption"/>
         <w:spacing w:line="480" w:lineRule="auto"/>
         <w:jc w:val="center"/>
+        <w:rPr>
+          <w:rFonts w:ascii="Times New Roman" w:hAnsi="Times New Roman" w:cs="Times New Roman"/>
+        </w:rPr>
       </w:pPr>
       <w:bookmarkStart w:id="90" w:name="_Toc208147391"/>
       <w:r>
+        <w:rPr>
+          <w:rFonts w:ascii="Times New Roman" w:hAnsi="Times New Roman" w:cs="Times New Roman"/>
+        </w:rPr>
         <w:t xml:space="preserve">Gambar 3. </w:t>
       </w:r>
       <w:r>
+        <w:rPr>
+          <w:rFonts w:ascii="Times New Roman" w:hAnsi="Times New Roman" w:cs="Times New Roman"/>
+        </w:rPr>
         <w:fldChar w:fldCharType="begin"/>
       </w:r>
       <w:r>
+        <w:rPr>
+          <w:rFonts w:ascii="Times New Roman" w:hAnsi="Times New Roman" w:cs="Times New Roman"/>
+        </w:rPr>
         <w:instrText xml:space="preserve"> SEQ Gambar_3. \* ARABIC </w:instrText>
       </w:r>
       <w:r>
+        <w:rPr>
+          <w:rFonts w:ascii="Times New Roman" w:hAnsi="Times New Roman" w:cs="Times New Roman"/>
+        </w:rPr>
         <w:fldChar w:fldCharType="separate"/>
       </w:r>
       <w:r>
         <w:rPr>
+          <w:rFonts w:ascii="Times New Roman" w:hAnsi="Times New Roman" w:cs="Times New Roman"/>
           <w:noProof/>
         </w:rPr>
         <w:t>32</w:t>
       </w:r>
       <w:r>
         <w:rPr>
+          <w:rFonts w:ascii="Times New Roman" w:hAnsi="Times New Roman" w:cs="Times New Roman"/>
           <w:noProof/>
         </w:rPr>
         <w:fldChar w:fldCharType="end"/>
       </w:r>
       <w:r>
-        <w:t xml:space="preserve"> validasi ulang </w:t>
-      </w:r>
-      <w:r>
-        <w:t>fakultas prodi pilihan 2</w:t>
+        <w:rPr>
+          <w:rFonts w:ascii="Times New Roman" w:hAnsi="Times New Roman" w:cs="Times New Roman"/>
+        </w:rPr>
+        <w:t xml:space="preserve"> validasi ulang fakultas prodi pilihan 2</w:t>
       </w:r>
       <w:bookmarkEnd w:id="90"/>
     </w:p>
@@ -18730,15 +19906,25 @@
         </w:rPr>
         <w:t>Pada tahap validasi sebelumnya, ditemukan adanya nilai anomali berupa karakter “-” dalam kolom Prodi Diterima yang tidak merepresentasikan nama program studi yang sah. Nilai anomali ini berpotensi mengganggu hasil visualisasi dan interpretasi data jika tidak segera ditangani dengan tepat. Untuk mengatasi masalah tersebut, dilakukan langkah perbaikan menggunakan metode label imputation, dengan cara mengganti nilai “-” tersebut menjadi label baru yaitu “Data Hilang/Tidak Mengisi.” Pendekatan ini dipilih agar seluruh data tetap dipertahankan dalam proses visualisasi tanpa menghapus entri yang bermasalah, sehingga tidak mengurangi jumlah data yang tersedia. Selain itu, penggunaan label deskriptif ini memberikan konteks yang jelas mengenai kondisi asli data tersebut, yaitu bahwa data tersebut tidak terisi atau tidak valid. Hal ini sangat penting agar para pengguna dashboard dapat memahami bahwa ada data yang belum lengkap tanpa mengorbankan kualitas visualisasi keseluruhan. Setelah langkah perbaikan dilakukan, entri dengan label “Data Hilang/Tidak Mengisi” secara eksplisit muncul sebagai kategori tersendiri dalam visualisasi.</w:t>
       </w:r>
+      <w:r>
+        <w:rPr>
+          <w:rFonts w:ascii="Times New Roman" w:hAnsi="Times New Roman" w:cs="Times New Roman"/>
+        </w:rPr>
+        <w:t xml:space="preserve"> Hal ini terdokumentasi pada Gambar 3.33.</w:t>
+      </w:r>
     </w:p>
     <w:p>
       <w:pPr>
         <w:keepNext/>
         <w:spacing w:line="480" w:lineRule="auto"/>
         <w:jc w:val="center"/>
-      </w:pPr>
-      <w:r>
-        <w:rPr>
+        <w:rPr>
+          <w:rFonts w:ascii="Times New Roman" w:hAnsi="Times New Roman" w:cs="Times New Roman"/>
+        </w:rPr>
+      </w:pPr>
+      <w:r>
+        <w:rPr>
+          <w:rFonts w:ascii="Times New Roman" w:hAnsi="Times New Roman" w:cs="Times New Roman"/>
           <w:noProof/>
         </w:rPr>
         <w:lastRenderedPageBreak/>
@@ -18796,37 +19982,54 @@
         <w:pStyle w:val="Caption"/>
         <w:spacing w:line="480" w:lineRule="auto"/>
         <w:jc w:val="center"/>
+        <w:rPr>
+          <w:rFonts w:ascii="Times New Roman" w:hAnsi="Times New Roman" w:cs="Times New Roman"/>
+        </w:rPr>
       </w:pPr>
       <w:bookmarkStart w:id="91" w:name="_Toc208147392"/>
       <w:r>
+        <w:rPr>
+          <w:rFonts w:ascii="Times New Roman" w:hAnsi="Times New Roman" w:cs="Times New Roman"/>
+        </w:rPr>
         <w:t xml:space="preserve">Gambar 3. </w:t>
       </w:r>
       <w:r>
+        <w:rPr>
+          <w:rFonts w:ascii="Times New Roman" w:hAnsi="Times New Roman" w:cs="Times New Roman"/>
+        </w:rPr>
         <w:fldChar w:fldCharType="begin"/>
       </w:r>
       <w:r>
+        <w:rPr>
+          <w:rFonts w:ascii="Times New Roman" w:hAnsi="Times New Roman" w:cs="Times New Roman"/>
+        </w:rPr>
         <w:instrText xml:space="preserve"> SEQ Gambar_3. \* ARABIC </w:instrText>
       </w:r>
       <w:r>
+        <w:rPr>
+          <w:rFonts w:ascii="Times New Roman" w:hAnsi="Times New Roman" w:cs="Times New Roman"/>
+        </w:rPr>
         <w:fldChar w:fldCharType="separate"/>
       </w:r>
       <w:r>
         <w:rPr>
+          <w:rFonts w:ascii="Times New Roman" w:hAnsi="Times New Roman" w:cs="Times New Roman"/>
           <w:noProof/>
         </w:rPr>
         <w:t>33</w:t>
       </w:r>
       <w:r>
         <w:rPr>
+          <w:rFonts w:ascii="Times New Roman" w:hAnsi="Times New Roman" w:cs="Times New Roman"/>
           <w:noProof/>
         </w:rPr>
         <w:fldChar w:fldCharType="end"/>
       </w:r>
       <w:r>
-        <w:t xml:space="preserve"> validasi ulang </w:t>
-      </w:r>
-      <w:r>
-        <w:t>distribusi prodi diterima</w:t>
+        <w:rPr>
+          <w:rFonts w:ascii="Times New Roman" w:hAnsi="Times New Roman" w:cs="Times New Roman"/>
+        </w:rPr>
+        <w:t xml:space="preserve"> validasi ulang distribusi prodi diterima</w:t>
       </w:r>
       <w:bookmarkEnd w:id="91"/>
     </w:p>
@@ -18909,15 +20112,25 @@
         </w:rPr>
         <w:t>Sebagai langkah perbaikan, nilai anomali tersebut telah diganti menggunakan metode label imputation, yaitu dengan mengganti nilai “-” menjadi “Data Hilang/Tidak Mengisi”. Perubahan ini bertujuan untuk tetap mempertahankan data dalam visualisasi tanpa menghilangkannya, sekaligus memberikan informasi yang lebih deskriptif terhadap kondisi aslinya. Hasil distribusi setelah perbaikan dapat dilihat pada visualisasi berikut, di mana entri “Data Hilang/Tidak Mengisi” telah muncul sebagai kategori tersendiri.</w:t>
       </w:r>
+      <w:r>
+        <w:rPr>
+          <w:rFonts w:ascii="Times New Roman" w:hAnsi="Times New Roman" w:cs="Times New Roman"/>
+        </w:rPr>
+        <w:t xml:space="preserve"> Hal ini terdokumentasi pada Gambar 3.34</w:t>
+      </w:r>
     </w:p>
     <w:p>
       <w:pPr>
         <w:keepNext/>
         <w:spacing w:line="480" w:lineRule="auto"/>
         <w:jc w:val="center"/>
-      </w:pPr>
-      <w:r>
-        <w:rPr>
+        <w:rPr>
+          <w:rFonts w:ascii="Times New Roman" w:hAnsi="Times New Roman" w:cs="Times New Roman"/>
+        </w:rPr>
+      </w:pPr>
+      <w:r>
+        <w:rPr>
+          <w:rFonts w:ascii="Times New Roman" w:hAnsi="Times New Roman" w:cs="Times New Roman"/>
           <w:noProof/>
         </w:rPr>
         <w:drawing>
@@ -18974,37 +20187,54 @@
         <w:pStyle w:val="Caption"/>
         <w:spacing w:line="480" w:lineRule="auto"/>
         <w:jc w:val="center"/>
+        <w:rPr>
+          <w:rFonts w:ascii="Times New Roman" w:hAnsi="Times New Roman" w:cs="Times New Roman"/>
+        </w:rPr>
       </w:pPr>
       <w:bookmarkStart w:id="92" w:name="_Toc208147393"/>
       <w:r>
+        <w:rPr>
+          <w:rFonts w:ascii="Times New Roman" w:hAnsi="Times New Roman" w:cs="Times New Roman"/>
+        </w:rPr>
         <w:t xml:space="preserve">Gambar 3. </w:t>
       </w:r>
       <w:r>
+        <w:rPr>
+          <w:rFonts w:ascii="Times New Roman" w:hAnsi="Times New Roman" w:cs="Times New Roman"/>
+        </w:rPr>
         <w:fldChar w:fldCharType="begin"/>
       </w:r>
       <w:r>
+        <w:rPr>
+          <w:rFonts w:ascii="Times New Roman" w:hAnsi="Times New Roman" w:cs="Times New Roman"/>
+        </w:rPr>
         <w:instrText xml:space="preserve"> SEQ Gambar_3. \* ARABIC </w:instrText>
       </w:r>
       <w:r>
+        <w:rPr>
+          <w:rFonts w:ascii="Times New Roman" w:hAnsi="Times New Roman" w:cs="Times New Roman"/>
+        </w:rPr>
         <w:fldChar w:fldCharType="separate"/>
       </w:r>
       <w:r>
         <w:rPr>
+          <w:rFonts w:ascii="Times New Roman" w:hAnsi="Times New Roman" w:cs="Times New Roman"/>
           <w:noProof/>
         </w:rPr>
         <w:t>34</w:t>
       </w:r>
       <w:r>
         <w:rPr>
+          <w:rFonts w:ascii="Times New Roman" w:hAnsi="Times New Roman" w:cs="Times New Roman"/>
           <w:noProof/>
         </w:rPr>
         <w:fldChar w:fldCharType="end"/>
       </w:r>
       <w:r>
-        <w:t xml:space="preserve"> validasi ulang </w:t>
-      </w:r>
-      <w:r>
-        <w:t>fakultas prodi diterima</w:t>
+        <w:rPr>
+          <w:rFonts w:ascii="Times New Roman" w:hAnsi="Times New Roman" w:cs="Times New Roman"/>
+        </w:rPr>
+        <w:t xml:space="preserve"> validasi ulang fakultas prodi diterima</w:t>
       </w:r>
       <w:bookmarkEnd w:id="92"/>
     </w:p>
@@ -19030,14 +20260,8 @@
         <w:rPr>
           <w:rFonts w:ascii="Times New Roman" w:hAnsi="Times New Roman" w:cs="Times New Roman"/>
         </w:rPr>
-        <w:t>Pada tahap validasi sebelumnya, ditemukan nilai usia yang tidak wajar seperti 0 tahun dan sekitar 120 tahun. Nilai-</w:t>
-      </w:r>
-      <w:r>
-        <w:rPr>
-          <w:rFonts w:ascii="Times New Roman" w:hAnsi="Times New Roman" w:cs="Times New Roman"/>
-        </w:rPr>
         <w:lastRenderedPageBreak/>
-        <w:t>nilai ini jelas berada di luar rentang logis untuk kategori mahasiswa baru dan dapat mengganggu interpretasi visualisasi.</w:t>
+        <w:t>Pada tahap validasi sebelumnya, ditemukan nilai usia yang tidak wajar seperti 0 tahun dan sekitar 120 tahun. Nilai-nilai ini jelas berada di luar rentang logis untuk kategori mahasiswa baru dan dapat mengganggu interpretasi visualisasi.</w:t>
       </w:r>
       <w:r>
         <w:rPr>
@@ -19078,6 +20302,18 @@
           <w:rFonts w:ascii="Times New Roman" w:hAnsi="Times New Roman" w:cs="Times New Roman"/>
         </w:rPr>
         <w:t>) dari usia yang valid. Pendekatan ini dipilih karena mampu menjaga konsistensi sebaran data tanpa menghilangkan data secara langsung.</w:t>
+      </w:r>
+      <w:r>
+        <w:rPr>
+          <w:rFonts w:ascii="Times New Roman" w:hAnsi="Times New Roman" w:cs="Times New Roman"/>
+        </w:rPr>
+        <w:t xml:space="preserve"> Hal ini terdokumentasi pada Gambar 3.35</w:t>
+      </w:r>
+      <w:r>
+        <w:rPr>
+          <w:rFonts w:ascii="Times New Roman" w:hAnsi="Times New Roman" w:cs="Times New Roman"/>
+        </w:rPr>
+        <w:t>.</w:t>
       </w:r>
     </w:p>
     <w:p>
@@ -19085,9 +20321,13 @@
         <w:keepNext/>
         <w:spacing w:line="480" w:lineRule="auto"/>
         <w:jc w:val="center"/>
-      </w:pPr>
-      <w:r>
-        <w:rPr>
+        <w:rPr>
+          <w:rFonts w:ascii="Times New Roman" w:hAnsi="Times New Roman" w:cs="Times New Roman"/>
+        </w:rPr>
+      </w:pPr>
+      <w:r>
+        <w:rPr>
+          <w:rFonts w:ascii="Times New Roman" w:hAnsi="Times New Roman" w:cs="Times New Roman"/>
           <w:noProof/>
         </w:rPr>
         <w:drawing>
@@ -19143,49 +20383,62 @@
       <w:pPr>
         <w:pStyle w:val="Caption"/>
         <w:jc w:val="center"/>
+        <w:rPr>
+          <w:rFonts w:ascii="Times New Roman" w:hAnsi="Times New Roman" w:cs="Times New Roman"/>
+        </w:rPr>
       </w:pPr>
       <w:bookmarkStart w:id="93" w:name="_Toc208147394"/>
       <w:r>
+        <w:rPr>
+          <w:rFonts w:ascii="Times New Roman" w:hAnsi="Times New Roman" w:cs="Times New Roman"/>
+        </w:rPr>
         <w:t xml:space="preserve">Gambar 3. </w:t>
       </w:r>
       <w:r>
+        <w:rPr>
+          <w:rFonts w:ascii="Times New Roman" w:hAnsi="Times New Roman" w:cs="Times New Roman"/>
+        </w:rPr>
         <w:fldChar w:fldCharType="begin"/>
       </w:r>
       <w:r>
+        <w:rPr>
+          <w:rFonts w:ascii="Times New Roman" w:hAnsi="Times New Roman" w:cs="Times New Roman"/>
+        </w:rPr>
         <w:instrText xml:space="preserve"> SEQ Gambar_3. \* ARABIC </w:instrText>
       </w:r>
       <w:r>
+        <w:rPr>
+          <w:rFonts w:ascii="Times New Roman" w:hAnsi="Times New Roman" w:cs="Times New Roman"/>
+        </w:rPr>
         <w:fldChar w:fldCharType="separate"/>
       </w:r>
       <w:r>
         <w:rPr>
+          <w:rFonts w:ascii="Times New Roman" w:hAnsi="Times New Roman" w:cs="Times New Roman"/>
           <w:noProof/>
         </w:rPr>
         <w:t>35</w:t>
       </w:r>
       <w:r>
         <w:rPr>
+          <w:rFonts w:ascii="Times New Roman" w:hAnsi="Times New Roman" w:cs="Times New Roman"/>
           <w:noProof/>
         </w:rPr>
         <w:fldChar w:fldCharType="end"/>
       </w:r>
       <w:r>
-        <w:t xml:space="preserve"> validasi ulang </w:t>
-      </w:r>
-      <w:r>
-        <w:t>usia</w:t>
+        <w:rPr>
+          <w:rFonts w:ascii="Times New Roman" w:hAnsi="Times New Roman" w:cs="Times New Roman"/>
+        </w:rPr>
+        <w:t xml:space="preserve"> validasi ulang usia</w:t>
       </w:r>
       <w:bookmarkEnd w:id="93"/>
     </w:p>
-    <w:p/>
-    <w:p/>
-    <w:p/>
     <w:p>
       <w:pPr>
         <w:pStyle w:val="Heading6"/>
       </w:pPr>
       <w:r>
-        <w:lastRenderedPageBreak/>
         <w:t xml:space="preserve">Penambahan </w:t>
       </w:r>
       <w:r>
@@ -19206,6 +20459,7 @@
         <w:rPr>
           <w:rFonts w:ascii="Times New Roman" w:hAnsi="Times New Roman" w:cs="Times New Roman"/>
         </w:rPr>
+        <w:lastRenderedPageBreak/>
         <w:t xml:space="preserve">Setelah melakukan </w:t>
       </w:r>
       <w:r>
@@ -19316,7 +20570,43 @@
         <w:rPr>
           <w:rFonts w:ascii="Times New Roman" w:hAnsi="Times New Roman" w:cs="Times New Roman"/>
         </w:rPr>
-        <w:t>. Berikut ini adalah dokumentasinya</w:t>
+        <w:t xml:space="preserve">. </w:t>
+      </w:r>
+      <w:r>
+        <w:rPr>
+          <w:rFonts w:ascii="Times New Roman" w:hAnsi="Times New Roman" w:cs="Times New Roman"/>
+        </w:rPr>
+        <w:t xml:space="preserve">Gambar 3.36, </w:t>
+      </w:r>
+      <w:r>
+        <w:rPr>
+          <w:rFonts w:ascii="Times New Roman" w:hAnsi="Times New Roman" w:cs="Times New Roman"/>
+        </w:rPr>
+        <w:t xml:space="preserve">Gambar </w:t>
+      </w:r>
+      <w:r>
+        <w:rPr>
+          <w:rFonts w:ascii="Times New Roman" w:hAnsi="Times New Roman" w:cs="Times New Roman"/>
+        </w:rPr>
+        <w:t xml:space="preserve">3.37, dan </w:t>
+      </w:r>
+      <w:r>
+        <w:rPr>
+          <w:rFonts w:ascii="Times New Roman" w:hAnsi="Times New Roman" w:cs="Times New Roman"/>
+        </w:rPr>
+        <w:t xml:space="preserve">Gambar </w:t>
+      </w:r>
+      <w:r>
+        <w:rPr>
+          <w:rFonts w:ascii="Times New Roman" w:hAnsi="Times New Roman" w:cs="Times New Roman"/>
+        </w:rPr>
+        <w:t xml:space="preserve">3.38 </w:t>
+      </w:r>
+      <w:r>
+        <w:rPr>
+          <w:rFonts w:ascii="Times New Roman" w:hAnsi="Times New Roman" w:cs="Times New Roman"/>
+        </w:rPr>
+        <w:t>adalah dokumentasinya</w:t>
       </w:r>
       <w:r>
         <w:rPr>
@@ -19332,6 +20622,9 @@
         <w:spacing w:line="480" w:lineRule="auto"/>
         <w:ind w:left="1440"/>
         <w:jc w:val="center"/>
+        <w:rPr>
+          <w:rFonts w:ascii="Times New Roman" w:hAnsi="Times New Roman" w:cs="Times New Roman"/>
+        </w:rPr>
       </w:pPr>
       <w:r>
         <w:rPr>
@@ -19403,21 +20696,48 @@
       <w:bookmarkStart w:id="95" w:name="_Toc200618692"/>
       <w:bookmarkStart w:id="96" w:name="_Toc208147395"/>
       <w:r>
+        <w:rPr>
+          <w:rFonts w:ascii="Times New Roman" w:hAnsi="Times New Roman" w:cs="Times New Roman"/>
+        </w:rPr>
         <w:t xml:space="preserve">Gambar 3. </w:t>
       </w:r>
-      <w:fldSimple w:instr=" SEQ Gambar_3. \* ARABIC ">
-        <w:r>
-          <w:rPr>
-            <w:noProof/>
-          </w:rPr>
-          <w:t>36</w:t>
-        </w:r>
-      </w:fldSimple>
-      <w:r>
-        <w:t xml:space="preserve"> </w:t>
-      </w:r>
-      <w:r>
-        <w:t>sintaks pembuatan kolom Kabupaten/Kota</w:t>
+      <w:r>
+        <w:rPr>
+          <w:rFonts w:ascii="Times New Roman" w:hAnsi="Times New Roman" w:cs="Times New Roman"/>
+        </w:rPr>
+        <w:fldChar w:fldCharType="begin"/>
+      </w:r>
+      <w:r>
+        <w:rPr>
+          <w:rFonts w:ascii="Times New Roman" w:hAnsi="Times New Roman" w:cs="Times New Roman"/>
+        </w:rPr>
+        <w:instrText xml:space="preserve"> SEQ Gambar_3. \* ARABIC </w:instrText>
+      </w:r>
+      <w:r>
+        <w:rPr>
+          <w:rFonts w:ascii="Times New Roman" w:hAnsi="Times New Roman" w:cs="Times New Roman"/>
+        </w:rPr>
+        <w:fldChar w:fldCharType="separate"/>
+      </w:r>
+      <w:r>
+        <w:rPr>
+          <w:rFonts w:ascii="Times New Roman" w:hAnsi="Times New Roman" w:cs="Times New Roman"/>
+          <w:noProof/>
+        </w:rPr>
+        <w:t>36</w:t>
+      </w:r>
+      <w:r>
+        <w:rPr>
+          <w:rFonts w:ascii="Times New Roman" w:hAnsi="Times New Roman" w:cs="Times New Roman"/>
+          <w:noProof/>
+        </w:rPr>
+        <w:fldChar w:fldCharType="end"/>
+      </w:r>
+      <w:r>
+        <w:rPr>
+          <w:rFonts w:ascii="Times New Roman" w:hAnsi="Times New Roman" w:cs="Times New Roman"/>
+        </w:rPr>
+        <w:t xml:space="preserve"> sintaks pembuatan kolom Kabupaten/Kota</w:t>
       </w:r>
       <w:bookmarkEnd w:id="94"/>
       <w:bookmarkEnd w:id="95"/>
@@ -19430,6 +20750,9 @@
         <w:spacing w:line="480" w:lineRule="auto"/>
         <w:ind w:left="1440"/>
         <w:jc w:val="center"/>
+        <w:rPr>
+          <w:rFonts w:ascii="Times New Roman" w:hAnsi="Times New Roman" w:cs="Times New Roman"/>
+        </w:rPr>
       </w:pPr>
       <w:r>
         <w:rPr>
@@ -19501,21 +20824,48 @@
       <w:bookmarkStart w:id="98" w:name="_Toc200618693"/>
       <w:bookmarkStart w:id="99" w:name="_Toc208147396"/>
       <w:r>
+        <w:rPr>
+          <w:rFonts w:ascii="Times New Roman" w:hAnsi="Times New Roman" w:cs="Times New Roman"/>
+        </w:rPr>
         <w:t xml:space="preserve">Gambar 3. </w:t>
       </w:r>
-      <w:fldSimple w:instr=" SEQ Gambar_3. \* ARABIC ">
-        <w:r>
-          <w:rPr>
-            <w:noProof/>
-          </w:rPr>
-          <w:t>37</w:t>
-        </w:r>
-      </w:fldSimple>
-      <w:r>
-        <w:t xml:space="preserve"> </w:t>
-      </w:r>
-      <w:r>
-        <w:t>sintaks pembuatan kolom Provinsi</w:t>
+      <w:r>
+        <w:rPr>
+          <w:rFonts w:ascii="Times New Roman" w:hAnsi="Times New Roman" w:cs="Times New Roman"/>
+        </w:rPr>
+        <w:fldChar w:fldCharType="begin"/>
+      </w:r>
+      <w:r>
+        <w:rPr>
+          <w:rFonts w:ascii="Times New Roman" w:hAnsi="Times New Roman" w:cs="Times New Roman"/>
+        </w:rPr>
+        <w:instrText xml:space="preserve"> SEQ Gambar_3. \* ARABIC </w:instrText>
+      </w:r>
+      <w:r>
+        <w:rPr>
+          <w:rFonts w:ascii="Times New Roman" w:hAnsi="Times New Roman" w:cs="Times New Roman"/>
+        </w:rPr>
+        <w:fldChar w:fldCharType="separate"/>
+      </w:r>
+      <w:r>
+        <w:rPr>
+          <w:rFonts w:ascii="Times New Roman" w:hAnsi="Times New Roman" w:cs="Times New Roman"/>
+          <w:noProof/>
+        </w:rPr>
+        <w:t>37</w:t>
+      </w:r>
+      <w:r>
+        <w:rPr>
+          <w:rFonts w:ascii="Times New Roman" w:hAnsi="Times New Roman" w:cs="Times New Roman"/>
+          <w:noProof/>
+        </w:rPr>
+        <w:fldChar w:fldCharType="end"/>
+      </w:r>
+      <w:r>
+        <w:rPr>
+          <w:rFonts w:ascii="Times New Roman" w:hAnsi="Times New Roman" w:cs="Times New Roman"/>
+        </w:rPr>
+        <w:t xml:space="preserve"> sintaks pembuatan kolom Provinsi</w:t>
       </w:r>
       <w:bookmarkEnd w:id="97"/>
       <w:bookmarkEnd w:id="98"/>
@@ -19528,6 +20878,9 @@
         <w:spacing w:line="480" w:lineRule="auto"/>
         <w:ind w:left="1440"/>
         <w:jc w:val="center"/>
+        <w:rPr>
+          <w:rFonts w:ascii="Times New Roman" w:hAnsi="Times New Roman" w:cs="Times New Roman"/>
+        </w:rPr>
       </w:pPr>
       <w:r>
         <w:rPr>
@@ -19599,21 +20952,48 @@
       <w:bookmarkStart w:id="101" w:name="_Toc200618694"/>
       <w:bookmarkStart w:id="102" w:name="_Toc208147397"/>
       <w:r>
+        <w:rPr>
+          <w:rFonts w:ascii="Times New Roman" w:hAnsi="Times New Roman" w:cs="Times New Roman"/>
+        </w:rPr>
         <w:t xml:space="preserve">Gambar 3. </w:t>
       </w:r>
-      <w:fldSimple w:instr=" SEQ Gambar_3. \* ARABIC ">
-        <w:r>
-          <w:rPr>
-            <w:noProof/>
-          </w:rPr>
-          <w:t>38</w:t>
-        </w:r>
-      </w:fldSimple>
-      <w:r>
-        <w:t xml:space="preserve"> </w:t>
-      </w:r>
-      <w:r>
-        <w:t>contoh hasil pembuatan kolom baru</w:t>
+      <w:r>
+        <w:rPr>
+          <w:rFonts w:ascii="Times New Roman" w:hAnsi="Times New Roman" w:cs="Times New Roman"/>
+        </w:rPr>
+        <w:fldChar w:fldCharType="begin"/>
+      </w:r>
+      <w:r>
+        <w:rPr>
+          <w:rFonts w:ascii="Times New Roman" w:hAnsi="Times New Roman" w:cs="Times New Roman"/>
+        </w:rPr>
+        <w:instrText xml:space="preserve"> SEQ Gambar_3. \* ARABIC </w:instrText>
+      </w:r>
+      <w:r>
+        <w:rPr>
+          <w:rFonts w:ascii="Times New Roman" w:hAnsi="Times New Roman" w:cs="Times New Roman"/>
+        </w:rPr>
+        <w:fldChar w:fldCharType="separate"/>
+      </w:r>
+      <w:r>
+        <w:rPr>
+          <w:rFonts w:ascii="Times New Roman" w:hAnsi="Times New Roman" w:cs="Times New Roman"/>
+          <w:noProof/>
+        </w:rPr>
+        <w:t>38</w:t>
+      </w:r>
+      <w:r>
+        <w:rPr>
+          <w:rFonts w:ascii="Times New Roman" w:hAnsi="Times New Roman" w:cs="Times New Roman"/>
+          <w:noProof/>
+        </w:rPr>
+        <w:fldChar w:fldCharType="end"/>
+      </w:r>
+      <w:r>
+        <w:rPr>
+          <w:rFonts w:ascii="Times New Roman" w:hAnsi="Times New Roman" w:cs="Times New Roman"/>
+        </w:rPr>
+        <w:t xml:space="preserve"> contoh hasil pembuatan kolom baru</w:t>
       </w:r>
       <w:bookmarkEnd w:id="100"/>
       <w:bookmarkEnd w:id="101"/>
@@ -19622,8 +21002,14 @@
     <w:p>
       <w:pPr>
         <w:pStyle w:val="Heading4"/>
-      </w:pPr>
-      <w:r>
+        <w:rPr>
+          <w:rFonts w:cs="Times New Roman"/>
+        </w:rPr>
+      </w:pPr>
+      <w:r>
+        <w:rPr>
+          <w:rFonts w:cs="Times New Roman"/>
+        </w:rPr>
         <w:t>Representasi</w:t>
       </w:r>
     </w:p>
@@ -19724,12 +21110,14 @@
           <w:numId w:val="19"/>
         </w:numPr>
         <w:rPr>
+          <w:rFonts w:cs="Times New Roman"/>
           <w:i/>
           <w:iCs/>
         </w:rPr>
       </w:pPr>
       <w:r>
         <w:rPr>
+          <w:rFonts w:cs="Times New Roman"/>
           <w:i/>
           <w:iCs/>
         </w:rPr>
@@ -19764,13 +21152,7 @@
         <w:rPr>
           <w:rFonts w:ascii="Times New Roman" w:hAnsi="Times New Roman" w:cs="Times New Roman"/>
         </w:rPr>
-        <w:t xml:space="preserve">merupakan sebuah metode yang digunakan untuk membangkitkan sejumlah </w:t>
-      </w:r>
-      <w:r>
-        <w:rPr>
-          <w:rFonts w:ascii="Times New Roman" w:hAnsi="Times New Roman" w:cs="Times New Roman"/>
-        </w:rPr>
-        <w:t>besar ide-ide</w:t>
+        <w:t>merupakan sebuah metode yang digunakan untuk membangkitkan sejumlah besar ide-ide</w:t>
       </w:r>
       <w:r>
         <w:rPr>
@@ -19831,13 +21213,7 @@
         <w:rPr>
           <w:rFonts w:ascii="Times New Roman" w:hAnsi="Times New Roman" w:cs="Times New Roman"/>
         </w:rPr>
-        <w:t xml:space="preserve"> sangat berguna</w:t>
-      </w:r>
-      <w:r>
-        <w:rPr>
-          <w:rFonts w:ascii="Times New Roman" w:hAnsi="Times New Roman" w:cs="Times New Roman"/>
-        </w:rPr>
-        <w:t xml:space="preserve"> untuk realisasi visualisasi yang lebih terstruktur</w:t>
+        <w:t xml:space="preserve"> sangat berguna untuk realisasi visualisasi yang lebih terstruktur</w:t>
       </w:r>
       <w:r>
         <w:rPr>
@@ -19875,10 +21251,7 @@
         </w:numPr>
       </w:pPr>
       <w:r>
-        <w:t>Dashboard</w:t>
-      </w:r>
-      <w:r>
-        <w:t xml:space="preserve"> Overview</w:t>
+        <w:t>Dashboard Overview</w:t>
       </w:r>
     </w:p>
     <w:p>
@@ -20204,8 +21577,14 @@
     <w:p>
       <w:pPr>
         <w:pStyle w:val="Heading5"/>
-      </w:pPr>
-      <w:r>
+        <w:rPr>
+          <w:rFonts w:cs="Times New Roman"/>
+        </w:rPr>
+      </w:pPr>
+      <w:r>
+        <w:rPr>
+          <w:rFonts w:cs="Times New Roman"/>
+        </w:rPr>
         <w:t>Visualisasi</w:t>
       </w:r>
     </w:p>
@@ -20223,13 +21602,7 @@
         <w:rPr>
           <w:rFonts w:ascii="Times New Roman" w:hAnsi="Times New Roman" w:cs="Times New Roman"/>
         </w:rPr>
-        <w:t xml:space="preserve">Visualisasi data merupakan suatu teknik dasar yang digunakan untuk mengkomunikasikan informasi secara jelas dan efisien kepada pengguna lewat penyajian data dalam bentuk </w:t>
-      </w:r>
-      <w:r>
-        <w:rPr>
-          <w:rFonts w:ascii="Times New Roman" w:hAnsi="Times New Roman" w:cs="Times New Roman"/>
-        </w:rPr>
-        <w:t>visual</w:t>
+        <w:t>Visualisasi data merupakan suatu teknik dasar yang digunakan untuk mengkomunikasikan informasi secara jelas dan efisien kepada pengguna lewat penyajian data dalam bentuk visual</w:t>
       </w:r>
       <w:r>
         <w:rPr>
@@ -20252,7 +21625,7 @@
         <w:sdtContent>
           <w:r>
             <w:rPr>
-              <w:rFonts w:eastAsia="Times New Roman"/>
+              <w:rFonts w:ascii="Times New Roman" w:eastAsia="Times New Roman" w:hAnsi="Times New Roman" w:cs="Times New Roman"/>
               <w:color w:val="000000"/>
             </w:rPr>
             <w:t>(Mulyani &amp; Kartini, 2023)</w:t>
@@ -20263,13 +21636,7 @@
         <w:rPr>
           <w:rFonts w:ascii="Times New Roman" w:hAnsi="Times New Roman" w:cs="Times New Roman"/>
         </w:rPr>
-        <w:t>. Pr</w:t>
-      </w:r>
-      <w:r>
-        <w:rPr>
-          <w:rFonts w:ascii="Times New Roman" w:hAnsi="Times New Roman" w:cs="Times New Roman"/>
-        </w:rPr>
-        <w:t xml:space="preserve">oses visualisasi pada proyek ini dilakukan dengan </w:t>
+        <w:t xml:space="preserve">. Proses visualisasi pada proyek ini dilakukan dengan </w:t>
       </w:r>
       <w:r>
         <w:rPr>
@@ -20422,9 +21789,13 @@
         <w:keepNext/>
         <w:spacing w:line="480" w:lineRule="auto"/>
         <w:jc w:val="center"/>
-      </w:pPr>
-      <w:r>
-        <w:rPr>
+        <w:rPr>
+          <w:rFonts w:ascii="Times New Roman" w:hAnsi="Times New Roman" w:cs="Times New Roman"/>
+        </w:rPr>
+      </w:pPr>
+      <w:r>
+        <w:rPr>
+          <w:rFonts w:ascii="Times New Roman" w:hAnsi="Times New Roman" w:cs="Times New Roman"/>
           <w:noProof/>
         </w:rPr>
         <w:drawing>
@@ -20484,26 +21855,56 @@
         <w:pStyle w:val="Caption"/>
         <w:spacing w:line="480" w:lineRule="auto"/>
         <w:jc w:val="center"/>
+        <w:rPr>
+          <w:rFonts w:ascii="Times New Roman" w:hAnsi="Times New Roman" w:cs="Times New Roman"/>
+        </w:rPr>
       </w:pPr>
       <w:bookmarkStart w:id="103" w:name="_Toc200446333"/>
       <w:bookmarkStart w:id="104" w:name="_Toc200618695"/>
       <w:bookmarkStart w:id="105" w:name="_Toc208147398"/>
       <w:r>
+        <w:rPr>
+          <w:rFonts w:ascii="Times New Roman" w:hAnsi="Times New Roman" w:cs="Times New Roman"/>
+        </w:rPr>
         <w:t xml:space="preserve">Gambar 3. </w:t>
       </w:r>
-      <w:fldSimple w:instr=" SEQ Gambar_3. \* ARABIC ">
-        <w:r>
-          <w:rPr>
-            <w:noProof/>
-          </w:rPr>
-          <w:t>39</w:t>
-        </w:r>
-      </w:fldSimple>
-      <w:r>
-        <w:t xml:space="preserve"> </w:t>
-      </w:r>
-      <w:r>
-        <w:t>dashboard overview</w:t>
+      <w:r>
+        <w:rPr>
+          <w:rFonts w:ascii="Times New Roman" w:hAnsi="Times New Roman" w:cs="Times New Roman"/>
+        </w:rPr>
+        <w:fldChar w:fldCharType="begin"/>
+      </w:r>
+      <w:r>
+        <w:rPr>
+          <w:rFonts w:ascii="Times New Roman" w:hAnsi="Times New Roman" w:cs="Times New Roman"/>
+        </w:rPr>
+        <w:instrText xml:space="preserve"> SEQ Gambar_3. \* ARABIC </w:instrText>
+      </w:r>
+      <w:r>
+        <w:rPr>
+          <w:rFonts w:ascii="Times New Roman" w:hAnsi="Times New Roman" w:cs="Times New Roman"/>
+        </w:rPr>
+        <w:fldChar w:fldCharType="separate"/>
+      </w:r>
+      <w:r>
+        <w:rPr>
+          <w:rFonts w:ascii="Times New Roman" w:hAnsi="Times New Roman" w:cs="Times New Roman"/>
+          <w:noProof/>
+        </w:rPr>
+        <w:t>39</w:t>
+      </w:r>
+      <w:r>
+        <w:rPr>
+          <w:rFonts w:ascii="Times New Roman" w:hAnsi="Times New Roman" w:cs="Times New Roman"/>
+          <w:noProof/>
+        </w:rPr>
+        <w:fldChar w:fldCharType="end"/>
+      </w:r>
+      <w:r>
+        <w:rPr>
+          <w:rFonts w:ascii="Times New Roman" w:hAnsi="Times New Roman" w:cs="Times New Roman"/>
+        </w:rPr>
+        <w:t xml:space="preserve"> dashboard overview</w:t>
       </w:r>
       <w:bookmarkEnd w:id="103"/>
       <w:bookmarkEnd w:id="104"/>
@@ -20598,12 +21999,14 @@
         <w:spacing w:line="480" w:lineRule="auto"/>
         <w:jc w:val="both"/>
         <w:rPr>
+          <w:rFonts w:ascii="Times New Roman" w:hAnsi="Times New Roman" w:cs="Times New Roman"/>
           <w:i/>
           <w:iCs/>
         </w:rPr>
       </w:pPr>
       <w:r>
         <w:rPr>
+          <w:rFonts w:ascii="Times New Roman" w:hAnsi="Times New Roman" w:cs="Times New Roman"/>
           <w:i/>
           <w:iCs/>
         </w:rPr>
@@ -20617,38 +22020,51 @@
         <w:ind w:left="2160" w:firstLine="720"/>
         <w:jc w:val="both"/>
         <w:rPr>
+          <w:rFonts w:ascii="Times New Roman" w:hAnsi="Times New Roman" w:cs="Times New Roman"/>
           <w:i/>
           <w:iCs/>
         </w:rPr>
       </w:pPr>
       <w:r>
         <w:rPr>
+          <w:rFonts w:ascii="Times New Roman" w:hAnsi="Times New Roman" w:cs="Times New Roman"/>
           <w:i/>
           <w:iCs/>
         </w:rPr>
         <w:t>KPI</w:t>
       </w:r>
       <w:r>
+        <w:rPr>
+          <w:rFonts w:ascii="Times New Roman" w:hAnsi="Times New Roman" w:cs="Times New Roman"/>
+        </w:rPr>
         <w:t xml:space="preserve"> adalah informasi utama yang mencangkup </w:t>
       </w:r>
       <w:r>
         <w:rPr>
+          <w:rFonts w:ascii="Times New Roman" w:hAnsi="Times New Roman" w:cs="Times New Roman"/>
           <w:i/>
           <w:iCs/>
         </w:rPr>
         <w:t>dashboard</w:t>
       </w:r>
       <w:r>
+        <w:rPr>
+          <w:rFonts w:ascii="Times New Roman" w:hAnsi="Times New Roman" w:cs="Times New Roman"/>
+        </w:rPr>
         <w:t xml:space="preserve"> tersebut secara </w:t>
       </w:r>
       <w:r>
         <w:rPr>
+          <w:rFonts w:ascii="Times New Roman" w:hAnsi="Times New Roman" w:cs="Times New Roman"/>
           <w:i/>
           <w:iCs/>
         </w:rPr>
         <w:t>overall</w:t>
       </w:r>
       <w:r>
+        <w:rPr>
+          <w:rFonts w:ascii="Times New Roman" w:hAnsi="Times New Roman" w:cs="Times New Roman"/>
+        </w:rPr>
         <w:t>.</w:t>
       </w:r>
     </w:p>
@@ -20661,8 +22077,14 @@
         </w:numPr>
         <w:spacing w:line="480" w:lineRule="auto"/>
         <w:jc w:val="both"/>
-      </w:pPr>
-      <w:r>
+        <w:rPr>
+          <w:rFonts w:ascii="Times New Roman" w:hAnsi="Times New Roman" w:cs="Times New Roman"/>
+        </w:rPr>
+      </w:pPr>
+      <w:r>
+        <w:rPr>
+          <w:rFonts w:ascii="Times New Roman" w:hAnsi="Times New Roman" w:cs="Times New Roman"/>
+        </w:rPr>
         <w:t>Mahasiswa Baru = Jumlah mahasiswa baru UMP</w:t>
       </w:r>
     </w:p>
@@ -20675,8 +22097,14 @@
         </w:numPr>
         <w:spacing w:line="480" w:lineRule="auto"/>
         <w:jc w:val="both"/>
-      </w:pPr>
-      <w:r>
+        <w:rPr>
+          <w:rFonts w:ascii="Times New Roman" w:hAnsi="Times New Roman" w:cs="Times New Roman"/>
+        </w:rPr>
+      </w:pPr>
+      <w:r>
+        <w:rPr>
+          <w:rFonts w:ascii="Times New Roman" w:hAnsi="Times New Roman" w:cs="Times New Roman"/>
+        </w:rPr>
         <w:t>SMA, SMK, MA, Tidak Diketahui = Total MABA dari jenis asal SLTA tersebut</w:t>
       </w:r>
     </w:p>
@@ -20689,8 +22117,14 @@
         </w:numPr>
         <w:spacing w:line="480" w:lineRule="auto"/>
         <w:jc w:val="both"/>
-      </w:pPr>
-      <w:r>
+        <w:rPr>
+          <w:rFonts w:ascii="Times New Roman" w:hAnsi="Times New Roman" w:cs="Times New Roman"/>
+        </w:rPr>
+      </w:pPr>
+      <w:r>
+        <w:rPr>
+          <w:rFonts w:ascii="Times New Roman" w:hAnsi="Times New Roman" w:cs="Times New Roman"/>
+        </w:rPr>
         <w:t>Jalur Masuk = Total jalur masuk mahasiswa baru</w:t>
       </w:r>
     </w:p>
@@ -20703,8 +22137,14 @@
         </w:numPr>
         <w:spacing w:line="480" w:lineRule="auto"/>
         <w:jc w:val="both"/>
-      </w:pPr>
-      <w:r>
+        <w:rPr>
+          <w:rFonts w:ascii="Times New Roman" w:hAnsi="Times New Roman" w:cs="Times New Roman"/>
+        </w:rPr>
+      </w:pPr>
+      <w:r>
+        <w:rPr>
+          <w:rFonts w:ascii="Times New Roman" w:hAnsi="Times New Roman" w:cs="Times New Roman"/>
+        </w:rPr>
         <w:lastRenderedPageBreak/>
         <w:t>Tren Penerimaan Mahasiswa Baru</w:t>
       </w:r>
@@ -20715,11 +22155,20 @@
         <w:spacing w:line="480" w:lineRule="auto"/>
         <w:ind w:left="2160" w:firstLine="720"/>
         <w:jc w:val="both"/>
-      </w:pPr>
-      <w:r>
+        <w:rPr>
+          <w:rFonts w:ascii="Times New Roman" w:hAnsi="Times New Roman" w:cs="Times New Roman"/>
+        </w:rPr>
+      </w:pPr>
+      <w:r>
+        <w:rPr>
+          <w:rFonts w:ascii="Times New Roman" w:hAnsi="Times New Roman" w:cs="Times New Roman"/>
+        </w:rPr>
         <w:t>Visualisasi ini dirancang sebagai informasi grafik tren sekaligus filter pada dashboard ini</w:t>
       </w:r>
       <w:r>
+        <w:rPr>
+          <w:rFonts w:ascii="Times New Roman" w:hAnsi="Times New Roman" w:cs="Times New Roman"/>
+        </w:rPr>
         <w:t>.</w:t>
       </w:r>
     </w:p>
@@ -20732,8 +22181,14 @@
         </w:numPr>
         <w:spacing w:line="480" w:lineRule="auto"/>
         <w:jc w:val="both"/>
-      </w:pPr>
-      <w:r>
+        <w:rPr>
+          <w:rFonts w:ascii="Times New Roman" w:hAnsi="Times New Roman" w:cs="Times New Roman"/>
+        </w:rPr>
+      </w:pPr>
+      <w:r>
+        <w:rPr>
+          <w:rFonts w:ascii="Times New Roman" w:hAnsi="Times New Roman" w:cs="Times New Roman"/>
+        </w:rPr>
         <w:t>Sumbu X dalam grafik merepresentasikan tahun</w:t>
       </w:r>
     </w:p>
@@ -20746,8 +22201,14 @@
         </w:numPr>
         <w:spacing w:line="480" w:lineRule="auto"/>
         <w:jc w:val="both"/>
-      </w:pPr>
-      <w:r>
+        <w:rPr>
+          <w:rFonts w:ascii="Times New Roman" w:hAnsi="Times New Roman" w:cs="Times New Roman"/>
+        </w:rPr>
+      </w:pPr>
+      <w:r>
+        <w:rPr>
+          <w:rFonts w:ascii="Times New Roman" w:hAnsi="Times New Roman" w:cs="Times New Roman"/>
+        </w:rPr>
         <w:t>Sumbu Y dalam grafik merepresentasikan jumlah mahasiswa baru</w:t>
       </w:r>
     </w:p>
@@ -20760,8 +22221,14 @@
         </w:numPr>
         <w:spacing w:line="480" w:lineRule="auto"/>
         <w:jc w:val="both"/>
-      </w:pPr>
-      <w:r>
+        <w:rPr>
+          <w:rFonts w:ascii="Times New Roman" w:hAnsi="Times New Roman" w:cs="Times New Roman"/>
+        </w:rPr>
+      </w:pPr>
+      <w:r>
+        <w:rPr>
+          <w:rFonts w:ascii="Times New Roman" w:hAnsi="Times New Roman" w:cs="Times New Roman"/>
+        </w:rPr>
         <w:t>Bulatan biru di dalam grafik merupakan posisi jumlah MABA</w:t>
       </w:r>
     </w:p>
@@ -20774,8 +22241,14 @@
         </w:numPr>
         <w:spacing w:line="480" w:lineRule="auto"/>
         <w:jc w:val="both"/>
-      </w:pPr>
-      <w:r>
+        <w:rPr>
+          <w:rFonts w:ascii="Times New Roman" w:hAnsi="Times New Roman" w:cs="Times New Roman"/>
+        </w:rPr>
+      </w:pPr>
+      <w:r>
+        <w:rPr>
+          <w:rFonts w:ascii="Times New Roman" w:hAnsi="Times New Roman" w:cs="Times New Roman"/>
+        </w:rPr>
         <w:t>Angka di bawah bulatan biru merupakan label jumlah MABA</w:t>
       </w:r>
     </w:p>
@@ -20788,8 +22261,14 @@
         </w:numPr>
         <w:spacing w:line="480" w:lineRule="auto"/>
         <w:jc w:val="both"/>
-      </w:pPr>
-      <w:r>
+        <w:rPr>
+          <w:rFonts w:ascii="Times New Roman" w:hAnsi="Times New Roman" w:cs="Times New Roman"/>
+        </w:rPr>
+      </w:pPr>
+      <w:r>
+        <w:rPr>
+          <w:rFonts w:ascii="Times New Roman" w:hAnsi="Times New Roman" w:cs="Times New Roman"/>
+        </w:rPr>
         <w:t>Garis horizontal putus-putus merupakan rata-rata dalam 10 tahun</w:t>
       </w:r>
     </w:p>
@@ -20802,8 +22281,14 @@
         </w:numPr>
         <w:spacing w:line="480" w:lineRule="auto"/>
         <w:jc w:val="both"/>
-      </w:pPr>
-      <w:r>
+        <w:rPr>
+          <w:rFonts w:ascii="Times New Roman" w:hAnsi="Times New Roman" w:cs="Times New Roman"/>
+        </w:rPr>
+      </w:pPr>
+      <w:r>
+        <w:rPr>
+          <w:rFonts w:ascii="Times New Roman" w:hAnsi="Times New Roman" w:cs="Times New Roman"/>
+        </w:rPr>
         <w:t>Distribusi Jalur Masuk</w:t>
       </w:r>
     </w:p>
@@ -20813,11 +22298,20 @@
         <w:spacing w:line="480" w:lineRule="auto"/>
         <w:ind w:left="2160" w:firstLine="720"/>
         <w:jc w:val="both"/>
-      </w:pPr>
-      <w:r>
+        <w:rPr>
+          <w:rFonts w:ascii="Times New Roman" w:hAnsi="Times New Roman" w:cs="Times New Roman"/>
+        </w:rPr>
+      </w:pPr>
+      <w:r>
+        <w:rPr>
+          <w:rFonts w:ascii="Times New Roman" w:hAnsi="Times New Roman" w:cs="Times New Roman"/>
+        </w:rPr>
         <w:t>Visualisasi ini dirancang untuk memudahkan mencari tahu jalur masuk paling populer</w:t>
       </w:r>
       <w:r>
+        <w:rPr>
+          <w:rFonts w:ascii="Times New Roman" w:hAnsi="Times New Roman" w:cs="Times New Roman"/>
+        </w:rPr>
         <w:t>.</w:t>
       </w:r>
     </w:p>
@@ -20830,17 +22324,32 @@
         </w:numPr>
         <w:spacing w:line="480" w:lineRule="auto"/>
         <w:jc w:val="both"/>
-      </w:pPr>
-      <w:r>
+        <w:rPr>
+          <w:rFonts w:ascii="Times New Roman" w:hAnsi="Times New Roman" w:cs="Times New Roman"/>
+        </w:rPr>
+      </w:pPr>
+      <w:r>
+        <w:rPr>
+          <w:rFonts w:ascii="Times New Roman" w:hAnsi="Times New Roman" w:cs="Times New Roman"/>
+        </w:rPr>
         <w:t xml:space="preserve">Sumbu X merupakan representasi </w:t>
       </w:r>
       <w:r>
+        <w:rPr>
+          <w:rFonts w:ascii="Times New Roman" w:hAnsi="Times New Roman" w:cs="Times New Roman"/>
+        </w:rPr>
         <w:t xml:space="preserve">dari </w:t>
       </w:r>
       <w:r>
+        <w:rPr>
+          <w:rFonts w:ascii="Times New Roman" w:hAnsi="Times New Roman" w:cs="Times New Roman"/>
+        </w:rPr>
         <w:t xml:space="preserve">seberapa banyak </w:t>
       </w:r>
       <w:r>
+        <w:rPr>
+          <w:rFonts w:ascii="Times New Roman" w:hAnsi="Times New Roman" w:cs="Times New Roman"/>
+        </w:rPr>
         <w:t>jumlah mahasiswa baru</w:t>
       </w:r>
     </w:p>
@@ -20853,20 +22362,38 @@
         </w:numPr>
         <w:spacing w:line="480" w:lineRule="auto"/>
         <w:jc w:val="both"/>
-      </w:pPr>
-      <w:r>
+        <w:rPr>
+          <w:rFonts w:ascii="Times New Roman" w:hAnsi="Times New Roman" w:cs="Times New Roman"/>
+        </w:rPr>
+      </w:pPr>
+      <w:r>
+        <w:rPr>
+          <w:rFonts w:ascii="Times New Roman" w:hAnsi="Times New Roman" w:cs="Times New Roman"/>
+        </w:rPr>
         <w:t xml:space="preserve">Sumbu Y merupakan representasi </w:t>
       </w:r>
       <w:r>
+        <w:rPr>
+          <w:rFonts w:ascii="Times New Roman" w:hAnsi="Times New Roman" w:cs="Times New Roman"/>
+        </w:rPr>
         <w:t xml:space="preserve">dari </w:t>
       </w:r>
       <w:r>
+        <w:rPr>
+          <w:rFonts w:ascii="Times New Roman" w:hAnsi="Times New Roman" w:cs="Times New Roman"/>
+        </w:rPr>
         <w:t xml:space="preserve">nama atau </w:t>
       </w:r>
       <w:r>
+        <w:rPr>
+          <w:rFonts w:ascii="Times New Roman" w:hAnsi="Times New Roman" w:cs="Times New Roman"/>
+        </w:rPr>
         <w:t>jenis jalur masuk</w:t>
       </w:r>
       <w:r>
+        <w:rPr>
+          <w:rFonts w:ascii="Times New Roman" w:hAnsi="Times New Roman" w:cs="Times New Roman"/>
+        </w:rPr>
         <w:t xml:space="preserve"> mahasiswa baru</w:t>
       </w:r>
     </w:p>
@@ -20879,14 +22406,26 @@
         </w:numPr>
         <w:spacing w:line="480" w:lineRule="auto"/>
         <w:jc w:val="both"/>
-      </w:pPr>
-      <w:r>
+        <w:rPr>
+          <w:rFonts w:ascii="Times New Roman" w:hAnsi="Times New Roman" w:cs="Times New Roman"/>
+        </w:rPr>
+      </w:pPr>
+      <w:r>
+        <w:rPr>
+          <w:rFonts w:ascii="Times New Roman" w:hAnsi="Times New Roman" w:cs="Times New Roman"/>
+        </w:rPr>
         <w:t xml:space="preserve">Angka </w:t>
       </w:r>
       <w:r>
+        <w:rPr>
+          <w:rFonts w:ascii="Times New Roman" w:hAnsi="Times New Roman" w:cs="Times New Roman"/>
+        </w:rPr>
         <w:t>yang berada pada</w:t>
       </w:r>
       <w:r>
+        <w:rPr>
+          <w:rFonts w:ascii="Times New Roman" w:hAnsi="Times New Roman" w:cs="Times New Roman"/>
+        </w:rPr>
         <w:t xml:space="preserve"> samping bar adalah nilai detail jumlah mahasiswa barunya</w:t>
       </w:r>
     </w:p>
@@ -20894,6 +22433,9 @@
       <w:pPr>
         <w:spacing w:line="480" w:lineRule="auto"/>
         <w:jc w:val="both"/>
+        <w:rPr>
+          <w:rFonts w:ascii="Times New Roman" w:hAnsi="Times New Roman" w:cs="Times New Roman"/>
+        </w:rPr>
       </w:pPr>
     </w:p>
     <w:p>
@@ -20905,9 +22447,14 @@
         </w:numPr>
         <w:spacing w:line="480" w:lineRule="auto"/>
         <w:jc w:val="both"/>
-      </w:pPr>
-      <w:r>
-        <w:lastRenderedPageBreak/>
+        <w:rPr>
+          <w:rFonts w:ascii="Times New Roman" w:hAnsi="Times New Roman" w:cs="Times New Roman"/>
+        </w:rPr>
+      </w:pPr>
+      <w:r>
+        <w:rPr>
+          <w:rFonts w:ascii="Times New Roman" w:hAnsi="Times New Roman" w:cs="Times New Roman"/>
+        </w:rPr>
         <w:t>Distribusi Fakultas &amp; Prodi</w:t>
       </w:r>
     </w:p>
@@ -20916,11 +22463,21 @@
         <w:spacing w:line="480" w:lineRule="auto"/>
         <w:ind w:left="2160" w:firstLine="720"/>
         <w:jc w:val="both"/>
-      </w:pPr>
-      <w:r>
+        <w:rPr>
+          <w:rFonts w:ascii="Times New Roman" w:hAnsi="Times New Roman" w:cs="Times New Roman"/>
+        </w:rPr>
+      </w:pPr>
+      <w:r>
+        <w:rPr>
+          <w:rFonts w:ascii="Times New Roman" w:hAnsi="Times New Roman" w:cs="Times New Roman"/>
+        </w:rPr>
+        <w:lastRenderedPageBreak/>
         <w:t>Visualisasi ini dirancang untuk mencari tahu Fakultas maupun Prodi mana yang paling diminati oleh mahasiswa baru</w:t>
       </w:r>
       <w:r>
+        <w:rPr>
+          <w:rFonts w:ascii="Times New Roman" w:hAnsi="Times New Roman" w:cs="Times New Roman"/>
+        </w:rPr>
         <w:t>.</w:t>
       </w:r>
     </w:p>
@@ -20933,8 +22490,14 @@
         </w:numPr>
         <w:spacing w:line="480" w:lineRule="auto"/>
         <w:jc w:val="both"/>
-      </w:pPr>
-      <w:r>
+        <w:rPr>
+          <w:rFonts w:ascii="Times New Roman" w:hAnsi="Times New Roman" w:cs="Times New Roman"/>
+        </w:rPr>
+      </w:pPr>
+      <w:r>
+        <w:rPr>
+          <w:rFonts w:ascii="Times New Roman" w:hAnsi="Times New Roman" w:cs="Times New Roman"/>
+        </w:rPr>
         <w:t>Pada sisi kiri merupakan nama Fakultas maupun Prodi</w:t>
       </w:r>
     </w:p>
@@ -20947,8 +22510,14 @@
         </w:numPr>
         <w:spacing w:line="480" w:lineRule="auto"/>
         <w:jc w:val="both"/>
-      </w:pPr>
-      <w:r>
+        <w:rPr>
+          <w:rFonts w:ascii="Times New Roman" w:hAnsi="Times New Roman" w:cs="Times New Roman"/>
+        </w:rPr>
+      </w:pPr>
+      <w:r>
+        <w:rPr>
+          <w:rFonts w:ascii="Times New Roman" w:hAnsi="Times New Roman" w:cs="Times New Roman"/>
+        </w:rPr>
         <w:t>Pada sisi kanan merepresentasikan jumlah mahasiswa barunya</w:t>
       </w:r>
     </w:p>
@@ -20961,8 +22530,14 @@
         </w:numPr>
         <w:spacing w:line="480" w:lineRule="auto"/>
         <w:jc w:val="both"/>
-      </w:pPr>
-      <w:r>
+        <w:rPr>
+          <w:rFonts w:ascii="Times New Roman" w:hAnsi="Times New Roman" w:cs="Times New Roman"/>
+        </w:rPr>
+      </w:pPr>
+      <w:r>
+        <w:rPr>
+          <w:rFonts w:ascii="Times New Roman" w:hAnsi="Times New Roman" w:cs="Times New Roman"/>
+        </w:rPr>
         <w:t>Semakin gelap warna birunya, semakin banyak mahasiswa barunya</w:t>
       </w:r>
     </w:p>
@@ -20986,9 +22561,13 @@
         <w:keepNext/>
         <w:spacing w:line="480" w:lineRule="auto"/>
         <w:jc w:val="center"/>
-      </w:pPr>
-      <w:r>
-        <w:rPr>
+        <w:rPr>
+          <w:rFonts w:ascii="Times New Roman" w:hAnsi="Times New Roman" w:cs="Times New Roman"/>
+        </w:rPr>
+      </w:pPr>
+      <w:r>
+        <w:rPr>
+          <w:rFonts w:ascii="Times New Roman" w:hAnsi="Times New Roman" w:cs="Times New Roman"/>
           <w:noProof/>
         </w:rPr>
         <w:drawing>
@@ -21048,26 +22627,56 @@
         <w:pStyle w:val="Caption"/>
         <w:spacing w:line="480" w:lineRule="auto"/>
         <w:jc w:val="center"/>
+        <w:rPr>
+          <w:rFonts w:ascii="Times New Roman" w:hAnsi="Times New Roman" w:cs="Times New Roman"/>
+        </w:rPr>
       </w:pPr>
       <w:bookmarkStart w:id="106" w:name="_Toc200446334"/>
       <w:bookmarkStart w:id="107" w:name="_Toc200618696"/>
       <w:bookmarkStart w:id="108" w:name="_Toc208147399"/>
       <w:r>
+        <w:rPr>
+          <w:rFonts w:ascii="Times New Roman" w:hAnsi="Times New Roman" w:cs="Times New Roman"/>
+        </w:rPr>
         <w:t xml:space="preserve">Gambar 3. </w:t>
       </w:r>
-      <w:fldSimple w:instr=" SEQ Gambar_3. \* ARABIC ">
-        <w:r>
-          <w:rPr>
-            <w:noProof/>
-          </w:rPr>
-          <w:t>40</w:t>
-        </w:r>
-      </w:fldSimple>
-      <w:r>
-        <w:t xml:space="preserve"> </w:t>
-      </w:r>
-      <w:r>
-        <w:t>dashboard demografi</w:t>
+      <w:r>
+        <w:rPr>
+          <w:rFonts w:ascii="Times New Roman" w:hAnsi="Times New Roman" w:cs="Times New Roman"/>
+        </w:rPr>
+        <w:fldChar w:fldCharType="begin"/>
+      </w:r>
+      <w:r>
+        <w:rPr>
+          <w:rFonts w:ascii="Times New Roman" w:hAnsi="Times New Roman" w:cs="Times New Roman"/>
+        </w:rPr>
+        <w:instrText xml:space="preserve"> SEQ Gambar_3. \* ARABIC </w:instrText>
+      </w:r>
+      <w:r>
+        <w:rPr>
+          <w:rFonts w:ascii="Times New Roman" w:hAnsi="Times New Roman" w:cs="Times New Roman"/>
+        </w:rPr>
+        <w:fldChar w:fldCharType="separate"/>
+      </w:r>
+      <w:r>
+        <w:rPr>
+          <w:rFonts w:ascii="Times New Roman" w:hAnsi="Times New Roman" w:cs="Times New Roman"/>
+          <w:noProof/>
+        </w:rPr>
+        <w:t>40</w:t>
+      </w:r>
+      <w:r>
+        <w:rPr>
+          <w:rFonts w:ascii="Times New Roman" w:hAnsi="Times New Roman" w:cs="Times New Roman"/>
+          <w:noProof/>
+        </w:rPr>
+        <w:fldChar w:fldCharType="end"/>
+      </w:r>
+      <w:r>
+        <w:rPr>
+          <w:rFonts w:ascii="Times New Roman" w:hAnsi="Times New Roman" w:cs="Times New Roman"/>
+        </w:rPr>
+        <w:t xml:space="preserve"> dashboard demografi</w:t>
       </w:r>
       <w:bookmarkEnd w:id="106"/>
       <w:bookmarkEnd w:id="107"/>
@@ -21089,7 +22698,6 @@
           <w:i/>
           <w:iCs/>
         </w:rPr>
-        <w:lastRenderedPageBreak/>
         <w:t>Dashboard</w:t>
       </w:r>
       <w:r>
@@ -21108,13 +22716,7 @@
         <w:rPr>
           <w:rFonts w:ascii="Times New Roman" w:hAnsi="Times New Roman" w:cs="Times New Roman"/>
         </w:rPr>
-        <w:t xml:space="preserve"> </w:t>
-      </w:r>
-      <w:r>
-        <w:rPr>
-          <w:rFonts w:ascii="Times New Roman" w:hAnsi="Times New Roman" w:cs="Times New Roman"/>
-        </w:rPr>
-        <w:t>pada gambar 3.</w:t>
+        <w:t xml:space="preserve"> pada gambar 3.</w:t>
       </w:r>
       <w:r>
         <w:rPr>
@@ -21146,7 +22748,14 @@
         <w:rPr>
           <w:rFonts w:ascii="Times New Roman" w:hAnsi="Times New Roman" w:cs="Times New Roman"/>
         </w:rPr>
-        <w:t>dirancang untuk representasi demografi dan domisili mahasiswa baru</w:t>
+        <w:t xml:space="preserve">dirancang untuk representasi demografi dan domisili </w:t>
+      </w:r>
+      <w:r>
+        <w:rPr>
+          <w:rFonts w:ascii="Times New Roman" w:hAnsi="Times New Roman" w:cs="Times New Roman"/>
+        </w:rPr>
+        <w:lastRenderedPageBreak/>
+        <w:t>mahasiswa baru</w:t>
       </w:r>
       <w:r>
         <w:rPr>
@@ -21190,9 +22799,13 @@
         </w:numPr>
         <w:spacing w:line="480" w:lineRule="auto"/>
         <w:jc w:val="both"/>
-      </w:pPr>
-      <w:r>
-        <w:rPr>
+        <w:rPr>
+          <w:rFonts w:ascii="Times New Roman" w:hAnsi="Times New Roman" w:cs="Times New Roman"/>
+        </w:rPr>
+      </w:pPr>
+      <w:r>
+        <w:rPr>
+          <w:rFonts w:ascii="Times New Roman" w:hAnsi="Times New Roman" w:cs="Times New Roman"/>
           <w:i/>
           <w:iCs/>
         </w:rPr>
@@ -21205,35 +22818,50 @@
         <w:spacing w:line="480" w:lineRule="auto"/>
         <w:ind w:left="2160" w:firstLine="720"/>
         <w:jc w:val="both"/>
-      </w:pPr>
-      <w:r>
-        <w:rPr>
+        <w:rPr>
+          <w:rFonts w:ascii="Times New Roman" w:hAnsi="Times New Roman" w:cs="Times New Roman"/>
+        </w:rPr>
+      </w:pPr>
+      <w:r>
+        <w:rPr>
+          <w:rFonts w:ascii="Times New Roman" w:hAnsi="Times New Roman" w:cs="Times New Roman"/>
           <w:i/>
           <w:iCs/>
         </w:rPr>
         <w:t>KPI</w:t>
       </w:r>
       <w:r>
+        <w:rPr>
+          <w:rFonts w:ascii="Times New Roman" w:hAnsi="Times New Roman" w:cs="Times New Roman"/>
+        </w:rPr>
         <w:t xml:space="preserve"> adalah informasi utama yang mencangkup </w:t>
       </w:r>
       <w:r>
         <w:rPr>
+          <w:rFonts w:ascii="Times New Roman" w:hAnsi="Times New Roman" w:cs="Times New Roman"/>
           <w:i/>
           <w:iCs/>
         </w:rPr>
         <w:t>dashboard</w:t>
       </w:r>
       <w:r>
+        <w:rPr>
+          <w:rFonts w:ascii="Times New Roman" w:hAnsi="Times New Roman" w:cs="Times New Roman"/>
+        </w:rPr>
         <w:t xml:space="preserve"> tersebut secara </w:t>
       </w:r>
       <w:r>
         <w:rPr>
+          <w:rFonts w:ascii="Times New Roman" w:hAnsi="Times New Roman" w:cs="Times New Roman"/>
           <w:i/>
           <w:iCs/>
         </w:rPr>
         <w:t>overall</w:t>
       </w:r>
       <w:r>
+        <w:rPr>
+          <w:rFonts w:ascii="Times New Roman" w:hAnsi="Times New Roman" w:cs="Times New Roman"/>
+        </w:rPr>
         <w:t>.</w:t>
       </w:r>
     </w:p>
@@ -21246,8 +22874,14 @@
         </w:numPr>
         <w:spacing w:line="480" w:lineRule="auto"/>
         <w:jc w:val="both"/>
-      </w:pPr>
-      <w:r>
+        <w:rPr>
+          <w:rFonts w:ascii="Times New Roman" w:hAnsi="Times New Roman" w:cs="Times New Roman"/>
+        </w:rPr>
+      </w:pPr>
+      <w:r>
+        <w:rPr>
+          <w:rFonts w:ascii="Times New Roman" w:hAnsi="Times New Roman" w:cs="Times New Roman"/>
+        </w:rPr>
         <w:t>Tahun = Usia rata-rata mahasiswa baru</w:t>
       </w:r>
     </w:p>
@@ -21260,8 +22894,14 @@
         </w:numPr>
         <w:spacing w:line="480" w:lineRule="auto"/>
         <w:jc w:val="both"/>
-      </w:pPr>
-      <w:r>
+        <w:rPr>
+          <w:rFonts w:ascii="Times New Roman" w:hAnsi="Times New Roman" w:cs="Times New Roman"/>
+        </w:rPr>
+      </w:pPr>
+      <w:r>
+        <w:rPr>
+          <w:rFonts w:ascii="Times New Roman" w:hAnsi="Times New Roman" w:cs="Times New Roman"/>
+        </w:rPr>
         <w:t>Pekerjaan Ortu = Jumlah jenis total pekerjaan orang tua</w:t>
       </w:r>
     </w:p>
@@ -21274,8 +22914,14 @@
         </w:numPr>
         <w:spacing w:line="480" w:lineRule="auto"/>
         <w:jc w:val="both"/>
-      </w:pPr>
-      <w:r>
+        <w:rPr>
+          <w:rFonts w:ascii="Times New Roman" w:hAnsi="Times New Roman" w:cs="Times New Roman"/>
+        </w:rPr>
+      </w:pPr>
+      <w:r>
+        <w:rPr>
+          <w:rFonts w:ascii="Times New Roman" w:hAnsi="Times New Roman" w:cs="Times New Roman"/>
+        </w:rPr>
         <w:t>SLTA = Jumlah total asal SLTA mahasiswa baru</w:t>
       </w:r>
     </w:p>
@@ -21288,8 +22934,14 @@
         </w:numPr>
         <w:spacing w:line="480" w:lineRule="auto"/>
         <w:jc w:val="both"/>
-      </w:pPr>
-      <w:r>
+        <w:rPr>
+          <w:rFonts w:ascii="Times New Roman" w:hAnsi="Times New Roman" w:cs="Times New Roman"/>
+        </w:rPr>
+      </w:pPr>
+      <w:r>
+        <w:rPr>
+          <w:rFonts w:ascii="Times New Roman" w:hAnsi="Times New Roman" w:cs="Times New Roman"/>
+        </w:rPr>
         <w:t>Pekerjaan Orang Tua</w:t>
       </w:r>
     </w:p>
@@ -21299,24 +22951,40 @@
         <w:spacing w:line="480" w:lineRule="auto"/>
         <w:ind w:left="2160" w:firstLine="720"/>
         <w:jc w:val="both"/>
-      </w:pPr>
-      <w:r>
-        <w:rPr>
+        <w:rPr>
+          <w:rFonts w:ascii="Times New Roman" w:hAnsi="Times New Roman" w:cs="Times New Roman"/>
+        </w:rPr>
+      </w:pPr>
+      <w:r>
+        <w:rPr>
+          <w:rFonts w:ascii="Times New Roman" w:hAnsi="Times New Roman" w:cs="Times New Roman"/>
           <w:i/>
           <w:iCs/>
         </w:rPr>
         <w:t>Dashboard</w:t>
       </w:r>
       <w:r>
+        <w:rPr>
+          <w:rFonts w:ascii="Times New Roman" w:hAnsi="Times New Roman" w:cs="Times New Roman"/>
+        </w:rPr>
         <w:t xml:space="preserve"> ini dirancang untuk memahami berbagai latar belakang pekerjaan</w:t>
       </w:r>
       <w:r>
+        <w:rPr>
+          <w:rFonts w:ascii="Times New Roman" w:hAnsi="Times New Roman" w:cs="Times New Roman"/>
+        </w:rPr>
         <w:t xml:space="preserve"> </w:t>
       </w:r>
       <w:r>
+        <w:rPr>
+          <w:rFonts w:ascii="Times New Roman" w:hAnsi="Times New Roman" w:cs="Times New Roman"/>
+        </w:rPr>
         <w:t>orang tua mahasiswa baru</w:t>
       </w:r>
       <w:r>
+        <w:rPr>
+          <w:rFonts w:ascii="Times New Roman" w:hAnsi="Times New Roman" w:cs="Times New Roman"/>
+        </w:rPr>
         <w:t>.</w:t>
       </w:r>
     </w:p>
@@ -21329,8 +22997,14 @@
         </w:numPr>
         <w:spacing w:line="480" w:lineRule="auto"/>
         <w:jc w:val="both"/>
-      </w:pPr>
-      <w:r>
+        <w:rPr>
+          <w:rFonts w:ascii="Times New Roman" w:hAnsi="Times New Roman" w:cs="Times New Roman"/>
+        </w:rPr>
+      </w:pPr>
+      <w:r>
+        <w:rPr>
+          <w:rFonts w:ascii="Times New Roman" w:hAnsi="Times New Roman" w:cs="Times New Roman"/>
+        </w:rPr>
         <w:t>Sumbu X merepresentasikan jumlah orang tua mahasiswa baru</w:t>
       </w:r>
     </w:p>
@@ -21343,22 +23017,40 @@
         </w:numPr>
         <w:spacing w:line="480" w:lineRule="auto"/>
         <w:jc w:val="both"/>
-      </w:pPr>
-      <w:r>
+        <w:rPr>
+          <w:rFonts w:ascii="Times New Roman" w:hAnsi="Times New Roman" w:cs="Times New Roman"/>
+        </w:rPr>
+      </w:pPr>
+      <w:r>
+        <w:rPr>
+          <w:rFonts w:ascii="Times New Roman" w:hAnsi="Times New Roman" w:cs="Times New Roman"/>
+        </w:rPr>
         <w:t>Sumbu Y merupakan jenis</w:t>
       </w:r>
       <w:r>
+        <w:rPr>
+          <w:rFonts w:ascii="Times New Roman" w:hAnsi="Times New Roman" w:cs="Times New Roman"/>
+        </w:rPr>
         <w:t xml:space="preserve"> atau nama </w:t>
       </w:r>
       <w:proofErr w:type="gramStart"/>
       <w:r>
+        <w:rPr>
+          <w:rFonts w:ascii="Times New Roman" w:hAnsi="Times New Roman" w:cs="Times New Roman"/>
+        </w:rPr>
         <w:t xml:space="preserve">dari </w:t>
       </w:r>
       <w:r>
+        <w:rPr>
+          <w:rFonts w:ascii="Times New Roman" w:hAnsi="Times New Roman" w:cs="Times New Roman"/>
+        </w:rPr>
         <w:t xml:space="preserve"> pekerjaan</w:t>
       </w:r>
       <w:proofErr w:type="gramEnd"/>
       <w:r>
+        <w:rPr>
+          <w:rFonts w:ascii="Times New Roman" w:hAnsi="Times New Roman" w:cs="Times New Roman"/>
+        </w:rPr>
         <w:t xml:space="preserve"> orang tua</w:t>
       </w:r>
     </w:p>
@@ -21371,8 +23063,14 @@
         </w:numPr>
         <w:spacing w:line="480" w:lineRule="auto"/>
         <w:jc w:val="both"/>
-      </w:pPr>
-      <w:r>
+        <w:rPr>
+          <w:rFonts w:ascii="Times New Roman" w:hAnsi="Times New Roman" w:cs="Times New Roman"/>
+        </w:rPr>
+      </w:pPr>
+      <w:r>
+        <w:rPr>
+          <w:rFonts w:ascii="Times New Roman" w:hAnsi="Times New Roman" w:cs="Times New Roman"/>
+        </w:rPr>
         <w:t>Angka di samping bar merupakan detail jumlah orang tua</w:t>
       </w:r>
     </w:p>
@@ -21385,8 +23083,14 @@
         </w:numPr>
         <w:spacing w:line="480" w:lineRule="auto"/>
         <w:jc w:val="both"/>
-      </w:pPr>
-      <w:r>
+        <w:rPr>
+          <w:rFonts w:ascii="Times New Roman" w:hAnsi="Times New Roman" w:cs="Times New Roman"/>
+        </w:rPr>
+      </w:pPr>
+      <w:r>
+        <w:rPr>
+          <w:rFonts w:ascii="Times New Roman" w:hAnsi="Times New Roman" w:cs="Times New Roman"/>
+        </w:rPr>
         <w:t>Garis hitam vertikal merupakan rata-rata dari total orang tua</w:t>
       </w:r>
     </w:p>
@@ -21399,9 +23103,14 @@
         </w:numPr>
         <w:spacing w:line="480" w:lineRule="auto"/>
         <w:jc w:val="both"/>
-      </w:pPr>
-      <w:r>
-        <w:lastRenderedPageBreak/>
+        <w:rPr>
+          <w:rFonts w:ascii="Times New Roman" w:hAnsi="Times New Roman" w:cs="Times New Roman"/>
+        </w:rPr>
+      </w:pPr>
+      <w:r>
+        <w:rPr>
+          <w:rFonts w:ascii="Times New Roman" w:hAnsi="Times New Roman" w:cs="Times New Roman"/>
+        </w:rPr>
         <w:t>Pendidikan Ayah &amp; Ibu</w:t>
       </w:r>
     </w:p>
@@ -21411,18 +23120,28 @@
         <w:spacing w:line="480" w:lineRule="auto"/>
         <w:ind w:left="2160" w:firstLine="720"/>
         <w:jc w:val="both"/>
-      </w:pPr>
-      <w:r>
-        <w:rPr>
+        <w:rPr>
+          <w:rFonts w:ascii="Times New Roman" w:hAnsi="Times New Roman" w:cs="Times New Roman"/>
+        </w:rPr>
+      </w:pPr>
+      <w:r>
+        <w:rPr>
+          <w:rFonts w:ascii="Times New Roman" w:hAnsi="Times New Roman" w:cs="Times New Roman"/>
           <w:i/>
           <w:iCs/>
         </w:rPr>
         <w:t>Dashboard</w:t>
       </w:r>
       <w:r>
+        <w:rPr>
+          <w:rFonts w:ascii="Times New Roman" w:hAnsi="Times New Roman" w:cs="Times New Roman"/>
+        </w:rPr>
         <w:t xml:space="preserve"> ini dirancang untuk memahami distribusi pendidikan terakhir orang tua mahasiswa baru</w:t>
       </w:r>
       <w:r>
+        <w:rPr>
+          <w:rFonts w:ascii="Times New Roman" w:hAnsi="Times New Roman" w:cs="Times New Roman"/>
+        </w:rPr>
         <w:t>.</w:t>
       </w:r>
     </w:p>
@@ -21435,8 +23154,15 @@
         </w:numPr>
         <w:spacing w:line="480" w:lineRule="auto"/>
         <w:jc w:val="both"/>
-      </w:pPr>
-      <w:r>
+        <w:rPr>
+          <w:rFonts w:ascii="Times New Roman" w:hAnsi="Times New Roman" w:cs="Times New Roman"/>
+        </w:rPr>
+      </w:pPr>
+      <w:r>
+        <w:rPr>
+          <w:rFonts w:ascii="Times New Roman" w:hAnsi="Times New Roman" w:cs="Times New Roman"/>
+        </w:rPr>
+        <w:lastRenderedPageBreak/>
         <w:t>Setiap warna mewakili satu kategori pendidikan terakhir</w:t>
       </w:r>
     </w:p>
@@ -21449,8 +23175,14 @@
         </w:numPr>
         <w:spacing w:line="480" w:lineRule="auto"/>
         <w:jc w:val="both"/>
-      </w:pPr>
-      <w:r>
+        <w:rPr>
+          <w:rFonts w:ascii="Times New Roman" w:hAnsi="Times New Roman" w:cs="Times New Roman"/>
+        </w:rPr>
+      </w:pPr>
+      <w:r>
+        <w:rPr>
+          <w:rFonts w:ascii="Times New Roman" w:hAnsi="Times New Roman" w:cs="Times New Roman"/>
+        </w:rPr>
         <w:t>Semakin besar warna pada lingkaran maka semakin mendominasi</w:t>
       </w:r>
     </w:p>
@@ -21463,8 +23195,14 @@
         </w:numPr>
         <w:spacing w:line="480" w:lineRule="auto"/>
         <w:jc w:val="both"/>
-      </w:pPr>
-      <w:r>
+        <w:rPr>
+          <w:rFonts w:ascii="Times New Roman" w:hAnsi="Times New Roman" w:cs="Times New Roman"/>
+        </w:rPr>
+      </w:pPr>
+      <w:r>
+        <w:rPr>
+          <w:rFonts w:ascii="Times New Roman" w:hAnsi="Times New Roman" w:cs="Times New Roman"/>
+        </w:rPr>
         <w:t>Tulisan disamping warna merupakan detail dari kategori tersebut</w:t>
       </w:r>
     </w:p>
@@ -21477,15 +23215,22 @@
         </w:numPr>
         <w:spacing w:line="480" w:lineRule="auto"/>
         <w:jc w:val="both"/>
-      </w:pPr>
-      <w:r>
-        <w:rPr>
+        <w:rPr>
+          <w:rFonts w:ascii="Times New Roman" w:hAnsi="Times New Roman" w:cs="Times New Roman"/>
+        </w:rPr>
+      </w:pPr>
+      <w:r>
+        <w:rPr>
+          <w:rFonts w:ascii="Times New Roman" w:hAnsi="Times New Roman" w:cs="Times New Roman"/>
           <w:i/>
           <w:iCs/>
         </w:rPr>
         <w:t>Top 10</w:t>
       </w:r>
       <w:r>
+        <w:rPr>
+          <w:rFonts w:ascii="Times New Roman" w:hAnsi="Times New Roman" w:cs="Times New Roman"/>
+        </w:rPr>
         <w:t xml:space="preserve"> SLTA</w:t>
       </w:r>
     </w:p>
@@ -21495,24 +23240,40 @@
         <w:spacing w:line="480" w:lineRule="auto"/>
         <w:ind w:left="2160" w:firstLine="720"/>
         <w:jc w:val="both"/>
-      </w:pPr>
-      <w:r>
-        <w:rPr>
+        <w:rPr>
+          <w:rFonts w:ascii="Times New Roman" w:hAnsi="Times New Roman" w:cs="Times New Roman"/>
+        </w:rPr>
+      </w:pPr>
+      <w:r>
+        <w:rPr>
+          <w:rFonts w:ascii="Times New Roman" w:hAnsi="Times New Roman" w:cs="Times New Roman"/>
           <w:i/>
           <w:iCs/>
         </w:rPr>
         <w:t>Dashboard</w:t>
       </w:r>
       <w:r>
+        <w:rPr>
+          <w:rFonts w:ascii="Times New Roman" w:hAnsi="Times New Roman" w:cs="Times New Roman"/>
+        </w:rPr>
         <w:t xml:space="preserve"> ini dirancang untuk </w:t>
       </w:r>
       <w:r>
+        <w:rPr>
+          <w:rFonts w:ascii="Times New Roman" w:hAnsi="Times New Roman" w:cs="Times New Roman"/>
+        </w:rPr>
         <w:t>melihat</w:t>
       </w:r>
       <w:r>
+        <w:rPr>
+          <w:rFonts w:ascii="Times New Roman" w:hAnsi="Times New Roman" w:cs="Times New Roman"/>
+        </w:rPr>
         <w:t xml:space="preserve"> SLTA yang paling banyak menyumbang mahasiswa baru</w:t>
       </w:r>
       <w:r>
+        <w:rPr>
+          <w:rFonts w:ascii="Times New Roman" w:hAnsi="Times New Roman" w:cs="Times New Roman"/>
+        </w:rPr>
         <w:t>.</w:t>
       </w:r>
     </w:p>
@@ -21525,8 +23286,14 @@
         </w:numPr>
         <w:spacing w:line="480" w:lineRule="auto"/>
         <w:jc w:val="both"/>
-      </w:pPr>
-      <w:r>
+        <w:rPr>
+          <w:rFonts w:ascii="Times New Roman" w:hAnsi="Times New Roman" w:cs="Times New Roman"/>
+        </w:rPr>
+      </w:pPr>
+      <w:r>
+        <w:rPr>
+          <w:rFonts w:ascii="Times New Roman" w:hAnsi="Times New Roman" w:cs="Times New Roman"/>
+        </w:rPr>
         <w:t>Sebelah kiri tabel merupakan nama SLTA asal mahasiswa</w:t>
       </w:r>
     </w:p>
@@ -21539,8 +23306,14 @@
         </w:numPr>
         <w:spacing w:line="480" w:lineRule="auto"/>
         <w:jc w:val="both"/>
-      </w:pPr>
-      <w:r>
+        <w:rPr>
+          <w:rFonts w:ascii="Times New Roman" w:hAnsi="Times New Roman" w:cs="Times New Roman"/>
+        </w:rPr>
+      </w:pPr>
+      <w:r>
+        <w:rPr>
+          <w:rFonts w:ascii="Times New Roman" w:hAnsi="Times New Roman" w:cs="Times New Roman"/>
+        </w:rPr>
         <w:t>Semakin gelap warna birunya, semakin banyak menyumbangnya</w:t>
       </w:r>
     </w:p>
@@ -21553,8 +23326,14 @@
         </w:numPr>
         <w:spacing w:line="480" w:lineRule="auto"/>
         <w:jc w:val="both"/>
-      </w:pPr>
-      <w:r>
+        <w:rPr>
+          <w:rFonts w:ascii="Times New Roman" w:hAnsi="Times New Roman" w:cs="Times New Roman"/>
+        </w:rPr>
+      </w:pPr>
+      <w:r>
+        <w:rPr>
+          <w:rFonts w:ascii="Times New Roman" w:hAnsi="Times New Roman" w:cs="Times New Roman"/>
+        </w:rPr>
         <w:t>Sebelah kanan tabel merupakan jumlah mahasiswa baru yang berasal dari SLTA tersebut</w:t>
       </w:r>
     </w:p>
@@ -21567,8 +23346,14 @@
         </w:numPr>
         <w:spacing w:line="480" w:lineRule="auto"/>
         <w:jc w:val="both"/>
-      </w:pPr>
-      <w:r>
+        <w:rPr>
+          <w:rFonts w:ascii="Times New Roman" w:hAnsi="Times New Roman" w:cs="Times New Roman"/>
+        </w:rPr>
+      </w:pPr>
+      <w:r>
+        <w:rPr>
+          <w:rFonts w:ascii="Times New Roman" w:hAnsi="Times New Roman" w:cs="Times New Roman"/>
+        </w:rPr>
         <w:t>Distribusi Wilayah</w:t>
       </w:r>
     </w:p>
@@ -21578,20 +23363,30 @@
         <w:spacing w:line="480" w:lineRule="auto"/>
         <w:ind w:left="2160" w:firstLine="720"/>
         <w:jc w:val="both"/>
-      </w:pPr>
-      <w:r>
-        <w:rPr>
+        <w:rPr>
+          <w:rFonts w:ascii="Times New Roman" w:hAnsi="Times New Roman" w:cs="Times New Roman"/>
+        </w:rPr>
+      </w:pPr>
+      <w:r>
+        <w:rPr>
+          <w:rFonts w:ascii="Times New Roman" w:hAnsi="Times New Roman" w:cs="Times New Roman"/>
           <w:i/>
           <w:iCs/>
         </w:rPr>
         <w:t>Dashboard</w:t>
       </w:r>
       <w:r>
-        <w:t xml:space="preserve"> ini dirancang untuk memudahkan dalam memahami distribusi domisili asal mahasiswa baru dengan penyajian peta interaktif berdasarkan provinsi asal. Warna-</w:t>
-      </w:r>
-      <w:r>
+        <w:rPr>
+          <w:rFonts w:ascii="Times New Roman" w:hAnsi="Times New Roman" w:cs="Times New Roman"/>
+        </w:rPr>
+        <w:t xml:space="preserve"> ini dirancang untuk memudahkan dalam memahami distribusi domisili asal mahasiswa baru dengan penyajian peta interaktif berdasarkan provinsi asal. Warna-warna pada peta menggambarkan jumlah mahasiswa baru dari setiap provinsi, di mana semakin gelap warna biru menandakan jumlah yang semakin dominan, sedangkan warna merah yang lebih gelap menunjukkan jumlah yang </w:t>
+      </w:r>
+      <w:r>
+        <w:rPr>
+          <w:rFonts w:ascii="Times New Roman" w:hAnsi="Times New Roman" w:cs="Times New Roman"/>
+        </w:rPr>
         <w:lastRenderedPageBreak/>
-        <w:t>warna pada peta menggambarkan jumlah mahasiswa baru dari setiap provinsi, di mana semakin gelap warna biru menandakan jumlah yang semakin dominan, sedangkan warna merah yang lebih gelap menunjukkan jumlah yang lebih sedikit. Pendekatan ini membantu pengguna untuk dengan cepat mengidentifikasi pola geografis dan wilayah-wilayah yang memberikan kontribusi terbesar pada penerimaan mahasiswa baru.</w:t>
+        <w:t>lebih sedikit. Pendekatan ini membantu pengguna untuk dengan cepat mengidentifikasi pola geografis dan wilayah-wilayah yang memberikan kontribusi terbesar pada penerimaan mahasiswa baru.</w:t>
       </w:r>
     </w:p>
     <w:p>
@@ -21603,8 +23398,14 @@
         </w:numPr>
         <w:spacing w:line="480" w:lineRule="auto"/>
         <w:jc w:val="both"/>
-      </w:pPr>
-      <w:r>
+        <w:rPr>
+          <w:rFonts w:ascii="Times New Roman" w:hAnsi="Times New Roman" w:cs="Times New Roman"/>
+        </w:rPr>
+      </w:pPr>
+      <w:r>
+        <w:rPr>
+          <w:rFonts w:ascii="Times New Roman" w:hAnsi="Times New Roman" w:cs="Times New Roman"/>
+        </w:rPr>
         <w:t>Peta dibuat berdasarkan Provinsi asal domisili</w:t>
       </w:r>
     </w:p>
@@ -21617,8 +23418,14 @@
         </w:numPr>
         <w:spacing w:line="480" w:lineRule="auto"/>
         <w:jc w:val="both"/>
-      </w:pPr>
-      <w:r>
+        <w:rPr>
+          <w:rFonts w:ascii="Times New Roman" w:hAnsi="Times New Roman" w:cs="Times New Roman"/>
+        </w:rPr>
+      </w:pPr>
+      <w:r>
+        <w:rPr>
+          <w:rFonts w:ascii="Times New Roman" w:hAnsi="Times New Roman" w:cs="Times New Roman"/>
+        </w:rPr>
         <w:t>Warna merepresentasikan jumlah mahasiswa baru</w:t>
       </w:r>
     </w:p>
@@ -21631,8 +23438,14 @@
         </w:numPr>
         <w:spacing w:line="480" w:lineRule="auto"/>
         <w:jc w:val="both"/>
-      </w:pPr>
-      <w:r>
+        <w:rPr>
+          <w:rFonts w:ascii="Times New Roman" w:hAnsi="Times New Roman" w:cs="Times New Roman"/>
+        </w:rPr>
+      </w:pPr>
+      <w:r>
+        <w:rPr>
+          <w:rFonts w:ascii="Times New Roman" w:hAnsi="Times New Roman" w:cs="Times New Roman"/>
+        </w:rPr>
         <w:t>Semakin gelap warna biru suatu Provinsi, semakin mendominasi</w:t>
       </w:r>
     </w:p>
@@ -21645,8 +23458,14 @@
         </w:numPr>
         <w:spacing w:line="480" w:lineRule="auto"/>
         <w:jc w:val="both"/>
-      </w:pPr>
-      <w:r>
+        <w:rPr>
+          <w:rFonts w:ascii="Times New Roman" w:hAnsi="Times New Roman" w:cs="Times New Roman"/>
+        </w:rPr>
+      </w:pPr>
+      <w:r>
+        <w:rPr>
+          <w:rFonts w:ascii="Times New Roman" w:hAnsi="Times New Roman" w:cs="Times New Roman"/>
+        </w:rPr>
         <w:t>Semakin gelap merah suatu Provinsi, semakin sedikit</w:t>
       </w:r>
     </w:p>
@@ -21660,12 +23479,14 @@
         <w:spacing w:line="480" w:lineRule="auto"/>
         <w:jc w:val="both"/>
         <w:rPr>
+          <w:rFonts w:ascii="Times New Roman" w:hAnsi="Times New Roman" w:cs="Times New Roman"/>
           <w:i/>
           <w:iCs/>
         </w:rPr>
       </w:pPr>
       <w:r>
         <w:rPr>
+          <w:rFonts w:ascii="Times New Roman" w:hAnsi="Times New Roman" w:cs="Times New Roman"/>
           <w:i/>
           <w:iCs/>
         </w:rPr>
@@ -21678,48 +23499,70 @@
         <w:spacing w:line="480" w:lineRule="auto"/>
         <w:ind w:left="2160" w:firstLine="720"/>
         <w:jc w:val="both"/>
-      </w:pPr>
-      <w:r>
+        <w:rPr>
+          <w:rFonts w:ascii="Times New Roman" w:hAnsi="Times New Roman" w:cs="Times New Roman"/>
+        </w:rPr>
+      </w:pPr>
+      <w:r>
+        <w:rPr>
+          <w:rFonts w:ascii="Times New Roman" w:hAnsi="Times New Roman" w:cs="Times New Roman"/>
+        </w:rPr>
         <w:t xml:space="preserve">Bagian </w:t>
       </w:r>
       <w:r>
         <w:rPr>
+          <w:rFonts w:ascii="Times New Roman" w:hAnsi="Times New Roman" w:cs="Times New Roman"/>
           <w:i/>
           <w:iCs/>
         </w:rPr>
         <w:t>filter</w:t>
       </w:r>
       <w:r>
+        <w:rPr>
+          <w:rFonts w:ascii="Times New Roman" w:hAnsi="Times New Roman" w:cs="Times New Roman"/>
+        </w:rPr>
         <w:t xml:space="preserve"> yang berupa </w:t>
       </w:r>
       <w:r>
         <w:rPr>
+          <w:rFonts w:ascii="Times New Roman" w:hAnsi="Times New Roman" w:cs="Times New Roman"/>
           <w:i/>
           <w:iCs/>
         </w:rPr>
         <w:t xml:space="preserve">checkbox </w:t>
       </w:r>
       <w:r>
+        <w:rPr>
+          <w:rFonts w:ascii="Times New Roman" w:hAnsi="Times New Roman" w:cs="Times New Roman"/>
+        </w:rPr>
         <w:t xml:space="preserve">dirancang untuk memberikan kemudahan kepada pengguna dalam memilih dan menentukan tahun data yang ingin ditampilkan pada </w:t>
       </w:r>
       <w:r>
         <w:rPr>
+          <w:rFonts w:ascii="Times New Roman" w:hAnsi="Times New Roman" w:cs="Times New Roman"/>
           <w:i/>
           <w:iCs/>
         </w:rPr>
         <w:t>dashboard</w:t>
       </w:r>
       <w:r>
+        <w:rPr>
+          <w:rFonts w:ascii="Times New Roman" w:hAnsi="Times New Roman" w:cs="Times New Roman"/>
+        </w:rPr>
         <w:t xml:space="preserve">. Sedangkan bagian </w:t>
       </w:r>
       <w:r>
         <w:rPr>
+          <w:rFonts w:ascii="Times New Roman" w:hAnsi="Times New Roman" w:cs="Times New Roman"/>
           <w:i/>
           <w:iCs/>
         </w:rPr>
         <w:t>legend</w:t>
       </w:r>
       <w:r>
+        <w:rPr>
+          <w:rFonts w:ascii="Times New Roman" w:hAnsi="Times New Roman" w:cs="Times New Roman"/>
+        </w:rPr>
         <w:t xml:space="preserve"> berfungsi sebagai keterangan yang menjelaskan arti masing-masing warna yang digunakan dalam visualisasi distribusi pendidikan ayah dan ibu, sehingga memudahkan interpretasi data secara visual.</w:t>
       </w:r>
     </w:p>
@@ -21732,16 +23575,22 @@
         </w:numPr>
         <w:spacing w:line="480" w:lineRule="auto"/>
         <w:jc w:val="both"/>
-      </w:pPr>
-      <w:r>
-        <w:rPr>
+        <w:rPr>
+          <w:rFonts w:ascii="Times New Roman" w:hAnsi="Times New Roman" w:cs="Times New Roman"/>
+        </w:rPr>
+      </w:pPr>
+      <w:r>
+        <w:rPr>
+          <w:rFonts w:ascii="Times New Roman" w:hAnsi="Times New Roman" w:cs="Times New Roman"/>
           <w:i/>
           <w:iCs/>
         </w:rPr>
-        <w:lastRenderedPageBreak/>
         <w:t>Checkbox</w:t>
       </w:r>
       <w:r>
+        <w:rPr>
+          <w:rFonts w:ascii="Times New Roman" w:hAnsi="Times New Roman" w:cs="Times New Roman"/>
+        </w:rPr>
         <w:t xml:space="preserve"> pada filter dapat diatur sesuai kehendak</w:t>
       </w:r>
     </w:p>
@@ -21754,18 +23603,28 @@
         </w:numPr>
         <w:spacing w:line="480" w:lineRule="auto"/>
         <w:jc w:val="both"/>
-      </w:pPr>
-      <w:r>
+        <w:rPr>
+          <w:rFonts w:ascii="Times New Roman" w:hAnsi="Times New Roman" w:cs="Times New Roman"/>
+        </w:rPr>
+      </w:pPr>
+      <w:r>
+        <w:rPr>
+          <w:rFonts w:ascii="Times New Roman" w:hAnsi="Times New Roman" w:cs="Times New Roman"/>
+        </w:rPr>
         <w:t xml:space="preserve">Setiap warna pada </w:t>
       </w:r>
       <w:r>
         <w:rPr>
+          <w:rFonts w:ascii="Times New Roman" w:hAnsi="Times New Roman" w:cs="Times New Roman"/>
           <w:i/>
           <w:iCs/>
         </w:rPr>
         <w:t>legend</w:t>
       </w:r>
       <w:r>
+        <w:rPr>
+          <w:rFonts w:ascii="Times New Roman" w:hAnsi="Times New Roman" w:cs="Times New Roman"/>
+        </w:rPr>
         <w:t xml:space="preserve"> mewakili satu kategori</w:t>
       </w:r>
     </w:p>
@@ -21778,28 +23637,42 @@
         </w:numPr>
         <w:spacing w:line="480" w:lineRule="auto"/>
         <w:jc w:val="both"/>
-      </w:pPr>
-      <w:r>
+        <w:rPr>
+          <w:rFonts w:ascii="Times New Roman" w:hAnsi="Times New Roman" w:cs="Times New Roman"/>
+        </w:rPr>
+      </w:pPr>
+      <w:r>
+        <w:rPr>
+          <w:rFonts w:ascii="Times New Roman" w:hAnsi="Times New Roman" w:cs="Times New Roman"/>
+        </w:rPr>
         <w:t xml:space="preserve">Perlu dipahami bahwa </w:t>
       </w:r>
       <w:r>
         <w:rPr>
+          <w:rFonts w:ascii="Times New Roman" w:hAnsi="Times New Roman" w:cs="Times New Roman"/>
           <w:i/>
           <w:iCs/>
         </w:rPr>
         <w:t>filter</w:t>
       </w:r>
       <w:r>
+        <w:rPr>
+          <w:rFonts w:ascii="Times New Roman" w:hAnsi="Times New Roman" w:cs="Times New Roman"/>
+        </w:rPr>
         <w:t xml:space="preserve"> juga mempengaruhi </w:t>
       </w:r>
       <w:r>
         <w:rPr>
+          <w:rFonts w:ascii="Times New Roman" w:hAnsi="Times New Roman" w:cs="Times New Roman"/>
           <w:i/>
           <w:iCs/>
         </w:rPr>
         <w:t>dashboard</w:t>
       </w:r>
       <w:r>
+        <w:rPr>
+          <w:rFonts w:ascii="Times New Roman" w:hAnsi="Times New Roman" w:cs="Times New Roman"/>
+        </w:rPr>
         <w:t xml:space="preserve"> lain</w:t>
       </w:r>
     </w:p>
@@ -21816,6 +23689,7 @@
           <w:i/>
           <w:iCs/>
         </w:rPr>
+        <w:lastRenderedPageBreak/>
         <w:t>Demo</w:t>
       </w:r>
       <w:r>
@@ -21863,9 +23737,13 @@
         <w:keepNext/>
         <w:spacing w:line="480" w:lineRule="auto"/>
         <w:jc w:val="center"/>
-      </w:pPr>
-      <w:r>
-        <w:rPr>
+        <w:rPr>
+          <w:rFonts w:ascii="Times New Roman" w:hAnsi="Times New Roman" w:cs="Times New Roman"/>
+        </w:rPr>
+      </w:pPr>
+      <w:r>
+        <w:rPr>
+          <w:rFonts w:ascii="Times New Roman" w:hAnsi="Times New Roman" w:cs="Times New Roman"/>
           <w:noProof/>
         </w:rPr>
         <w:drawing>
@@ -21926,17 +23804,47 @@
       </w:pPr>
       <w:bookmarkStart w:id="109" w:name="_Toc208147400"/>
       <w:r>
+        <w:rPr>
+          <w:rFonts w:ascii="Times New Roman" w:hAnsi="Times New Roman" w:cs="Times New Roman"/>
+        </w:rPr>
         <w:t xml:space="preserve">Gambar 3. </w:t>
       </w:r>
-      <w:fldSimple w:instr=" SEQ Gambar_3. \* ARABIC ">
-        <w:r>
-          <w:rPr>
-            <w:noProof/>
-          </w:rPr>
-          <w:t>41</w:t>
-        </w:r>
-      </w:fldSimple>
-      <w:r>
+      <w:r>
+        <w:rPr>
+          <w:rFonts w:ascii="Times New Roman" w:hAnsi="Times New Roman" w:cs="Times New Roman"/>
+        </w:rPr>
+        <w:fldChar w:fldCharType="begin"/>
+      </w:r>
+      <w:r>
+        <w:rPr>
+          <w:rFonts w:ascii="Times New Roman" w:hAnsi="Times New Roman" w:cs="Times New Roman"/>
+        </w:rPr>
+        <w:instrText xml:space="preserve"> SEQ Gambar_3. \* ARABIC </w:instrText>
+      </w:r>
+      <w:r>
+        <w:rPr>
+          <w:rFonts w:ascii="Times New Roman" w:hAnsi="Times New Roman" w:cs="Times New Roman"/>
+        </w:rPr>
+        <w:fldChar w:fldCharType="separate"/>
+      </w:r>
+      <w:r>
+        <w:rPr>
+          <w:rFonts w:ascii="Times New Roman" w:hAnsi="Times New Roman" w:cs="Times New Roman"/>
+          <w:noProof/>
+        </w:rPr>
+        <w:t>41</w:t>
+      </w:r>
+      <w:r>
+        <w:rPr>
+          <w:rFonts w:ascii="Times New Roman" w:hAnsi="Times New Roman" w:cs="Times New Roman"/>
+          <w:noProof/>
+        </w:rPr>
+        <w:fldChar w:fldCharType="end"/>
+      </w:r>
+      <w:r>
+        <w:rPr>
+          <w:rFonts w:ascii="Times New Roman" w:hAnsi="Times New Roman" w:cs="Times New Roman"/>
+        </w:rPr>
         <w:t xml:space="preserve"> demo penggunaan dashboard overall</w:t>
       </w:r>
       <w:bookmarkEnd w:id="109"/>
@@ -21995,14 +23903,7 @@
         <w:rPr>
           <w:rFonts w:ascii="Times New Roman" w:hAnsi="Times New Roman" w:cs="Times New Roman"/>
         </w:rPr>
-        <w:t xml:space="preserve"> ini menyajikan berbagai informasi terkait tren penerimaan mahasiswa baru di UMP selama 10 tahun terakhir (2014–2024) dalam format </w:t>
-      </w:r>
-      <w:r>
-        <w:rPr>
-          <w:rFonts w:ascii="Times New Roman" w:hAnsi="Times New Roman" w:cs="Times New Roman"/>
-        </w:rPr>
-        <w:lastRenderedPageBreak/>
-        <w:t>visual yang interaktif dan mudah dipahami.</w:t>
+        <w:t xml:space="preserve"> ini menyajikan berbagai informasi terkait tren penerimaan mahasiswa baru di UMP selama 10 tahun terakhir (2014–2024) dalam format visual yang interaktif dan mudah dipahami.</w:t>
       </w:r>
       <w:r>
         <w:rPr>
@@ -22069,13 +23970,7 @@
         <w:rPr>
           <w:rFonts w:ascii="Times New Roman" w:hAnsi="Times New Roman" w:cs="Times New Roman"/>
         </w:rPr>
-        <w:t xml:space="preserve">, </w:t>
-      </w:r>
-      <w:r>
-        <w:rPr>
-          <w:rFonts w:ascii="Times New Roman" w:hAnsi="Times New Roman" w:cs="Times New Roman"/>
-        </w:rPr>
-        <w:t>yang terdiri dari:</w:t>
+        <w:t>, yang terdiri dari:</w:t>
       </w:r>
     </w:p>
     <w:p>
@@ -22095,6 +23990,7 @@
         <w:rPr>
           <w:rFonts w:ascii="Times New Roman" w:hAnsi="Times New Roman" w:cs="Times New Roman"/>
         </w:rPr>
+        <w:lastRenderedPageBreak/>
         <w:t>303 Mahasiswa Baru: jumlah total mahasiswa baru untuk Program Studi Teknik Informatika tahun 2024.</w:t>
       </w:r>
     </w:p>
@@ -22226,14 +24122,7 @@
         <w:rPr>
           <w:rFonts w:ascii="Times New Roman" w:hAnsi="Times New Roman" w:cs="Times New Roman"/>
         </w:rPr>
-        <w:t xml:space="preserve">menampilkan garis tren jumlah mahasiswa baru dari tahun 2014 hingga 2024. Pada grafik ini terlihat bahwa tahun 2024 mengalami puncak jumlah mahasiswa baru untuk prodi Teknik Informatika, </w:t>
-      </w:r>
-      <w:r>
-        <w:rPr>
-          <w:rFonts w:ascii="Times New Roman" w:hAnsi="Times New Roman" w:cs="Times New Roman"/>
-        </w:rPr>
-        <w:lastRenderedPageBreak/>
-        <w:t>yaitu 303 orang, dengan rata-rata tren keseluruhan berada di angka sekitar 191 mahasiswa per tahun.</w:t>
+        <w:t>menampilkan garis tren jumlah mahasiswa baru dari tahun 2014 hingga 2024. Pada grafik ini terlihat bahwa tahun 2024 mengalami puncak jumlah mahasiswa baru untuk prodi Teknik Informatika, yaitu 303 orang, dengan rata-rata tren keseluruhan berada di angka sekitar 191 mahasiswa per tahun.</w:t>
       </w:r>
     </w:p>
     <w:p>
@@ -22270,7 +24159,14 @@
         <w:rPr>
           <w:rFonts w:ascii="Times New Roman" w:hAnsi="Times New Roman" w:cs="Times New Roman"/>
         </w:rPr>
-        <w:t>menunjukkan rincian jumlah mahasiswa berdasarkan jalur pendaftaran yang digunakan, ditampilkan dalam bentuk diagram batang horizontal:</w:t>
+        <w:t xml:space="preserve">menunjukkan rincian jumlah mahasiswa berdasarkan jalur </w:t>
+      </w:r>
+      <w:r>
+        <w:rPr>
+          <w:rFonts w:ascii="Times New Roman" w:hAnsi="Times New Roman" w:cs="Times New Roman"/>
+        </w:rPr>
+        <w:lastRenderedPageBreak/>
+        <w:t>pendaftaran yang digunakan, ditampilkan dalam bentuk diagram batang horizontal:</w:t>
       </w:r>
     </w:p>
     <w:p>
@@ -22470,14 +24366,7 @@
         <w:rPr>
           <w:rFonts w:ascii="Times New Roman" w:hAnsi="Times New Roman" w:cs="Times New Roman"/>
         </w:rPr>
-        <w:t xml:space="preserve">memungkinkan pengguna untuk melihat data yang lebih spesifik, sehingga informasi yang disajikan benar-benar relevan terhadap pilihan pengguna. Fitur filter ini menjadi salah satu keunggulan </w:t>
-      </w:r>
-      <w:r>
-        <w:rPr>
-          <w:rFonts w:ascii="Times New Roman" w:hAnsi="Times New Roman" w:cs="Times New Roman"/>
-        </w:rPr>
-        <w:lastRenderedPageBreak/>
-        <w:t>Tableau yang memungkinkan visualisasi bersifat dinamis dan dapat disesuaikan dengan kebutuhan pengguna.</w:t>
+        <w:t>memungkinkan pengguna untuk melihat data yang lebih spesifik, sehingga informasi yang disajikan benar-benar relevan terhadap pilihan pengguna. Fitur filter ini menjadi salah satu keunggulan Tableau yang memungkinkan visualisasi bersifat dinamis dan dapat disesuaikan dengan kebutuhan pengguna.</w:t>
       </w:r>
     </w:p>
     <w:p>
@@ -22500,11 +24389,16 @@
         <w:keepNext/>
         <w:spacing w:line="480" w:lineRule="auto"/>
         <w:jc w:val="center"/>
-      </w:pPr>
-      <w:r>
-        <w:rPr>
+        <w:rPr>
+          <w:rFonts w:ascii="Times New Roman" w:hAnsi="Times New Roman" w:cs="Times New Roman"/>
+        </w:rPr>
+      </w:pPr>
+      <w:r>
+        <w:rPr>
+          <w:rFonts w:ascii="Times New Roman" w:hAnsi="Times New Roman" w:cs="Times New Roman"/>
           <w:noProof/>
         </w:rPr>
+        <w:lastRenderedPageBreak/>
         <w:drawing>
           <wp:inline distT="0" distB="0" distL="0" distR="0" wp14:anchorId="6934CA62" wp14:editId="78CD0F68">
             <wp:extent cx="5400000" cy="3084391"/>
@@ -22563,17 +24457,47 @@
       </w:pPr>
       <w:bookmarkStart w:id="110" w:name="_Toc208147401"/>
       <w:r>
+        <w:rPr>
+          <w:rFonts w:ascii="Times New Roman" w:hAnsi="Times New Roman" w:cs="Times New Roman"/>
+        </w:rPr>
         <w:t xml:space="preserve">Gambar 3. </w:t>
       </w:r>
-      <w:fldSimple w:instr=" SEQ Gambar_3. \* ARABIC ">
-        <w:r>
-          <w:rPr>
-            <w:noProof/>
-          </w:rPr>
-          <w:t>42</w:t>
-        </w:r>
-      </w:fldSimple>
-      <w:r>
+      <w:r>
+        <w:rPr>
+          <w:rFonts w:ascii="Times New Roman" w:hAnsi="Times New Roman" w:cs="Times New Roman"/>
+        </w:rPr>
+        <w:fldChar w:fldCharType="begin"/>
+      </w:r>
+      <w:r>
+        <w:rPr>
+          <w:rFonts w:ascii="Times New Roman" w:hAnsi="Times New Roman" w:cs="Times New Roman"/>
+        </w:rPr>
+        <w:instrText xml:space="preserve"> SEQ Gambar_3. \* ARABIC </w:instrText>
+      </w:r>
+      <w:r>
+        <w:rPr>
+          <w:rFonts w:ascii="Times New Roman" w:hAnsi="Times New Roman" w:cs="Times New Roman"/>
+        </w:rPr>
+        <w:fldChar w:fldCharType="separate"/>
+      </w:r>
+      <w:r>
+        <w:rPr>
+          <w:rFonts w:ascii="Times New Roman" w:hAnsi="Times New Roman" w:cs="Times New Roman"/>
+          <w:noProof/>
+        </w:rPr>
+        <w:t>42</w:t>
+      </w:r>
+      <w:r>
+        <w:rPr>
+          <w:rFonts w:ascii="Times New Roman" w:hAnsi="Times New Roman" w:cs="Times New Roman"/>
+          <w:noProof/>
+        </w:rPr>
+        <w:fldChar w:fldCharType="end"/>
+      </w:r>
+      <w:r>
+        <w:rPr>
+          <w:rFonts w:ascii="Times New Roman" w:hAnsi="Times New Roman" w:cs="Times New Roman"/>
+        </w:rPr>
         <w:t xml:space="preserve"> demo penggunaan dashboard demografi</w:t>
       </w:r>
       <w:bookmarkEnd w:id="110"/>
@@ -22610,26 +24534,13 @@
         <w:rPr>
           <w:rFonts w:ascii="Times New Roman" w:hAnsi="Times New Roman" w:cs="Times New Roman"/>
         </w:rPr>
-        <w:t xml:space="preserve">. Visualisasi ini disusun secara interaktif agar dapat dipahami dengan </w:t>
-      </w:r>
-      <w:r>
-        <w:rPr>
-          <w:rFonts w:ascii="Times New Roman" w:hAnsi="Times New Roman" w:cs="Times New Roman"/>
-        </w:rPr>
-        <w:lastRenderedPageBreak/>
-        <w:t>mudah oleh pengguna.</w:t>
-      </w:r>
-      <w:r>
-        <w:rPr>
-          <w:rFonts w:ascii="Times New Roman" w:hAnsi="Times New Roman" w:cs="Times New Roman"/>
-        </w:rPr>
-        <w:t xml:space="preserve"> </w:t>
-      </w:r>
-      <w:r>
-        <w:rPr>
-          <w:rFonts w:ascii="Times New Roman" w:hAnsi="Times New Roman" w:cs="Times New Roman"/>
-        </w:rPr>
-        <w:t>Beberapa elemen penting yang ditampilkan antara lain:</w:t>
+        <w:t>. Visualisasi ini disusun secara interaktif agar dapat dipahami dengan mudah oleh pengguna.</w:t>
+      </w:r>
+      <w:r>
+        <w:rPr>
+          <w:rFonts w:ascii="Times New Roman" w:hAnsi="Times New Roman" w:cs="Times New Roman"/>
+        </w:rPr>
+        <w:t xml:space="preserve"> Beberapa elemen penting yang ditampilkan antara lain:</w:t>
       </w:r>
     </w:p>
     <w:p>
@@ -22668,6 +24579,7 @@
         <w:rPr>
           <w:rFonts w:ascii="Times New Roman" w:hAnsi="Times New Roman" w:cs="Times New Roman"/>
         </w:rPr>
+        <w:lastRenderedPageBreak/>
         <w:t xml:space="preserve">Indikator utama pada </w:t>
       </w:r>
       <w:r>
@@ -22867,7 +24779,6 @@
         <w:rPr>
           <w:rFonts w:ascii="Times New Roman" w:hAnsi="Times New Roman" w:cs="Times New Roman"/>
         </w:rPr>
-        <w:lastRenderedPageBreak/>
         <w:t>Kategori lain seperti Wiraswasta, Karyawan Swasta, Petani, hingga kategori kecil seperti Nelayan juga ikut ditampilkan.</w:t>
       </w:r>
     </w:p>
@@ -22896,6 +24807,7 @@
         <w:pStyle w:val="Heading8"/>
       </w:pPr>
       <w:r>
+        <w:lastRenderedPageBreak/>
         <w:t>Distribusi Pendidikan Orang Tua</w:t>
       </w:r>
     </w:p>
@@ -23080,7 +24992,6 @@
         <w:pStyle w:val="Heading8"/>
       </w:pPr>
       <w:r>
-        <w:lastRenderedPageBreak/>
         <w:t>Distribusi Wilayah</w:t>
       </w:r>
     </w:p>
@@ -23104,7 +25015,14 @@
         <w:rPr>
           <w:rFonts w:ascii="Times New Roman" w:hAnsi="Times New Roman" w:cs="Times New Roman"/>
         </w:rPr>
-        <w:t xml:space="preserve"> banyaknya mahasiswa baru yang berasal dari Provinsi tersebut</w:t>
+        <w:t xml:space="preserve"> banyaknya mahasiswa baru yang </w:t>
+      </w:r>
+      <w:r>
+        <w:rPr>
+          <w:rFonts w:ascii="Times New Roman" w:hAnsi="Times New Roman" w:cs="Times New Roman"/>
+        </w:rPr>
+        <w:lastRenderedPageBreak/>
+        <w:t>berasal dari Provinsi tersebut</w:t>
       </w:r>
       <w:r>
         <w:rPr>
@@ -23236,13 +25154,7 @@
         <w:rPr>
           <w:rFonts w:ascii="Times New Roman" w:hAnsi="Times New Roman" w:cs="Times New Roman"/>
         </w:rPr>
-        <w:t xml:space="preserve"> merupakan bagian spesifik dari situs web yang menampilkan informasi </w:t>
-      </w:r>
-      <w:r>
-        <w:rPr>
-          <w:rFonts w:ascii="Times New Roman" w:hAnsi="Times New Roman" w:cs="Times New Roman"/>
-        </w:rPr>
-        <w:t>terfokus</w:t>
+        <w:t xml:space="preserve"> merupakan bagian spesifik dari situs web yang menampilkan informasi terfokus</w:t>
       </w:r>
       <w:r>
         <w:rPr>
@@ -23265,7 +25177,7 @@
         <w:sdtContent>
           <w:r>
             <w:rPr>
-              <w:rFonts w:eastAsia="Times New Roman"/>
+              <w:rFonts w:ascii="Times New Roman" w:eastAsia="Times New Roman" w:hAnsi="Times New Roman" w:cs="Times New Roman"/>
               <w:color w:val="000000"/>
             </w:rPr>
             <w:t>(Hismawan &amp; Izaak, 2023)</w:t>
@@ -23276,13 +25188,7 @@
         <w:rPr>
           <w:rFonts w:ascii="Times New Roman" w:hAnsi="Times New Roman" w:cs="Times New Roman"/>
         </w:rPr>
-        <w:t>. Selain</w:t>
-      </w:r>
-      <w:r>
-        <w:rPr>
-          <w:rFonts w:ascii="Times New Roman" w:hAnsi="Times New Roman" w:cs="Times New Roman"/>
-        </w:rPr>
-        <w:t xml:space="preserve"> untuk menampung </w:t>
+        <w:t xml:space="preserve">. Selain untuk menampung </w:t>
       </w:r>
       <w:r>
         <w:rPr>
@@ -23304,7 +25210,7 @@
           <w:i/>
           <w:iCs/>
         </w:rPr>
-        <w:t>dashboard</w:t>
+        <w:t>dashboard, landing page</w:t>
       </w:r>
       <w:r>
         <w:rPr>
@@ -23312,7 +25218,49 @@
           <w:i/>
           <w:iCs/>
         </w:rPr>
-        <w:t>, landing page</w:t>
+        <w:t xml:space="preserve"> </w:t>
+      </w:r>
+      <w:r>
+        <w:rPr>
+          <w:rFonts w:ascii="Times New Roman" w:hAnsi="Times New Roman" w:cs="Times New Roman"/>
+        </w:rPr>
+        <w:t>pada proyek</w:t>
+      </w:r>
+      <w:r>
+        <w:rPr>
+          <w:rFonts w:ascii="Times New Roman" w:hAnsi="Times New Roman" w:cs="Times New Roman"/>
+        </w:rPr>
+        <w:t xml:space="preserve"> ini </w:t>
+      </w:r>
+      <w:r>
+        <w:rPr>
+          <w:rFonts w:ascii="Times New Roman" w:hAnsi="Times New Roman" w:cs="Times New Roman"/>
+        </w:rPr>
+        <w:t xml:space="preserve">juga </w:t>
+      </w:r>
+      <w:r>
+        <w:rPr>
+          <w:rFonts w:ascii="Times New Roman" w:hAnsi="Times New Roman" w:cs="Times New Roman"/>
+        </w:rPr>
+        <w:t xml:space="preserve">berfungsi </w:t>
+      </w:r>
+      <w:r>
+        <w:rPr>
+          <w:rFonts w:ascii="Times New Roman" w:hAnsi="Times New Roman" w:cs="Times New Roman"/>
+        </w:rPr>
+        <w:t xml:space="preserve">sebagai halaman penampung </w:t>
+      </w:r>
+      <w:r>
+        <w:rPr>
+          <w:rFonts w:ascii="Times New Roman" w:hAnsi="Times New Roman" w:cs="Times New Roman"/>
+        </w:rPr>
+        <w:t>panduan</w:t>
+      </w:r>
+      <w:r>
+        <w:rPr>
+          <w:rFonts w:ascii="Times New Roman" w:hAnsi="Times New Roman" w:cs="Times New Roman"/>
+        </w:rPr>
+        <w:t xml:space="preserve"> cara membaca </w:t>
       </w:r>
       <w:r>
         <w:rPr>
@@ -23320,49 +25268,19 @@
           <w:i/>
           <w:iCs/>
         </w:rPr>
+        <w:t>dashboard</w:t>
+      </w:r>
+      <w:r>
+        <w:rPr>
+          <w:rFonts w:ascii="Times New Roman" w:hAnsi="Times New Roman" w:cs="Times New Roman"/>
+        </w:rPr>
+        <w:t>.</w:t>
+      </w:r>
+      <w:r>
+        <w:rPr>
+          <w:rFonts w:ascii="Times New Roman" w:hAnsi="Times New Roman" w:cs="Times New Roman"/>
+        </w:rPr>
         <w:t xml:space="preserve"> </w:t>
-      </w:r>
-      <w:r>
-        <w:rPr>
-          <w:rFonts w:ascii="Times New Roman" w:hAnsi="Times New Roman" w:cs="Times New Roman"/>
-        </w:rPr>
-        <w:t>pada proyek</w:t>
-      </w:r>
-      <w:r>
-        <w:rPr>
-          <w:rFonts w:ascii="Times New Roman" w:hAnsi="Times New Roman" w:cs="Times New Roman"/>
-        </w:rPr>
-        <w:t xml:space="preserve"> ini </w:t>
-      </w:r>
-      <w:r>
-        <w:rPr>
-          <w:rFonts w:ascii="Times New Roman" w:hAnsi="Times New Roman" w:cs="Times New Roman"/>
-        </w:rPr>
-        <w:t xml:space="preserve">juga </w:t>
-      </w:r>
-      <w:r>
-        <w:rPr>
-          <w:rFonts w:ascii="Times New Roman" w:hAnsi="Times New Roman" w:cs="Times New Roman"/>
-        </w:rPr>
-        <w:t xml:space="preserve">berfungsi </w:t>
-      </w:r>
-      <w:r>
-        <w:rPr>
-          <w:rFonts w:ascii="Times New Roman" w:hAnsi="Times New Roman" w:cs="Times New Roman"/>
-        </w:rPr>
-        <w:t xml:space="preserve">sebagai halaman penampung </w:t>
-      </w:r>
-      <w:r>
-        <w:rPr>
-          <w:rFonts w:ascii="Times New Roman" w:hAnsi="Times New Roman" w:cs="Times New Roman"/>
-        </w:rPr>
-        <w:t>panduan</w:t>
-      </w:r>
-      <w:r>
-        <w:rPr>
-          <w:rFonts w:ascii="Times New Roman" w:hAnsi="Times New Roman" w:cs="Times New Roman"/>
-        </w:rPr>
-        <w:t xml:space="preserve"> cara membaca </w:t>
       </w:r>
       <w:r>
         <w:rPr>
@@ -23370,46 +25288,13 @@
           <w:i/>
           <w:iCs/>
         </w:rPr>
-        <w:t>dashboard</w:t>
-      </w:r>
-      <w:r>
-        <w:rPr>
-          <w:rFonts w:ascii="Times New Roman" w:hAnsi="Times New Roman" w:cs="Times New Roman"/>
-        </w:rPr>
-        <w:t>.</w:t>
-      </w:r>
-      <w:r>
-        <w:rPr>
-          <w:rFonts w:ascii="Times New Roman" w:hAnsi="Times New Roman" w:cs="Times New Roman"/>
-        </w:rPr>
-        <w:t xml:space="preserve"> </w:t>
-      </w:r>
-      <w:r>
-        <w:rPr>
-          <w:rFonts w:ascii="Times New Roman" w:hAnsi="Times New Roman" w:cs="Times New Roman"/>
-          <w:i/>
-          <w:iCs/>
-        </w:rPr>
-        <w:lastRenderedPageBreak/>
         <w:t>Landing page</w:t>
       </w:r>
       <w:r>
         <w:rPr>
           <w:rFonts w:ascii="Times New Roman" w:hAnsi="Times New Roman" w:cs="Times New Roman"/>
         </w:rPr>
-        <w:t xml:space="preserve"> pada proyek ini dibuat menggunakan </w:t>
-      </w:r>
-      <w:r>
-        <w:rPr>
-          <w:rFonts w:ascii="Times New Roman" w:hAnsi="Times New Roman" w:cs="Times New Roman"/>
-        </w:rPr>
-        <w:t xml:space="preserve">template </w:t>
-      </w:r>
-      <w:r>
-        <w:rPr>
-          <w:rFonts w:ascii="Times New Roman" w:hAnsi="Times New Roman" w:cs="Times New Roman"/>
-        </w:rPr>
-        <w:t>website</w:t>
+        <w:t xml:space="preserve"> pada proyek ini dibuat menggunakan template website</w:t>
       </w:r>
       <w:r>
         <w:rPr>
@@ -23434,12 +25319,14 @@
           <w:numId w:val="25"/>
         </w:numPr>
         <w:rPr>
+          <w:rFonts w:cs="Times New Roman"/>
           <w:i/>
           <w:iCs/>
         </w:rPr>
       </w:pPr>
       <w:r>
         <w:rPr>
+          <w:rFonts w:cs="Times New Roman"/>
           <w:i/>
           <w:iCs/>
         </w:rPr>
@@ -23503,6 +25390,7 @@
         <w:rPr>
           <w:rFonts w:ascii="Times New Roman" w:hAnsi="Times New Roman" w:cs="Times New Roman"/>
         </w:rPr>
+        <w:lastRenderedPageBreak/>
         <w:t>Bar n</w:t>
       </w:r>
       <w:r>
@@ -23761,8 +25649,14 @@
     <w:p>
       <w:pPr>
         <w:pStyle w:val="Heading5"/>
-      </w:pPr>
-      <w:r>
+        <w:rPr>
+          <w:rFonts w:cs="Times New Roman"/>
+        </w:rPr>
+      </w:pPr>
+      <w:r>
+        <w:rPr>
+          <w:rFonts w:cs="Times New Roman"/>
+        </w:rPr>
         <w:t>Realisasi</w:t>
       </w:r>
     </w:p>
@@ -23837,7 +25731,6 @@
         </w:numPr>
       </w:pPr>
       <w:r>
-        <w:lastRenderedPageBreak/>
         <w:t xml:space="preserve">Halaman </w:t>
       </w:r>
       <w:r>
@@ -23870,7 +25763,26 @@
         <w:rPr>
           <w:rFonts w:ascii="Times New Roman" w:hAnsi="Times New Roman" w:cs="Times New Roman"/>
         </w:rPr>
-        <w:t xml:space="preserve">Bar navigasi yang tertera pada gambar 3.41 adalah tempat dimana tombol untuk berpindah halaman berada. Bar navigasi terdiri dari 3 tombol: tombol menuju halaman utama, Cara Membaca Dashboard, dan Dashboard Visualisasi. Navigasi ini diletakkan di bagian atas halaman (header) dan tetap terlihat saat pengguna membuka halaman, sehingga memudahkan interaksi pengguna dalam mengakses informasi penting secara cepat dan efisien. </w:t>
+        <w:t>Bar navigasi yang tertera pada gambar 3.4</w:t>
+      </w:r>
+      <w:r>
+        <w:rPr>
+          <w:rFonts w:ascii="Times New Roman" w:hAnsi="Times New Roman" w:cs="Times New Roman"/>
+        </w:rPr>
+        <w:t>3</w:t>
+      </w:r>
+      <w:r>
+        <w:rPr>
+          <w:rFonts w:ascii="Times New Roman" w:hAnsi="Times New Roman" w:cs="Times New Roman"/>
+        </w:rPr>
+        <w:t xml:space="preserve"> adalah tempat dimana tombol untuk berpindah halaman berada. Bar navigasi terdiri dari 3 tombol: tombol menuju halaman </w:t>
+      </w:r>
+      <w:r>
+        <w:rPr>
+          <w:rFonts w:ascii="Times New Roman" w:hAnsi="Times New Roman" w:cs="Times New Roman"/>
+        </w:rPr>
+        <w:lastRenderedPageBreak/>
+        <w:t xml:space="preserve">utama, Cara Membaca Dashboard, dan Dashboard Visualisasi. Navigasi ini diletakkan di bagian atas halaman (header) dan tetap terlihat saat pengguna membuka halaman, sehingga memudahkan interaksi pengguna dalam mengakses informasi penting secara cepat dan efisien. </w:t>
       </w:r>
     </w:p>
     <w:p>
@@ -23880,6 +25792,9 @@
         <w:spacing w:line="480" w:lineRule="auto"/>
         <w:ind w:left="2160"/>
         <w:jc w:val="center"/>
+        <w:rPr>
+          <w:rFonts w:ascii="Times New Roman" w:hAnsi="Times New Roman" w:cs="Times New Roman"/>
+        </w:rPr>
       </w:pPr>
       <w:r>
         <w:rPr>
@@ -23951,21 +25866,48 @@
       <w:bookmarkStart w:id="112" w:name="_Toc200618697"/>
       <w:bookmarkStart w:id="113" w:name="_Toc208147402"/>
       <w:r>
+        <w:rPr>
+          <w:rFonts w:ascii="Times New Roman" w:hAnsi="Times New Roman" w:cs="Times New Roman"/>
+        </w:rPr>
         <w:t xml:space="preserve">Gambar 3. </w:t>
       </w:r>
-      <w:fldSimple w:instr=" SEQ Gambar_3. \* ARABIC ">
-        <w:r>
-          <w:rPr>
-            <w:noProof/>
-          </w:rPr>
-          <w:t>43</w:t>
-        </w:r>
-      </w:fldSimple>
-      <w:r>
-        <w:t xml:space="preserve"> </w:t>
-      </w:r>
-      <w:r>
-        <w:t>bar navigasi halaman utama</w:t>
+      <w:r>
+        <w:rPr>
+          <w:rFonts w:ascii="Times New Roman" w:hAnsi="Times New Roman" w:cs="Times New Roman"/>
+        </w:rPr>
+        <w:fldChar w:fldCharType="begin"/>
+      </w:r>
+      <w:r>
+        <w:rPr>
+          <w:rFonts w:ascii="Times New Roman" w:hAnsi="Times New Roman" w:cs="Times New Roman"/>
+        </w:rPr>
+        <w:instrText xml:space="preserve"> SEQ Gambar_3. \* ARABIC </w:instrText>
+      </w:r>
+      <w:r>
+        <w:rPr>
+          <w:rFonts w:ascii="Times New Roman" w:hAnsi="Times New Roman" w:cs="Times New Roman"/>
+        </w:rPr>
+        <w:fldChar w:fldCharType="separate"/>
+      </w:r>
+      <w:r>
+        <w:rPr>
+          <w:rFonts w:ascii="Times New Roman" w:hAnsi="Times New Roman" w:cs="Times New Roman"/>
+          <w:noProof/>
+        </w:rPr>
+        <w:t>43</w:t>
+      </w:r>
+      <w:r>
+        <w:rPr>
+          <w:rFonts w:ascii="Times New Roman" w:hAnsi="Times New Roman" w:cs="Times New Roman"/>
+          <w:noProof/>
+        </w:rPr>
+        <w:fldChar w:fldCharType="end"/>
+      </w:r>
+      <w:r>
+        <w:rPr>
+          <w:rFonts w:ascii="Times New Roman" w:hAnsi="Times New Roman" w:cs="Times New Roman"/>
+        </w:rPr>
+        <w:t xml:space="preserve"> bar navigasi halaman utama</w:t>
       </w:r>
       <w:bookmarkEnd w:id="111"/>
       <w:bookmarkEnd w:id="112"/>
@@ -23999,20 +25941,26 @@
         <w:rPr>
           <w:rFonts w:ascii="Times New Roman" w:hAnsi="Times New Roman" w:cs="Times New Roman"/>
         </w:rPr>
-        <w:t xml:space="preserve"> yang terdapat pada gambar 3.42</w:t>
-      </w:r>
-      <w:r>
-        <w:rPr>
-          <w:rFonts w:ascii="Times New Roman" w:hAnsi="Times New Roman" w:cs="Times New Roman"/>
-        </w:rPr>
-        <w:t xml:space="preserve"> dirancang sebagai tempat penempatan judul proyek yang berfungsi memperkenalkan inti dari keseluruhan konten yang ada pada </w:t>
+        <w:t xml:space="preserve"> yang terdapat pada gambar 3.4</w:t>
+      </w:r>
+      <w:r>
+        <w:rPr>
+          <w:rFonts w:ascii="Times New Roman" w:hAnsi="Times New Roman" w:cs="Times New Roman"/>
+        </w:rPr>
+        <w:t>4</w:t>
+      </w:r>
+      <w:r>
+        <w:rPr>
+          <w:rFonts w:ascii="Times New Roman" w:hAnsi="Times New Roman" w:cs="Times New Roman"/>
+        </w:rPr>
+        <w:t xml:space="preserve"> dirancang sebagai tempat penempatan judul proyek yang berfungsi memperkenalkan inti dari keseluruhan konten yang ada pada halaman. Judul ditampilkan dengan ukuran font besar dan pemilihan warna yang mencolok pada kata kunci “Mahasiswa Baru UMP” untuk menekankan fokus utama dari proyek visualisasi ini. Tepat di bawah judul terdapat paragraf pengantar singkat yang menjelaskan konteks proyek, yaitu sebagai bagian dari tugas Kerja Praktek yang </w:t>
       </w:r>
       <w:r>
         <w:rPr>
           <w:rFonts w:ascii="Times New Roman" w:hAnsi="Times New Roman" w:cs="Times New Roman"/>
         </w:rPr>
         <w:lastRenderedPageBreak/>
-        <w:t>halaman. Judul ditampilkan dengan ukuran font besar dan pemilihan warna yang mencolok pada kata kunci “Mahasiswa Baru UMP” untuk menekankan fokus utama dari proyek visualisasi ini. Tepat di bawah judul terdapat paragraf pengantar singkat yang menjelaskan konteks proyek, yaitu sebagai bagian dari tugas Kerja Praktek yang berfokus pada visualisasi tren penerimaan mahasiswa baru di Universitas Muhammadiyah Purwokerto dari tahun 2014 hingga 2024.</w:t>
+        <w:t>berfokus pada visualisasi tren penerimaan mahasiswa baru di Universitas Muhammadiyah Purwokerto dari tahun 2014 hingga 2024.</w:t>
       </w:r>
       <w:r>
         <w:rPr>
@@ -24048,6 +25996,9 @@
         <w:spacing w:line="480" w:lineRule="auto"/>
         <w:ind w:left="2160"/>
         <w:jc w:val="center"/>
+        <w:rPr>
+          <w:rFonts w:ascii="Times New Roman" w:hAnsi="Times New Roman" w:cs="Times New Roman"/>
+        </w:rPr>
       </w:pPr>
       <w:r>
         <w:rPr>
@@ -24119,21 +26070,48 @@
       <w:bookmarkStart w:id="115" w:name="_Toc200618698"/>
       <w:bookmarkStart w:id="116" w:name="_Toc208147403"/>
       <w:r>
+        <w:rPr>
+          <w:rFonts w:ascii="Times New Roman" w:hAnsi="Times New Roman" w:cs="Times New Roman"/>
+        </w:rPr>
         <w:t xml:space="preserve">Gambar 3. </w:t>
       </w:r>
-      <w:fldSimple w:instr=" SEQ Gambar_3. \* ARABIC ">
-        <w:r>
-          <w:rPr>
-            <w:noProof/>
-          </w:rPr>
-          <w:t>44</w:t>
-        </w:r>
-      </w:fldSimple>
-      <w:r>
-        <w:t xml:space="preserve"> </w:t>
-      </w:r>
-      <w:r>
-        <w:t>judul proyek pada halaman utama</w:t>
+      <w:r>
+        <w:rPr>
+          <w:rFonts w:ascii="Times New Roman" w:hAnsi="Times New Roman" w:cs="Times New Roman"/>
+        </w:rPr>
+        <w:fldChar w:fldCharType="begin"/>
+      </w:r>
+      <w:r>
+        <w:rPr>
+          <w:rFonts w:ascii="Times New Roman" w:hAnsi="Times New Roman" w:cs="Times New Roman"/>
+        </w:rPr>
+        <w:instrText xml:space="preserve"> SEQ Gambar_3. \* ARABIC </w:instrText>
+      </w:r>
+      <w:r>
+        <w:rPr>
+          <w:rFonts w:ascii="Times New Roman" w:hAnsi="Times New Roman" w:cs="Times New Roman"/>
+        </w:rPr>
+        <w:fldChar w:fldCharType="separate"/>
+      </w:r>
+      <w:r>
+        <w:rPr>
+          <w:rFonts w:ascii="Times New Roman" w:hAnsi="Times New Roman" w:cs="Times New Roman"/>
+          <w:noProof/>
+        </w:rPr>
+        <w:t>44</w:t>
+      </w:r>
+      <w:r>
+        <w:rPr>
+          <w:rFonts w:ascii="Times New Roman" w:hAnsi="Times New Roman" w:cs="Times New Roman"/>
+          <w:noProof/>
+        </w:rPr>
+        <w:fldChar w:fldCharType="end"/>
+      </w:r>
+      <w:r>
+        <w:rPr>
+          <w:rFonts w:ascii="Times New Roman" w:hAnsi="Times New Roman" w:cs="Times New Roman"/>
+        </w:rPr>
+        <w:t xml:space="preserve"> judul proyek pada halaman utama</w:t>
       </w:r>
       <w:bookmarkEnd w:id="114"/>
       <w:bookmarkEnd w:id="115"/>
@@ -24167,7 +26145,13 @@
         <w:rPr>
           <w:rFonts w:ascii="Times New Roman" w:hAnsi="Times New Roman" w:cs="Times New Roman"/>
         </w:rPr>
-        <w:t xml:space="preserve"> pada gambar 3.43</w:t>
+        <w:t xml:space="preserve"> pada gambar 3.4</w:t>
+      </w:r>
+      <w:r>
+        <w:rPr>
+          <w:rFonts w:ascii="Times New Roman" w:hAnsi="Times New Roman" w:cs="Times New Roman"/>
+        </w:rPr>
+        <w:t>5</w:t>
       </w:r>
       <w:r>
         <w:rPr>
@@ -24179,14 +26163,7 @@
         <w:rPr>
           <w:rFonts w:ascii="Times New Roman" w:hAnsi="Times New Roman" w:cs="Times New Roman"/>
         </w:rPr>
-        <w:t xml:space="preserve">dirancang untuk menampilkan secara ringkas namun jelas mengenai permasalahan yang diangkat dalam proyek, tujuan yang </w:t>
-      </w:r>
-      <w:r>
-        <w:rPr>
-          <w:rFonts w:ascii="Times New Roman" w:hAnsi="Times New Roman" w:cs="Times New Roman"/>
-        </w:rPr>
-        <w:lastRenderedPageBreak/>
-        <w:t>ingin dicapai, serta manfaat dari hasil akhir proyek. Ketiganya ditampilkan dalam bentuk kotak informasi yang sejajar secara horizontal, sehingga mudah dikenali dan dibaca oleh pengunjung.</w:t>
+        <w:t>dirancang untuk menampilkan secara ringkas namun jelas mengenai permasalahan yang diangkat dalam proyek, tujuan yang ingin dicapai, serta manfaat dari hasil akhir proyek. Ketiganya ditampilkan dalam bentuk kotak informasi yang sejajar secara horizontal, sehingga mudah dikenali dan dibaca oleh pengunjung.</w:t>
       </w:r>
     </w:p>
     <w:p>
@@ -24203,7 +26180,14 @@
         <w:rPr>
           <w:rFonts w:ascii="Times New Roman" w:hAnsi="Times New Roman" w:cs="Times New Roman"/>
         </w:rPr>
-        <w:t>Isi dari setiap kotak sudah disesuaikan dengan konteks Kerja Praktek ini. Permasalahan yang diangkat berkaitan dengan belum adanya visualisasi berbasis data historis terkait penerimaan mahasiswa baru. Tujuan proyek dijelaskan secara langsung, yaitu merepresentasikan tren tersebut dalam bentuk visual berbasis data internal dari BPA UMP. Sementara itu, manfaat proyek disampaikan dalam konteks fungsional, yaitu untuk mendukung perencanaan strategi promosi melalui pemahaman pola penerimaan mahasiswa baru.</w:t>
+        <w:t xml:space="preserve">Isi dari setiap kotak sudah disesuaikan dengan konteks Kerja Praktek ini. Permasalahan yang diangkat </w:t>
+      </w:r>
+      <w:r>
+        <w:rPr>
+          <w:rFonts w:ascii="Times New Roman" w:hAnsi="Times New Roman" w:cs="Times New Roman"/>
+        </w:rPr>
+        <w:lastRenderedPageBreak/>
+        <w:t>berkaitan dengan belum adanya visualisasi berbasis data historis terkait penerimaan mahasiswa baru. Tujuan proyek dijelaskan secara langsung, yaitu merepresentasikan tren tersebut dalam bentuk visual berbasis data internal dari BPA UMP. Sementara itu, manfaat proyek disampaikan dalam konteks fungsional, yaitu untuk mendukung perencanaan strategi promosi melalui pemahaman pola penerimaan mahasiswa baru.</w:t>
       </w:r>
     </w:p>
     <w:p>
@@ -24213,6 +26197,9 @@
         <w:spacing w:line="480" w:lineRule="auto"/>
         <w:ind w:left="2160"/>
         <w:jc w:val="center"/>
+        <w:rPr>
+          <w:rFonts w:ascii="Times New Roman" w:hAnsi="Times New Roman" w:cs="Times New Roman"/>
+        </w:rPr>
       </w:pPr>
       <w:r>
         <w:rPr>
@@ -24284,21 +26271,48 @@
       <w:bookmarkStart w:id="118" w:name="_Toc200618699"/>
       <w:bookmarkStart w:id="119" w:name="_Toc208147404"/>
       <w:r>
+        <w:rPr>
+          <w:rFonts w:ascii="Times New Roman" w:hAnsi="Times New Roman" w:cs="Times New Roman"/>
+        </w:rPr>
         <w:t xml:space="preserve">Gambar 3. </w:t>
       </w:r>
-      <w:fldSimple w:instr=" SEQ Gambar_3. \* ARABIC ">
-        <w:r>
-          <w:rPr>
-            <w:noProof/>
-          </w:rPr>
-          <w:t>45</w:t>
-        </w:r>
-      </w:fldSimple>
-      <w:r>
-        <w:t xml:space="preserve"> </w:t>
-      </w:r>
-      <w:r>
-        <w:t>permasalahan, tujuan, dan manfaat pada halaman utama</w:t>
+      <w:r>
+        <w:rPr>
+          <w:rFonts w:ascii="Times New Roman" w:hAnsi="Times New Roman" w:cs="Times New Roman"/>
+        </w:rPr>
+        <w:fldChar w:fldCharType="begin"/>
+      </w:r>
+      <w:r>
+        <w:rPr>
+          <w:rFonts w:ascii="Times New Roman" w:hAnsi="Times New Roman" w:cs="Times New Roman"/>
+        </w:rPr>
+        <w:instrText xml:space="preserve"> SEQ Gambar_3. \* ARABIC </w:instrText>
+      </w:r>
+      <w:r>
+        <w:rPr>
+          <w:rFonts w:ascii="Times New Roman" w:hAnsi="Times New Roman" w:cs="Times New Roman"/>
+        </w:rPr>
+        <w:fldChar w:fldCharType="separate"/>
+      </w:r>
+      <w:r>
+        <w:rPr>
+          <w:rFonts w:ascii="Times New Roman" w:hAnsi="Times New Roman" w:cs="Times New Roman"/>
+          <w:noProof/>
+        </w:rPr>
+        <w:t>45</w:t>
+      </w:r>
+      <w:r>
+        <w:rPr>
+          <w:rFonts w:ascii="Times New Roman" w:hAnsi="Times New Roman" w:cs="Times New Roman"/>
+          <w:noProof/>
+        </w:rPr>
+        <w:fldChar w:fldCharType="end"/>
+      </w:r>
+      <w:r>
+        <w:rPr>
+          <w:rFonts w:ascii="Times New Roman" w:hAnsi="Times New Roman" w:cs="Times New Roman"/>
+        </w:rPr>
+        <w:t xml:space="preserve"> permasalahan, tujuan, dan manfaat pada halaman utama</w:t>
       </w:r>
       <w:bookmarkEnd w:id="117"/>
       <w:bookmarkEnd w:id="118"/>
@@ -24309,10 +26323,7 @@
         <w:pStyle w:val="Heading8"/>
       </w:pPr>
       <w:r>
-        <w:t>Data pipeline</w:t>
-      </w:r>
-      <w:r>
-        <w:t xml:space="preserve"> utama</w:t>
+        <w:t>Data pipeline utama</w:t>
       </w:r>
     </w:p>
     <w:p>
@@ -24329,20 +26340,32 @@
         <w:rPr>
           <w:rFonts w:ascii="Times New Roman" w:hAnsi="Times New Roman" w:cs="Times New Roman"/>
         </w:rPr>
+        <w:t xml:space="preserve">Bagian </w:t>
+      </w:r>
+      <w:r>
+        <w:rPr>
+          <w:rFonts w:ascii="Times New Roman" w:hAnsi="Times New Roman" w:cs="Times New Roman"/>
+        </w:rPr>
+        <w:t>pada gambar 3.4</w:t>
+      </w:r>
+      <w:r>
+        <w:rPr>
+          <w:rFonts w:ascii="Times New Roman" w:hAnsi="Times New Roman" w:cs="Times New Roman"/>
+        </w:rPr>
+        <w:t>6</w:t>
+      </w:r>
+      <w:r>
+        <w:rPr>
+          <w:rFonts w:ascii="Times New Roman" w:hAnsi="Times New Roman" w:cs="Times New Roman"/>
+        </w:rPr>
+        <w:t xml:space="preserve"> dirancang untuk memberikan pemahaman singkat terkait alur data yang digunakan dalam proyek, mulai dari tahap awal pengumpulan hingga tahap akhir di mana data digunakan dalam visualisasi. Terdapat tiga tahapan utama yang ditampilkan, yaitu Pengumpulan Data, Pre-processing Data, </w:t>
+      </w:r>
+      <w:r>
+        <w:rPr>
+          <w:rFonts w:ascii="Times New Roman" w:hAnsi="Times New Roman" w:cs="Times New Roman"/>
+        </w:rPr>
         <w:lastRenderedPageBreak/>
-        <w:t xml:space="preserve">Bagian </w:t>
-      </w:r>
-      <w:r>
-        <w:rPr>
-          <w:rFonts w:ascii="Times New Roman" w:hAnsi="Times New Roman" w:cs="Times New Roman"/>
-        </w:rPr>
-        <w:t>pada gambar 3.44</w:t>
-      </w:r>
-      <w:r>
-        <w:rPr>
-          <w:rFonts w:ascii="Times New Roman" w:hAnsi="Times New Roman" w:cs="Times New Roman"/>
-        </w:rPr>
-        <w:t xml:space="preserve"> dirancang untuk memberikan pemahaman singkat terkait alur data yang digunakan dalam proyek, mulai dari tahap awal pengumpulan hingga tahap akhir di mana data digunakan dalam visualisasi. Terdapat tiga tahapan utama yang ditampilkan, yaitu Pengumpulan Data, Pre-processing Data, dan Visualisasi. Ketiganya disusun secara horizontal dalam bentuk kotak informasi agar mudah dipahami alurnya oleh pengunjung halaman.</w:t>
+        <w:t>dan Visualisasi. Ketiganya disusun secara horizontal dalam bentuk kotak informasi agar mudah dipahami alurnya oleh pengunjung halaman.</w:t>
       </w:r>
     </w:p>
     <w:p>
@@ -24369,6 +26392,9 @@
         <w:spacing w:line="480" w:lineRule="auto"/>
         <w:ind w:left="2160"/>
         <w:jc w:val="center"/>
+        <w:rPr>
+          <w:rFonts w:ascii="Times New Roman" w:hAnsi="Times New Roman" w:cs="Times New Roman"/>
+        </w:rPr>
       </w:pPr>
       <w:r>
         <w:rPr>
@@ -24440,21 +26466,48 @@
       <w:bookmarkStart w:id="121" w:name="_Toc200618700"/>
       <w:bookmarkStart w:id="122" w:name="_Toc208147405"/>
       <w:r>
+        <w:rPr>
+          <w:rFonts w:ascii="Times New Roman" w:hAnsi="Times New Roman" w:cs="Times New Roman"/>
+        </w:rPr>
         <w:t xml:space="preserve">Gambar 3. </w:t>
       </w:r>
-      <w:fldSimple w:instr=" SEQ Gambar_3. \* ARABIC ">
-        <w:r>
-          <w:rPr>
-            <w:noProof/>
-          </w:rPr>
-          <w:t>46</w:t>
-        </w:r>
-      </w:fldSimple>
-      <w:r>
-        <w:t xml:space="preserve"> </w:t>
-      </w:r>
-      <w:r>
-        <w:t>data pipeline pada halaman utama</w:t>
+      <w:r>
+        <w:rPr>
+          <w:rFonts w:ascii="Times New Roman" w:hAnsi="Times New Roman" w:cs="Times New Roman"/>
+        </w:rPr>
+        <w:fldChar w:fldCharType="begin"/>
+      </w:r>
+      <w:r>
+        <w:rPr>
+          <w:rFonts w:ascii="Times New Roman" w:hAnsi="Times New Roman" w:cs="Times New Roman"/>
+        </w:rPr>
+        <w:instrText xml:space="preserve"> SEQ Gambar_3. \* ARABIC </w:instrText>
+      </w:r>
+      <w:r>
+        <w:rPr>
+          <w:rFonts w:ascii="Times New Roman" w:hAnsi="Times New Roman" w:cs="Times New Roman"/>
+        </w:rPr>
+        <w:fldChar w:fldCharType="separate"/>
+      </w:r>
+      <w:r>
+        <w:rPr>
+          <w:rFonts w:ascii="Times New Roman" w:hAnsi="Times New Roman" w:cs="Times New Roman"/>
+          <w:noProof/>
+        </w:rPr>
+        <w:t>46</w:t>
+      </w:r>
+      <w:r>
+        <w:rPr>
+          <w:rFonts w:ascii="Times New Roman" w:hAnsi="Times New Roman" w:cs="Times New Roman"/>
+          <w:noProof/>
+        </w:rPr>
+        <w:fldChar w:fldCharType="end"/>
+      </w:r>
+      <w:r>
+        <w:rPr>
+          <w:rFonts w:ascii="Times New Roman" w:hAnsi="Times New Roman" w:cs="Times New Roman"/>
+        </w:rPr>
+        <w:t xml:space="preserve"> data pipeline pada halaman utama</w:t>
       </w:r>
       <w:bookmarkEnd w:id="120"/>
       <w:bookmarkEnd w:id="121"/>
@@ -24465,14 +26518,7 @@
         <w:pStyle w:val="Heading8"/>
       </w:pPr>
       <w:r>
-        <w:lastRenderedPageBreak/>
-        <w:t>Funfact</w:t>
-      </w:r>
-      <w:r>
-        <w:t xml:space="preserve"> dalam </w:t>
-      </w:r>
-      <w:r>
-        <w:t>dataset</w:t>
+        <w:t>Funfact dalam dataset</w:t>
       </w:r>
     </w:p>
     <w:p>
@@ -24495,7 +26541,13 @@
         <w:rPr>
           <w:rFonts w:ascii="Times New Roman" w:hAnsi="Times New Roman" w:cs="Times New Roman"/>
         </w:rPr>
-        <w:t>pada gambar 3.45</w:t>
+        <w:t>pada gambar 3.4</w:t>
+      </w:r>
+      <w:r>
+        <w:rPr>
+          <w:rFonts w:ascii="Times New Roman" w:hAnsi="Times New Roman" w:cs="Times New Roman"/>
+        </w:rPr>
+        <w:t>7</w:t>
       </w:r>
       <w:r>
         <w:rPr>
@@ -24529,7 +26581,14 @@
         <w:rPr>
           <w:rFonts w:ascii="Times New Roman" w:hAnsi="Times New Roman" w:cs="Times New Roman"/>
         </w:rPr>
-        <w:t>) seperti total data mahasiswa, jumlah fakultas, jumlah program studi, dan total jalur masuk.</w:t>
+        <w:t xml:space="preserve">) seperti total data mahasiswa, jumlah fakultas, jumlah program studi, dan total </w:t>
+      </w:r>
+      <w:r>
+        <w:rPr>
+          <w:rFonts w:ascii="Times New Roman" w:hAnsi="Times New Roman" w:cs="Times New Roman"/>
+        </w:rPr>
+        <w:lastRenderedPageBreak/>
+        <w:t>jalur masuk.</w:t>
       </w:r>
       <w:r>
         <w:rPr>
@@ -24575,6 +26634,9 @@
         <w:spacing w:line="480" w:lineRule="auto"/>
         <w:ind w:left="2160"/>
         <w:jc w:val="center"/>
+        <w:rPr>
+          <w:rFonts w:ascii="Times New Roman" w:hAnsi="Times New Roman" w:cs="Times New Roman"/>
+        </w:rPr>
       </w:pPr>
       <w:r>
         <w:rPr>
@@ -24646,21 +26708,48 @@
       <w:bookmarkStart w:id="124" w:name="_Toc200618701"/>
       <w:bookmarkStart w:id="125" w:name="_Toc208147406"/>
       <w:r>
+        <w:rPr>
+          <w:rFonts w:ascii="Times New Roman" w:hAnsi="Times New Roman" w:cs="Times New Roman"/>
+        </w:rPr>
         <w:t xml:space="preserve">Gambar 3. </w:t>
       </w:r>
-      <w:fldSimple w:instr=" SEQ Gambar_3. \* ARABIC ">
-        <w:r>
-          <w:rPr>
-            <w:noProof/>
-          </w:rPr>
-          <w:t>47</w:t>
-        </w:r>
-      </w:fldSimple>
-      <w:r>
-        <w:t xml:space="preserve"> </w:t>
-      </w:r>
-      <w:r>
-        <w:t>funfact pada halaman utama</w:t>
+      <w:r>
+        <w:rPr>
+          <w:rFonts w:ascii="Times New Roman" w:hAnsi="Times New Roman" w:cs="Times New Roman"/>
+        </w:rPr>
+        <w:fldChar w:fldCharType="begin"/>
+      </w:r>
+      <w:r>
+        <w:rPr>
+          <w:rFonts w:ascii="Times New Roman" w:hAnsi="Times New Roman" w:cs="Times New Roman"/>
+        </w:rPr>
+        <w:instrText xml:space="preserve"> SEQ Gambar_3. \* ARABIC </w:instrText>
+      </w:r>
+      <w:r>
+        <w:rPr>
+          <w:rFonts w:ascii="Times New Roman" w:hAnsi="Times New Roman" w:cs="Times New Roman"/>
+        </w:rPr>
+        <w:fldChar w:fldCharType="separate"/>
+      </w:r>
+      <w:r>
+        <w:rPr>
+          <w:rFonts w:ascii="Times New Roman" w:hAnsi="Times New Roman" w:cs="Times New Roman"/>
+          <w:noProof/>
+        </w:rPr>
+        <w:t>47</w:t>
+      </w:r>
+      <w:r>
+        <w:rPr>
+          <w:rFonts w:ascii="Times New Roman" w:hAnsi="Times New Roman" w:cs="Times New Roman"/>
+          <w:noProof/>
+        </w:rPr>
+        <w:fldChar w:fldCharType="end"/>
+      </w:r>
+      <w:r>
+        <w:rPr>
+          <w:rFonts w:ascii="Times New Roman" w:hAnsi="Times New Roman" w:cs="Times New Roman"/>
+        </w:rPr>
+        <w:t xml:space="preserve"> funfact pada halaman utama</w:t>
       </w:r>
       <w:bookmarkEnd w:id="123"/>
       <w:bookmarkEnd w:id="124"/>
@@ -24671,10 +26760,7 @@
         <w:pStyle w:val="Heading8"/>
       </w:pPr>
       <w:r>
-        <w:t>Brainstorming dashboard</w:t>
-      </w:r>
-      <w:r>
-        <w:t xml:space="preserve"> visualisasi</w:t>
+        <w:t>Brainstorming dashboard visualisasi</w:t>
       </w:r>
     </w:p>
     <w:p>
@@ -24697,7 +26783,13 @@
         <w:rPr>
           <w:rFonts w:ascii="Times New Roman" w:hAnsi="Times New Roman" w:cs="Times New Roman"/>
         </w:rPr>
-        <w:t>pada gambar 3.46</w:t>
+        <w:t>pada gambar 3.4</w:t>
+      </w:r>
+      <w:r>
+        <w:rPr>
+          <w:rFonts w:ascii="Times New Roman" w:hAnsi="Times New Roman" w:cs="Times New Roman"/>
+        </w:rPr>
+        <w:t>8</w:t>
       </w:r>
       <w:r>
         <w:rPr>
@@ -24745,14 +26837,7 @@
         <w:rPr>
           <w:rFonts w:ascii="Times New Roman" w:hAnsi="Times New Roman" w:cs="Times New Roman"/>
         </w:rPr>
-        <w:t xml:space="preserve"> bertujuan untuk menentukan fokus utama </w:t>
-      </w:r>
-      <w:r>
-        <w:rPr>
-          <w:rFonts w:ascii="Times New Roman" w:hAnsi="Times New Roman" w:cs="Times New Roman"/>
-        </w:rPr>
-        <w:lastRenderedPageBreak/>
-        <w:t xml:space="preserve">dari masing-masing </w:t>
+        <w:t xml:space="preserve"> bertujuan untuk menentukan fokus utama dari masing-masing </w:t>
       </w:r>
       <w:r>
         <w:rPr>
@@ -24811,7 +26896,14 @@
         <w:rPr>
           <w:rFonts w:ascii="Times New Roman" w:hAnsi="Times New Roman" w:cs="Times New Roman"/>
         </w:rPr>
-        <w:t xml:space="preserve"> Demografi. Masing-masing disertai dengan deskripsi singkat dan poin-poin penting (</w:t>
+        <w:t xml:space="preserve"> Demografi. Masing-masing disertai dengan deskripsi singkat dan poin-</w:t>
+      </w:r>
+      <w:r>
+        <w:rPr>
+          <w:rFonts w:ascii="Times New Roman" w:hAnsi="Times New Roman" w:cs="Times New Roman"/>
+        </w:rPr>
+        <w:lastRenderedPageBreak/>
+        <w:t>poin penting (</w:t>
       </w:r>
       <w:r>
         <w:rPr>
@@ -24849,6 +26941,9 @@
         <w:spacing w:line="480" w:lineRule="auto"/>
         <w:ind w:left="2160"/>
         <w:jc w:val="center"/>
+        <w:rPr>
+          <w:rFonts w:ascii="Times New Roman" w:hAnsi="Times New Roman" w:cs="Times New Roman"/>
+        </w:rPr>
       </w:pPr>
       <w:r>
         <w:rPr>
@@ -24920,21 +27015,48 @@
       <w:bookmarkStart w:id="127" w:name="_Toc200618702"/>
       <w:bookmarkStart w:id="128" w:name="_Toc208147407"/>
       <w:r>
+        <w:rPr>
+          <w:rFonts w:ascii="Times New Roman" w:hAnsi="Times New Roman" w:cs="Times New Roman"/>
+        </w:rPr>
         <w:t xml:space="preserve">Gambar 3. </w:t>
       </w:r>
-      <w:fldSimple w:instr=" SEQ Gambar_3. \* ARABIC ">
-        <w:r>
-          <w:rPr>
-            <w:noProof/>
-          </w:rPr>
-          <w:t>48</w:t>
-        </w:r>
-      </w:fldSimple>
-      <w:r>
-        <w:t xml:space="preserve"> </w:t>
-      </w:r>
-      <w:r>
-        <w:t>brainstorming dashboard pada halaman utama</w:t>
+      <w:r>
+        <w:rPr>
+          <w:rFonts w:ascii="Times New Roman" w:hAnsi="Times New Roman" w:cs="Times New Roman"/>
+        </w:rPr>
+        <w:fldChar w:fldCharType="begin"/>
+      </w:r>
+      <w:r>
+        <w:rPr>
+          <w:rFonts w:ascii="Times New Roman" w:hAnsi="Times New Roman" w:cs="Times New Roman"/>
+        </w:rPr>
+        <w:instrText xml:space="preserve"> SEQ Gambar_3. \* ARABIC </w:instrText>
+      </w:r>
+      <w:r>
+        <w:rPr>
+          <w:rFonts w:ascii="Times New Roman" w:hAnsi="Times New Roman" w:cs="Times New Roman"/>
+        </w:rPr>
+        <w:fldChar w:fldCharType="separate"/>
+      </w:r>
+      <w:r>
+        <w:rPr>
+          <w:rFonts w:ascii="Times New Roman" w:hAnsi="Times New Roman" w:cs="Times New Roman"/>
+          <w:noProof/>
+        </w:rPr>
+        <w:t>48</w:t>
+      </w:r>
+      <w:r>
+        <w:rPr>
+          <w:rFonts w:ascii="Times New Roman" w:hAnsi="Times New Roman" w:cs="Times New Roman"/>
+          <w:noProof/>
+        </w:rPr>
+        <w:fldChar w:fldCharType="end"/>
+      </w:r>
+      <w:r>
+        <w:rPr>
+          <w:rFonts w:ascii="Times New Roman" w:hAnsi="Times New Roman" w:cs="Times New Roman"/>
+        </w:rPr>
+        <w:t xml:space="preserve"> brainstorming dashboard pada halaman utama</w:t>
       </w:r>
       <w:bookmarkEnd w:id="126"/>
       <w:bookmarkEnd w:id="127"/>
@@ -24974,7 +27096,7 @@
         <w:rPr>
           <w:rFonts w:ascii="Times New Roman" w:hAnsi="Times New Roman" w:cs="Times New Roman"/>
         </w:rPr>
-        <w:t>7</w:t>
+        <w:t>9</w:t>
       </w:r>
       <w:r>
         <w:rPr>
@@ -24986,14 +27108,14 @@
         <w:rPr>
           <w:rFonts w:ascii="Times New Roman" w:hAnsi="Times New Roman" w:cs="Times New Roman"/>
         </w:rPr>
-        <w:t xml:space="preserve">dirancang untuk menyampaikan apresiasi dan ucapan terima kasih dari penulis kepada mitra proyek, yaitu Biro Publikasi dan </w:t>
+        <w:t xml:space="preserve">dirancang untuk menyampaikan apresiasi dan ucapan terima kasih dari penulis kepada mitra proyek, yaitu Biro Publikasi dan Admisi (BPA) Universitas Muhammadiyah Purwokerto. Ucapan ini ditujukan kepada pimpinan maupun staf yang telah memberikan dukungan, kemudahan akses data, serta bimbingan selama proses pengerjaan proyek berlangsung. Kehadiran bagian ini juga menjadi bentuk penghargaan </w:t>
       </w:r>
       <w:r>
         <w:rPr>
           <w:rFonts w:ascii="Times New Roman" w:hAnsi="Times New Roman" w:cs="Times New Roman"/>
         </w:rPr>
         <w:lastRenderedPageBreak/>
-        <w:t>Admisi (BPA) Universitas Muhammadiyah Purwokerto. Ucapan ini ditujukan kepada pimpinan maupun staf yang telah memberikan dukungan, kemudahan akses data, serta bimbingan selama proses pengerjaan proyek berlangsung. Kehadiran bagian ini juga menjadi bentuk penghargaan terhadap kontribusi mitra dalam kelancaran pelaksanaan Kerja Praktek.</w:t>
+        <w:t>terhadap kontribusi mitra dalam kelancaran pelaksanaan Kerja Praktek.</w:t>
       </w:r>
     </w:p>
     <w:p>
@@ -25003,6 +27125,9 @@
         <w:spacing w:line="480" w:lineRule="auto"/>
         <w:ind w:left="2160"/>
         <w:jc w:val="center"/>
+        <w:rPr>
+          <w:rFonts w:ascii="Times New Roman" w:hAnsi="Times New Roman" w:cs="Times New Roman"/>
+        </w:rPr>
       </w:pPr>
       <w:r>
         <w:rPr>
@@ -25074,21 +27199,48 @@
       <w:bookmarkStart w:id="130" w:name="_Toc200618703"/>
       <w:bookmarkStart w:id="131" w:name="_Toc208147408"/>
       <w:r>
+        <w:rPr>
+          <w:rFonts w:ascii="Times New Roman" w:hAnsi="Times New Roman" w:cs="Times New Roman"/>
+        </w:rPr>
         <w:t xml:space="preserve">Gambar 3. </w:t>
       </w:r>
-      <w:fldSimple w:instr=" SEQ Gambar_3. \* ARABIC ">
-        <w:r>
-          <w:rPr>
-            <w:noProof/>
-          </w:rPr>
-          <w:t>49</w:t>
-        </w:r>
-      </w:fldSimple>
-      <w:r>
-        <w:t xml:space="preserve"> </w:t>
-      </w:r>
-      <w:r>
-        <w:t>ucapan terimakasih pada halaman utama</w:t>
+      <w:r>
+        <w:rPr>
+          <w:rFonts w:ascii="Times New Roman" w:hAnsi="Times New Roman" w:cs="Times New Roman"/>
+        </w:rPr>
+        <w:fldChar w:fldCharType="begin"/>
+      </w:r>
+      <w:r>
+        <w:rPr>
+          <w:rFonts w:ascii="Times New Roman" w:hAnsi="Times New Roman" w:cs="Times New Roman"/>
+        </w:rPr>
+        <w:instrText xml:space="preserve"> SEQ Gambar_3. \* ARABIC </w:instrText>
+      </w:r>
+      <w:r>
+        <w:rPr>
+          <w:rFonts w:ascii="Times New Roman" w:hAnsi="Times New Roman" w:cs="Times New Roman"/>
+        </w:rPr>
+        <w:fldChar w:fldCharType="separate"/>
+      </w:r>
+      <w:r>
+        <w:rPr>
+          <w:rFonts w:ascii="Times New Roman" w:hAnsi="Times New Roman" w:cs="Times New Roman"/>
+          <w:noProof/>
+        </w:rPr>
+        <w:t>49</w:t>
+      </w:r>
+      <w:r>
+        <w:rPr>
+          <w:rFonts w:ascii="Times New Roman" w:hAnsi="Times New Roman" w:cs="Times New Roman"/>
+          <w:noProof/>
+        </w:rPr>
+        <w:fldChar w:fldCharType="end"/>
+      </w:r>
+      <w:r>
+        <w:rPr>
+          <w:rFonts w:ascii="Times New Roman" w:hAnsi="Times New Roman" w:cs="Times New Roman"/>
+        </w:rPr>
+        <w:t xml:space="preserve"> ucapan terimakasih pada halaman utama</w:t>
       </w:r>
       <w:bookmarkEnd w:id="129"/>
       <w:bookmarkEnd w:id="130"/>
@@ -25099,10 +27251,7 @@
         <w:pStyle w:val="Heading8"/>
       </w:pPr>
       <w:r>
-        <w:t>Watermark</w:t>
-      </w:r>
-      <w:r>
-        <w:t xml:space="preserve"> penulis</w:t>
+        <w:t>Watermark penulis</w:t>
       </w:r>
     </w:p>
     <w:p>
@@ -25125,7 +27274,13 @@
         <w:rPr>
           <w:rFonts w:ascii="Times New Roman" w:hAnsi="Times New Roman" w:cs="Times New Roman"/>
         </w:rPr>
-        <w:t>pada gambar 3.47</w:t>
+        <w:t>pada gambar 3.</w:t>
+      </w:r>
+      <w:r>
+        <w:rPr>
+          <w:rFonts w:ascii="Times New Roman" w:hAnsi="Times New Roman" w:cs="Times New Roman"/>
+        </w:rPr>
+        <w:t>50</w:t>
       </w:r>
       <w:r>
         <w:rPr>
@@ -25173,14 +27328,7 @@
         <w:rPr>
           <w:rFonts w:ascii="Times New Roman" w:hAnsi="Times New Roman" w:cs="Times New Roman"/>
         </w:rPr>
-        <w:t xml:space="preserve"> bertujuan untuk menunjukkan kepemilikan karya secara eksplisit sekaligus memberikan pengakuan terhadap pihak yang telah </w:t>
-      </w:r>
-      <w:r>
-        <w:rPr>
-          <w:rFonts w:ascii="Times New Roman" w:hAnsi="Times New Roman" w:cs="Times New Roman"/>
-        </w:rPr>
-        <w:lastRenderedPageBreak/>
-        <w:t xml:space="preserve">mengerjakan proyek visualisasi ini. Selain itu, keberadaan </w:t>
+        <w:t xml:space="preserve"> bertujuan untuk menunjukkan kepemilikan karya secara eksplisit sekaligus memberikan pengakuan terhadap pihak yang telah mengerjakan proyek visualisasi ini. Selain itu, keberadaan </w:t>
       </w:r>
       <w:r>
         <w:rPr>
@@ -25204,12 +27352,16 @@
         <w:spacing w:line="480" w:lineRule="auto"/>
         <w:ind w:left="2160"/>
         <w:jc w:val="center"/>
+        <w:rPr>
+          <w:rFonts w:ascii="Times New Roman" w:hAnsi="Times New Roman" w:cs="Times New Roman"/>
+        </w:rPr>
       </w:pPr>
       <w:r>
         <w:rPr>
           <w:rFonts w:ascii="Times New Roman" w:hAnsi="Times New Roman" w:cs="Times New Roman"/>
           <w:noProof/>
         </w:rPr>
+        <w:lastRenderedPageBreak/>
         <w:drawing>
           <wp:inline distT="0" distB="0" distL="0" distR="0" wp14:anchorId="72C625E9" wp14:editId="760EDE03">
             <wp:extent cx="3960000" cy="2104500"/>
@@ -25275,21 +27427,48 @@
       <w:bookmarkStart w:id="133" w:name="_Toc200618704"/>
       <w:bookmarkStart w:id="134" w:name="_Toc208147409"/>
       <w:r>
+        <w:rPr>
+          <w:rFonts w:ascii="Times New Roman" w:hAnsi="Times New Roman" w:cs="Times New Roman"/>
+        </w:rPr>
         <w:t xml:space="preserve">Gambar 3. </w:t>
       </w:r>
-      <w:fldSimple w:instr=" SEQ Gambar_3. \* ARABIC ">
-        <w:r>
-          <w:rPr>
-            <w:noProof/>
-          </w:rPr>
-          <w:t>50</w:t>
-        </w:r>
-      </w:fldSimple>
-      <w:r>
-        <w:t xml:space="preserve"> </w:t>
-      </w:r>
-      <w:r>
-        <w:t>watermark pada halaman utama</w:t>
+      <w:r>
+        <w:rPr>
+          <w:rFonts w:ascii="Times New Roman" w:hAnsi="Times New Roman" w:cs="Times New Roman"/>
+        </w:rPr>
+        <w:fldChar w:fldCharType="begin"/>
+      </w:r>
+      <w:r>
+        <w:rPr>
+          <w:rFonts w:ascii="Times New Roman" w:hAnsi="Times New Roman" w:cs="Times New Roman"/>
+        </w:rPr>
+        <w:instrText xml:space="preserve"> SEQ Gambar_3. \* ARABIC </w:instrText>
+      </w:r>
+      <w:r>
+        <w:rPr>
+          <w:rFonts w:ascii="Times New Roman" w:hAnsi="Times New Roman" w:cs="Times New Roman"/>
+        </w:rPr>
+        <w:fldChar w:fldCharType="separate"/>
+      </w:r>
+      <w:r>
+        <w:rPr>
+          <w:rFonts w:ascii="Times New Roman" w:hAnsi="Times New Roman" w:cs="Times New Roman"/>
+          <w:noProof/>
+        </w:rPr>
+        <w:t>50</w:t>
+      </w:r>
+      <w:r>
+        <w:rPr>
+          <w:rFonts w:ascii="Times New Roman" w:hAnsi="Times New Roman" w:cs="Times New Roman"/>
+          <w:noProof/>
+        </w:rPr>
+        <w:fldChar w:fldCharType="end"/>
+      </w:r>
+      <w:r>
+        <w:rPr>
+          <w:rFonts w:ascii="Times New Roman" w:hAnsi="Times New Roman" w:cs="Times New Roman"/>
+        </w:rPr>
+        <w:t xml:space="preserve"> watermark pada halaman utama</w:t>
       </w:r>
       <w:bookmarkEnd w:id="132"/>
       <w:bookmarkEnd w:id="133"/>
@@ -25329,13 +27508,13 @@
         <w:rPr>
           <w:rFonts w:ascii="Times New Roman" w:hAnsi="Times New Roman" w:cs="Times New Roman"/>
         </w:rPr>
-        <w:t>Bar navigasi yang tertera pada gambar 3.4</w:t>
-      </w:r>
-      <w:r>
-        <w:rPr>
-          <w:rFonts w:ascii="Times New Roman" w:hAnsi="Times New Roman" w:cs="Times New Roman"/>
-        </w:rPr>
-        <w:t>9</w:t>
+        <w:t>Bar navigasi yang tertera pada gambar 3.</w:t>
+      </w:r>
+      <w:r>
+        <w:rPr>
+          <w:rFonts w:ascii="Times New Roman" w:hAnsi="Times New Roman" w:cs="Times New Roman"/>
+        </w:rPr>
+        <w:t>51</w:t>
       </w:r>
       <w:r>
         <w:rPr>
@@ -25393,6 +27572,9 @@
         <w:spacing w:line="480" w:lineRule="auto"/>
         <w:ind w:left="2160"/>
         <w:jc w:val="center"/>
+        <w:rPr>
+          <w:rFonts w:ascii="Times New Roman" w:hAnsi="Times New Roman" w:cs="Times New Roman"/>
+        </w:rPr>
       </w:pPr>
       <w:r>
         <w:rPr>
@@ -25465,21 +27647,48 @@
       <w:bookmarkStart w:id="136" w:name="_Toc200618705"/>
       <w:bookmarkStart w:id="137" w:name="_Toc208147410"/>
       <w:r>
+        <w:rPr>
+          <w:rFonts w:ascii="Times New Roman" w:hAnsi="Times New Roman" w:cs="Times New Roman"/>
+        </w:rPr>
         <w:t xml:space="preserve">Gambar 3. </w:t>
       </w:r>
-      <w:fldSimple w:instr=" SEQ Gambar_3. \* ARABIC ">
-        <w:r>
-          <w:rPr>
-            <w:noProof/>
-          </w:rPr>
-          <w:t>51</w:t>
-        </w:r>
-      </w:fldSimple>
-      <w:r>
-        <w:t xml:space="preserve"> </w:t>
-      </w:r>
-      <w:r>
-        <w:t>bar navigasi halaman cara membaca</w:t>
+      <w:r>
+        <w:rPr>
+          <w:rFonts w:ascii="Times New Roman" w:hAnsi="Times New Roman" w:cs="Times New Roman"/>
+        </w:rPr>
+        <w:fldChar w:fldCharType="begin"/>
+      </w:r>
+      <w:r>
+        <w:rPr>
+          <w:rFonts w:ascii="Times New Roman" w:hAnsi="Times New Roman" w:cs="Times New Roman"/>
+        </w:rPr>
+        <w:instrText xml:space="preserve"> SEQ Gambar_3. \* ARABIC </w:instrText>
+      </w:r>
+      <w:r>
+        <w:rPr>
+          <w:rFonts w:ascii="Times New Roman" w:hAnsi="Times New Roman" w:cs="Times New Roman"/>
+        </w:rPr>
+        <w:fldChar w:fldCharType="separate"/>
+      </w:r>
+      <w:r>
+        <w:rPr>
+          <w:rFonts w:ascii="Times New Roman" w:hAnsi="Times New Roman" w:cs="Times New Roman"/>
+          <w:noProof/>
+        </w:rPr>
+        <w:t>51</w:t>
+      </w:r>
+      <w:r>
+        <w:rPr>
+          <w:rFonts w:ascii="Times New Roman" w:hAnsi="Times New Roman" w:cs="Times New Roman"/>
+          <w:noProof/>
+        </w:rPr>
+        <w:fldChar w:fldCharType="end"/>
+      </w:r>
+      <w:r>
+        <w:rPr>
+          <w:rFonts w:ascii="Times New Roman" w:hAnsi="Times New Roman" w:cs="Times New Roman"/>
+        </w:rPr>
+        <w:t xml:space="preserve"> bar navigasi halaman cara membaca</w:t>
       </w:r>
       <w:bookmarkEnd w:id="135"/>
       <w:bookmarkEnd w:id="136"/>
@@ -25513,7 +27722,13 @@
         <w:rPr>
           <w:rFonts w:ascii="Times New Roman" w:hAnsi="Times New Roman" w:cs="Times New Roman"/>
         </w:rPr>
-        <w:t>pada gambar 3.50</w:t>
+        <w:t>pada gambar 3.5</w:t>
+      </w:r>
+      <w:r>
+        <w:rPr>
+          <w:rFonts w:ascii="Times New Roman" w:hAnsi="Times New Roman" w:cs="Times New Roman"/>
+        </w:rPr>
+        <w:t>2</w:t>
       </w:r>
       <w:r>
         <w:rPr>
@@ -25577,6 +27792,9 @@
         <w:spacing w:line="480" w:lineRule="auto"/>
         <w:ind w:left="2160"/>
         <w:jc w:val="center"/>
+        <w:rPr>
+          <w:rFonts w:ascii="Times New Roman" w:hAnsi="Times New Roman" w:cs="Times New Roman"/>
+        </w:rPr>
       </w:pPr>
       <w:r>
         <w:rPr>
@@ -25648,21 +27866,48 @@
       <w:bookmarkStart w:id="139" w:name="_Toc200618706"/>
       <w:bookmarkStart w:id="140" w:name="_Toc208147411"/>
       <w:r>
+        <w:rPr>
+          <w:rFonts w:ascii="Times New Roman" w:hAnsi="Times New Roman" w:cs="Times New Roman"/>
+        </w:rPr>
         <w:t xml:space="preserve">Gambar 3. </w:t>
       </w:r>
-      <w:fldSimple w:instr=" SEQ Gambar_3. \* ARABIC ">
-        <w:r>
-          <w:rPr>
-            <w:noProof/>
-          </w:rPr>
-          <w:t>52</w:t>
-        </w:r>
-      </w:fldSimple>
-      <w:r>
-        <w:t xml:space="preserve"> </w:t>
-      </w:r>
-      <w:r>
-        <w:t>cara membaca pada halaman cara membaca dashboard</w:t>
+      <w:r>
+        <w:rPr>
+          <w:rFonts w:ascii="Times New Roman" w:hAnsi="Times New Roman" w:cs="Times New Roman"/>
+        </w:rPr>
+        <w:fldChar w:fldCharType="begin"/>
+      </w:r>
+      <w:r>
+        <w:rPr>
+          <w:rFonts w:ascii="Times New Roman" w:hAnsi="Times New Roman" w:cs="Times New Roman"/>
+        </w:rPr>
+        <w:instrText xml:space="preserve"> SEQ Gambar_3. \* ARABIC </w:instrText>
+      </w:r>
+      <w:r>
+        <w:rPr>
+          <w:rFonts w:ascii="Times New Roman" w:hAnsi="Times New Roman" w:cs="Times New Roman"/>
+        </w:rPr>
+        <w:fldChar w:fldCharType="separate"/>
+      </w:r>
+      <w:r>
+        <w:rPr>
+          <w:rFonts w:ascii="Times New Roman" w:hAnsi="Times New Roman" w:cs="Times New Roman"/>
+          <w:noProof/>
+        </w:rPr>
+        <w:t>52</w:t>
+      </w:r>
+      <w:r>
+        <w:rPr>
+          <w:rFonts w:ascii="Times New Roman" w:hAnsi="Times New Roman" w:cs="Times New Roman"/>
+          <w:noProof/>
+        </w:rPr>
+        <w:fldChar w:fldCharType="end"/>
+      </w:r>
+      <w:r>
+        <w:rPr>
+          <w:rFonts w:ascii="Times New Roman" w:hAnsi="Times New Roman" w:cs="Times New Roman"/>
+        </w:rPr>
+        <w:t xml:space="preserve"> cara membaca pada halaman cara membaca dashboard</w:t>
       </w:r>
       <w:bookmarkEnd w:id="138"/>
       <w:bookmarkEnd w:id="139"/>
@@ -25674,10 +27919,7 @@
       </w:pPr>
       <w:r>
         <w:lastRenderedPageBreak/>
-        <w:t>Matermark</w:t>
-      </w:r>
-      <w:r>
-        <w:t xml:space="preserve"> penulis</w:t>
+        <w:t>Matermark penulis</w:t>
       </w:r>
     </w:p>
     <w:p>
@@ -25700,7 +27942,13 @@
         <w:rPr>
           <w:rFonts w:ascii="Times New Roman" w:hAnsi="Times New Roman" w:cs="Times New Roman"/>
         </w:rPr>
-        <w:t>51</w:t>
+        <w:t>5</w:t>
+      </w:r>
+      <w:r>
+        <w:rPr>
+          <w:rFonts w:ascii="Times New Roman" w:hAnsi="Times New Roman" w:cs="Times New Roman"/>
+        </w:rPr>
+        <w:t>3</w:t>
       </w:r>
       <w:r>
         <w:rPr>
@@ -25772,6 +28020,9 @@
         <w:spacing w:line="480" w:lineRule="auto"/>
         <w:ind w:left="2160"/>
         <w:jc w:val="center"/>
+        <w:rPr>
+          <w:rFonts w:ascii="Times New Roman" w:hAnsi="Times New Roman" w:cs="Times New Roman"/>
+        </w:rPr>
       </w:pPr>
       <w:r>
         <w:rPr>
@@ -25843,21 +28094,48 @@
       <w:bookmarkStart w:id="142" w:name="_Toc200618707"/>
       <w:bookmarkStart w:id="143" w:name="_Toc208147412"/>
       <w:r>
+        <w:rPr>
+          <w:rFonts w:ascii="Times New Roman" w:hAnsi="Times New Roman" w:cs="Times New Roman"/>
+        </w:rPr>
         <w:t xml:space="preserve">Gambar 3. </w:t>
       </w:r>
-      <w:fldSimple w:instr=" SEQ Gambar_3. \* ARABIC ">
-        <w:r>
-          <w:rPr>
-            <w:noProof/>
-          </w:rPr>
-          <w:t>53</w:t>
-        </w:r>
-      </w:fldSimple>
-      <w:r>
-        <w:t xml:space="preserve"> </w:t>
-      </w:r>
-      <w:r>
-        <w:t>watermark pada halaman cara membaca</w:t>
+      <w:r>
+        <w:rPr>
+          <w:rFonts w:ascii="Times New Roman" w:hAnsi="Times New Roman" w:cs="Times New Roman"/>
+        </w:rPr>
+        <w:fldChar w:fldCharType="begin"/>
+      </w:r>
+      <w:r>
+        <w:rPr>
+          <w:rFonts w:ascii="Times New Roman" w:hAnsi="Times New Roman" w:cs="Times New Roman"/>
+        </w:rPr>
+        <w:instrText xml:space="preserve"> SEQ Gambar_3. \* ARABIC </w:instrText>
+      </w:r>
+      <w:r>
+        <w:rPr>
+          <w:rFonts w:ascii="Times New Roman" w:hAnsi="Times New Roman" w:cs="Times New Roman"/>
+        </w:rPr>
+        <w:fldChar w:fldCharType="separate"/>
+      </w:r>
+      <w:r>
+        <w:rPr>
+          <w:rFonts w:ascii="Times New Roman" w:hAnsi="Times New Roman" w:cs="Times New Roman"/>
+          <w:noProof/>
+        </w:rPr>
+        <w:t>53</w:t>
+      </w:r>
+      <w:r>
+        <w:rPr>
+          <w:rFonts w:ascii="Times New Roman" w:hAnsi="Times New Roman" w:cs="Times New Roman"/>
+          <w:noProof/>
+        </w:rPr>
+        <w:fldChar w:fldCharType="end"/>
+      </w:r>
+      <w:r>
+        <w:rPr>
+          <w:rFonts w:ascii="Times New Roman" w:hAnsi="Times New Roman" w:cs="Times New Roman"/>
+        </w:rPr>
+        <w:t xml:space="preserve"> watermark pada halaman cara membaca</w:t>
       </w:r>
       <w:bookmarkEnd w:id="141"/>
       <w:bookmarkEnd w:id="142"/>
@@ -25866,12 +28144,21 @@
     <w:p>
       <w:pPr>
         <w:pStyle w:val="Heading3"/>
+        <w:rPr>
+          <w:rFonts w:cs="Times New Roman"/>
+        </w:rPr>
       </w:pPr>
       <w:bookmarkStart w:id="144" w:name="_Toc200619295"/>
       <w:r>
+        <w:rPr>
+          <w:rFonts w:cs="Times New Roman"/>
+        </w:rPr>
         <w:t>B.</w:t>
       </w:r>
       <w:r>
+        <w:rPr>
+          <w:rFonts w:cs="Times New Roman"/>
+        </w:rPr>
         <w:t xml:space="preserve"> Kendala Pelaksanaan</w:t>
       </w:r>
       <w:bookmarkEnd w:id="144"/>
@@ -25905,8 +28192,14 @@
           <w:ilvl w:val="0"/>
           <w:numId w:val="32"/>
         </w:numPr>
-      </w:pPr>
-      <w:r>
+        <w:rPr>
+          <w:rFonts w:cs="Times New Roman"/>
+        </w:rPr>
+      </w:pPr>
+      <w:r>
+        <w:rPr>
+          <w:rFonts w:cs="Times New Roman"/>
+        </w:rPr>
         <w:lastRenderedPageBreak/>
         <w:t>Pengumpulan data</w:t>
       </w:r>
@@ -25950,12 +28243,14 @@
       <w:pPr>
         <w:pStyle w:val="Heading4"/>
         <w:rPr>
+          <w:rFonts w:cs="Times New Roman"/>
           <w:i/>
           <w:iCs w:val="0"/>
         </w:rPr>
       </w:pPr>
       <w:r>
         <w:rPr>
+          <w:rFonts w:cs="Times New Roman"/>
           <w:i/>
           <w:iCs w:val="0"/>
         </w:rPr>
@@ -26074,8 +28369,14 @@
     <w:p>
       <w:pPr>
         <w:pStyle w:val="Heading4"/>
-      </w:pPr>
-      <w:r>
+        <w:rPr>
+          <w:rFonts w:cs="Times New Roman"/>
+        </w:rPr>
+      </w:pPr>
+      <w:r>
+        <w:rPr>
+          <w:rFonts w:cs="Times New Roman"/>
+        </w:rPr>
         <w:t>Representasi</w:t>
       </w:r>
     </w:p>
@@ -26221,8 +28522,14 @@
     <w:p>
       <w:pPr>
         <w:pStyle w:val="Heading4"/>
-      </w:pPr>
-      <w:r>
+        <w:rPr>
+          <w:rFonts w:cs="Times New Roman"/>
+        </w:rPr>
+      </w:pPr>
+      <w:r>
+        <w:rPr>
+          <w:rFonts w:cs="Times New Roman"/>
+        </w:rPr>
         <w:t>Pembuatan landing page</w:t>
       </w:r>
     </w:p>
@@ -26314,13 +28621,22 @@
     <w:p>
       <w:pPr>
         <w:pStyle w:val="Heading2"/>
+        <w:rPr>
+          <w:rFonts w:cs="Times New Roman"/>
+        </w:rPr>
       </w:pPr>
       <w:bookmarkStart w:id="145" w:name="_Toc200619296"/>
       <w:r>
+        <w:rPr>
+          <w:rFonts w:cs="Times New Roman"/>
+        </w:rPr>
         <w:lastRenderedPageBreak/>
         <w:t>BAB IV</w:t>
       </w:r>
       <w:r>
+        <w:rPr>
+          <w:rFonts w:cs="Times New Roman"/>
+        </w:rPr>
         <w:br/>
         <w:t>PENUTUP</w:t>
       </w:r>
@@ -26329,12 +28645,21 @@
     <w:p>
       <w:pPr>
         <w:pStyle w:val="Heading3"/>
+        <w:rPr>
+          <w:rFonts w:cs="Times New Roman"/>
+        </w:rPr>
       </w:pPr>
       <w:bookmarkStart w:id="146" w:name="_Toc200619297"/>
       <w:r>
+        <w:rPr>
+          <w:rFonts w:cs="Times New Roman"/>
+        </w:rPr>
         <w:t xml:space="preserve">A. </w:t>
       </w:r>
       <w:r>
+        <w:rPr>
+          <w:rFonts w:cs="Times New Roman"/>
+        </w:rPr>
         <w:t>Kesimpulan</w:t>
       </w:r>
       <w:bookmarkEnd w:id="146"/>
@@ -26452,12 +28777,21 @@
     <w:p>
       <w:pPr>
         <w:pStyle w:val="Heading3"/>
+        <w:rPr>
+          <w:rFonts w:cs="Times New Roman"/>
+        </w:rPr>
       </w:pPr>
       <w:bookmarkStart w:id="147" w:name="_Toc200619298"/>
       <w:r>
+        <w:rPr>
+          <w:rFonts w:cs="Times New Roman"/>
+        </w:rPr>
         <w:t xml:space="preserve">B. </w:t>
       </w:r>
       <w:r>
+        <w:rPr>
+          <w:rFonts w:cs="Times New Roman"/>
+        </w:rPr>
         <w:t>Saran</w:t>
       </w:r>
       <w:bookmarkEnd w:id="147"/>
@@ -26525,9 +28859,15 @@
     <w:p>
       <w:pPr>
         <w:pStyle w:val="Heading2"/>
+        <w:rPr>
+          <w:rFonts w:cs="Times New Roman"/>
+        </w:rPr>
       </w:pPr>
       <w:bookmarkStart w:id="148" w:name="_Toc200619299"/>
       <w:r>
+        <w:rPr>
+          <w:rFonts w:cs="Times New Roman"/>
+        </w:rPr>
         <w:lastRenderedPageBreak/>
         <w:t>DAFTAR PUSTAKA</w:t>
       </w:r>
@@ -26551,22 +28891,23 @@
             <w:autoSpaceDE w:val="0"/>
             <w:autoSpaceDN w:val="0"/>
             <w:ind w:hanging="480"/>
+            <w:jc w:val="both"/>
             <w:divId w:val="1633515779"/>
             <w:rPr>
-              <w:rFonts w:eastAsia="Times New Roman"/>
+              <w:rFonts w:ascii="Times New Roman" w:eastAsia="Times New Roman" w:hAnsi="Times New Roman" w:cs="Times New Roman"/>
               <w:kern w:val="0"/>
               <w14:ligatures w14:val="none"/>
             </w:rPr>
           </w:pPr>
           <w:r>
             <w:rPr>
-              <w:rFonts w:eastAsia="Times New Roman"/>
+              <w:rFonts w:ascii="Times New Roman" w:eastAsia="Times New Roman" w:hAnsi="Times New Roman" w:cs="Times New Roman"/>
             </w:rPr>
             <w:t xml:space="preserve">Anhari, T., Alim, E. S., Rizkiawan, M. A., &amp; Hasan, F. N. (2025). </w:t>
           </w:r>
           <w:r>
             <w:rPr>
-              <w:rFonts w:eastAsia="Times New Roman"/>
+              <w:rFonts w:ascii="Times New Roman" w:eastAsia="Times New Roman" w:hAnsi="Times New Roman" w:cs="Times New Roman"/>
               <w:i/>
               <w:iCs/>
             </w:rPr>
@@ -26574,7 +28915,7 @@
           </w:r>
           <w:r>
             <w:rPr>
-              <w:rFonts w:eastAsia="Times New Roman"/>
+              <w:rFonts w:ascii="Times New Roman" w:eastAsia="Times New Roman" w:hAnsi="Times New Roman" w:cs="Times New Roman"/>
             </w:rPr>
             <w:t xml:space="preserve"> (Vol. 6, Issue 1).</w:t>
           </w:r>
@@ -26584,20 +28925,21 @@
             <w:autoSpaceDE w:val="0"/>
             <w:autoSpaceDN w:val="0"/>
             <w:ind w:hanging="480"/>
+            <w:jc w:val="both"/>
             <w:divId w:val="997272611"/>
             <w:rPr>
-              <w:rFonts w:eastAsia="Times New Roman"/>
+              <w:rFonts w:ascii="Times New Roman" w:eastAsia="Times New Roman" w:hAnsi="Times New Roman" w:cs="Times New Roman"/>
             </w:rPr>
           </w:pPr>
           <w:r>
             <w:rPr>
-              <w:rFonts w:eastAsia="Times New Roman"/>
+              <w:rFonts w:ascii="Times New Roman" w:eastAsia="Times New Roman" w:hAnsi="Times New Roman" w:cs="Times New Roman"/>
             </w:rPr>
             <w:t xml:space="preserve">Hanifah, N., &amp; Nasution, M. I. P. (2025). Manajemen Data Yang Efektif: Solusi Untuk Mencegah dan Mengatasi Duplikasi Data Dalam Perusahaan. </w:t>
           </w:r>
           <w:r>
             <w:rPr>
-              <w:rFonts w:eastAsia="Times New Roman"/>
+              <w:rFonts w:ascii="Times New Roman" w:eastAsia="Times New Roman" w:hAnsi="Times New Roman" w:cs="Times New Roman"/>
               <w:i/>
               <w:iCs/>
             </w:rPr>
@@ -26605,13 +28947,13 @@
           </w:r>
           <w:r>
             <w:rPr>
-              <w:rFonts w:eastAsia="Times New Roman"/>
+              <w:rFonts w:ascii="Times New Roman" w:eastAsia="Times New Roman" w:hAnsi="Times New Roman" w:cs="Times New Roman"/>
             </w:rPr>
             <w:t xml:space="preserve">, </w:t>
           </w:r>
           <w:r>
             <w:rPr>
-              <w:rFonts w:eastAsia="Times New Roman"/>
+              <w:rFonts w:ascii="Times New Roman" w:eastAsia="Times New Roman" w:hAnsi="Times New Roman" w:cs="Times New Roman"/>
               <w:i/>
               <w:iCs/>
             </w:rPr>
@@ -26619,7 +28961,7 @@
           </w:r>
           <w:r>
             <w:rPr>
-              <w:rFonts w:eastAsia="Times New Roman"/>
+              <w:rFonts w:ascii="Times New Roman" w:eastAsia="Times New Roman" w:hAnsi="Times New Roman" w:cs="Times New Roman"/>
             </w:rPr>
             <w:t>(1), 27–38.</w:t>
           </w:r>
@@ -26629,20 +28971,21 @@
             <w:autoSpaceDE w:val="0"/>
             <w:autoSpaceDN w:val="0"/>
             <w:ind w:hanging="480"/>
+            <w:jc w:val="both"/>
             <w:divId w:val="1646084826"/>
             <w:rPr>
-              <w:rFonts w:eastAsia="Times New Roman"/>
+              <w:rFonts w:ascii="Times New Roman" w:eastAsia="Times New Roman" w:hAnsi="Times New Roman" w:cs="Times New Roman"/>
             </w:rPr>
           </w:pPr>
           <w:r>
             <w:rPr>
-              <w:rFonts w:eastAsia="Times New Roman"/>
+              <w:rFonts w:ascii="Times New Roman" w:eastAsia="Times New Roman" w:hAnsi="Times New Roman" w:cs="Times New Roman"/>
             </w:rPr>
             <w:t xml:space="preserve">Hismawan, F. R., &amp; Izaak, W. C. (2023). Optimalisasi website menggunakan landing page sebagai media pemasaran produk parfum fresh fusion di era digital. </w:t>
           </w:r>
           <w:r>
             <w:rPr>
-              <w:rFonts w:eastAsia="Times New Roman"/>
+              <w:rFonts w:ascii="Times New Roman" w:eastAsia="Times New Roman" w:hAnsi="Times New Roman" w:cs="Times New Roman"/>
               <w:i/>
               <w:iCs/>
             </w:rPr>
@@ -26650,13 +28993,13 @@
           </w:r>
           <w:r>
             <w:rPr>
-              <w:rFonts w:eastAsia="Times New Roman"/>
+              <w:rFonts w:ascii="Times New Roman" w:eastAsia="Times New Roman" w:hAnsi="Times New Roman" w:cs="Times New Roman"/>
             </w:rPr>
             <w:t xml:space="preserve">, </w:t>
           </w:r>
           <w:r>
             <w:rPr>
-              <w:rFonts w:eastAsia="Times New Roman"/>
+              <w:rFonts w:ascii="Times New Roman" w:eastAsia="Times New Roman" w:hAnsi="Times New Roman" w:cs="Times New Roman"/>
               <w:i/>
               <w:iCs/>
             </w:rPr>
@@ -26664,7 +29007,7 @@
           </w:r>
           <w:r>
             <w:rPr>
-              <w:rFonts w:eastAsia="Times New Roman"/>
+              <w:rFonts w:ascii="Times New Roman" w:eastAsia="Times New Roman" w:hAnsi="Times New Roman" w:cs="Times New Roman"/>
             </w:rPr>
             <w:t>(3), 364–368.</w:t>
           </w:r>
@@ -26674,20 +29017,21 @@
             <w:autoSpaceDE w:val="0"/>
             <w:autoSpaceDN w:val="0"/>
             <w:ind w:hanging="480"/>
+            <w:jc w:val="both"/>
             <w:divId w:val="2074505911"/>
             <w:rPr>
-              <w:rFonts w:eastAsia="Times New Roman"/>
+              <w:rFonts w:ascii="Times New Roman" w:eastAsia="Times New Roman" w:hAnsi="Times New Roman" w:cs="Times New Roman"/>
             </w:rPr>
           </w:pPr>
           <w:r>
             <w:rPr>
-              <w:rFonts w:eastAsia="Times New Roman"/>
+              <w:rFonts w:ascii="Times New Roman" w:eastAsia="Times New Roman" w:hAnsi="Times New Roman" w:cs="Times New Roman"/>
             </w:rPr>
             <w:t xml:space="preserve">Matondang, M., Sary, N., Gultom, T. B., &amp; Sebayang, Y. (2020). Penerapan Metode Brainstorming Dalam Perancangan Produk Pochade. </w:t>
           </w:r>
           <w:r>
             <w:rPr>
-              <w:rFonts w:eastAsia="Times New Roman"/>
+              <w:rFonts w:ascii="Times New Roman" w:eastAsia="Times New Roman" w:hAnsi="Times New Roman" w:cs="Times New Roman"/>
               <w:i/>
               <w:iCs/>
             </w:rPr>
@@ -26695,13 +29039,13 @@
           </w:r>
           <w:r>
             <w:rPr>
-              <w:rFonts w:eastAsia="Times New Roman"/>
+              <w:rFonts w:ascii="Times New Roman" w:eastAsia="Times New Roman" w:hAnsi="Times New Roman" w:cs="Times New Roman"/>
             </w:rPr>
             <w:t xml:space="preserve">, </w:t>
           </w:r>
           <w:r>
             <w:rPr>
-              <w:rFonts w:eastAsia="Times New Roman"/>
+              <w:rFonts w:ascii="Times New Roman" w:eastAsia="Times New Roman" w:hAnsi="Times New Roman" w:cs="Times New Roman"/>
               <w:i/>
               <w:iCs/>
             </w:rPr>
@@ -26709,7 +29053,7 @@
           </w:r>
           <w:r>
             <w:rPr>
-              <w:rFonts w:eastAsia="Times New Roman"/>
+              <w:rFonts w:ascii="Times New Roman" w:eastAsia="Times New Roman" w:hAnsi="Times New Roman" w:cs="Times New Roman"/>
             </w:rPr>
             <w:t>(2).</w:t>
           </w:r>
@@ -26719,20 +29063,21 @@
             <w:autoSpaceDE w:val="0"/>
             <w:autoSpaceDN w:val="0"/>
             <w:ind w:hanging="480"/>
+            <w:jc w:val="both"/>
             <w:divId w:val="1226836641"/>
             <w:rPr>
-              <w:rFonts w:eastAsia="Times New Roman"/>
+              <w:rFonts w:ascii="Times New Roman" w:eastAsia="Times New Roman" w:hAnsi="Times New Roman" w:cs="Times New Roman"/>
             </w:rPr>
           </w:pPr>
           <w:r>
             <w:rPr>
-              <w:rFonts w:eastAsia="Times New Roman"/>
+              <w:rFonts w:ascii="Times New Roman" w:eastAsia="Times New Roman" w:hAnsi="Times New Roman" w:cs="Times New Roman"/>
             </w:rPr>
             <w:t xml:space="preserve">Mulyani, A., &amp; Kartini, K. (2023). Visualisasi Data Ticketing Servicedesk Dengan Dashboard Pada PT Brantas Abipraya (Persero). </w:t>
           </w:r>
           <w:r>
             <w:rPr>
-              <w:rFonts w:eastAsia="Times New Roman"/>
+              <w:rFonts w:ascii="Times New Roman" w:eastAsia="Times New Roman" w:hAnsi="Times New Roman" w:cs="Times New Roman"/>
               <w:i/>
               <w:iCs/>
             </w:rPr>
@@ -26740,13 +29085,13 @@
           </w:r>
           <w:r>
             <w:rPr>
-              <w:rFonts w:eastAsia="Times New Roman"/>
+              <w:rFonts w:ascii="Times New Roman" w:eastAsia="Times New Roman" w:hAnsi="Times New Roman" w:cs="Times New Roman"/>
             </w:rPr>
             <w:t xml:space="preserve">, </w:t>
           </w:r>
           <w:r>
             <w:rPr>
-              <w:rFonts w:eastAsia="Times New Roman"/>
+              <w:rFonts w:ascii="Times New Roman" w:eastAsia="Times New Roman" w:hAnsi="Times New Roman" w:cs="Times New Roman"/>
               <w:i/>
               <w:iCs/>
             </w:rPr>
@@ -26754,7 +29099,7 @@
           </w:r>
           <w:r>
             <w:rPr>
-              <w:rFonts w:eastAsia="Times New Roman"/>
+              <w:rFonts w:ascii="Times New Roman" w:eastAsia="Times New Roman" w:hAnsi="Times New Roman" w:cs="Times New Roman"/>
             </w:rPr>
             <w:t>(2), 289–300.</w:t>
           </w:r>
@@ -26764,20 +29109,21 @@
             <w:autoSpaceDE w:val="0"/>
             <w:autoSpaceDN w:val="0"/>
             <w:ind w:hanging="480"/>
+            <w:jc w:val="both"/>
             <w:divId w:val="1149860337"/>
             <w:rPr>
-              <w:rFonts w:eastAsia="Times New Roman"/>
+              <w:rFonts w:ascii="Times New Roman" w:eastAsia="Times New Roman" w:hAnsi="Times New Roman" w:cs="Times New Roman"/>
             </w:rPr>
           </w:pPr>
           <w:r>
             <w:rPr>
-              <w:rFonts w:eastAsia="Times New Roman"/>
+              <w:rFonts w:ascii="Times New Roman" w:eastAsia="Times New Roman" w:hAnsi="Times New Roman" w:cs="Times New Roman"/>
             </w:rPr>
             <w:t xml:space="preserve">MZ, Y., Bororing, J. E., Rahayu, S., &amp; Ramadhani, T. A. (2022). Aplikasi Dashboard Visualisasi Data Calon Mahasiswa Baru mengunakan Metabase. </w:t>
           </w:r>
           <w:r>
             <w:rPr>
-              <w:rFonts w:eastAsia="Times New Roman"/>
+              <w:rFonts w:ascii="Times New Roman" w:eastAsia="Times New Roman" w:hAnsi="Times New Roman" w:cs="Times New Roman"/>
               <w:i/>
               <w:iCs/>
             </w:rPr>
@@ -26785,13 +29131,13 @@
           </w:r>
           <w:r>
             <w:rPr>
-              <w:rFonts w:eastAsia="Times New Roman"/>
+              <w:rFonts w:ascii="Times New Roman" w:eastAsia="Times New Roman" w:hAnsi="Times New Roman" w:cs="Times New Roman"/>
             </w:rPr>
             <w:t xml:space="preserve">, </w:t>
           </w:r>
           <w:r>
             <w:rPr>
-              <w:rFonts w:eastAsia="Times New Roman"/>
+              <w:rFonts w:ascii="Times New Roman" w:eastAsia="Times New Roman" w:hAnsi="Times New Roman" w:cs="Times New Roman"/>
               <w:i/>
               <w:iCs/>
             </w:rPr>
@@ -26799,7 +29145,7 @@
           </w:r>
           <w:r>
             <w:rPr>
-              <w:rFonts w:eastAsia="Times New Roman"/>
+              <w:rFonts w:ascii="Times New Roman" w:eastAsia="Times New Roman" w:hAnsi="Times New Roman" w:cs="Times New Roman"/>
             </w:rPr>
             <w:t>(1), 116–125. https://doi.org/10.29408/edumatic.v6i1.5483</w:t>
           </w:r>
@@ -26809,20 +29155,21 @@
             <w:autoSpaceDE w:val="0"/>
             <w:autoSpaceDN w:val="0"/>
             <w:ind w:hanging="480"/>
+            <w:jc w:val="both"/>
             <w:divId w:val="339357656"/>
             <w:rPr>
-              <w:rFonts w:eastAsia="Times New Roman"/>
+              <w:rFonts w:ascii="Times New Roman" w:eastAsia="Times New Roman" w:hAnsi="Times New Roman" w:cs="Times New Roman"/>
             </w:rPr>
           </w:pPr>
           <w:r>
             <w:rPr>
-              <w:rFonts w:eastAsia="Times New Roman"/>
+              <w:rFonts w:ascii="Times New Roman" w:eastAsia="Times New Roman" w:hAnsi="Times New Roman" w:cs="Times New Roman"/>
             </w:rPr>
             <w:t xml:space="preserve">Ramanisa, H., Khairudin, K., &amp; Netti, S. (2020). Analisis Kemampuan Representasi Matematis Siswa. </w:t>
           </w:r>
           <w:r>
             <w:rPr>
-              <w:rFonts w:eastAsia="Times New Roman"/>
+              <w:rFonts w:ascii="Times New Roman" w:eastAsia="Times New Roman" w:hAnsi="Times New Roman" w:cs="Times New Roman"/>
               <w:i/>
               <w:iCs/>
             </w:rPr>
@@ -26830,13 +29177,13 @@
           </w:r>
           <w:r>
             <w:rPr>
-              <w:rFonts w:eastAsia="Times New Roman"/>
+              <w:rFonts w:ascii="Times New Roman" w:eastAsia="Times New Roman" w:hAnsi="Times New Roman" w:cs="Times New Roman"/>
             </w:rPr>
             <w:t xml:space="preserve">, </w:t>
           </w:r>
           <w:r>
             <w:rPr>
-              <w:rFonts w:eastAsia="Times New Roman"/>
+              <w:rFonts w:ascii="Times New Roman" w:eastAsia="Times New Roman" w:hAnsi="Times New Roman" w:cs="Times New Roman"/>
               <w:i/>
               <w:iCs/>
             </w:rPr>
@@ -26844,7 +29191,7 @@
           </w:r>
           <w:r>
             <w:rPr>
-              <w:rFonts w:eastAsia="Times New Roman"/>
+              <w:rFonts w:ascii="Times New Roman" w:eastAsia="Times New Roman" w:hAnsi="Times New Roman" w:cs="Times New Roman"/>
             </w:rPr>
             <w:t>(1), 34–38.</w:t>
           </w:r>
@@ -26854,20 +29201,21 @@
             <w:autoSpaceDE w:val="0"/>
             <w:autoSpaceDN w:val="0"/>
             <w:ind w:hanging="480"/>
+            <w:jc w:val="both"/>
             <w:divId w:val="1509254206"/>
             <w:rPr>
-              <w:rFonts w:eastAsia="Times New Roman"/>
+              <w:rFonts w:ascii="Times New Roman" w:eastAsia="Times New Roman" w:hAnsi="Times New Roman" w:cs="Times New Roman"/>
             </w:rPr>
           </w:pPr>
           <w:r>
             <w:rPr>
-              <w:rFonts w:eastAsia="Times New Roman"/>
+              <w:rFonts w:ascii="Times New Roman" w:eastAsia="Times New Roman" w:hAnsi="Times New Roman" w:cs="Times New Roman"/>
             </w:rPr>
             <w:t xml:space="preserve">Rosita, A. A., &amp; Tannar, O. (2024). PERAN DATA ANALIS DALAM MENDORONG KEPUTUSAN DAN STRATEGI BISNIS PERUSAHAAN. </w:t>
           </w:r>
           <w:r>
             <w:rPr>
-              <w:rFonts w:eastAsia="Times New Roman"/>
+              <w:rFonts w:ascii="Times New Roman" w:eastAsia="Times New Roman" w:hAnsi="Times New Roman" w:cs="Times New Roman"/>
               <w:i/>
               <w:iCs/>
             </w:rPr>
@@ -26875,13 +29223,13 @@
           </w:r>
           <w:r>
             <w:rPr>
-              <w:rFonts w:eastAsia="Times New Roman"/>
+              <w:rFonts w:ascii="Times New Roman" w:eastAsia="Times New Roman" w:hAnsi="Times New Roman" w:cs="Times New Roman"/>
             </w:rPr>
             <w:t xml:space="preserve">, </w:t>
           </w:r>
           <w:r>
             <w:rPr>
-              <w:rFonts w:eastAsia="Times New Roman"/>
+              <w:rFonts w:ascii="Times New Roman" w:eastAsia="Times New Roman" w:hAnsi="Times New Roman" w:cs="Times New Roman"/>
               <w:i/>
               <w:iCs/>
             </w:rPr>
@@ -26889,7 +29237,7 @@
           </w:r>
           <w:r>
             <w:rPr>
-              <w:rFonts w:eastAsia="Times New Roman"/>
+              <w:rFonts w:ascii="Times New Roman" w:eastAsia="Times New Roman" w:hAnsi="Times New Roman" w:cs="Times New Roman"/>
             </w:rPr>
             <w:t>(7).</w:t>
           </w:r>
@@ -26899,20 +29247,21 @@
             <w:autoSpaceDE w:val="0"/>
             <w:autoSpaceDN w:val="0"/>
             <w:ind w:hanging="480"/>
+            <w:jc w:val="both"/>
             <w:divId w:val="686099900"/>
             <w:rPr>
-              <w:rFonts w:eastAsia="Times New Roman"/>
+              <w:rFonts w:ascii="Times New Roman" w:eastAsia="Times New Roman" w:hAnsi="Times New Roman" w:cs="Times New Roman"/>
             </w:rPr>
           </w:pPr>
           <w:r>
             <w:rPr>
-              <w:rFonts w:eastAsia="Times New Roman"/>
+              <w:rFonts w:ascii="Times New Roman" w:eastAsia="Times New Roman" w:hAnsi="Times New Roman" w:cs="Times New Roman"/>
             </w:rPr>
             <w:t xml:space="preserve">Santhi, T., Monica Sari, A., Ketut Alit Maha Putra, D., Surya Mahendra, G., Putri Ariasih, M., Studi Sistem Informasi, P., &amp; Teknik dan Kejuruan, F. (2023). </w:t>
           </w:r>
           <w:r>
             <w:rPr>
-              <w:rFonts w:eastAsia="Times New Roman"/>
+              <w:rFonts w:ascii="Times New Roman" w:eastAsia="Times New Roman" w:hAnsi="Times New Roman" w:cs="Times New Roman"/>
               <w:i/>
               <w:iCs/>
             </w:rPr>
@@ -26920,7 +29269,7 @@
           </w:r>
           <w:r>
             <w:rPr>
-              <w:rFonts w:eastAsia="Times New Roman"/>
+              <w:rFonts w:ascii="Times New Roman" w:eastAsia="Times New Roman" w:hAnsi="Times New Roman" w:cs="Times New Roman"/>
             </w:rPr>
             <w:t xml:space="preserve"> (Vol. 3, Issue 2). https://ejurnal.umri.ac.id/index.php/SEIS/index</w:t>
           </w:r>
@@ -26930,21 +29279,21 @@
             <w:autoSpaceDE w:val="0"/>
             <w:autoSpaceDN w:val="0"/>
             <w:ind w:hanging="480"/>
+            <w:jc w:val="both"/>
             <w:divId w:val="852456309"/>
             <w:rPr>
-              <w:rFonts w:eastAsia="Times New Roman"/>
+              <w:rFonts w:ascii="Times New Roman" w:eastAsia="Times New Roman" w:hAnsi="Times New Roman" w:cs="Times New Roman"/>
             </w:rPr>
           </w:pPr>
           <w:r>
             <w:rPr>
-              <w:rFonts w:eastAsia="Times New Roman"/>
+              <w:rFonts w:ascii="Times New Roman" w:eastAsia="Times New Roman" w:hAnsi="Times New Roman" w:cs="Times New Roman"/>
             </w:rPr>
-            <w:lastRenderedPageBreak/>
             <w:t xml:space="preserve">Seda, F. S. S. E., Setyawati, L., Tirta, T., &amp; Nobel, K. (2020). Dataset on the cultural dimension of urban society food consumption in Indonesia. </w:t>
           </w:r>
           <w:r>
             <w:rPr>
-              <w:rFonts w:eastAsia="Times New Roman"/>
+              <w:rFonts w:ascii="Times New Roman" w:eastAsia="Times New Roman" w:hAnsi="Times New Roman" w:cs="Times New Roman"/>
               <w:i/>
               <w:iCs/>
             </w:rPr>
@@ -26952,13 +29301,13 @@
           </w:r>
           <w:r>
             <w:rPr>
-              <w:rFonts w:eastAsia="Times New Roman"/>
+              <w:rFonts w:ascii="Times New Roman" w:eastAsia="Times New Roman" w:hAnsi="Times New Roman" w:cs="Times New Roman"/>
             </w:rPr>
             <w:t xml:space="preserve">, </w:t>
           </w:r>
           <w:r>
             <w:rPr>
-              <w:rFonts w:eastAsia="Times New Roman"/>
+              <w:rFonts w:ascii="Times New Roman" w:eastAsia="Times New Roman" w:hAnsi="Times New Roman" w:cs="Times New Roman"/>
               <w:i/>
               <w:iCs/>
             </w:rPr>
@@ -26966,7 +29315,7 @@
           </w:r>
           <w:r>
             <w:rPr>
-              <w:rFonts w:eastAsia="Times New Roman"/>
+              <w:rFonts w:ascii="Times New Roman" w:eastAsia="Times New Roman" w:hAnsi="Times New Roman" w:cs="Times New Roman"/>
             </w:rPr>
             <w:t>, 105681.</w:t>
           </w:r>
@@ -26976,20 +29325,22 @@
             <w:autoSpaceDE w:val="0"/>
             <w:autoSpaceDN w:val="0"/>
             <w:ind w:hanging="480"/>
+            <w:jc w:val="both"/>
             <w:divId w:val="543294892"/>
             <w:rPr>
-              <w:rFonts w:eastAsia="Times New Roman"/>
+              <w:rFonts w:ascii="Times New Roman" w:eastAsia="Times New Roman" w:hAnsi="Times New Roman" w:cs="Times New Roman"/>
             </w:rPr>
           </w:pPr>
           <w:r>
             <w:rPr>
-              <w:rFonts w:eastAsia="Times New Roman"/>
+              <w:rFonts w:ascii="Times New Roman" w:eastAsia="Times New Roman" w:hAnsi="Times New Roman" w:cs="Times New Roman"/>
             </w:rPr>
+            <w:lastRenderedPageBreak/>
             <w:t xml:space="preserve">Sudrajat, W., &amp; Cholid, I. (2023). K-Nearest Neighbor (K-Nn) Untuk Penanganan Missing Value Pada Data Umkm. </w:t>
           </w:r>
           <w:r>
             <w:rPr>
-              <w:rFonts w:eastAsia="Times New Roman"/>
+              <w:rFonts w:ascii="Times New Roman" w:eastAsia="Times New Roman" w:hAnsi="Times New Roman" w:cs="Times New Roman"/>
               <w:i/>
               <w:iCs/>
             </w:rPr>
@@ -26997,13 +29348,13 @@
           </w:r>
           <w:r>
             <w:rPr>
-              <w:rFonts w:eastAsia="Times New Roman"/>
+              <w:rFonts w:ascii="Times New Roman" w:eastAsia="Times New Roman" w:hAnsi="Times New Roman" w:cs="Times New Roman"/>
             </w:rPr>
             <w:t xml:space="preserve">, </w:t>
           </w:r>
           <w:r>
             <w:rPr>
-              <w:rFonts w:eastAsia="Times New Roman"/>
+              <w:rFonts w:ascii="Times New Roman" w:eastAsia="Times New Roman" w:hAnsi="Times New Roman" w:cs="Times New Roman"/>
               <w:i/>
               <w:iCs/>
             </w:rPr>
@@ -27011,7 +29362,7 @@
           </w:r>
           <w:r>
             <w:rPr>
-              <w:rFonts w:eastAsia="Times New Roman"/>
+              <w:rFonts w:ascii="Times New Roman" w:eastAsia="Times New Roman" w:hAnsi="Times New Roman" w:cs="Times New Roman"/>
             </w:rPr>
             <w:t>(2), 54–63.</w:t>
           </w:r>
@@ -27021,20 +29372,21 @@
             <w:autoSpaceDE w:val="0"/>
             <w:autoSpaceDN w:val="0"/>
             <w:ind w:hanging="480"/>
+            <w:jc w:val="both"/>
             <w:divId w:val="269512306"/>
             <w:rPr>
-              <w:rFonts w:eastAsia="Times New Roman"/>
+              <w:rFonts w:ascii="Times New Roman" w:eastAsia="Times New Roman" w:hAnsi="Times New Roman" w:cs="Times New Roman"/>
             </w:rPr>
           </w:pPr>
           <w:r>
             <w:rPr>
-              <w:rFonts w:eastAsia="Times New Roman"/>
+              <w:rFonts w:ascii="Times New Roman" w:eastAsia="Times New Roman" w:hAnsi="Times New Roman" w:cs="Times New Roman"/>
             </w:rPr>
             <w:t xml:space="preserve">Sulasmono, B. S. (2012). Problem solving: Signifikansi, pengertian, dan ragamnya. </w:t>
           </w:r>
           <w:r>
             <w:rPr>
-              <w:rFonts w:eastAsia="Times New Roman"/>
+              <w:rFonts w:ascii="Times New Roman" w:eastAsia="Times New Roman" w:hAnsi="Times New Roman" w:cs="Times New Roman"/>
               <w:i/>
               <w:iCs/>
             </w:rPr>
@@ -27042,13 +29394,13 @@
           </w:r>
           <w:r>
             <w:rPr>
-              <w:rFonts w:eastAsia="Times New Roman"/>
+              <w:rFonts w:ascii="Times New Roman" w:eastAsia="Times New Roman" w:hAnsi="Times New Roman" w:cs="Times New Roman"/>
             </w:rPr>
             <w:t xml:space="preserve">, </w:t>
           </w:r>
           <w:r>
             <w:rPr>
-              <w:rFonts w:eastAsia="Times New Roman"/>
+              <w:rFonts w:ascii="Times New Roman" w:eastAsia="Times New Roman" w:hAnsi="Times New Roman" w:cs="Times New Roman"/>
               <w:i/>
               <w:iCs/>
             </w:rPr>
@@ -27056,7 +29408,7 @@
           </w:r>
           <w:r>
             <w:rPr>
-              <w:rFonts w:eastAsia="Times New Roman"/>
+              <w:rFonts w:ascii="Times New Roman" w:eastAsia="Times New Roman" w:hAnsi="Times New Roman" w:cs="Times New Roman"/>
             </w:rPr>
             <w:t>(2), 155–166.</w:t>
           </w:r>
@@ -27066,20 +29418,21 @@
             <w:autoSpaceDE w:val="0"/>
             <w:autoSpaceDN w:val="0"/>
             <w:ind w:hanging="480"/>
+            <w:jc w:val="both"/>
             <w:divId w:val="984092091"/>
             <w:rPr>
-              <w:rFonts w:eastAsia="Times New Roman"/>
+              <w:rFonts w:ascii="Times New Roman" w:eastAsia="Times New Roman" w:hAnsi="Times New Roman" w:cs="Times New Roman"/>
             </w:rPr>
           </w:pPr>
           <w:r>
             <w:rPr>
-              <w:rFonts w:eastAsia="Times New Roman"/>
+              <w:rFonts w:ascii="Times New Roman" w:eastAsia="Times New Roman" w:hAnsi="Times New Roman" w:cs="Times New Roman"/>
             </w:rPr>
             <w:t xml:space="preserve">Turyadi, M. N. M., &amp; Kusnandar, D. (n.d.). KAJIAN SIFAT DISTRIBUSI NORMAL BIVARIAT. </w:t>
           </w:r>
           <w:r>
             <w:rPr>
-              <w:rFonts w:eastAsia="Times New Roman"/>
+              <w:rFonts w:ascii="Times New Roman" w:eastAsia="Times New Roman" w:hAnsi="Times New Roman" w:cs="Times New Roman"/>
               <w:i/>
               <w:iCs/>
             </w:rPr>
@@ -27087,13 +29440,13 @@
           </w:r>
           <w:r>
             <w:rPr>
-              <w:rFonts w:eastAsia="Times New Roman"/>
+              <w:rFonts w:ascii="Times New Roman" w:eastAsia="Times New Roman" w:hAnsi="Times New Roman" w:cs="Times New Roman"/>
             </w:rPr>
             <w:t xml:space="preserve">, </w:t>
           </w:r>
           <w:r>
             <w:rPr>
-              <w:rFonts w:eastAsia="Times New Roman"/>
+              <w:rFonts w:ascii="Times New Roman" w:eastAsia="Times New Roman" w:hAnsi="Times New Roman" w:cs="Times New Roman"/>
               <w:i/>
               <w:iCs/>
             </w:rPr>
@@ -27101,7 +29454,7 @@
           </w:r>
           <w:r>
             <w:rPr>
-              <w:rFonts w:eastAsia="Times New Roman"/>
+              <w:rFonts w:ascii="Times New Roman" w:eastAsia="Times New Roman" w:hAnsi="Times New Roman" w:cs="Times New Roman"/>
             </w:rPr>
             <w:t>(02).</w:t>
           </w:r>
@@ -27111,20 +29464,21 @@
             <w:autoSpaceDE w:val="0"/>
             <w:autoSpaceDN w:val="0"/>
             <w:ind w:hanging="480"/>
+            <w:jc w:val="both"/>
             <w:divId w:val="705721047"/>
             <w:rPr>
-              <w:rFonts w:eastAsia="Times New Roman"/>
+              <w:rFonts w:ascii="Times New Roman" w:eastAsia="Times New Roman" w:hAnsi="Times New Roman" w:cs="Times New Roman"/>
             </w:rPr>
           </w:pPr>
           <w:r>
             <w:rPr>
-              <w:rFonts w:eastAsia="Times New Roman"/>
+              <w:rFonts w:ascii="Times New Roman" w:eastAsia="Times New Roman" w:hAnsi="Times New Roman" w:cs="Times New Roman"/>
             </w:rPr>
             <w:t xml:space="preserve">Widaningsih, S. (2019). Perbandingan Metode Data Mining Untuk Prediksi Nilai Dan Waktu Kelulusan Mahasiswa Prodi Teknik Informatika Dengan Algoritma C4, 5, Naïve Bayes, Knn Dan Svm. </w:t>
           </w:r>
           <w:r>
             <w:rPr>
-              <w:rFonts w:eastAsia="Times New Roman"/>
+              <w:rFonts w:ascii="Times New Roman" w:eastAsia="Times New Roman" w:hAnsi="Times New Roman" w:cs="Times New Roman"/>
               <w:i/>
               <w:iCs/>
             </w:rPr>
@@ -27132,13 +29486,13 @@
           </w:r>
           <w:r>
             <w:rPr>
-              <w:rFonts w:eastAsia="Times New Roman"/>
+              <w:rFonts w:ascii="Times New Roman" w:eastAsia="Times New Roman" w:hAnsi="Times New Roman" w:cs="Times New Roman"/>
             </w:rPr>
             <w:t xml:space="preserve">, </w:t>
           </w:r>
           <w:r>
             <w:rPr>
-              <w:rFonts w:eastAsia="Times New Roman"/>
+              <w:rFonts w:ascii="Times New Roman" w:eastAsia="Times New Roman" w:hAnsi="Times New Roman" w:cs="Times New Roman"/>
               <w:i/>
               <w:iCs/>
             </w:rPr>
@@ -27146,20 +29500,22 @@
           </w:r>
           <w:r>
             <w:rPr>
-              <w:rFonts w:eastAsia="Times New Roman"/>
+              <w:rFonts w:ascii="Times New Roman" w:eastAsia="Times New Roman" w:hAnsi="Times New Roman" w:cs="Times New Roman"/>
             </w:rPr>
             <w:t>(1), 16–25.</w:t>
           </w:r>
         </w:p>
         <w:p>
           <w:pPr>
+            <w:jc w:val="both"/>
             <w:rPr>
+              <w:rFonts w:ascii="Times New Roman" w:hAnsi="Times New Roman" w:cs="Times New Roman"/>
               <w:color w:val="000000"/>
             </w:rPr>
           </w:pPr>
           <w:r>
             <w:rPr>
-              <w:rFonts w:eastAsia="Times New Roman"/>
+              <w:rFonts w:ascii="Times New Roman" w:eastAsia="Times New Roman" w:hAnsi="Times New Roman" w:cs="Times New Roman"/>
             </w:rPr>
             <w:t> </w:t>
           </w:r>
@@ -27275,6 +29631,9 @@
 <w:ftr xmlns:wpc="http://schemas.microsoft.com/office/word/2010/wordprocessingCanvas" xmlns:cx="http://schemas.microsoft.com/office/drawing/2014/chartex" xmlns:cx1="http://schemas.microsoft.com/office/drawing/2015/9/8/chartex" xmlns:cx2="http://schemas.microsoft.com/office/drawing/2015/10/21/chartex" xmlns:cx3="http://schemas.microsoft.com/office/drawing/2016/5/9/chartex" xmlns:cx4="http://schemas.microsoft.com/office/drawing/2016/5/10/chartex" xmlns:cx5="http://schemas.microsoft.com/office/drawing/2016/5/11/chartex" xmlns:cx6="http://schemas.microsoft.com/office/drawing/2016/5/12/chartex" xmlns:cx7="http://schemas.microsoft.com/office/drawing/2016/5/13/chartex" xmlns:cx8="http://schemas.microsoft.com/office/drawing/2016/5/14/chartex" xmlns:mc="http://schemas.openxmlformats.org/markup-compatibility/2006" xmlns:aink="http://schemas.microsoft.com/office/drawing/2016/ink" xmlns:am3d="http://schemas.microsoft.com/office/drawing/2017/model3d" xmlns:o="urn:schemas-microsoft-com:office:office" xmlns:oel="http://schemas.microsoft.com/office/2019/extlst" xmlns:r="http://schemas.openxmlformats.org/officeDocument/2006/relationships" xmlns:m="http://schemas.openxmlformats.org/officeDocument/2006/math" xmlns:v="urn:schemas-microsoft-com:vml" xmlns:wp14="http://schemas.microsoft.com/office/word/2010/wordprocessingDrawing" xmlns:wp="http://schemas.openxmlformats.org/drawingml/2006/wordprocessingDrawing" xmlns:w10="urn:schemas-microsoft-com:office:word" xmlns:w="http://schemas.openxmlformats.org/wordprocessingml/2006/main" xmlns:w14="http://schemas.microsoft.com/office/word/2010/wordml" xmlns:w15="http://schemas.microsoft.com/office/word/2012/wordml" xmlns:w16cex="http://schemas.microsoft.com/office/word/2018/wordml/cex" xmlns:w16cid="http://schemas.microsoft.com/office/word/2016/wordml/cid" xmlns:w16="http://schemas.microsoft.com/office/word/2018/wordml" xmlns:w16du="http://schemas.microsoft.com/office/word/2023/wordml/word16du" xmlns:w16sdtdh="http://schemas.microsoft.com/office/word/2020/wordml/sdtdatahash" xmlns:w16sdtfl="http://schemas.microsoft.com/office/word/2024/wordml/sdtformatlock" xmlns:w16se="http://schemas.microsoft.com/office/word/2015/wordml/symex" xmlns:wpg="http://schemas.microsoft.com/office/word/2010/wordprocessingGroup" xmlns:wpi="http://schemas.microsoft.com/office/word/2010/wordprocessingInk" xmlns:wne="http://schemas.microsoft.com/office/word/2006/wordml" xmlns:wps="http://schemas.microsoft.com/office/word/2010/wordprocessingShape" mc:Ignorable="w14 w15 w16se w16cid w16 w16cex w16sdtdh w16sdtfl w16du wp14">
   <w:sdt>
     <w:sdtPr>
+      <w:rPr>
+        <w:rFonts w:ascii="Times New Roman" w:hAnsi="Times New Roman" w:cs="Times New Roman"/>
+      </w:rPr>
       <w:id w:val="1585340561"/>
       <w:docPartObj>
         <w:docPartGallery w:val="Page Numbers (Bottom of Page)"/>
@@ -27291,24 +29650,38 @@
         <w:pPr>
           <w:pStyle w:val="Footer"/>
           <w:jc w:val="center"/>
+          <w:rPr>
+            <w:rFonts w:ascii="Times New Roman" w:hAnsi="Times New Roman" w:cs="Times New Roman"/>
+          </w:rPr>
         </w:pPr>
         <w:r>
+          <w:rPr>
+            <w:rFonts w:ascii="Times New Roman" w:hAnsi="Times New Roman" w:cs="Times New Roman"/>
+          </w:rPr>
           <w:fldChar w:fldCharType="begin"/>
         </w:r>
         <w:r>
+          <w:rPr>
+            <w:rFonts w:ascii="Times New Roman" w:hAnsi="Times New Roman" w:cs="Times New Roman"/>
+          </w:rPr>
           <w:instrText xml:space="preserve"> PAGE   \* MERGEFORMAT </w:instrText>
         </w:r>
         <w:r>
+          <w:rPr>
+            <w:rFonts w:ascii="Times New Roman" w:hAnsi="Times New Roman" w:cs="Times New Roman"/>
+          </w:rPr>
           <w:fldChar w:fldCharType="separate"/>
         </w:r>
         <w:r>
           <w:rPr>
+            <w:rFonts w:ascii="Times New Roman" w:hAnsi="Times New Roman" w:cs="Times New Roman"/>
             <w:noProof/>
           </w:rPr>
           <w:t>2</w:t>
         </w:r>
         <w:r>
           <w:rPr>
+            <w:rFonts w:ascii="Times New Roman" w:hAnsi="Times New Roman" w:cs="Times New Roman"/>
             <w:noProof/>
           </w:rPr>
           <w:fldChar w:fldCharType="end"/>
@@ -27319,6 +29692,9 @@
   <w:p>
     <w:pPr>
       <w:pStyle w:val="Footer"/>
+      <w:rPr>
+        <w:rFonts w:ascii="Times New Roman" w:hAnsi="Times New Roman" w:cs="Times New Roman"/>
+      </w:rPr>
     </w:pPr>
   </w:p>
 </w:ftr>
@@ -27381,6 +29757,9 @@
 <w:ftr xmlns:wpc="http://schemas.microsoft.com/office/word/2010/wordprocessingCanvas" xmlns:cx="http://schemas.microsoft.com/office/drawing/2014/chartex" xmlns:cx1="http://schemas.microsoft.com/office/drawing/2015/9/8/chartex" xmlns:cx2="http://schemas.microsoft.com/office/drawing/2015/10/21/chartex" xmlns:cx3="http://schemas.microsoft.com/office/drawing/2016/5/9/chartex" xmlns:cx4="http://schemas.microsoft.com/office/drawing/2016/5/10/chartex" xmlns:cx5="http://schemas.microsoft.com/office/drawing/2016/5/11/chartex" xmlns:cx6="http://schemas.microsoft.com/office/drawing/2016/5/12/chartex" xmlns:cx7="http://schemas.microsoft.com/office/drawing/2016/5/13/chartex" xmlns:cx8="http://schemas.microsoft.com/office/drawing/2016/5/14/chartex" xmlns:mc="http://schemas.openxmlformats.org/markup-compatibility/2006" xmlns:aink="http://schemas.microsoft.com/office/drawing/2016/ink" xmlns:am3d="http://schemas.microsoft.com/office/drawing/2017/model3d" xmlns:o="urn:schemas-microsoft-com:office:office" xmlns:oel="http://schemas.microsoft.com/office/2019/extlst" xmlns:r="http://schemas.openxmlformats.org/officeDocument/2006/relationships" xmlns:m="http://schemas.openxmlformats.org/officeDocument/2006/math" xmlns:v="urn:schemas-microsoft-com:vml" xmlns:wp14="http://schemas.microsoft.com/office/word/2010/wordprocessingDrawing" xmlns:wp="http://schemas.openxmlformats.org/drawingml/2006/wordprocessingDrawing" xmlns:w10="urn:schemas-microsoft-com:office:word" xmlns:w="http://schemas.openxmlformats.org/wordprocessingml/2006/main" xmlns:w14="http://schemas.microsoft.com/office/word/2010/wordml" xmlns:w15="http://schemas.microsoft.com/office/word/2012/wordml" xmlns:w16cex="http://schemas.microsoft.com/office/word/2018/wordml/cex" xmlns:w16cid="http://schemas.microsoft.com/office/word/2016/wordml/cid" xmlns:w16="http://schemas.microsoft.com/office/word/2018/wordml" xmlns:w16du="http://schemas.microsoft.com/office/word/2023/wordml/word16du" xmlns:w16sdtdh="http://schemas.microsoft.com/office/word/2020/wordml/sdtdatahash" xmlns:w16sdtfl="http://schemas.microsoft.com/office/word/2024/wordml/sdtformatlock" xmlns:w16se="http://schemas.microsoft.com/office/word/2015/wordml/symex" xmlns:wpg="http://schemas.microsoft.com/office/word/2010/wordprocessingGroup" xmlns:wpi="http://schemas.microsoft.com/office/word/2010/wordprocessingInk" xmlns:wne="http://schemas.microsoft.com/office/word/2006/wordml" xmlns:wps="http://schemas.microsoft.com/office/word/2010/wordprocessingShape" mc:Ignorable="w14 w15 w16se w16cid w16 w16cex w16sdtdh w16sdtfl w16du wp14">
   <w:sdt>
     <w:sdtPr>
+      <w:rPr>
+        <w:rFonts w:ascii="Times New Roman" w:hAnsi="Times New Roman" w:cs="Times New Roman"/>
+      </w:rPr>
       <w:id w:val="774451785"/>
       <w:docPartObj>
         <w:docPartGallery w:val="Page Numbers (Bottom of Page)"/>
@@ -27397,24 +29776,38 @@
         <w:pPr>
           <w:pStyle w:val="Footer"/>
           <w:jc w:val="center"/>
+          <w:rPr>
+            <w:rFonts w:ascii="Times New Roman" w:hAnsi="Times New Roman" w:cs="Times New Roman"/>
+          </w:rPr>
         </w:pPr>
         <w:r>
+          <w:rPr>
+            <w:rFonts w:ascii="Times New Roman" w:hAnsi="Times New Roman" w:cs="Times New Roman"/>
+          </w:rPr>
           <w:fldChar w:fldCharType="begin"/>
         </w:r>
         <w:r>
+          <w:rPr>
+            <w:rFonts w:ascii="Times New Roman" w:hAnsi="Times New Roman" w:cs="Times New Roman"/>
+          </w:rPr>
           <w:instrText xml:space="preserve"> PAGE   \* MERGEFORMAT </w:instrText>
         </w:r>
         <w:r>
+          <w:rPr>
+            <w:rFonts w:ascii="Times New Roman" w:hAnsi="Times New Roman" w:cs="Times New Roman"/>
+          </w:rPr>
           <w:fldChar w:fldCharType="separate"/>
         </w:r>
         <w:r>
           <w:rPr>
+            <w:rFonts w:ascii="Times New Roman" w:hAnsi="Times New Roman" w:cs="Times New Roman"/>
             <w:noProof/>
           </w:rPr>
           <w:t>2</w:t>
         </w:r>
         <w:r>
           <w:rPr>
+            <w:rFonts w:ascii="Times New Roman" w:hAnsi="Times New Roman" w:cs="Times New Roman"/>
             <w:noProof/>
           </w:rPr>
           <w:fldChar w:fldCharType="end"/>
@@ -27425,6 +29818,9 @@
   <w:p>
     <w:pPr>
       <w:pStyle w:val="Footer"/>
+      <w:rPr>
+        <w:rFonts w:ascii="Times New Roman" w:hAnsi="Times New Roman" w:cs="Times New Roman"/>
+      </w:rPr>
     </w:pPr>
   </w:p>
 </w:ftr>
@@ -34835,11 +37231,13 @@
     <w:rsid w:val="0029117C"/>
     <w:rsid w:val="002A4EB4"/>
     <w:rsid w:val="002E4447"/>
+    <w:rsid w:val="00307B88"/>
     <w:rsid w:val="00444EA3"/>
     <w:rsid w:val="00462B05"/>
     <w:rsid w:val="004B24DA"/>
     <w:rsid w:val="005A7160"/>
     <w:rsid w:val="005E1BF2"/>
+    <w:rsid w:val="006317CD"/>
     <w:rsid w:val="006901B0"/>
     <w:rsid w:val="006E1BAB"/>
     <w:rsid w:val="00724939"/>

--- a/non-website/Laporan Akhir KP/2203040182 - Dhika Ramadhan Saputra - Laporan KP - Revisi 2 (final acc).docx
+++ b/non-website/Laporan Akhir KP/2203040182 - Dhika Ramadhan Saputra - Laporan KP - Revisi 2 (final acc).docx
@@ -3687,40 +3687,17 @@
     </w:p>
     <w:p>
       <w:pPr>
-        <w:tabs>
-          <w:tab w:val="center" w:pos="3970"/>
-        </w:tabs>
-        <w:spacing w:line="480" w:lineRule="auto"/>
-        <w:rPr>
-          <w:rFonts w:ascii="Times New Roman" w:hAnsi="Times New Roman" w:cs="Times New Roman"/>
-        </w:rPr>
-      </w:pPr>
-      <w:r>
-        <w:rPr>
-          <w:rFonts w:ascii="Times New Roman" w:hAnsi="Times New Roman" w:cs="Times New Roman"/>
-        </w:rPr>
+        <w:pStyle w:val="Heading2"/>
+      </w:pPr>
+      <w:r>
         <w:br w:type="page"/>
       </w:r>
       <w:r>
-        <w:rPr>
-          <w:rFonts w:ascii="Times New Roman" w:hAnsi="Times New Roman" w:cs="Times New Roman"/>
-        </w:rPr>
         <w:lastRenderedPageBreak/>
         <w:tab/>
       </w:r>
-    </w:p>
-    <w:p>
-      <w:pPr>
-        <w:pStyle w:val="Heading2"/>
-        <w:rPr>
-          <w:rFonts w:cs="Times New Roman"/>
-        </w:rPr>
-      </w:pPr>
       <w:bookmarkStart w:id="10" w:name="_Toc200619282"/>
       <w:r>
-        <w:rPr>
-          <w:rFonts w:cs="Times New Roman"/>
-        </w:rPr>
         <w:t>DAFTAR GAMBAR</w:t>
       </w:r>
       <w:bookmarkEnd w:id="10"/>
@@ -13032,7 +13009,7 @@
         </w:rPr>
         <w:lastRenderedPageBreak/>
         <w:drawing>
-          <wp:inline distT="0" distB="0" distL="0" distR="0" wp14:anchorId="75188C27" wp14:editId="68F02856">
+          <wp:inline distT="0" distB="0" distL="0" distR="0" wp14:anchorId="75188C27" wp14:editId="49DD1669">
             <wp:extent cx="5004000" cy="1844909"/>
             <wp:effectExtent l="19050" t="19050" r="25400" b="22225"/>
             <wp:docPr id="783286403" name="Picture 4"/>
@@ -13464,7 +13441,7 @@
         </w:rPr>
         <w:lastRenderedPageBreak/>
         <w:drawing>
-          <wp:inline distT="0" distB="0" distL="0" distR="0" wp14:anchorId="02EBA956" wp14:editId="31E9946F">
+          <wp:inline distT="0" distB="0" distL="0" distR="0" wp14:anchorId="02EBA956" wp14:editId="3487693D">
             <wp:extent cx="3888000" cy="2160000"/>
             <wp:effectExtent l="19050" t="19050" r="17780" b="12065"/>
             <wp:docPr id="102117401" name="Picture 5"/>
@@ -19608,7 +19585,7 @@
           <w:noProof/>
         </w:rPr>
         <w:drawing>
-          <wp:inline distT="0" distB="0" distL="0" distR="0" wp14:anchorId="2E33B11D" wp14:editId="3318782A">
+          <wp:inline distT="0" distB="0" distL="0" distR="0" wp14:anchorId="2E33B11D" wp14:editId="3011C38B">
             <wp:extent cx="4475759" cy="4824000"/>
             <wp:effectExtent l="0" t="0" r="1270" b="0"/>
             <wp:docPr id="147966725" name="Picture 9"/>
@@ -37231,6 +37208,7 @@
     <w:rsid w:val="0029117C"/>
     <w:rsid w:val="002A4EB4"/>
     <w:rsid w:val="002E4447"/>
+    <w:rsid w:val="002F138D"/>
     <w:rsid w:val="00307B88"/>
     <w:rsid w:val="00444EA3"/>
     <w:rsid w:val="00462B05"/>
@@ -37243,6 +37221,7 @@
     <w:rsid w:val="00724939"/>
     <w:rsid w:val="00751EDB"/>
     <w:rsid w:val="00763159"/>
+    <w:rsid w:val="007825B2"/>
     <w:rsid w:val="0081424B"/>
     <w:rsid w:val="008F2E33"/>
     <w:rsid w:val="00966163"/>
